--- a/Docs/ТЗ.Разработка плагина «Табуретка» для САПР Компас-3D.docx
+++ b/Docs/ТЗ.Разработка плагина «Табуретка» для САПР Компас-3D.docx
@@ -543,6 +543,15 @@
     </w:p>
     <w:sdt>
       <w:sdtPr>
+        <w:rPr>
+          <w:rFonts w:ascii="Times New Roman" w:eastAsiaTheme="minorHAnsi" w:hAnsi="Times New Roman" w:cstheme="minorBidi"/>
+          <w:color w:val="auto"/>
+          <w:kern w:val="2"/>
+          <w:sz w:val="28"/>
+          <w:szCs w:val="24"/>
+          <w:lang w:eastAsia="en-US"/>
+          <w14:ligatures w14:val="standardContextual"/>
+        </w:rPr>
         <w:id w:val="447124823"/>
         <w:docPartObj>
           <w:docPartGallery w:val="Table of Contents"/>
@@ -551,15 +560,8 @@
       </w:sdtPr>
       <w:sdtEndPr>
         <w:rPr>
-          <w:rFonts w:ascii="Times New Roman" w:eastAsiaTheme="minorHAnsi" w:hAnsi="Times New Roman" w:cstheme="minorBidi"/>
           <w:b/>
           <w:bCs/>
-          <w:color w:val="auto"/>
-          <w:kern w:val="2"/>
-          <w:sz w:val="28"/>
-          <w:szCs w:val="24"/>
-          <w:lang w:eastAsia="en-US"/>
-          <w14:ligatures w14:val="standardContextual"/>
         </w:rPr>
       </w:sdtEndPr>
       <w:sdtContent>
@@ -2251,6 +2253,7 @@
           <w:lang w:eastAsia="zh-CN"/>
           <w14:ligatures w14:val="none"/>
         </w:rPr>
+        <w:lastRenderedPageBreak/>
         <w:t>1 ОБЩИЕ СВЕДЕНИЯ</w:t>
       </w:r>
       <w:bookmarkEnd w:id="0"/>
@@ -2354,7 +2357,37 @@
           <w:lang w:eastAsia="zh-CN"/>
           <w14:ligatures w14:val="none"/>
         </w:rPr>
-        <w:t>» для системы автоматизированного проектирования (САПР) Компас 3</w:t>
+        <w:t>» для системы автоматизированного проектирования (САПР)</w:t>
+      </w:r>
+      <w:r>
+        <w:rPr>
+          <w:rFonts w:eastAsia="SimSun" w:cs="Times New Roman"/>
+          <w:kern w:val="0"/>
+          <w:szCs w:val="28"/>
+          <w:lang w:eastAsia="zh-CN"/>
+          <w14:ligatures w14:val="none"/>
+        </w:rPr>
+        <w:t xml:space="preserve"> </w:t>
+      </w:r>
+      <w:r>
+        <w:rPr>
+          <w:rFonts w:eastAsia="SimSun" w:cs="Times New Roman"/>
+          <w:kern w:val="0"/>
+          <w:szCs w:val="28"/>
+          <w:lang w:eastAsia="zh-CN"/>
+          <w14:ligatures w14:val="none"/>
+        </w:rPr>
+        <w:t>«</w:t>
+      </w:r>
+      <w:r>
+        <w:rPr>
+          <w:rFonts w:eastAsia="SimSun" w:cs="Times New Roman"/>
+          <w:kern w:val="0"/>
+          <w:szCs w:val="28"/>
+          <w:lang w:eastAsia="zh-CN"/>
+          <w14:ligatures w14:val="none"/>
+        </w:rPr>
+        <w:t>Компас 3</w:t>
       </w:r>
       <w:r>
         <w:rPr>
@@ -2365,6 +2398,16 @@
           <w14:ligatures w14:val="none"/>
         </w:rPr>
         <w:t>D</w:t>
+      </w:r>
+      <w:r>
+        <w:rPr>
+          <w:rFonts w:eastAsia="SimSun" w:cs="Times New Roman"/>
+          <w:kern w:val="0"/>
+          <w:szCs w:val="28"/>
+          <w:lang w:eastAsia="zh-CN"/>
+          <w14:ligatures w14:val="none"/>
+        </w:rPr>
+        <w:t>»</w:t>
       </w:r>
       <w:r>
         <w:rPr>
@@ -3131,7 +3174,27 @@
           <w:lang w:eastAsia="zh-CN"/>
           <w14:ligatures w14:val="none"/>
         </w:rPr>
-        <w:t>» для САПР Компас 3</w:t>
+        <w:t xml:space="preserve">» для САПР </w:t>
+      </w:r>
+      <w:r>
+        <w:rPr>
+          <w:rFonts w:eastAsia="SimSun" w:cs="Times New Roman"/>
+          <w:kern w:val="0"/>
+          <w:szCs w:val="28"/>
+          <w:lang w:eastAsia="zh-CN"/>
+          <w14:ligatures w14:val="none"/>
+        </w:rPr>
+        <w:t>«</w:t>
+      </w:r>
+      <w:r>
+        <w:rPr>
+          <w:rFonts w:eastAsia="SimSun" w:cs="Times New Roman"/>
+          <w:kern w:val="0"/>
+          <w:szCs w:val="28"/>
+          <w:lang w:eastAsia="zh-CN"/>
+          <w14:ligatures w14:val="none"/>
+        </w:rPr>
+        <w:t>Компас 3</w:t>
       </w:r>
       <w:r>
         <w:rPr>
@@ -3142,6 +3205,16 @@
           <w14:ligatures w14:val="none"/>
         </w:rPr>
         <w:t>D</w:t>
+      </w:r>
+      <w:r>
+        <w:rPr>
+          <w:rFonts w:eastAsia="SimSun" w:cs="Times New Roman"/>
+          <w:kern w:val="0"/>
+          <w:szCs w:val="28"/>
+          <w:lang w:eastAsia="zh-CN"/>
+          <w14:ligatures w14:val="none"/>
+        </w:rPr>
+        <w:t>»</w:t>
       </w:r>
       <w:r>
         <w:rPr>
@@ -3270,7 +3343,24 @@
           <w:lang w:eastAsia="zh-CN"/>
           <w14:ligatures w14:val="none"/>
         </w:rPr>
-        <w:t>Назначение разрабатываемого плагина — ускорение и упрощение процесса проектирования табуреток путем автоматического построения 3D-модели по заданным пользователем параметрам. Плагин позволяет конструкторам и дизайнерам мебели быстро создавать и редактировать модели табуреток без необходимости ручного построения в САПР.</w:t>
+        <w:t xml:space="preserve">Назначение разрабатываемого плагина </w:t>
+      </w:r>
+      <w:r>
+        <w:rPr>
+          <w:rFonts w:eastAsia="Times New Roman"/>
+          <w:szCs w:val="28"/>
+        </w:rPr>
+        <w:t>–</w:t>
+      </w:r>
+      <w:r>
+        <w:rPr>
+          <w:rFonts w:eastAsia="SimSun" w:cs="Times New Roman"/>
+          <w:kern w:val="0"/>
+          <w:szCs w:val="28"/>
+          <w:lang w:eastAsia="zh-CN"/>
+          <w14:ligatures w14:val="none"/>
+        </w:rPr>
+        <w:t xml:space="preserve"> ускорение и упрощение процесса проектирования табуреток путем автоматического построения 3D-модели по заданным пользователем параметрам. Плагин позволяет конструкторам и дизайнерам мебели быстро создавать и редактировать модели табуреток без необходимости ручного построения в САПР.</w:t>
       </w:r>
       <w:r>
         <w:rPr>
@@ -3941,7 +4031,6 @@
           <w:lang w:eastAsia="zh-CN"/>
           <w14:ligatures w14:val="none"/>
         </w:rPr>
-        <w:lastRenderedPageBreak/>
         <w:t xml:space="preserve">Пример: изначально указаны параметры: H = 450, d = 40. Таким образом: </w:t>
       </w:r>
       <w:proofErr w:type="gramStart"/>
@@ -4050,7 +4139,27 @@
           <w:lang w:eastAsia="zh-CN"/>
           <w14:ligatures w14:val="none"/>
         </w:rPr>
-        <w:t>» в САПР Компас 3</w:t>
+        <w:t xml:space="preserve">» в САПР </w:t>
+      </w:r>
+      <w:r>
+        <w:rPr>
+          <w:rFonts w:eastAsia="SimSun" w:cs="Times New Roman"/>
+          <w:kern w:val="0"/>
+          <w:szCs w:val="28"/>
+          <w:lang w:eastAsia="zh-CN"/>
+          <w14:ligatures w14:val="none"/>
+        </w:rPr>
+        <w:t>«</w:t>
+      </w:r>
+      <w:r>
+        <w:rPr>
+          <w:rFonts w:eastAsia="SimSun" w:cs="Times New Roman"/>
+          <w:kern w:val="0"/>
+          <w:szCs w:val="28"/>
+          <w:lang w:eastAsia="zh-CN"/>
+          <w14:ligatures w14:val="none"/>
+        </w:rPr>
+        <w:t>Компас 3</w:t>
       </w:r>
       <w:r>
         <w:rPr>
@@ -4070,6 +4179,16 @@
           <w:lang w:eastAsia="zh-CN"/>
           <w14:ligatures w14:val="none"/>
         </w:rPr>
+        <w:t>»</w:t>
+      </w:r>
+      <w:r>
+        <w:rPr>
+          <w:rFonts w:eastAsia="SimSun" w:cs="Times New Roman"/>
+          <w:kern w:val="0"/>
+          <w:szCs w:val="28"/>
+          <w:lang w:eastAsia="zh-CN"/>
+          <w14:ligatures w14:val="none"/>
+        </w:rPr>
         <w:t>. В плагине должны проходить проверки значений, вводимых пользователем. Реализуемый плагин должен обеспечивать обработку ошибочных ситуаций, возникающих в процессе работы. При нажатии на кнопку «Построить» должна проходить проверка правильности ввода данных. Если данные некорректные, то должно высветиться окно с ошибкой построения и не будут применяться введённые параметры.</w:t>
       </w:r>
     </w:p>
@@ -4207,21 +4326,20 @@
           <w:rFonts w:eastAsia="SimSun" w:cs="Times New Roman"/>
           <w:kern w:val="0"/>
           <w:szCs w:val="28"/>
-          <w:u w:val="single"/>
-          <w:lang w:eastAsia="zh-CN"/>
-          <w14:ligatures w14:val="none"/>
-        </w:rPr>
-        <w:t>одной</w:t>
-      </w:r>
-      <w:r>
-        <w:rPr>
-          <w:rFonts w:eastAsia="SimSun" w:cs="Times New Roman"/>
-          <w:kern w:val="0"/>
-          <w:szCs w:val="28"/>
-          <w:lang w:eastAsia="zh-CN"/>
-          <w14:ligatures w14:val="none"/>
-        </w:rPr>
-        <w:t xml:space="preserve"> минуты;</w:t>
+          <w:lang w:eastAsia="zh-CN"/>
+          <w14:ligatures w14:val="none"/>
+        </w:rPr>
+        <w:t xml:space="preserve">одной </w:t>
+      </w:r>
+      <w:r>
+        <w:rPr>
+          <w:rFonts w:eastAsia="SimSun" w:cs="Times New Roman"/>
+          <w:kern w:val="0"/>
+          <w:szCs w:val="28"/>
+          <w:lang w:eastAsia="zh-CN"/>
+          <w14:ligatures w14:val="none"/>
+        </w:rPr>
+        <w:t>минуты;</w:t>
       </w:r>
     </w:p>
     <w:p>
@@ -4332,7 +4450,6 @@
         <w:rPr>
           <w:lang w:eastAsia="zh-CN"/>
         </w:rPr>
-        <w:lastRenderedPageBreak/>
         <w:t>3.1.5 Требования к безопасности</w:t>
       </w:r>
       <w:r>
@@ -4631,14 +4748,13 @@
     <w:p>
       <w:pPr>
         <w:rPr>
-          <w:lang w:val="en-US" w:eastAsia="zh-CN"/>
-        </w:rPr>
-      </w:pPr>
-      <w:r>
-        <w:rPr>
-          <w:lang w:eastAsia="zh-CN"/>
-        </w:rPr>
-        <w:lastRenderedPageBreak/>
+          <w:lang w:eastAsia="zh-CN"/>
+        </w:rPr>
+      </w:pPr>
+      <w:r>
+        <w:rPr>
+          <w:lang w:eastAsia="zh-CN"/>
+        </w:rPr>
         <w:t>Разработка системы должна осуществляться в рамках рекомендаций по стандартизации Р 50-54-38-88 «Общесистемное ядро САПР машиностроительного применения. Общие требования».</w:t>
       </w:r>
     </w:p>
@@ -4705,36 +4821,88 @@
           <w:rFonts w:eastAsia="Times New Roman"/>
           <w:szCs w:val="28"/>
         </w:rPr>
-        <w:t>Табуретка — изделие мебели, состоящее из сиденья и ножек, предназначенное для сидения без спинки. Конструкция табуретки представляет собой прямоугольное сиденье с четырьмя цилиндрическими ножками, расположенными по углам. Поскольку табуретка симметрична и состоит из повторяющихся элементов (четыре ножки), достаточно спроектировать одну ножку и размножить ее с помощью массива.</w:t>
-      </w:r>
-    </w:p>
-    <w:p>
-      <w:pPr>
+        <w:t>Табуретка</w:t>
+      </w:r>
+      <w:r>
         <w:rPr>
           <w:rFonts w:eastAsia="Times New Roman"/>
           <w:szCs w:val="28"/>
         </w:rPr>
-      </w:pPr>
+        <w:t xml:space="preserve"> </w:t>
+      </w:r>
       <w:r>
         <w:rPr>
           <w:rFonts w:eastAsia="Times New Roman"/>
           <w:szCs w:val="28"/>
         </w:rPr>
-        <w:t>В рамках задачи должен быть спроектирован и реализован механизм задания параметров с проверкой их корректности, а также разработана система взаимодействия с API САПР “Компас-3D”, производящая построение табуретки по заданным параметрам.</w:t>
-      </w:r>
-    </w:p>
-    <w:p>
-      <w:pPr>
+        <w:t>–</w:t>
+      </w:r>
+      <w:r>
         <w:rPr>
           <w:rFonts w:eastAsia="Times New Roman"/>
           <w:szCs w:val="28"/>
         </w:rPr>
-      </w:pPr>
-      <w:r>
+        <w:t xml:space="preserve"> изделие мебели, состоящее из сиденья и ножек, предназначенное для сидения без спинки. Конструкция табуретки представляет собой прямоугольное сиденье с четырьмя цилиндрическими ножками, расположенными по углам. Поскольку табуретка симметрична и состоит из повторяющихся элементов (четыре ножки), достаточно спроектировать одну ножку и размножить ее с помощью массива.</w:t>
+      </w:r>
+    </w:p>
+    <w:p>
+      <w:pPr>
         <w:rPr>
           <w:rFonts w:eastAsia="Times New Roman"/>
           <w:szCs w:val="28"/>
         </w:rPr>
+      </w:pPr>
+      <w:r>
+        <w:rPr>
+          <w:rFonts w:eastAsia="Times New Roman"/>
+          <w:szCs w:val="28"/>
+        </w:rPr>
+        <w:t xml:space="preserve">В рамках задачи должен быть спроектирован и реализован механизм задания параметров с проверкой их корректности, а также разработана система взаимодействия с API САПР </w:t>
+      </w:r>
+      <w:r>
+        <w:rPr>
+          <w:rFonts w:eastAsia="Times New Roman"/>
+          <w:szCs w:val="28"/>
+        </w:rPr>
+        <w:t>«</w:t>
+      </w:r>
+      <w:r>
+        <w:rPr>
+          <w:rFonts w:eastAsia="Times New Roman"/>
+          <w:szCs w:val="28"/>
+        </w:rPr>
+        <w:t>Компас-3D</w:t>
+      </w:r>
+      <w:r>
+        <w:rPr>
+          <w:rFonts w:eastAsia="SimSun" w:cs="Times New Roman"/>
+          <w:kern w:val="0"/>
+          <w:szCs w:val="28"/>
+          <w:lang w:eastAsia="zh-CN"/>
+          <w14:ligatures w14:val="none"/>
+        </w:rPr>
+        <w:t>»</w:t>
+      </w:r>
+      <w:r>
+        <w:rPr>
+          <w:rFonts w:eastAsia="Times New Roman"/>
+          <w:szCs w:val="28"/>
+        </w:rPr>
+        <w:t>, производящая построение табуретки по заданным параметрам.</w:t>
+      </w:r>
+    </w:p>
+    <w:p>
+      <w:pPr>
+        <w:rPr>
+          <w:rFonts w:eastAsia="Times New Roman"/>
+          <w:szCs w:val="28"/>
+        </w:rPr>
+      </w:pPr>
+      <w:r>
+        <w:rPr>
+          <w:rFonts w:eastAsia="Times New Roman"/>
+          <w:szCs w:val="28"/>
+        </w:rPr>
         <w:t>Перечень функций, выполняемых плагином:</w:t>
       </w:r>
     </w:p>
@@ -4909,15 +5077,43 @@
           <w:rFonts w:eastAsia="Times New Roman"/>
           <w:szCs w:val="28"/>
         </w:rPr>
-        <w:t>– вывод готовой модели в окне САПР Компас-3D.</w:t>
-      </w:r>
-    </w:p>
-    <w:p>
-      <w:pPr>
+        <w:t xml:space="preserve">– вывод готовой модели в окне САПР </w:t>
+      </w:r>
+      <w:r>
         <w:rPr>
           <w:rFonts w:eastAsia="Times New Roman"/>
           <w:szCs w:val="28"/>
         </w:rPr>
+        <w:t>«</w:t>
+      </w:r>
+      <w:r>
+        <w:rPr>
+          <w:rFonts w:eastAsia="Times New Roman"/>
+          <w:szCs w:val="28"/>
+        </w:rPr>
+        <w:t>Компас-3D</w:t>
+      </w:r>
+      <w:r>
+        <w:rPr>
+          <w:rFonts w:eastAsia="Times New Roman"/>
+          <w:szCs w:val="28"/>
+        </w:rPr>
+        <w:t>»</w:t>
+      </w:r>
+      <w:r>
+        <w:rPr>
+          <w:rFonts w:eastAsia="Times New Roman"/>
+          <w:szCs w:val="28"/>
+        </w:rPr>
+        <w:t>.</w:t>
+      </w:r>
+    </w:p>
+    <w:p>
+      <w:pPr>
+        <w:rPr>
+          <w:rFonts w:eastAsia="Times New Roman"/>
+          <w:szCs w:val="28"/>
+        </w:rPr>
       </w:pPr>
     </w:p>
     <w:p>
@@ -4947,8 +5143,35 @@
           <w:szCs w:val="28"/>
           <w:lang w:eastAsia="zh-CN"/>
         </w:rPr>
-        <w:lastRenderedPageBreak/>
-        <w:t>Длина ножки вычисляется как L = H – t, где H — общая высота табуретки, t — толщина сиденья. Ножка крепится к нижней плоскости сиденья, поэтому её длина равна разности общей высоты и толщины сиденья.</w:t>
+        <w:t xml:space="preserve">Длина ножки вычисляется как L = H – t, где H </w:t>
+      </w:r>
+      <w:r>
+        <w:rPr>
+          <w:rFonts w:eastAsia="Times New Roman"/>
+          <w:szCs w:val="28"/>
+        </w:rPr>
+        <w:t>–</w:t>
+      </w:r>
+      <w:r>
+        <w:rPr>
+          <w:szCs w:val="28"/>
+          <w:lang w:eastAsia="zh-CN"/>
+        </w:rPr>
+        <w:t xml:space="preserve"> общая высота табуретки, t </w:t>
+      </w:r>
+      <w:r>
+        <w:rPr>
+          <w:rFonts w:eastAsia="Times New Roman"/>
+          <w:szCs w:val="28"/>
+        </w:rPr>
+        <w:t>–</w:t>
+      </w:r>
+      <w:r>
+        <w:rPr>
+          <w:szCs w:val="28"/>
+          <w:lang w:eastAsia="zh-CN"/>
+        </w:rPr>
+        <w:t xml:space="preserve"> толщина сиденья. Ножка крепится к нижней плоскости сиденья, поэтому её длина равна разности общей высоты и толщины сиденья.</w:t>
       </w:r>
     </w:p>
     <w:p>
@@ -5229,7 +5452,6 @@
           <w:szCs w:val="28"/>
           <w:lang w:eastAsia="zh-CN"/>
         </w:rPr>
-        <w:lastRenderedPageBreak/>
         <w:t>Помимо этого, разработанная система должна работать на ПК с ОС Windows версии 10 и старше и разрядностью х64 с NET Framework 4.7.2.</w:t>
       </w:r>
     </w:p>
@@ -5318,7 +5540,21 @@
           <w:szCs w:val="28"/>
           <w:lang w:eastAsia="zh-CN"/>
         </w:rPr>
-        <w:t>место на диске — 10 ГБ;</w:t>
+        <w:t xml:space="preserve">место на диске </w:t>
+      </w:r>
+      <w:r>
+        <w:rPr>
+          <w:rFonts w:eastAsia="Times New Roman"/>
+          <w:szCs w:val="28"/>
+        </w:rPr>
+        <w:t>–</w:t>
+      </w:r>
+      <w:r>
+        <w:rPr>
+          <w:szCs w:val="28"/>
+          <w:lang w:eastAsia="zh-CN"/>
+        </w:rPr>
+        <w:t xml:space="preserve"> 10 ГБ;</w:t>
       </w:r>
     </w:p>
     <w:p>
@@ -5567,7 +5803,21 @@
           <w:rFonts w:eastAsia="Times New Roman"/>
           <w:szCs w:val="28"/>
         </w:rPr>
-        <w:t>“Компас-3D”</w:t>
+        <w:t>«</w:t>
+      </w:r>
+      <w:r>
+        <w:rPr>
+          <w:rFonts w:eastAsia="Times New Roman"/>
+          <w:szCs w:val="28"/>
+        </w:rPr>
+        <w:t>Компас-3D</w:t>
+      </w:r>
+      <w:r>
+        <w:rPr>
+          <w:rFonts w:eastAsia="Times New Roman"/>
+          <w:szCs w:val="28"/>
+        </w:rPr>
+        <w:t>»</w:t>
       </w:r>
       <w:r>
         <w:rPr>
@@ -7344,7 +7594,6 @@
           <w:lang w:eastAsia="zh-CN"/>
           <w14:ligatures w14:val="none"/>
         </w:rPr>
-        <w:lastRenderedPageBreak/>
         <w:t>5 ПОРЯДОК РАЗРАБОТКИ АВТОМАТИЗИРОВАННОЙ СИСТЕМЫ</w:t>
       </w:r>
       <w:bookmarkEnd w:id="23"/>
@@ -7860,7 +8109,6 @@
           <w:lang w:eastAsia="zh-CN"/>
           <w14:ligatures w14:val="none"/>
         </w:rPr>
-        <w:lastRenderedPageBreak/>
         <w:t>− три варианта дополнительной функциональности плагина (для согласования).</w:t>
       </w:r>
     </w:p>
@@ -7939,7 +8187,6 @@
           <w:lang w:eastAsia="zh-CN"/>
           <w14:ligatures w14:val="none"/>
         </w:rPr>
-        <w:lastRenderedPageBreak/>
         <w:t>6 ПОРЯДОК КОНТРОЛЯ И ПРИЁМКИ АВТОМАТИЗИРОВАННОЙ СИСТЕМЫ</w:t>
       </w:r>
       <w:bookmarkEnd w:id="31"/>
@@ -8317,7 +8564,6 @@
           <w:lang w:eastAsia="zh-CN"/>
           <w14:ligatures w14:val="none"/>
         </w:rPr>
-        <w:lastRenderedPageBreak/>
         <w:t>Комплектность передаваемой отчётной документации подлежит проверке Заказчиком.</w:t>
       </w:r>
     </w:p>
@@ -8405,7 +8651,6 @@
           <w:lang w:eastAsia="zh-CN"/>
           <w14:ligatures w14:val="none"/>
         </w:rPr>
-        <w:lastRenderedPageBreak/>
         <w:t>7 ТРЕБОВАНИЯ К ДОКУМЕНТИРОВАНИЮ</w:t>
       </w:r>
       <w:bookmarkEnd w:id="37"/>
@@ -8866,7 +9111,6 @@
           <w:lang w:eastAsia="zh-CN"/>
           <w14:ligatures w14:val="none"/>
         </w:rPr>
-        <w:lastRenderedPageBreak/>
         <w:t xml:space="preserve">шрифт – Times New </w:t>
       </w:r>
       <w:proofErr w:type="spellStart"/>
@@ -9305,7 +9549,6 @@
           <w:lang w:eastAsia="zh-CN"/>
           <w14:ligatures w14:val="none"/>
         </w:rPr>
-        <w:lastRenderedPageBreak/>
         <w:t>8 ИСТОЧНИКИ РАЗРАБОТКИ</w:t>
       </w:r>
       <w:bookmarkEnd w:id="45"/>
@@ -9383,7 +9626,19 @@
         <w:rPr>
           <w:lang w:eastAsia="zh-CN"/>
         </w:rPr>
-        <w:t xml:space="preserve">, А. Е. Горяинов — </w:t>
+        <w:t xml:space="preserve">, А. Е. Горяинов </w:t>
+      </w:r>
+      <w:r>
+        <w:rPr>
+          <w:lang w:eastAsia="zh-CN"/>
+        </w:rPr>
+        <w:t>–</w:t>
+      </w:r>
+      <w:r>
+        <w:rPr>
+          <w:lang w:eastAsia="zh-CN"/>
+        </w:rPr>
+        <w:t xml:space="preserve"> </w:t>
       </w:r>
       <w:proofErr w:type="gramStart"/>
       <w:r>
@@ -9411,7 +9666,19 @@
         <w:rPr>
           <w:lang w:eastAsia="zh-CN"/>
         </w:rPr>
-        <w:t>ент, 2014. — 176 с</w:t>
+        <w:t xml:space="preserve">ент, 2014. </w:t>
+      </w:r>
+      <w:r>
+        <w:rPr>
+          <w:lang w:eastAsia="zh-CN"/>
+        </w:rPr>
+        <w:t>–</w:t>
+      </w:r>
+      <w:r>
+        <w:rPr>
+          <w:lang w:eastAsia="zh-CN"/>
+        </w:rPr>
+        <w:t xml:space="preserve"> 176 с</w:t>
       </w:r>
       <w:r>
         <w:rPr>
@@ -9437,7 +9704,42 @@
           <w:rFonts w:eastAsia="Calibri"/>
           <w:lang w:eastAsia="zh-CN"/>
         </w:rPr>
-        <w:t xml:space="preserve">Официальный сайт разработчика САПР «КОМПАС-3D» (АСКОН). — [Электронный ресурс]. — Режим доступа: </w:t>
+        <w:t xml:space="preserve">Официальный сайт разработчика САПР «КОМПАС-3D» (АСКОН). </w:t>
+      </w:r>
+      <w:r>
+        <w:rPr>
+          <w:rFonts w:eastAsia="Calibri"/>
+          <w:lang w:eastAsia="zh-CN"/>
+        </w:rPr>
+        <w:t>–</w:t>
+      </w:r>
+      <w:r>
+        <w:rPr>
+          <w:rFonts w:eastAsia="Calibri"/>
+          <w:lang w:eastAsia="zh-CN"/>
+        </w:rPr>
+        <w:t xml:space="preserve"> </w:t>
+      </w:r>
+      <w:r>
+        <w:rPr>
+          <w:rFonts w:eastAsia="Calibri"/>
+          <w:lang w:eastAsia="zh-CN"/>
+        </w:rPr>
+        <w:t xml:space="preserve">[Электронный ресурс]. </w:t>
+      </w:r>
+      <w:r>
+        <w:rPr>
+          <w:rFonts w:eastAsia="Calibri"/>
+          <w:lang w:eastAsia="zh-CN"/>
+        </w:rPr>
+        <w:t>–</w:t>
+      </w:r>
+      <w:r>
+        <w:rPr>
+          <w:rFonts w:eastAsia="Calibri"/>
+          <w:lang w:eastAsia="zh-CN"/>
+        </w:rPr>
+        <w:t xml:space="preserve"> Режим доступа: </w:t>
       </w:r>
       <w:hyperlink r:id="rId12" w:tgtFrame="_blank" w:history="1">
         <w:r>
@@ -9660,21 +9962,7 @@
         <w:rPr>
           <w:lang w:eastAsia="zh-CN"/>
         </w:rPr>
-        <w:t>Введение в UML от создателей языка [Текст</w:t>
-      </w:r>
-      <w:proofErr w:type="gramStart"/>
-      <w:r>
-        <w:rPr>
-          <w:lang w:eastAsia="zh-CN"/>
-        </w:rPr>
-        <w:t>] :</w:t>
-      </w:r>
-      <w:proofErr w:type="gramEnd"/>
-      <w:r>
-        <w:rPr>
-          <w:lang w:eastAsia="zh-CN"/>
-        </w:rPr>
-        <w:t xml:space="preserve"> руководство пользователя / Г. Буч, Д. Рамбо, И. Якобсон. - 2-е изд. - </w:t>
+        <w:t xml:space="preserve">Введение в UML от создателей языка [Текст]: руководство пользователя / Г. Буч, Д. Рамбо, И. Якобсон. - 2-е изд. - </w:t>
       </w:r>
       <w:proofErr w:type="gramStart"/>
       <w:r>
@@ -9782,14 +10070,49 @@
         <w:rPr>
           <w:lang w:eastAsia="zh-CN"/>
         </w:rPr>
-        <w:lastRenderedPageBreak/>
         <w:t xml:space="preserve"> </w:t>
       </w:r>
       <w:r>
         <w:rPr>
           <w:lang w:eastAsia="zh-CN"/>
         </w:rPr>
-        <w:t xml:space="preserve">Справочная система SDK КОМПАС-3D. API интерфейсов. — [Электронный ресурс]. — АСКОН, 2024. — Режим доступа: </w:t>
+        <w:t xml:space="preserve">Справочная система SDK КОМПАС-3D. API интерфейсов. </w:t>
+      </w:r>
+      <w:r>
+        <w:rPr>
+          <w:lang w:eastAsia="zh-CN"/>
+        </w:rPr>
+        <w:t>–</w:t>
+      </w:r>
+      <w:r>
+        <w:rPr>
+          <w:lang w:eastAsia="zh-CN"/>
+        </w:rPr>
+        <w:t xml:space="preserve"> [Электронный ресурс]. </w:t>
+      </w:r>
+      <w:r>
+        <w:rPr>
+          <w:lang w:eastAsia="zh-CN"/>
+        </w:rPr>
+        <w:t>–</w:t>
+      </w:r>
+      <w:r>
+        <w:rPr>
+          <w:lang w:eastAsia="zh-CN"/>
+        </w:rPr>
+        <w:t xml:space="preserve"> АСКОН, 2024. </w:t>
+      </w:r>
+      <w:r>
+        <w:rPr>
+          <w:lang w:eastAsia="zh-CN"/>
+        </w:rPr>
+        <w:t>–</w:t>
+      </w:r>
+      <w:r>
+        <w:rPr>
+          <w:lang w:eastAsia="zh-CN"/>
+        </w:rPr>
+        <w:t xml:space="preserve"> Режим доступа: </w:t>
       </w:r>
       <w:hyperlink r:id="rId13" w:tgtFrame="_blank" w:history="1">
         <w:r>
@@ -11006,7 +11329,6 @@
   <w:style w:type="character" w:default="1" w:styleId="a0">
     <w:name w:val="Default Paragraph Font"/>
     <w:uiPriority w:val="1"/>
-    <w:semiHidden/>
     <w:unhideWhenUsed/>
   </w:style>
   <w:style w:type="table" w:default="1" w:styleId="a1">

--- a/Docs/ТЗ.Разработка плагина «Табуретка» для САПР Компас-3D.docx
+++ b/Docs/ТЗ.Разработка плагина «Табуретка» для САПР Компас-3D.docx
@@ -1,6 +1,6 @@
 
 <file path=word/document.xml><?xml version="1.0" encoding="utf-8"?>
-<w:document xmlns:wpc="http://schemas.microsoft.com/office/word/2010/wordprocessingCanvas" xmlns:cx="http://schemas.microsoft.com/office/drawing/2014/chartex" xmlns:cx1="http://schemas.microsoft.com/office/drawing/2015/9/8/chartex" xmlns:cx2="http://schemas.microsoft.com/office/drawing/2015/10/21/chartex" xmlns:cx3="http://schemas.microsoft.com/office/drawing/2016/5/9/chartex" xmlns:cx4="http://schemas.microsoft.com/office/drawing/2016/5/10/chartex" xmlns:cx5="http://schemas.microsoft.com/office/drawing/2016/5/11/chartex" xmlns:cx6="http://schemas.microsoft.com/office/drawing/2016/5/12/chartex" xmlns:cx7="http://schemas.microsoft.com/office/drawing/2016/5/13/chartex" xmlns:cx8="http://schemas.microsoft.com/office/drawing/2016/5/14/chartex" xmlns:mc="http://schemas.openxmlformats.org/markup-compatibility/2006" xmlns:aink="http://schemas.microsoft.com/office/drawing/2016/ink" xmlns:am3d="http://schemas.microsoft.com/office/drawing/2017/model3d" xmlns:o="urn:schemas-microsoft-com:office:office" xmlns:oel="http://schemas.microsoft.com/office/2019/extlst" xmlns:r="http://schemas.openxmlformats.org/officeDocument/2006/relationships" xmlns:m="http://schemas.openxmlformats.org/officeDocument/2006/math" xmlns:v="urn:schemas-microsoft-com:vml" xmlns:wp14="http://schemas.microsoft.com/office/word/2010/wordprocessingDrawing" xmlns:wp="http://schemas.openxmlformats.org/drawingml/2006/wordprocessingDrawing" xmlns:w10="urn:schemas-microsoft-com:office:word" xmlns:w="http://schemas.openxmlformats.org/wordprocessingml/2006/main" xmlns:w14="http://schemas.microsoft.com/office/word/2010/wordml" xmlns:w15="http://schemas.microsoft.com/office/word/2012/wordml" xmlns:w16cex="http://schemas.microsoft.com/office/word/2018/wordml/cex" xmlns:w16cid="http://schemas.microsoft.com/office/word/2016/wordml/cid" xmlns:w16="http://schemas.microsoft.com/office/word/2018/wordml" xmlns:w16sdtdh="http://schemas.microsoft.com/office/word/2020/wordml/sdtdatahash" xmlns:w16se="http://schemas.microsoft.com/office/word/2015/wordml/symex" xmlns:wpg="http://schemas.microsoft.com/office/word/2010/wordprocessingGroup" xmlns:wpi="http://schemas.microsoft.com/office/word/2010/wordprocessingInk" xmlns:wne="http://schemas.microsoft.com/office/word/2006/wordml" xmlns:wps="http://schemas.microsoft.com/office/word/2010/wordprocessingShape" mc:Ignorable="w14 w15 w16se w16cid w16 w16cex w16sdtdh wp14">
+<w:document xmlns:wpc="http://schemas.microsoft.com/office/word/2010/wordprocessingCanvas" xmlns:cx="http://schemas.microsoft.com/office/drawing/2014/chartex" xmlns:cx1="http://schemas.microsoft.com/office/drawing/2015/9/8/chartex" xmlns:cx2="http://schemas.microsoft.com/office/drawing/2015/10/21/chartex" xmlns:cx3="http://schemas.microsoft.com/office/drawing/2016/5/9/chartex" xmlns:cx4="http://schemas.microsoft.com/office/drawing/2016/5/10/chartex" xmlns:cx5="http://schemas.microsoft.com/office/drawing/2016/5/11/chartex" xmlns:cx6="http://schemas.microsoft.com/office/drawing/2016/5/12/chartex" xmlns:cx7="http://schemas.microsoft.com/office/drawing/2016/5/13/chartex" xmlns:cx8="http://schemas.microsoft.com/office/drawing/2016/5/14/chartex" xmlns:mc="http://schemas.openxmlformats.org/markup-compatibility/2006" xmlns:aink="http://schemas.microsoft.com/office/drawing/2016/ink" xmlns:am3d="http://schemas.microsoft.com/office/drawing/2017/model3d" xmlns:o="urn:schemas-microsoft-com:office:office" xmlns:oel="http://schemas.microsoft.com/office/2019/extlst" xmlns:r="http://schemas.openxmlformats.org/officeDocument/2006/relationships" xmlns:m="http://schemas.openxmlformats.org/officeDocument/2006/math" xmlns:v="urn:schemas-microsoft-com:vml" xmlns:wp14="http://schemas.microsoft.com/office/word/2010/wordprocessingDrawing" xmlns:wp="http://schemas.openxmlformats.org/drawingml/2006/wordprocessingDrawing" xmlns:w10="urn:schemas-microsoft-com:office:word" xmlns:w="http://schemas.openxmlformats.org/wordprocessingml/2006/main" xmlns:w14="http://schemas.microsoft.com/office/word/2010/wordml" xmlns:w15="http://schemas.microsoft.com/office/word/2012/wordml" xmlns:w16cex="http://schemas.microsoft.com/office/word/2018/wordml/cex" xmlns:w16cid="http://schemas.microsoft.com/office/word/2016/wordml/cid" xmlns:w16="http://schemas.microsoft.com/office/word/2018/wordml" xmlns:w16du="http://schemas.microsoft.com/office/word/2023/wordml/word16du" xmlns:w16sdtdh="http://schemas.microsoft.com/office/word/2020/wordml/sdtdatahash" xmlns:w16sdtfl="http://schemas.microsoft.com/office/word/2024/wordml/sdtformatlock" xmlns:w16se="http://schemas.microsoft.com/office/word/2015/wordml/symex" xmlns:wpg="http://schemas.microsoft.com/office/word/2010/wordprocessingGroup" xmlns:wpi="http://schemas.microsoft.com/office/word/2010/wordprocessingInk" xmlns:wne="http://schemas.microsoft.com/office/word/2006/wordml" xmlns:wps="http://schemas.microsoft.com/office/word/2010/wordprocessingShape" mc:Ignorable="w14 w15 w16se w16cid w16 w16cex w16sdtdh w16sdtfl w16du wp14">
   <w:body>
     <w:p>
       <w:pPr>
@@ -427,23 +427,7 @@
           <w:rFonts w:cs="Times New Roman"/>
           <w:szCs w:val="28"/>
         </w:rPr>
-        <w:t xml:space="preserve">______________ </w:t>
-      </w:r>
-      <w:proofErr w:type="spellStart"/>
-      <w:r>
-        <w:rPr>
-          <w:rFonts w:cs="Times New Roman"/>
-          <w:szCs w:val="28"/>
-        </w:rPr>
-        <w:t>Калентьев</w:t>
-      </w:r>
-      <w:proofErr w:type="spellEnd"/>
-      <w:r>
-        <w:rPr>
-          <w:rFonts w:cs="Times New Roman"/>
-          <w:szCs w:val="28"/>
-        </w:rPr>
-        <w:t xml:space="preserve"> А.А.</w:t>
+        <w:t>______________ Калентьев А.А.</w:t>
       </w:r>
     </w:p>
     <w:p>
@@ -2367,18 +2351,9 @@
           <w:lang w:eastAsia="zh-CN"/>
           <w14:ligatures w14:val="none"/>
         </w:rPr>
-        <w:t xml:space="preserve"> </w:t>
-      </w:r>
-      <w:r>
-        <w:rPr>
-          <w:rFonts w:eastAsia="SimSun" w:cs="Times New Roman"/>
-          <w:kern w:val="0"/>
-          <w:szCs w:val="28"/>
-          <w:lang w:eastAsia="zh-CN"/>
-          <w14:ligatures w14:val="none"/>
-        </w:rPr>
-        <w:t>«</w:t>
-      </w:r>
+        <w:t xml:space="preserve"> «</w:t>
+      </w:r>
+      <w:commentRangeStart w:id="4"/>
       <w:r>
         <w:rPr>
           <w:rFonts w:eastAsia="SimSun" w:cs="Times New Roman"/>
@@ -2398,6 +2373,19 @@
           <w14:ligatures w14:val="none"/>
         </w:rPr>
         <w:t>D</w:t>
+      </w:r>
+      <w:commentRangeEnd w:id="4"/>
+      <w:r>
+        <w:rPr>
+          <w:rStyle w:val="ad"/>
+          <w:rFonts w:eastAsia="SimSun" w:cs="Times New Roman"/>
+          <w:kern w:val="0"/>
+          <w:sz w:val="28"/>
+          <w:szCs w:val="28"/>
+          <w:lang w:eastAsia="zh-CN"/>
+          <w14:ligatures w14:val="none"/>
+        </w:rPr>
+        <w:commentReference w:id="4"/>
       </w:r>
       <w:r>
         <w:rPr>
@@ -2469,8 +2457,8 @@
           <w14:ligatures w14:val="none"/>
         </w:rPr>
       </w:pPr>
-      <w:bookmarkStart w:id="4" w:name="_Toc178595974"/>
-      <w:bookmarkStart w:id="5" w:name="_Toc240423865"/>
+      <w:bookmarkStart w:id="5" w:name="_Toc178595974"/>
+      <w:bookmarkStart w:id="6" w:name="_Toc240423865"/>
       <w:r>
         <w:rPr>
           <w:rFonts w:eastAsia="SimSun" w:cs="Times New Roman"/>
@@ -2482,61 +2470,39 @@
         </w:rPr>
         <w:t>1.2 Наименование заказчика</w:t>
       </w:r>
-      <w:bookmarkEnd w:id="4"/>
       <w:bookmarkEnd w:id="5"/>
-    </w:p>
-    <w:p>
-      <w:pPr>
-        <w:rPr>
-          <w:rFonts w:eastAsia="SimSun" w:cs="Times New Roman"/>
-          <w:kern w:val="0"/>
-          <w:szCs w:val="28"/>
-          <w:lang w:eastAsia="zh-CN"/>
-          <w14:ligatures w14:val="none"/>
-        </w:rPr>
-      </w:pPr>
-    </w:p>
-    <w:p>
-      <w:pPr>
-        <w:rPr>
-          <w:rFonts w:eastAsia="SimSun" w:cs="Times New Roman"/>
-          <w:kern w:val="0"/>
-          <w:szCs w:val="28"/>
-          <w:lang w:eastAsia="zh-CN"/>
-          <w14:ligatures w14:val="none"/>
-        </w:rPr>
-      </w:pPr>
-      <w:r>
-        <w:rPr>
-          <w:rFonts w:eastAsia="SimSun" w:cs="Times New Roman"/>
-          <w:kern w:val="0"/>
-          <w:szCs w:val="28"/>
-          <w:lang w:eastAsia="zh-CN"/>
-          <w14:ligatures w14:val="none"/>
-        </w:rPr>
-        <w:t xml:space="preserve">Заказчиком работ является: кандидат технических наук, доцент кафедры компьютерных систем в управлении и проектировании (КСУП) </w:t>
-      </w:r>
-      <w:proofErr w:type="spellStart"/>
-      <w:r>
-        <w:rPr>
-          <w:rFonts w:eastAsia="SimSun" w:cs="Times New Roman"/>
-          <w:kern w:val="0"/>
-          <w:szCs w:val="28"/>
-          <w:lang w:eastAsia="zh-CN"/>
-          <w14:ligatures w14:val="none"/>
-        </w:rPr>
-        <w:t>Калентьев</w:t>
-      </w:r>
-      <w:proofErr w:type="spellEnd"/>
-      <w:r>
-        <w:rPr>
-          <w:rFonts w:eastAsia="SimSun" w:cs="Times New Roman"/>
-          <w:kern w:val="0"/>
-          <w:szCs w:val="28"/>
-          <w:lang w:eastAsia="zh-CN"/>
-          <w14:ligatures w14:val="none"/>
-        </w:rPr>
-        <w:t xml:space="preserve"> Алексей Анатольевич. </w:t>
+      <w:bookmarkEnd w:id="6"/>
+    </w:p>
+    <w:p>
+      <w:pPr>
+        <w:rPr>
+          <w:rFonts w:eastAsia="SimSun" w:cs="Times New Roman"/>
+          <w:kern w:val="0"/>
+          <w:szCs w:val="28"/>
+          <w:lang w:eastAsia="zh-CN"/>
+          <w14:ligatures w14:val="none"/>
+        </w:rPr>
+      </w:pPr>
+    </w:p>
+    <w:p>
+      <w:pPr>
+        <w:rPr>
+          <w:rFonts w:eastAsia="SimSun" w:cs="Times New Roman"/>
+          <w:kern w:val="0"/>
+          <w:szCs w:val="28"/>
+          <w:lang w:eastAsia="zh-CN"/>
+          <w14:ligatures w14:val="none"/>
+        </w:rPr>
+      </w:pPr>
+      <w:r>
+        <w:rPr>
+          <w:rFonts w:eastAsia="SimSun" w:cs="Times New Roman"/>
+          <w:kern w:val="0"/>
+          <w:szCs w:val="28"/>
+          <w:lang w:eastAsia="zh-CN"/>
+          <w14:ligatures w14:val="none"/>
+        </w:rPr>
+        <w:t xml:space="preserve">Заказчиком работ является: кандидат технических наук, доцент кафедры компьютерных систем в управлении и проектировании (КСУП) Калентьев Алексей Анатольевич. </w:t>
       </w:r>
     </w:p>
     <w:p>
@@ -2588,8 +2554,8 @@
           <w14:ligatures w14:val="none"/>
         </w:rPr>
       </w:pPr>
-      <w:bookmarkStart w:id="6" w:name="_Toc178595975"/>
-      <w:bookmarkStart w:id="7" w:name="_Toc240423866"/>
+      <w:bookmarkStart w:id="7" w:name="_Toc178595975"/>
+      <w:bookmarkStart w:id="8" w:name="_Toc240423866"/>
       <w:r>
         <w:rPr>
           <w:rFonts w:eastAsia="SimSun" w:cs="Times New Roman"/>
@@ -2601,8 +2567,8 @@
         </w:rPr>
         <w:t>1.3 Перечень документов, на основании которых создается АС</w:t>
       </w:r>
-      <w:bookmarkEnd w:id="6"/>
       <w:bookmarkEnd w:id="7"/>
+      <w:bookmarkEnd w:id="8"/>
     </w:p>
     <w:p>
       <w:pPr>
@@ -2749,8 +2715,8 @@
           <w14:ligatures w14:val="none"/>
         </w:rPr>
       </w:pPr>
-      <w:bookmarkStart w:id="8" w:name="_Toc178595976"/>
-      <w:bookmarkStart w:id="9" w:name="_Toc240423867"/>
+      <w:bookmarkStart w:id="9" w:name="_Toc178595976"/>
+      <w:bookmarkStart w:id="10" w:name="_Toc240423867"/>
       <w:r>
         <w:rPr>
           <w:rFonts w:eastAsia="SimSun" w:cs="Times New Roman"/>
@@ -2762,8 +2728,8 @@
         </w:rPr>
         <w:t>1.4 Плановые сроки начала и окончания работы по созданию АС</w:t>
       </w:r>
-      <w:bookmarkEnd w:id="8"/>
       <w:bookmarkEnd w:id="9"/>
+      <w:bookmarkEnd w:id="10"/>
     </w:p>
     <w:p>
       <w:pPr>
@@ -3052,8 +3018,8 @@
           <w14:ligatures w14:val="none"/>
         </w:rPr>
       </w:pPr>
-      <w:bookmarkStart w:id="10" w:name="_Toc178595977"/>
-      <w:bookmarkStart w:id="11" w:name="_Toc240423868"/>
+      <w:bookmarkStart w:id="11" w:name="_Toc178595977"/>
+      <w:bookmarkStart w:id="12" w:name="_Toc240423868"/>
       <w:r>
         <w:rPr>
           <w:rFonts w:eastAsia="SimSun" w:cs="Times New Roman"/>
@@ -3068,8 +3034,8 @@
         <w:lastRenderedPageBreak/>
         <w:t>2 ЦЕЛИ И НАЗНАЧЕНИЕ СОЗДАНИЯ АВТОМАТИЗИРОВАННОЙ СИСТЕМЫ</w:t>
       </w:r>
-      <w:bookmarkEnd w:id="10"/>
       <w:bookmarkEnd w:id="11"/>
+      <w:bookmarkEnd w:id="12"/>
     </w:p>
     <w:p>
       <w:pPr>
@@ -3102,8 +3068,8 @@
           <w14:ligatures w14:val="none"/>
         </w:rPr>
       </w:pPr>
-      <w:bookmarkStart w:id="12" w:name="_Toc178595978"/>
-      <w:bookmarkStart w:id="13" w:name="_Toc240423869"/>
+      <w:bookmarkStart w:id="13" w:name="_Toc178595978"/>
+      <w:bookmarkStart w:id="14" w:name="_Toc240423869"/>
       <w:r>
         <w:rPr>
           <w:rFonts w:eastAsia="SimSun" w:cs="Times New Roman"/>
@@ -3115,8 +3081,8 @@
         </w:rPr>
         <w:t>2.1 Цели создания АС</w:t>
       </w:r>
-      <w:bookmarkEnd w:id="12"/>
       <w:bookmarkEnd w:id="13"/>
+      <w:bookmarkEnd w:id="14"/>
     </w:p>
     <w:p>
       <w:pPr>
@@ -3295,8 +3261,8 @@
           <w14:ligatures w14:val="none"/>
         </w:rPr>
       </w:pPr>
-      <w:bookmarkStart w:id="14" w:name="_Toc178595979"/>
-      <w:bookmarkStart w:id="15" w:name="_Toc240423870"/>
+      <w:bookmarkStart w:id="15" w:name="_Toc178595979"/>
+      <w:bookmarkStart w:id="16" w:name="_Toc240423870"/>
       <w:r>
         <w:rPr>
           <w:rFonts w:eastAsia="SimSun" w:cs="Times New Roman"/>
@@ -3308,8 +3274,8 @@
         </w:rPr>
         <w:t>2.2 Назначение АС</w:t>
       </w:r>
-      <w:bookmarkEnd w:id="14"/>
       <w:bookmarkEnd w:id="15"/>
+      <w:bookmarkEnd w:id="16"/>
     </w:p>
     <w:p>
       <w:pPr>
@@ -3441,7 +3407,7 @@
                     <pic:cNvPicPr/>
                   </pic:nvPicPr>
                   <pic:blipFill>
-                    <a:blip r:embed="rId8"/>
+                    <a:blip r:embed="rId12"/>
                     <a:stretch>
                       <a:fillRect/>
                     </a:stretch>
@@ -3566,8 +3532,8 @@
           <w14:ligatures w14:val="none"/>
         </w:rPr>
       </w:pPr>
-      <w:bookmarkStart w:id="16" w:name="_Toc178595980"/>
-      <w:bookmarkStart w:id="17" w:name="_Toc240423871"/>
+      <w:bookmarkStart w:id="17" w:name="_Toc178595980"/>
+      <w:bookmarkStart w:id="18" w:name="_Toc240423871"/>
       <w:r>
         <w:rPr>
           <w:rFonts w:eastAsia="SimSun" w:cs="Times New Roman"/>
@@ -3582,8 +3548,8 @@
         <w:lastRenderedPageBreak/>
         <w:t>3 ТРЕБОВАНИЯ К АВТОМАТИЗИРОВАННОЙ СИСТЕМЕ</w:t>
       </w:r>
-      <w:bookmarkEnd w:id="16"/>
       <w:bookmarkEnd w:id="17"/>
+      <w:bookmarkEnd w:id="18"/>
     </w:p>
     <w:p>
       <w:pPr>
@@ -3617,8 +3583,8 @@
           <w14:ligatures w14:val="none"/>
         </w:rPr>
       </w:pPr>
-      <w:bookmarkStart w:id="18" w:name="_Toc178595981"/>
-      <w:bookmarkStart w:id="19" w:name="_Toc240423872"/>
+      <w:bookmarkStart w:id="19" w:name="_Toc178595981"/>
+      <w:bookmarkStart w:id="20" w:name="_Toc240423872"/>
       <w:r>
         <w:rPr>
           <w:rFonts w:eastAsia="SimSun" w:cs="Times New Roman"/>
@@ -3630,8 +3596,8 @@
         </w:rPr>
         <w:t>3.1 Требования к структуре АС в целом</w:t>
       </w:r>
-      <w:bookmarkEnd w:id="18"/>
       <w:bookmarkEnd w:id="19"/>
+      <w:bookmarkEnd w:id="20"/>
     </w:p>
     <w:p>
       <w:pPr>
@@ -3977,29 +3943,7 @@
           <w:lang w:eastAsia="zh-CN"/>
           <w14:ligatures w14:val="none"/>
         </w:rPr>
-        <w:t xml:space="preserve">Зависимые параметры: диаметр ножки d зависит от высоты табуретки H. Зависимость выражается формулой </w:t>
-      </w:r>
-      <w:proofErr w:type="gramStart"/>
-      <w:r>
-        <w:rPr>
-          <w:rFonts w:eastAsia="SimSun" w:cs="Times New Roman"/>
-          <w:kern w:val="0"/>
-          <w:szCs w:val="28"/>
-          <w:lang w:eastAsia="zh-CN"/>
-          <w14:ligatures w14:val="none"/>
-        </w:rPr>
-        <w:t>d &gt;</w:t>
-      </w:r>
-      <w:proofErr w:type="gramEnd"/>
-      <w:r>
-        <w:rPr>
-          <w:rFonts w:eastAsia="SimSun" w:cs="Times New Roman"/>
-          <w:kern w:val="0"/>
-          <w:szCs w:val="28"/>
-          <w:lang w:eastAsia="zh-CN"/>
-          <w14:ligatures w14:val="none"/>
-        </w:rPr>
-        <w:t>= H/12. Коэффициент 12 выбран на основе эмпирического соотношения для деревянных конструкций, согласно которому минимальный диаметр ножки составляет примерно 1/12 от высоты изделия, что обеспечивает устойчивость и прочность табуретки. Данное выражение означает, что диаметр ножки должен быть достаточным для обеспечения устойчивости конструкции при заданной высоте. Если пользователь введет значение d или H, которое не будет удовлетворять данному выражению, должна появиться ошибка валидации.</w:t>
+        <w:t>Зависимые параметры: диаметр ножки d зависит от высоты табуретки H. Зависимость выражается формулой d &gt;= H/12. Коэффициент 12 выбран на основе эмпирического соотношения для деревянных конструкций, согласно которому минимальный диаметр ножки составляет примерно 1/12 от высоты изделия, что обеспечивает устойчивость и прочность табуретки. Данное выражение означает, что диаметр ножки должен быть достаточным для обеспечения устойчивости конструкции при заданной высоте. Если пользователь введет значение d или H, которое не будет удовлетворять данному выражению, должна появиться ошибка валидации.</w:t>
       </w:r>
     </w:p>
     <w:p>
@@ -4031,73 +3975,8 @@
           <w:lang w:eastAsia="zh-CN"/>
           <w14:ligatures w14:val="none"/>
         </w:rPr>
-        <w:t xml:space="preserve">Пример: изначально указаны параметры: H = 450, d = 40. Таким образом: </w:t>
-      </w:r>
-      <w:proofErr w:type="gramStart"/>
-      <w:r>
-        <w:rPr>
-          <w:rFonts w:eastAsia="SimSun" w:cs="Times New Roman"/>
-          <w:kern w:val="0"/>
-          <w:szCs w:val="28"/>
-          <w:lang w:eastAsia="zh-CN"/>
-          <w14:ligatures w14:val="none"/>
-        </w:rPr>
-        <w:t>40 &gt;</w:t>
-      </w:r>
-      <w:proofErr w:type="gramEnd"/>
-      <w:r>
-        <w:rPr>
-          <w:rFonts w:eastAsia="SimSun" w:cs="Times New Roman"/>
-          <w:kern w:val="0"/>
-          <w:szCs w:val="28"/>
-          <w:lang w:eastAsia="zh-CN"/>
-          <w14:ligatures w14:val="none"/>
-        </w:rPr>
-        <w:t xml:space="preserve">= 450/12 = 37.5, т.е. 40 &gt;= 37.5 – выражение корректно. Предположим, что пользователь изменяет значение H с 450 на 500, тогда: </w:t>
-      </w:r>
-      <w:proofErr w:type="gramStart"/>
-      <w:r>
-        <w:rPr>
-          <w:rFonts w:eastAsia="SimSun" w:cs="Times New Roman"/>
-          <w:kern w:val="0"/>
-          <w:szCs w:val="28"/>
-          <w:lang w:eastAsia="zh-CN"/>
-          <w14:ligatures w14:val="none"/>
-        </w:rPr>
-        <w:t>40 &gt;</w:t>
-      </w:r>
-      <w:proofErr w:type="gramEnd"/>
-      <w:r>
-        <w:rPr>
-          <w:rFonts w:eastAsia="SimSun" w:cs="Times New Roman"/>
-          <w:kern w:val="0"/>
-          <w:szCs w:val="28"/>
-          <w:lang w:eastAsia="zh-CN"/>
-          <w14:ligatures w14:val="none"/>
-        </w:rPr>
-        <w:t xml:space="preserve">= 500/12 = 41.7, т.е. 40 &gt;= 41.7 – выражение некорректно. В пользовательском интерфейсе необходимо отобразить информацию о том, что параметр нужно изменить на удовлетворяющий условию </w:t>
-      </w:r>
-      <w:proofErr w:type="gramStart"/>
-      <w:r>
-        <w:rPr>
-          <w:rFonts w:eastAsia="SimSun" w:cs="Times New Roman"/>
-          <w:kern w:val="0"/>
-          <w:szCs w:val="28"/>
-          <w:lang w:eastAsia="zh-CN"/>
-          <w14:ligatures w14:val="none"/>
-        </w:rPr>
-        <w:t>d &gt;</w:t>
-      </w:r>
-      <w:proofErr w:type="gramEnd"/>
-      <w:r>
-        <w:rPr>
-          <w:rFonts w:eastAsia="SimSun" w:cs="Times New Roman"/>
-          <w:kern w:val="0"/>
-          <w:szCs w:val="28"/>
-          <w:lang w:eastAsia="zh-CN"/>
-          <w14:ligatures w14:val="none"/>
-        </w:rPr>
-        <w:t>= 41.7 мм.</w:t>
+        <w:lastRenderedPageBreak/>
+        <w:t>Пример: изначально указаны параметры: H = 450, d = 40. Таким образом: 40 &gt;= 450/12 = 37.5, т.е. 40 &gt;= 37.5 – выражение корректно. Предположим, что пользователь изменяет значение H с 450 на 500, тогда: 40 &gt;= 500/12 = 41.7, т.е. 40 &gt;= 41.7 – выражение некорректно. В пользовательском интерфейсе необходимо отобразить информацию о том, что параметр нужно изменить на удовлетворяющий условию d &gt;= 41.7 мм.</w:t>
       </w:r>
     </w:p>
     <w:p>
@@ -4469,6 +4348,7 @@
         <w:rPr>
           <w:lang w:eastAsia="zh-CN"/>
         </w:rPr>
+        <w:lastRenderedPageBreak/>
         <w:t>Дополнительные требования к безопасности не предъявляются.</w:t>
       </w:r>
     </w:p>
@@ -4501,21 +4381,7 @@
         <w:rPr>
           <w:lang w:eastAsia="zh-CN"/>
         </w:rPr>
-        <w:t xml:space="preserve">Пользовательские интерфейсы для всех подсистем, разработанных в рамках создания системы должны быть выполнены в виде </w:t>
-      </w:r>
-      <w:proofErr w:type="spellStart"/>
-      <w:r>
-        <w:rPr>
-          <w:lang w:eastAsia="zh-CN"/>
-        </w:rPr>
-        <w:t>desktop</w:t>
-      </w:r>
-      <w:proofErr w:type="spellEnd"/>
-      <w:r>
-        <w:rPr>
-          <w:lang w:eastAsia="zh-CN"/>
-        </w:rPr>
-        <w:t>-интерфейсов с помощью фреймворков Windows</w:t>
+        <w:t>Пользовательские интерфейсы для всех подсистем, разработанных в рамках создания системы должны быть выполнены в виде desktop-интерфейсов с помощью фреймворков Windows</w:t>
       </w:r>
       <w:r>
         <w:rPr>
@@ -4523,19 +4389,11 @@
         </w:rPr>
         <w:t> </w:t>
       </w:r>
-      <w:proofErr w:type="spellStart"/>
-      <w:r>
-        <w:rPr>
-          <w:lang w:eastAsia="zh-CN"/>
-        </w:rPr>
-        <w:t>Forms</w:t>
-      </w:r>
-      <w:proofErr w:type="spellEnd"/>
-      <w:r>
-        <w:rPr>
-          <w:lang w:eastAsia="zh-CN"/>
-        </w:rPr>
-        <w:t>, WPF или аналогичных им, позволяющих создавать пользовательские интерфейсы для ОС Windows 10 и выше.</w:t>
+      <w:r>
+        <w:rPr>
+          <w:lang w:eastAsia="zh-CN"/>
+        </w:rPr>
+        <w:t>Forms, WPF или аналогичных им, позволяющих создавать пользовательские интерфейсы для ОС Windows 10 и выше.</w:t>
       </w:r>
     </w:p>
     <w:p>
@@ -4561,21 +4419,7 @@
         <w:rPr>
           <w:lang w:eastAsia="zh-CN"/>
         </w:rPr>
-        <w:t xml:space="preserve">Элементы интерфейса должны отвечать рекомендациям по вёрстке интерфейсов </w:t>
-      </w:r>
-      <w:proofErr w:type="spellStart"/>
-      <w:r>
-        <w:rPr>
-          <w:lang w:eastAsia="zh-CN"/>
-        </w:rPr>
-        <w:t>desktop</w:t>
-      </w:r>
-      <w:proofErr w:type="spellEnd"/>
-      <w:r>
-        <w:rPr>
-          <w:lang w:eastAsia="zh-CN"/>
-        </w:rPr>
-        <w:t>-приложений указанным в источнике [1].</w:t>
+        <w:t>Элементы интерфейса должны отвечать рекомендациям по вёрстке интерфейсов desktop-приложений указанным в источнике [1].</w:t>
       </w:r>
     </w:p>
     <w:p>
@@ -4768,16 +4612,17 @@
           <w:lang w:eastAsia="zh-CN"/>
         </w:rPr>
       </w:pPr>
-      <w:bookmarkStart w:id="20" w:name="_Toc178595982"/>
+      <w:bookmarkStart w:id="21" w:name="_Toc178595982"/>
       <w:r>
         <w:rPr>
           <w:b/>
           <w:bCs/>
           <w:lang w:eastAsia="zh-CN"/>
         </w:rPr>
+        <w:lastRenderedPageBreak/>
         <w:t>3.2 Требования к функциям (задачам), выполняемым АС</w:t>
       </w:r>
-      <w:bookmarkEnd w:id="20"/>
+      <w:bookmarkEnd w:id="21"/>
     </w:p>
     <w:p>
       <w:pPr>
@@ -4933,60 +4778,123 @@
           <w:rFonts w:eastAsia="Times New Roman"/>
           <w:szCs w:val="28"/>
         </w:rPr>
-        <w:t xml:space="preserve">– проверка зависимости </w:t>
-      </w:r>
-      <w:proofErr w:type="gramStart"/>
-      <w:r>
+        <w:t>– проверка зависимости d &gt;= H/12 с выводом сообщения об ошибке;</w:t>
+      </w:r>
+    </w:p>
+    <w:p>
+      <w:pPr>
         <w:rPr>
           <w:rFonts w:eastAsia="Times New Roman"/>
           <w:szCs w:val="28"/>
         </w:rPr>
-        <w:t>d &gt;</w:t>
-      </w:r>
-      <w:proofErr w:type="gramEnd"/>
+      </w:pPr>
       <w:r>
         <w:rPr>
           <w:rFonts w:eastAsia="Times New Roman"/>
           <w:szCs w:val="28"/>
         </w:rPr>
-        <w:t>= H/12 с выводом сообщения об ошибке;</w:t>
-      </w:r>
-    </w:p>
-    <w:p>
-      <w:pPr>
+        <w:t>– автоматическое вычисление длины ножки (L = H – t), отступа от края (offset = W/10) и шага массива</w:t>
+      </w:r>
+      <w:r>
         <w:rPr>
           <w:rFonts w:eastAsia="Times New Roman"/>
           <w:szCs w:val="28"/>
         </w:rPr>
-      </w:pPr>
+        <w:t xml:space="preserve"> </w:t>
+      </w:r>
       <w:r>
         <w:rPr>
           <w:rFonts w:eastAsia="Times New Roman"/>
           <w:szCs w:val="28"/>
         </w:rPr>
-        <w:t>– автоматическое вычисление длины ножки (L = H – t), отступа от края (</w:t>
-      </w:r>
-      <w:proofErr w:type="spellStart"/>
+        <w:t>по осям X и Y</w:t>
+      </w:r>
       <w:r>
         <w:rPr>
           <w:rFonts w:eastAsia="Times New Roman"/>
           <w:szCs w:val="28"/>
         </w:rPr>
-        <w:t>offset</w:t>
-      </w:r>
-      <w:proofErr w:type="spellEnd"/>
-      <w:r>
+        <w:t xml:space="preserve"> (Step = W – 2*offset);</w:t>
+      </w:r>
+    </w:p>
+    <w:p>
+      <w:pPr>
         <w:rPr>
           <w:rFonts w:eastAsia="Times New Roman"/>
           <w:szCs w:val="28"/>
         </w:rPr>
-        <w:t xml:space="preserve"> = W/10) и шага массива</w:t>
-      </w:r>
+      </w:pPr>
       <w:r>
         <w:rPr>
           <w:rFonts w:eastAsia="Times New Roman"/>
           <w:szCs w:val="28"/>
         </w:rPr>
+        <w:t>– построение сиденья табуретки (параллелепипед W × D × t);</w:t>
+      </w:r>
+    </w:p>
+    <w:p>
+      <w:pPr>
+        <w:rPr>
+          <w:rFonts w:eastAsia="Times New Roman"/>
+          <w:szCs w:val="28"/>
+        </w:rPr>
+      </w:pPr>
+      <w:r>
+        <w:rPr>
+          <w:rFonts w:eastAsia="Times New Roman"/>
+          <w:szCs w:val="28"/>
+        </w:rPr>
+        <w:t>– построение четырех цилиндрических ножек диаметром d и длиной L;</w:t>
+      </w:r>
+    </w:p>
+    <w:p>
+      <w:pPr>
+        <w:rPr>
+          <w:rFonts w:eastAsia="Times New Roman"/>
+          <w:szCs w:val="28"/>
+        </w:rPr>
+      </w:pPr>
+      <w:r>
+        <w:rPr>
+          <w:rFonts w:eastAsia="Times New Roman"/>
+          <w:szCs w:val="28"/>
+        </w:rPr>
+        <w:t>– размещение ножек по углам сиденья с помощью прямоугольного массива;</w:t>
+      </w:r>
+    </w:p>
+    <w:p>
+      <w:pPr>
+        <w:rPr>
+          <w:rFonts w:eastAsia="Times New Roman"/>
+          <w:szCs w:val="28"/>
+        </w:rPr>
+      </w:pPr>
+      <w:r>
+        <w:rPr>
+          <w:rFonts w:eastAsia="Times New Roman"/>
+          <w:szCs w:val="28"/>
+        </w:rPr>
+        <w:t xml:space="preserve">– вывод готовой модели в окне САПР </w:t>
+      </w:r>
+      <w:r>
+        <w:rPr>
+          <w:rFonts w:eastAsia="Times New Roman"/>
+          <w:szCs w:val="28"/>
+        </w:rPr>
+        <w:t>«</w:t>
+      </w:r>
+      <w:r>
+        <w:rPr>
+          <w:rFonts w:eastAsia="Times New Roman"/>
+          <w:szCs w:val="28"/>
+        </w:rPr>
+        <w:t>Компас</w:t>
+      </w:r>
+      <w:r>
+        <w:rPr>
+          <w:rFonts w:eastAsia="Times New Roman"/>
+          <w:szCs w:val="28"/>
+        </w:rPr>
         <w:t xml:space="preserve"> </w:t>
       </w:r>
       <w:r>
@@ -4994,162 +4902,79 @@
           <w:rFonts w:eastAsia="Times New Roman"/>
           <w:szCs w:val="28"/>
         </w:rPr>
-        <w:t>по осям X и Y</w:t>
+        <w:t>3D</w:t>
       </w:r>
       <w:r>
         <w:rPr>
           <w:rFonts w:eastAsia="Times New Roman"/>
           <w:szCs w:val="28"/>
         </w:rPr>
-        <w:t xml:space="preserve"> (Step = W – 2*</w:t>
-      </w:r>
-      <w:proofErr w:type="spellStart"/>
+        <w:t>»</w:t>
+      </w:r>
       <w:r>
         <w:rPr>
           <w:rFonts w:eastAsia="Times New Roman"/>
           <w:szCs w:val="28"/>
         </w:rPr>
-        <w:t>offset</w:t>
-      </w:r>
-      <w:proofErr w:type="spellEnd"/>
-      <w:r>
+        <w:t>.</w:t>
+      </w:r>
+    </w:p>
+    <w:p>
+      <w:pPr>
         <w:rPr>
           <w:rFonts w:eastAsia="Times New Roman"/>
           <w:szCs w:val="28"/>
         </w:rPr>
-        <w:t>);</w:t>
-      </w:r>
-    </w:p>
-    <w:p>
-      <w:pPr>
+      </w:pPr>
+    </w:p>
+    <w:p>
+      <w:pPr>
+        <w:rPr>
+          <w:szCs w:val="28"/>
+          <w:lang w:eastAsia="zh-CN"/>
+        </w:rPr>
+      </w:pPr>
+      <w:r>
+        <w:rPr>
+          <w:szCs w:val="28"/>
+          <w:lang w:eastAsia="zh-CN"/>
+        </w:rPr>
+        <w:t>Расчёт параметров:</w:t>
+      </w:r>
+    </w:p>
+    <w:p>
+      <w:pPr>
+        <w:rPr>
+          <w:szCs w:val="28"/>
+          <w:lang w:eastAsia="zh-CN"/>
+        </w:rPr>
+      </w:pPr>
+      <w:r>
+        <w:rPr>
+          <w:szCs w:val="28"/>
+          <w:lang w:eastAsia="zh-CN"/>
+        </w:rPr>
+        <w:t xml:space="preserve">Длина ножки вычисляется как L = H – t, где H </w:t>
+      </w:r>
+      <w:r>
         <w:rPr>
           <w:rFonts w:eastAsia="Times New Roman"/>
           <w:szCs w:val="28"/>
         </w:rPr>
-      </w:pPr>
+        <w:t>–</w:t>
+      </w:r>
+      <w:r>
+        <w:rPr>
+          <w:szCs w:val="28"/>
+          <w:lang w:eastAsia="zh-CN"/>
+        </w:rPr>
+        <w:t xml:space="preserve"> общая высота табуретки, t </w:t>
+      </w:r>
       <w:r>
         <w:rPr>
           <w:rFonts w:eastAsia="Times New Roman"/>
           <w:szCs w:val="28"/>
         </w:rPr>
-        <w:t>– построение сиденья табуретки (параллелепипед W × D × t);</w:t>
-      </w:r>
-    </w:p>
-    <w:p>
-      <w:pPr>
-        <w:rPr>
-          <w:rFonts w:eastAsia="Times New Roman"/>
-          <w:szCs w:val="28"/>
-        </w:rPr>
-      </w:pPr>
-      <w:r>
-        <w:rPr>
-          <w:rFonts w:eastAsia="Times New Roman"/>
-          <w:szCs w:val="28"/>
-        </w:rPr>
-        <w:t>– построение четырех цилиндрических ножек диаметром d и длиной L;</w:t>
-      </w:r>
-    </w:p>
-    <w:p>
-      <w:pPr>
-        <w:rPr>
-          <w:rFonts w:eastAsia="Times New Roman"/>
-          <w:szCs w:val="28"/>
-        </w:rPr>
-      </w:pPr>
-      <w:r>
-        <w:rPr>
-          <w:rFonts w:eastAsia="Times New Roman"/>
-          <w:szCs w:val="28"/>
-        </w:rPr>
-        <w:t>– размещение ножек по углам сиденья с помощью прямоугольного массива;</w:t>
-      </w:r>
-    </w:p>
-    <w:p>
-      <w:pPr>
-        <w:rPr>
-          <w:rFonts w:eastAsia="Times New Roman"/>
-          <w:szCs w:val="28"/>
-        </w:rPr>
-      </w:pPr>
-      <w:r>
-        <w:rPr>
-          <w:rFonts w:eastAsia="Times New Roman"/>
-          <w:szCs w:val="28"/>
-        </w:rPr>
-        <w:t xml:space="preserve">– вывод готовой модели в окне САПР </w:t>
-      </w:r>
-      <w:r>
-        <w:rPr>
-          <w:rFonts w:eastAsia="Times New Roman"/>
-          <w:szCs w:val="28"/>
-        </w:rPr>
-        <w:t>«</w:t>
-      </w:r>
-      <w:r>
-        <w:rPr>
-          <w:rFonts w:eastAsia="Times New Roman"/>
-          <w:szCs w:val="28"/>
-        </w:rPr>
-        <w:t>Компас-3D</w:t>
-      </w:r>
-      <w:r>
-        <w:rPr>
-          <w:rFonts w:eastAsia="Times New Roman"/>
-          <w:szCs w:val="28"/>
-        </w:rPr>
-        <w:t>»</w:t>
-      </w:r>
-      <w:r>
-        <w:rPr>
-          <w:rFonts w:eastAsia="Times New Roman"/>
-          <w:szCs w:val="28"/>
-        </w:rPr>
-        <w:t>.</w:t>
-      </w:r>
-    </w:p>
-    <w:p>
-      <w:pPr>
-        <w:rPr>
-          <w:rFonts w:eastAsia="Times New Roman"/>
-          <w:szCs w:val="28"/>
-        </w:rPr>
-      </w:pPr>
-    </w:p>
-    <w:p>
-      <w:pPr>
-        <w:rPr>
-          <w:szCs w:val="28"/>
-          <w:lang w:eastAsia="zh-CN"/>
-        </w:rPr>
-      </w:pPr>
-      <w:r>
-        <w:rPr>
-          <w:szCs w:val="28"/>
-          <w:lang w:eastAsia="zh-CN"/>
-        </w:rPr>
-        <w:t>Расчёт параметров:</w:t>
-      </w:r>
-    </w:p>
-    <w:p>
-      <w:pPr>
-        <w:rPr>
-          <w:szCs w:val="28"/>
-          <w:lang w:eastAsia="zh-CN"/>
-        </w:rPr>
-      </w:pPr>
-      <w:r>
-        <w:rPr>
-          <w:szCs w:val="28"/>
-          <w:lang w:eastAsia="zh-CN"/>
-        </w:rPr>
-        <w:t xml:space="preserve">Длина ножки вычисляется как L = H – t, где H </w:t>
-      </w:r>
-      <w:r>
-        <w:rPr>
-          <w:rFonts w:eastAsia="Times New Roman"/>
-          <w:szCs w:val="28"/>
-        </w:rPr>
         <w:t>–</w:t>
       </w:r>
       <w:r>
@@ -5157,20 +4982,6 @@
           <w:szCs w:val="28"/>
           <w:lang w:eastAsia="zh-CN"/>
         </w:rPr>
-        <w:t xml:space="preserve"> общая высота табуретки, t </w:t>
-      </w:r>
-      <w:r>
-        <w:rPr>
-          <w:rFonts w:eastAsia="Times New Roman"/>
-          <w:szCs w:val="28"/>
-        </w:rPr>
-        <w:t>–</w:t>
-      </w:r>
-      <w:r>
-        <w:rPr>
-          <w:szCs w:val="28"/>
-          <w:lang w:eastAsia="zh-CN"/>
-        </w:rPr>
         <w:t xml:space="preserve"> толщина сиденья. Ножка крепится к нижней плоскости сиденья, поэтому её длина равна разности общей высоты и толщины сиденья.</w:t>
       </w:r>
     </w:p>
@@ -5186,23 +4997,15 @@
           <w:szCs w:val="28"/>
           <w:lang w:eastAsia="zh-CN"/>
         </w:rPr>
-        <w:t xml:space="preserve">Отступ от края сиденья до центра ножки принят равным </w:t>
-      </w:r>
-      <w:proofErr w:type="spellStart"/>
-      <w:r>
-        <w:rPr>
-          <w:szCs w:val="28"/>
-          <w:lang w:eastAsia="zh-CN"/>
-        </w:rPr>
-        <w:t>offset</w:t>
-      </w:r>
-      <w:proofErr w:type="spellEnd"/>
-      <w:r>
-        <w:rPr>
-          <w:szCs w:val="28"/>
-          <w:lang w:eastAsia="zh-CN"/>
-        </w:rPr>
-        <w:t xml:space="preserve"> = W/10 на основе эмпирического соотношения. При ширине сиденья 350–450 мм отступ составляет 35–45 мм, что обеспечивает достаточную площадь опоры и устойчивость конструкции, а также предотвращает скалывание края сиденья.</w:t>
+        <w:t xml:space="preserve">Отступ от края сиденья до центра ножки принят равным offset = W/10 на основе эмпирического соотношения. При ширине сиденья 350–450 мм отступ </w:t>
+      </w:r>
+      <w:r>
+        <w:rPr>
+          <w:szCs w:val="28"/>
+          <w:lang w:eastAsia="zh-CN"/>
+        </w:rPr>
+        <w:lastRenderedPageBreak/>
+        <w:t>составляет 35–45 мм, что обеспечивает достаточную площадь опоры и устойчивость конструкции, а также предотвращает скалывание края сиденья.</w:t>
       </w:r>
     </w:p>
     <w:p>
@@ -5238,7 +5041,7 @@
           <w:lang w:eastAsia="zh-CN"/>
         </w:rPr>
       </w:pPr>
-      <w:bookmarkStart w:id="21" w:name="_Toc178595983"/>
+      <w:bookmarkStart w:id="22" w:name="_Toc178595983"/>
       <w:r>
         <w:rPr>
           <w:b/>
@@ -5246,7 +5049,7 @@
         </w:rPr>
         <w:t>3.3 Требования к видам обеспечения АС</w:t>
       </w:r>
-      <w:bookmarkEnd w:id="21"/>
+      <w:bookmarkEnd w:id="22"/>
     </w:p>
     <w:p>
       <w:pPr>
@@ -5569,6 +5372,7 @@
           <w:szCs w:val="28"/>
           <w:lang w:eastAsia="zh-CN"/>
         </w:rPr>
+        <w:lastRenderedPageBreak/>
         <w:t>−</w:t>
       </w:r>
       <w:r>
@@ -5671,7 +5475,7 @@
           <w:lang w:eastAsia="zh-CN"/>
         </w:rPr>
       </w:pPr>
-      <w:bookmarkStart w:id="22" w:name="_Toc178595984"/>
+      <w:bookmarkStart w:id="23" w:name="_Toc178595984"/>
       <w:r>
         <w:rPr>
           <w:b/>
@@ -5679,7 +5483,7 @@
         </w:rPr>
         <w:t>3.4 Общие технические требования к АС</w:t>
       </w:r>
-      <w:bookmarkEnd w:id="22"/>
+      <w:bookmarkEnd w:id="23"/>
     </w:p>
     <w:p>
       <w:pPr>
@@ -5716,8 +5520,8 @@
           <w:lang w:eastAsia="zh-CN"/>
         </w:rPr>
         <w:sectPr>
-          <w:footerReference w:type="default" r:id="rId9"/>
-          <w:footerReference w:type="first" r:id="rId10"/>
+          <w:footerReference w:type="default" r:id="rId13"/>
+          <w:footerReference w:type="first" r:id="rId14"/>
           <w:pgSz w:w="11906" w:h="16838"/>
           <w:pgMar w:top="851" w:right="850" w:bottom="1134" w:left="1701" w:header="709" w:footer="708" w:gutter="0"/>
           <w:cols w:space="708"/>
@@ -5750,6 +5554,7 @@
           <w:szCs w:val="28"/>
           <w:lang w:eastAsia="zh-CN"/>
         </w:rPr>
+        <w:lastRenderedPageBreak/>
         <w:t>4 СОСТАВ И СОДЕРЖАНИЕ РАБОТ ПО СОЗДАНИЮ АВТОМАТИЗИРОВАННОЙ СИСТЕМЫ</w:t>
       </w:r>
     </w:p>
@@ -7556,7 +7361,7 @@
           <w:lang w:eastAsia="zh-CN"/>
         </w:rPr>
         <w:sectPr>
-          <w:headerReference w:type="default" r:id="rId11"/>
+          <w:headerReference w:type="default" r:id="rId15"/>
           <w:pgSz w:w="16838" w:h="11906" w:orient="landscape"/>
           <w:pgMar w:top="426" w:right="1134" w:bottom="851" w:left="1134" w:header="0" w:footer="454" w:gutter="0"/>
           <w:cols w:space="708"/>
@@ -7581,8 +7386,8 @@
           <w14:ligatures w14:val="none"/>
         </w:rPr>
       </w:pPr>
-      <w:bookmarkStart w:id="23" w:name="_Toc178595986"/>
-      <w:bookmarkStart w:id="24" w:name="_Toc240423873"/>
+      <w:bookmarkStart w:id="24" w:name="_Toc178595986"/>
+      <w:bookmarkStart w:id="25" w:name="_Toc240423873"/>
       <w:r>
         <w:rPr>
           <w:rFonts w:eastAsia="SimSun" w:cs="Times New Roman"/>
@@ -7594,10 +7399,11 @@
           <w:lang w:eastAsia="zh-CN"/>
           <w14:ligatures w14:val="none"/>
         </w:rPr>
+        <w:lastRenderedPageBreak/>
         <w:t>5 ПОРЯДОК РАЗРАБОТКИ АВТОМАТИЗИРОВАННОЙ СИСТЕМЫ</w:t>
       </w:r>
-      <w:bookmarkEnd w:id="23"/>
       <w:bookmarkEnd w:id="24"/>
+      <w:bookmarkEnd w:id="25"/>
     </w:p>
     <w:p>
       <w:pPr>
@@ -7630,8 +7436,8 @@
           <w14:ligatures w14:val="none"/>
         </w:rPr>
       </w:pPr>
-      <w:bookmarkStart w:id="25" w:name="_Toc178595987"/>
-      <w:bookmarkStart w:id="26" w:name="_Toc240423874"/>
+      <w:bookmarkStart w:id="26" w:name="_Toc178595987"/>
+      <w:bookmarkStart w:id="27" w:name="_Toc240423874"/>
       <w:r>
         <w:rPr>
           <w:rFonts w:eastAsia="SimSun" w:cs="Times New Roman"/>
@@ -7643,8 +7449,8 @@
         </w:rPr>
         <w:t>5.1 Порядок организации разработки АС</w:t>
       </w:r>
-      <w:bookmarkEnd w:id="25"/>
       <w:bookmarkEnd w:id="26"/>
+      <w:bookmarkEnd w:id="27"/>
     </w:p>
     <w:p>
       <w:pPr>
@@ -7709,8 +7515,8 @@
           <w14:ligatures w14:val="none"/>
         </w:rPr>
       </w:pPr>
-      <w:bookmarkStart w:id="27" w:name="_Toc178595988"/>
-      <w:bookmarkStart w:id="28" w:name="_Toc240423875"/>
+      <w:bookmarkStart w:id="28" w:name="_Toc178595988"/>
+      <w:bookmarkStart w:id="29" w:name="_Toc240423875"/>
       <w:r>
         <w:rPr>
           <w:rFonts w:eastAsia="SimSun" w:cs="Times New Roman"/>
@@ -7722,8 +7528,8 @@
         </w:rPr>
         <w:t>5.2 Перечень документов и исходных данных для разработки АС</w:t>
       </w:r>
-      <w:bookmarkEnd w:id="27"/>
       <w:bookmarkEnd w:id="28"/>
+      <w:bookmarkEnd w:id="29"/>
     </w:p>
     <w:p>
       <w:pPr>
@@ -7941,8 +7747,8 @@
           <w14:ligatures w14:val="none"/>
         </w:rPr>
       </w:pPr>
-      <w:bookmarkStart w:id="29" w:name="_Toc178595989"/>
-      <w:bookmarkStart w:id="30" w:name="_Toc240423876"/>
+      <w:bookmarkStart w:id="30" w:name="_Toc178595989"/>
+      <w:bookmarkStart w:id="31" w:name="_Toc240423876"/>
       <w:r>
         <w:rPr>
           <w:rFonts w:eastAsia="SimSun" w:cs="Times New Roman"/>
@@ -7954,8 +7760,8 @@
         </w:rPr>
         <w:t>5.3 Перечень документов, предъявляемых по окончании соответствующих этапов работ</w:t>
       </w:r>
-      <w:bookmarkEnd w:id="29"/>
       <w:bookmarkEnd w:id="30"/>
+      <w:bookmarkEnd w:id="31"/>
     </w:p>
     <w:p>
       <w:pPr>
@@ -8109,6 +7915,7 @@
           <w:lang w:eastAsia="zh-CN"/>
           <w14:ligatures w14:val="none"/>
         </w:rPr>
+        <w:lastRenderedPageBreak/>
         <w:t>− три варианта дополнительной функциональности плагина (для согласования).</w:t>
       </w:r>
     </w:p>
@@ -8174,8 +7981,8 @@
           <w14:ligatures w14:val="none"/>
         </w:rPr>
       </w:pPr>
-      <w:bookmarkStart w:id="31" w:name="_Toc178595990"/>
-      <w:bookmarkStart w:id="32" w:name="_Toc240423877"/>
+      <w:bookmarkStart w:id="32" w:name="_Toc178595990"/>
+      <w:bookmarkStart w:id="33" w:name="_Toc240423877"/>
       <w:r>
         <w:rPr>
           <w:rFonts w:eastAsia="SimSun" w:cs="Times New Roman"/>
@@ -8187,10 +7994,11 @@
           <w:lang w:eastAsia="zh-CN"/>
           <w14:ligatures w14:val="none"/>
         </w:rPr>
+        <w:lastRenderedPageBreak/>
         <w:t>6 ПОРЯДОК КОНТРОЛЯ И ПРИЁМКИ АВТОМАТИЗИРОВАННОЙ СИСТЕМЫ</w:t>
       </w:r>
-      <w:bookmarkEnd w:id="31"/>
       <w:bookmarkEnd w:id="32"/>
+      <w:bookmarkEnd w:id="33"/>
     </w:p>
     <w:p>
       <w:pPr>
@@ -8221,8 +8029,8 @@
           <w14:ligatures w14:val="none"/>
         </w:rPr>
       </w:pPr>
-      <w:bookmarkStart w:id="33" w:name="_Toc178595991"/>
-      <w:bookmarkStart w:id="34" w:name="_Toc240423878"/>
+      <w:bookmarkStart w:id="34" w:name="_Toc178595991"/>
+      <w:bookmarkStart w:id="35" w:name="_Toc240423878"/>
       <w:r>
         <w:rPr>
           <w:rFonts w:eastAsia="SimSun" w:cs="Times New Roman"/>
@@ -8234,8 +8042,8 @@
         </w:rPr>
         <w:t>6.1 Виды, состав и методы испытаний АС и ее составных частей</w:t>
       </w:r>
-      <w:bookmarkEnd w:id="33"/>
       <w:bookmarkEnd w:id="34"/>
+      <w:bookmarkEnd w:id="35"/>
     </w:p>
     <w:p>
       <w:pPr>
@@ -8450,8 +8258,8 @@
           <w14:ligatures w14:val="none"/>
         </w:rPr>
       </w:pPr>
-      <w:bookmarkStart w:id="35" w:name="_Toc178595992"/>
-      <w:bookmarkStart w:id="36" w:name="_Toc240423879"/>
+      <w:bookmarkStart w:id="36" w:name="_Toc178595992"/>
+      <w:bookmarkStart w:id="37" w:name="_Toc240423879"/>
       <w:r>
         <w:rPr>
           <w:rFonts w:eastAsia="SimSun" w:cs="Times New Roman"/>
@@ -8463,8 +8271,8 @@
         </w:rPr>
         <w:t>6.2 Общие требования к приёмке работ по стадиям</w:t>
       </w:r>
-      <w:bookmarkEnd w:id="35"/>
       <w:bookmarkEnd w:id="36"/>
+      <w:bookmarkEnd w:id="37"/>
     </w:p>
     <w:p>
       <w:pPr>
@@ -8564,6 +8372,7 @@
           <w:lang w:eastAsia="zh-CN"/>
           <w14:ligatures w14:val="none"/>
         </w:rPr>
+        <w:lastRenderedPageBreak/>
         <w:t>Комплектность передаваемой отчётной документации подлежит проверке Заказчиком.</w:t>
       </w:r>
     </w:p>
@@ -8638,8 +8447,8 @@
           <w14:ligatures w14:val="none"/>
         </w:rPr>
       </w:pPr>
-      <w:bookmarkStart w:id="37" w:name="_Toc178595993"/>
-      <w:bookmarkStart w:id="38" w:name="_Toc240423880"/>
+      <w:bookmarkStart w:id="38" w:name="_Toc178595993"/>
+      <w:bookmarkStart w:id="39" w:name="_Toc240423880"/>
       <w:r>
         <w:rPr>
           <w:rFonts w:eastAsia="SimSun" w:cs="Times New Roman"/>
@@ -8651,10 +8460,11 @@
           <w:lang w:eastAsia="zh-CN"/>
           <w14:ligatures w14:val="none"/>
         </w:rPr>
+        <w:lastRenderedPageBreak/>
         <w:t>7 ТРЕБОВАНИЯ К ДОКУМЕНТИРОВАНИЮ</w:t>
       </w:r>
-      <w:bookmarkEnd w:id="37"/>
       <w:bookmarkEnd w:id="38"/>
+      <w:bookmarkEnd w:id="39"/>
     </w:p>
     <w:p>
       <w:pPr>
@@ -8712,8 +8522,8 @@
           <w14:ligatures w14:val="none"/>
         </w:rPr>
       </w:pPr>
-      <w:bookmarkStart w:id="39" w:name="_Toc178595994"/>
-      <w:bookmarkStart w:id="40" w:name="_Toc240423881"/>
+      <w:bookmarkStart w:id="40" w:name="_Toc178595994"/>
+      <w:bookmarkStart w:id="41" w:name="_Toc240423881"/>
       <w:r>
         <w:rPr>
           <w:rFonts w:eastAsia="SimSun" w:cs="Times New Roman"/>
@@ -8725,8 +8535,8 @@
         </w:rPr>
         <w:t>7.1 Перечень подлежащих разработке документов</w:t>
       </w:r>
-      <w:bookmarkEnd w:id="39"/>
       <w:bookmarkEnd w:id="40"/>
+      <w:bookmarkEnd w:id="41"/>
       <w:r>
         <w:rPr>
           <w:rFonts w:eastAsia="SimSun" w:cs="Times New Roman"/>
@@ -8805,8 +8615,8 @@
           <w14:ligatures w14:val="none"/>
         </w:rPr>
       </w:pPr>
-      <w:bookmarkStart w:id="41" w:name="_Toc178595995"/>
-      <w:bookmarkStart w:id="42" w:name="_Toc240423882"/>
+      <w:bookmarkStart w:id="42" w:name="_Toc178595995"/>
+      <w:bookmarkStart w:id="43" w:name="_Toc240423882"/>
       <w:r>
         <w:rPr>
           <w:rFonts w:eastAsia="SimSun" w:cs="Times New Roman"/>
@@ -8818,55 +8628,27 @@
         </w:rPr>
         <w:t>7.2 Вид представления и количество документов</w:t>
       </w:r>
-      <w:bookmarkEnd w:id="41"/>
       <w:bookmarkEnd w:id="42"/>
-    </w:p>
-    <w:p>
-      <w:pPr>
-        <w:rPr>
-          <w:lang w:eastAsia="zh-CN"/>
-        </w:rPr>
-      </w:pPr>
-    </w:p>
-    <w:p>
-      <w:pPr>
-        <w:rPr>
-          <w:lang w:eastAsia="zh-CN"/>
-        </w:rPr>
-      </w:pPr>
-      <w:r>
-        <w:rPr>
-          <w:lang w:eastAsia="zh-CN"/>
-        </w:rPr>
-        <w:t>Нижеперечисленные документы к АС предоставляются в электронном виде в форматах .</w:t>
-      </w:r>
-      <w:proofErr w:type="spellStart"/>
-      <w:r>
-        <w:rPr>
-          <w:lang w:eastAsia="zh-CN"/>
-        </w:rPr>
-        <w:t>docx</w:t>
-      </w:r>
-      <w:proofErr w:type="spellEnd"/>
-      <w:r>
-        <w:rPr>
-          <w:lang w:eastAsia="zh-CN"/>
-        </w:rPr>
-        <w:t xml:space="preserve"> и .</w:t>
-      </w:r>
-      <w:proofErr w:type="spellStart"/>
-      <w:r>
-        <w:rPr>
-          <w:lang w:eastAsia="zh-CN"/>
-        </w:rPr>
-        <w:t>pdf</w:t>
-      </w:r>
-      <w:proofErr w:type="spellEnd"/>
-      <w:r>
-        <w:rPr>
-          <w:lang w:eastAsia="zh-CN"/>
-        </w:rPr>
-        <w:t xml:space="preserve"> по одному экземпляру каждый</w:t>
+      <w:bookmarkEnd w:id="43"/>
+    </w:p>
+    <w:p>
+      <w:pPr>
+        <w:rPr>
+          <w:lang w:eastAsia="zh-CN"/>
+        </w:rPr>
+      </w:pPr>
+    </w:p>
+    <w:p>
+      <w:pPr>
+        <w:rPr>
+          <w:lang w:eastAsia="zh-CN"/>
+        </w:rPr>
+      </w:pPr>
+      <w:r>
+        <w:rPr>
+          <w:lang w:eastAsia="zh-CN"/>
+        </w:rPr>
+        <w:t>Нижеперечисленные документы к АС предоставляются в электронном виде в форматах .docx и .pdf по одному экземпляру каждый</w:t>
       </w:r>
       <w:r>
         <w:rPr>
@@ -8985,8 +8767,8 @@
           <w14:ligatures w14:val="none"/>
         </w:rPr>
       </w:pPr>
-      <w:bookmarkStart w:id="43" w:name="_Toc178595996"/>
-      <w:bookmarkStart w:id="44" w:name="_Toc240423883"/>
+      <w:bookmarkStart w:id="44" w:name="_Toc178595996"/>
+      <w:bookmarkStart w:id="45" w:name="_Toc240423883"/>
       <w:r>
         <w:rPr>
           <w:rFonts w:eastAsia="SimSun" w:cs="Times New Roman"/>
@@ -8998,8 +8780,8 @@
         </w:rPr>
         <w:t>7.3 Требования по использованию ЕСКД и ЕСПД при разработке документов</w:t>
       </w:r>
-      <w:bookmarkEnd w:id="43"/>
       <w:bookmarkEnd w:id="44"/>
+      <w:bookmarkEnd w:id="45"/>
     </w:p>
     <w:p>
       <w:pPr>
@@ -9111,29 +8893,8 @@
           <w:lang w:eastAsia="zh-CN"/>
           <w14:ligatures w14:val="none"/>
         </w:rPr>
-        <w:t xml:space="preserve">шрифт – Times New </w:t>
-      </w:r>
-      <w:proofErr w:type="spellStart"/>
-      <w:r>
-        <w:rPr>
-          <w:rFonts w:eastAsia="SimSun" w:cs="Times New Roman"/>
-          <w:kern w:val="0"/>
-          <w:szCs w:val="28"/>
-          <w:lang w:eastAsia="zh-CN"/>
-          <w14:ligatures w14:val="none"/>
-        </w:rPr>
-        <w:t>Roman</w:t>
-      </w:r>
-      <w:proofErr w:type="spellEnd"/>
-      <w:r>
-        <w:rPr>
-          <w:rFonts w:eastAsia="SimSun" w:cs="Times New Roman"/>
-          <w:kern w:val="0"/>
-          <w:szCs w:val="28"/>
-          <w:lang w:eastAsia="zh-CN"/>
-          <w14:ligatures w14:val="none"/>
-        </w:rPr>
-        <w:t xml:space="preserve"> 14; </w:t>
+        <w:lastRenderedPageBreak/>
+        <w:t xml:space="preserve">шрифт – Times New Roman 14; </w:t>
       </w:r>
     </w:p>
     <w:p>
@@ -9505,7 +9266,7 @@
           <w14:ligatures w14:val="none"/>
         </w:rPr>
       </w:pPr>
-      <w:bookmarkStart w:id="45" w:name="_Toc178595997"/>
+      <w:bookmarkStart w:id="46" w:name="_Toc178595997"/>
       <w:r>
         <w:rPr>
           <w:rFonts w:ascii="Calibri" w:eastAsia="SimSun" w:hAnsi="Calibri" w:cs="Times New Roman"/>
@@ -9537,7 +9298,7 @@
           <w14:ligatures w14:val="none"/>
         </w:rPr>
       </w:pPr>
-      <w:bookmarkStart w:id="46" w:name="_Toc240423884"/>
+      <w:bookmarkStart w:id="47" w:name="_Toc240423884"/>
       <w:r>
         <w:rPr>
           <w:rFonts w:eastAsia="SimSun" w:cs="Times New Roman"/>
@@ -9549,10 +9310,11 @@
           <w:lang w:eastAsia="zh-CN"/>
           <w14:ligatures w14:val="none"/>
         </w:rPr>
+        <w:lastRenderedPageBreak/>
         <w:t>8 ИСТОЧНИКИ РАЗРАБОТКИ</w:t>
       </w:r>
-      <w:bookmarkEnd w:id="45"/>
       <w:bookmarkEnd w:id="46"/>
+      <w:bookmarkEnd w:id="47"/>
     </w:p>
     <w:p>
       <w:pPr>
@@ -9598,35 +9360,7 @@
         <w:rPr>
           <w:lang w:eastAsia="zh-CN"/>
         </w:rPr>
-        <w:t xml:space="preserve">Новые технологии в программировании: учебное пособие / А. А. </w:t>
-      </w:r>
-      <w:proofErr w:type="spellStart"/>
-      <w:r>
-        <w:rPr>
-          <w:lang w:eastAsia="zh-CN"/>
-        </w:rPr>
-        <w:t>Калентьев</w:t>
-      </w:r>
-      <w:proofErr w:type="spellEnd"/>
-      <w:r>
-        <w:rPr>
-          <w:lang w:eastAsia="zh-CN"/>
-        </w:rPr>
-        <w:t xml:space="preserve">, Д. В. </w:t>
-      </w:r>
-      <w:proofErr w:type="spellStart"/>
-      <w:r>
-        <w:rPr>
-          <w:lang w:eastAsia="zh-CN"/>
-        </w:rPr>
-        <w:t>Гарайс</w:t>
-      </w:r>
-      <w:proofErr w:type="spellEnd"/>
-      <w:r>
-        <w:rPr>
-          <w:lang w:eastAsia="zh-CN"/>
-        </w:rPr>
-        <w:t xml:space="preserve">, А. Е. Горяинов </w:t>
+        <w:t xml:space="preserve">Новые технологии в программировании: учебное пособие / А. А. Калентьев, Д. В. Гарайс, А. Е. Горяинов </w:t>
       </w:r>
       <w:r>
         <w:rPr>
@@ -9638,21 +9372,7 @@
         <w:rPr>
           <w:lang w:eastAsia="zh-CN"/>
         </w:rPr>
-        <w:t xml:space="preserve"> </w:t>
-      </w:r>
-      <w:proofErr w:type="gramStart"/>
-      <w:r>
-        <w:rPr>
-          <w:lang w:eastAsia="zh-CN"/>
-        </w:rPr>
-        <w:t>Томск :</w:t>
-      </w:r>
-      <w:proofErr w:type="gramEnd"/>
-      <w:r>
-        <w:rPr>
-          <w:lang w:eastAsia="zh-CN"/>
-        </w:rPr>
-        <w:t xml:space="preserve"> Эль </w:t>
+        <w:t xml:space="preserve"> Томск : Эль </w:t>
       </w:r>
       <w:r>
         <w:rPr>
@@ -9711,6 +9431,20 @@
           <w:rFonts w:eastAsia="Calibri"/>
           <w:lang w:eastAsia="zh-CN"/>
         </w:rPr>
+        <w:t xml:space="preserve">– </w:t>
+      </w:r>
+      <w:r>
+        <w:rPr>
+          <w:rFonts w:eastAsia="Calibri"/>
+          <w:lang w:eastAsia="zh-CN"/>
+        </w:rPr>
+        <w:t xml:space="preserve">[Электронный ресурс]. </w:t>
+      </w:r>
+      <w:r>
+        <w:rPr>
+          <w:rFonts w:eastAsia="Calibri"/>
+          <w:lang w:eastAsia="zh-CN"/>
+        </w:rPr>
         <w:t>–</w:t>
       </w:r>
       <w:r>
@@ -9718,30 +9452,9 @@
           <w:rFonts w:eastAsia="Calibri"/>
           <w:lang w:eastAsia="zh-CN"/>
         </w:rPr>
-        <w:t xml:space="preserve"> </w:t>
-      </w:r>
-      <w:r>
-        <w:rPr>
-          <w:rFonts w:eastAsia="Calibri"/>
-          <w:lang w:eastAsia="zh-CN"/>
-        </w:rPr>
-        <w:t xml:space="preserve">[Электронный ресурс]. </w:t>
-      </w:r>
-      <w:r>
-        <w:rPr>
-          <w:rFonts w:eastAsia="Calibri"/>
-          <w:lang w:eastAsia="zh-CN"/>
-        </w:rPr>
-        <w:t>–</w:t>
-      </w:r>
-      <w:r>
-        <w:rPr>
-          <w:rFonts w:eastAsia="Calibri"/>
-          <w:lang w:eastAsia="zh-CN"/>
-        </w:rPr>
         <w:t xml:space="preserve"> Режим доступа: </w:t>
       </w:r>
-      <w:hyperlink r:id="rId12" w:tgtFrame="_blank" w:history="1">
+      <w:hyperlink r:id="rId16" w:tgtFrame="_blank" w:history="1">
         <w:r>
           <w:rPr>
             <w:rStyle w:val="af4"/>
@@ -9962,49 +9675,7 @@
         <w:rPr>
           <w:lang w:eastAsia="zh-CN"/>
         </w:rPr>
-        <w:t xml:space="preserve">Введение в UML от создателей языка [Текст]: руководство пользователя / Г. Буч, Д. Рамбо, И. Якобсон. - 2-е изд. - </w:t>
-      </w:r>
-      <w:proofErr w:type="gramStart"/>
-      <w:r>
-        <w:rPr>
-          <w:lang w:eastAsia="zh-CN"/>
-        </w:rPr>
-        <w:t>М. :</w:t>
-      </w:r>
-      <w:proofErr w:type="gramEnd"/>
-      <w:r>
-        <w:rPr>
-          <w:lang w:eastAsia="zh-CN"/>
-        </w:rPr>
-        <w:t xml:space="preserve"> ДМК Пресс, 2012. - 494 </w:t>
-      </w:r>
-      <w:proofErr w:type="gramStart"/>
-      <w:r>
-        <w:rPr>
-          <w:lang w:eastAsia="zh-CN"/>
-        </w:rPr>
-        <w:t>с. :</w:t>
-      </w:r>
-      <w:proofErr w:type="gramEnd"/>
-      <w:r>
-        <w:rPr>
-          <w:lang w:eastAsia="zh-CN"/>
-        </w:rPr>
-        <w:t xml:space="preserve"> ил. - (Классика программирования). - </w:t>
-      </w:r>
-      <w:proofErr w:type="spellStart"/>
-      <w:r>
-        <w:rPr>
-          <w:lang w:eastAsia="zh-CN"/>
-        </w:rPr>
-        <w:t>Предм</w:t>
-      </w:r>
-      <w:proofErr w:type="spellEnd"/>
-      <w:r>
-        <w:rPr>
-          <w:lang w:eastAsia="zh-CN"/>
-        </w:rPr>
-        <w:t xml:space="preserve">. указ.: с. 483- 493. - ISBN 978-5-94074-644-7; </w:t>
+        <w:t xml:space="preserve">Введение в UML от создателей языка [Текст]: руководство пользователя / Г. Буч, Д. Рамбо, И. Якобсон. - 2-е изд. - М. : ДМК Пресс, 2012. - 494 с. : ил. - (Классика программирования). - Предм. указ.: с. 483- 493. - ISBN 978-5-94074-644-7; </w:t>
       </w:r>
     </w:p>
     <w:p>
@@ -10029,29 +9700,7 @@
         <w:rPr>
           <w:lang w:eastAsia="zh-CN"/>
         </w:rPr>
-        <w:t xml:space="preserve">Ли. К. Основы САПР (CAD/CAM/CAE). – </w:t>
-      </w:r>
-      <w:proofErr w:type="spellStart"/>
-      <w:r>
-        <w:rPr>
-          <w:lang w:eastAsia="zh-CN"/>
-        </w:rPr>
-        <w:t>Спб</w:t>
-      </w:r>
-      <w:proofErr w:type="spellEnd"/>
-      <w:proofErr w:type="gramStart"/>
-      <w:r>
-        <w:rPr>
-          <w:lang w:eastAsia="zh-CN"/>
-        </w:rPr>
-        <w:t>.:«</w:t>
-      </w:r>
-      <w:proofErr w:type="gramEnd"/>
-      <w:r>
-        <w:rPr>
-          <w:lang w:eastAsia="zh-CN"/>
-        </w:rPr>
-        <w:t>Питер», 2004. – 560с.</w:t>
+        <w:t>Ли. К. Основы САПР (CAD/CAM/CAE). – Спб.:«Питер», 2004. – 560с.</w:t>
       </w:r>
     </w:p>
     <w:p>
@@ -10070,6 +9719,7 @@
         <w:rPr>
           <w:lang w:eastAsia="zh-CN"/>
         </w:rPr>
+        <w:lastRenderedPageBreak/>
         <w:t xml:space="preserve"> </w:t>
       </w:r>
       <w:r>
@@ -10114,7 +9764,7 @@
         </w:rPr>
         <w:t xml:space="preserve"> Режим доступа: </w:t>
       </w:r>
-      <w:hyperlink r:id="rId13" w:tgtFrame="_blank" w:history="1">
+      <w:hyperlink r:id="rId17" w:tgtFrame="_blank" w:history="1">
         <w:r>
           <w:rPr>
             <w:rStyle w:val="af4"/>
@@ -10147,8 +9797,49 @@
 </w:document>
 </file>
 
+<file path=word/comments.xml><?xml version="1.0" encoding="utf-8"?>
+<w:comments xmlns:wpc="http://schemas.microsoft.com/office/word/2010/wordprocessingCanvas" xmlns:cx="http://schemas.microsoft.com/office/drawing/2014/chartex" xmlns:cx1="http://schemas.microsoft.com/office/drawing/2015/9/8/chartex" xmlns:cx2="http://schemas.microsoft.com/office/drawing/2015/10/21/chartex" xmlns:cx3="http://schemas.microsoft.com/office/drawing/2016/5/9/chartex" xmlns:cx4="http://schemas.microsoft.com/office/drawing/2016/5/10/chartex" xmlns:cx5="http://schemas.microsoft.com/office/drawing/2016/5/11/chartex" xmlns:cx6="http://schemas.microsoft.com/office/drawing/2016/5/12/chartex" xmlns:cx7="http://schemas.microsoft.com/office/drawing/2016/5/13/chartex" xmlns:cx8="http://schemas.microsoft.com/office/drawing/2016/5/14/chartex" xmlns:mc="http://schemas.openxmlformats.org/markup-compatibility/2006" xmlns:aink="http://schemas.microsoft.com/office/drawing/2016/ink" xmlns:am3d="http://schemas.microsoft.com/office/drawing/2017/model3d" xmlns:o="urn:schemas-microsoft-com:office:office" xmlns:oel="http://schemas.microsoft.com/office/2019/extlst" xmlns:r="http://schemas.openxmlformats.org/officeDocument/2006/relationships" xmlns:m="http://schemas.openxmlformats.org/officeDocument/2006/math" xmlns:v="urn:schemas-microsoft-com:vml" xmlns:wp14="http://schemas.microsoft.com/office/word/2010/wordprocessingDrawing" xmlns:wp="http://schemas.openxmlformats.org/drawingml/2006/wordprocessingDrawing" xmlns:w10="urn:schemas-microsoft-com:office:word" xmlns:w="http://schemas.openxmlformats.org/wordprocessingml/2006/main" xmlns:w14="http://schemas.microsoft.com/office/word/2010/wordml" xmlns:w15="http://schemas.microsoft.com/office/word/2012/wordml" xmlns:w16cex="http://schemas.microsoft.com/office/word/2018/wordml/cex" xmlns:w16cid="http://schemas.microsoft.com/office/word/2016/wordml/cid" xmlns:w16="http://schemas.microsoft.com/office/word/2018/wordml" xmlns:w16du="http://schemas.microsoft.com/office/word/2023/wordml/word16du" xmlns:w16sdtdh="http://schemas.microsoft.com/office/word/2020/wordml/sdtdatahash" xmlns:w16sdtfl="http://schemas.microsoft.com/office/word/2024/wordml/sdtformatlock" xmlns:w16se="http://schemas.microsoft.com/office/word/2015/wordml/symex" xmlns:wpg="http://schemas.microsoft.com/office/word/2010/wordprocessingGroup" xmlns:wpi="http://schemas.microsoft.com/office/word/2010/wordprocessingInk" xmlns:wne="http://schemas.microsoft.com/office/word/2006/wordml" xmlns:wps="http://schemas.microsoft.com/office/word/2010/wordprocessingShape" mc:Ignorable="w14 w15 w16se w16cid w16 w16cex w16sdtdh w16sdtfl w16du wp14">
+  <w:comment w:id="4" w:author="Kalentyev Alexey" w:date="2026-09-16T10:09:00Z" w:initials="KA">
+    <w:p>
+      <w:pPr>
+        <w:pStyle w:val="ae"/>
+        <w:ind w:firstLine="0"/>
+        <w:jc w:val="left"/>
+      </w:pPr>
+      <w:r>
+        <w:rPr>
+          <w:rStyle w:val="ad"/>
+        </w:rPr>
+        <w:annotationRef/>
+      </w:r>
+      <w:r>
+        <w:t>Единообразно по тексту</w:t>
+      </w:r>
+    </w:p>
+  </w:comment>
+</w:comments>
+</file>
+
+<file path=word/commentsExtended.xml><?xml version="1.0" encoding="utf-8"?>
+<w15:commentsEx xmlns:wpc="http://schemas.microsoft.com/office/word/2010/wordprocessingCanvas" xmlns:cx="http://schemas.microsoft.com/office/drawing/2014/chartex" xmlns:cx1="http://schemas.microsoft.com/office/drawing/2015/9/8/chartex" xmlns:cx2="http://schemas.microsoft.com/office/drawing/2015/10/21/chartex" xmlns:cx3="http://schemas.microsoft.com/office/drawing/2016/5/9/chartex" xmlns:cx4="http://schemas.microsoft.com/office/drawing/2016/5/10/chartex" xmlns:cx5="http://schemas.microsoft.com/office/drawing/2016/5/11/chartex" xmlns:cx6="http://schemas.microsoft.com/office/drawing/2016/5/12/chartex" xmlns:cx7="http://schemas.microsoft.com/office/drawing/2016/5/13/chartex" xmlns:cx8="http://schemas.microsoft.com/office/drawing/2016/5/14/chartex" xmlns:mc="http://schemas.openxmlformats.org/markup-compatibility/2006" xmlns:aink="http://schemas.microsoft.com/office/drawing/2016/ink" xmlns:am3d="http://schemas.microsoft.com/office/drawing/2017/model3d" xmlns:o="urn:schemas-microsoft-com:office:office" xmlns:oel="http://schemas.microsoft.com/office/2019/extlst" xmlns:r="http://schemas.openxmlformats.org/officeDocument/2006/relationships" xmlns:m="http://schemas.openxmlformats.org/officeDocument/2006/math" xmlns:v="urn:schemas-microsoft-com:vml" xmlns:wp14="http://schemas.microsoft.com/office/word/2010/wordprocessingDrawing" xmlns:wp="http://schemas.openxmlformats.org/drawingml/2006/wordprocessingDrawing" xmlns:w10="urn:schemas-microsoft-com:office:word" xmlns:w="http://schemas.openxmlformats.org/wordprocessingml/2006/main" xmlns:w14="http://schemas.microsoft.com/office/word/2010/wordml" xmlns:w15="http://schemas.microsoft.com/office/word/2012/wordml" xmlns:w16cex="http://schemas.microsoft.com/office/word/2018/wordml/cex" xmlns:w16cid="http://schemas.microsoft.com/office/word/2016/wordml/cid" xmlns:w16="http://schemas.microsoft.com/office/word/2018/wordml" xmlns:w16du="http://schemas.microsoft.com/office/word/2023/wordml/word16du" xmlns:w16sdtdh="http://schemas.microsoft.com/office/word/2020/wordml/sdtdatahash" xmlns:w16sdtfl="http://schemas.microsoft.com/office/word/2024/wordml/sdtformatlock" xmlns:w16se="http://schemas.microsoft.com/office/word/2015/wordml/symex" xmlns:wpg="http://schemas.microsoft.com/office/word/2010/wordprocessingGroup" xmlns:wpi="http://schemas.microsoft.com/office/word/2010/wordprocessingInk" xmlns:wne="http://schemas.microsoft.com/office/word/2006/wordml" xmlns:wps="http://schemas.microsoft.com/office/word/2010/wordprocessingShape" mc:Ignorable="w14 w15 w16se w16cid w16 w16cex w16sdtdh w16sdtfl w16du wp14">
+  <w15:commentEx w15:paraId="6880C474" w15:done="0"/>
+</w15:commentsEx>
+</file>
+
+<file path=word/commentsExtensible.xml><?xml version="1.0" encoding="utf-8"?>
+<w16cex:commentsExtensible xmlns:wpc="http://schemas.microsoft.com/office/word/2010/wordprocessingCanvas" xmlns:cx="http://schemas.microsoft.com/office/drawing/2014/chartex" xmlns:cx1="http://schemas.microsoft.com/office/drawing/2015/9/8/chartex" xmlns:cx2="http://schemas.microsoft.com/office/drawing/2015/10/21/chartex" xmlns:cx3="http://schemas.microsoft.com/office/drawing/2016/5/9/chartex" xmlns:cx4="http://schemas.microsoft.com/office/drawing/2016/5/10/chartex" xmlns:cx5="http://schemas.microsoft.com/office/drawing/2016/5/11/chartex" xmlns:cx6="http://schemas.microsoft.com/office/drawing/2016/5/12/chartex" xmlns:cx7="http://schemas.microsoft.com/office/drawing/2016/5/13/chartex" xmlns:cx8="http://schemas.microsoft.com/office/drawing/2016/5/14/chartex" xmlns:cr="http://schemas.microsoft.com/office/comments/2020/reactions" xmlns:mc="http://schemas.openxmlformats.org/markup-compatibility/2006" xmlns:aink="http://schemas.microsoft.com/office/drawing/2016/ink" xmlns:am3d="http://schemas.microsoft.com/office/drawing/2017/model3d" xmlns:o="urn:schemas-microsoft-com:office:office" xmlns:oel="http://schemas.microsoft.com/office/2019/extlst" xmlns:r="http://schemas.openxmlformats.org/officeDocument/2006/relationships" xmlns:m="http://schemas.openxmlformats.org/officeDocument/2006/math" xmlns:v="urn:schemas-microsoft-com:vml" xmlns:wp14="http://schemas.microsoft.com/office/word/2010/wordprocessingDrawing" xmlns:wp="http://schemas.openxmlformats.org/drawingml/2006/wordprocessingDrawing" xmlns:w10="urn:schemas-microsoft-com:office:word" xmlns:w="http://schemas.openxmlformats.org/wordprocessingml/2006/main" xmlns:w14="http://schemas.microsoft.com/office/word/2010/wordml" xmlns:w15="http://schemas.microsoft.com/office/word/2012/wordml" xmlns:w16cex="http://schemas.microsoft.com/office/word/2018/wordml/cex" xmlns:w16cid="http://schemas.microsoft.com/office/word/2016/wordml/cid" xmlns:w16="http://schemas.microsoft.com/office/word/2018/wordml" xmlns:w16du="http://schemas.microsoft.com/office/word/2023/wordml/word16du" xmlns:w16sdtdh="http://schemas.microsoft.com/office/word/2020/wordml/sdtdatahash" xmlns:w16sdtfl="http://schemas.microsoft.com/office/word/2024/wordml/sdtformatlock" xmlns:w16se="http://schemas.microsoft.com/office/word/2015/wordml/symex" xmlns:wpg="http://schemas.microsoft.com/office/word/2010/wordprocessingGroup" xmlns:wpi="http://schemas.microsoft.com/office/word/2010/wordprocessingInk" xmlns:wne="http://schemas.microsoft.com/office/word/2006/wordml" xmlns:wps="http://schemas.microsoft.com/office/word/2010/wordprocessingShape" mc:Ignorable="w14 w15 w16se w16cid w16 w16cex w16sdtdh w16sdtfl cr w16du wp14">
+  <w16cex:commentExtensible w16cex:durableId="2309FEEA" w16cex:dateUtc="2026-09-16T03:09:00Z"/>
+</w16cex:commentsExtensible>
+</file>
+
+<file path=word/commentsIds.xml><?xml version="1.0" encoding="utf-8"?>
+<w16cid:commentsIds xmlns:wpc="http://schemas.microsoft.com/office/word/2010/wordprocessingCanvas" xmlns:cx="http://schemas.microsoft.com/office/drawing/2014/chartex" xmlns:cx1="http://schemas.microsoft.com/office/drawing/2015/9/8/chartex" xmlns:cx2="http://schemas.microsoft.com/office/drawing/2015/10/21/chartex" xmlns:cx3="http://schemas.microsoft.com/office/drawing/2016/5/9/chartex" xmlns:cx4="http://schemas.microsoft.com/office/drawing/2016/5/10/chartex" xmlns:cx5="http://schemas.microsoft.com/office/drawing/2016/5/11/chartex" xmlns:cx6="http://schemas.microsoft.com/office/drawing/2016/5/12/chartex" xmlns:cx7="http://schemas.microsoft.com/office/drawing/2016/5/13/chartex" xmlns:cx8="http://schemas.microsoft.com/office/drawing/2016/5/14/chartex" xmlns:mc="http://schemas.openxmlformats.org/markup-compatibility/2006" xmlns:aink="http://schemas.microsoft.com/office/drawing/2016/ink" xmlns:am3d="http://schemas.microsoft.com/office/drawing/2017/model3d" xmlns:o="urn:schemas-microsoft-com:office:office" xmlns:oel="http://schemas.microsoft.com/office/2019/extlst" xmlns:r="http://schemas.openxmlformats.org/officeDocument/2006/relationships" xmlns:m="http://schemas.openxmlformats.org/officeDocument/2006/math" xmlns:v="urn:schemas-microsoft-com:vml" xmlns:wp14="http://schemas.microsoft.com/office/word/2010/wordprocessingDrawing" xmlns:wp="http://schemas.openxmlformats.org/drawingml/2006/wordprocessingDrawing" xmlns:w10="urn:schemas-microsoft-com:office:word" xmlns:w="http://schemas.openxmlformats.org/wordprocessingml/2006/main" xmlns:w14="http://schemas.microsoft.com/office/word/2010/wordml" xmlns:w15="http://schemas.microsoft.com/office/word/2012/wordml" xmlns:w16cex="http://schemas.microsoft.com/office/word/2018/wordml/cex" xmlns:w16cid="http://schemas.microsoft.com/office/word/2016/wordml/cid" xmlns:w16="http://schemas.microsoft.com/office/word/2018/wordml" xmlns:w16du="http://schemas.microsoft.com/office/word/2023/wordml/word16du" xmlns:w16sdtdh="http://schemas.microsoft.com/office/word/2020/wordml/sdtdatahash" xmlns:w16sdtfl="http://schemas.microsoft.com/office/word/2024/wordml/sdtformatlock" xmlns:w16se="http://schemas.microsoft.com/office/word/2015/wordml/symex" xmlns:wpg="http://schemas.microsoft.com/office/word/2010/wordprocessingGroup" xmlns:wpi="http://schemas.microsoft.com/office/word/2010/wordprocessingInk" xmlns:wne="http://schemas.microsoft.com/office/word/2006/wordml" xmlns:wps="http://schemas.microsoft.com/office/word/2010/wordprocessingShape" mc:Ignorable="w14 w15 w16se w16cid w16 w16cex w16sdtdh w16sdtfl w16du wp14">
+  <w16cid:commentId w16cid:paraId="6880C474" w16cid:durableId="2309FEEA"/>
+</w16cid:commentsIds>
+</file>
+
 <file path=word/endnotes.xml><?xml version="1.0" encoding="utf-8"?>
-<w:endnotes xmlns:wpc="http://schemas.microsoft.com/office/word/2010/wordprocessingCanvas" xmlns:cx="http://schemas.microsoft.com/office/drawing/2014/chartex" xmlns:cx1="http://schemas.microsoft.com/office/drawing/2015/9/8/chartex" xmlns:cx2="http://schemas.microsoft.com/office/drawing/2015/10/21/chartex" xmlns:cx3="http://schemas.microsoft.com/office/drawing/2016/5/9/chartex" xmlns:cx4="http://schemas.microsoft.com/office/drawing/2016/5/10/chartex" xmlns:cx5="http://schemas.microsoft.com/office/drawing/2016/5/11/chartex" xmlns:cx6="http://schemas.microsoft.com/office/drawing/2016/5/12/chartex" xmlns:cx7="http://schemas.microsoft.com/office/drawing/2016/5/13/chartex" xmlns:cx8="http://schemas.microsoft.com/office/drawing/2016/5/14/chartex" xmlns:mc="http://schemas.openxmlformats.org/markup-compatibility/2006" xmlns:aink="http://schemas.microsoft.com/office/drawing/2016/ink" xmlns:am3d="http://schemas.microsoft.com/office/drawing/2017/model3d" xmlns:o="urn:schemas-microsoft-com:office:office" xmlns:oel="http://schemas.microsoft.com/office/2019/extlst" xmlns:r="http://schemas.openxmlformats.org/officeDocument/2006/relationships" xmlns:m="http://schemas.openxmlformats.org/officeDocument/2006/math" xmlns:v="urn:schemas-microsoft-com:vml" xmlns:wp14="http://schemas.microsoft.com/office/word/2010/wordprocessingDrawing" xmlns:wp="http://schemas.openxmlformats.org/drawingml/2006/wordprocessingDrawing" xmlns:w10="urn:schemas-microsoft-com:office:word" xmlns:w="http://schemas.openxmlformats.org/wordprocessingml/2006/main" xmlns:w14="http://schemas.microsoft.com/office/word/2010/wordml" xmlns:w15="http://schemas.microsoft.com/office/word/2012/wordml" xmlns:w16cex="http://schemas.microsoft.com/office/word/2018/wordml/cex" xmlns:w16cid="http://schemas.microsoft.com/office/word/2016/wordml/cid" xmlns:w16="http://schemas.microsoft.com/office/word/2018/wordml" xmlns:w16sdtdh="http://schemas.microsoft.com/office/word/2020/wordml/sdtdatahash" xmlns:w16se="http://schemas.microsoft.com/office/word/2015/wordml/symex" xmlns:wpg="http://schemas.microsoft.com/office/word/2010/wordprocessingGroup" xmlns:wpi="http://schemas.microsoft.com/office/word/2010/wordprocessingInk" xmlns:wne="http://schemas.microsoft.com/office/word/2006/wordml" xmlns:wps="http://schemas.microsoft.com/office/word/2010/wordprocessingShape" mc:Ignorable="w14 w15 w16se w16cid w16 w16cex w16sdtdh wp14">
+<w:endnotes xmlns:wpc="http://schemas.microsoft.com/office/word/2010/wordprocessingCanvas" xmlns:cx="http://schemas.microsoft.com/office/drawing/2014/chartex" xmlns:cx1="http://schemas.microsoft.com/office/drawing/2015/9/8/chartex" xmlns:cx2="http://schemas.microsoft.com/office/drawing/2015/10/21/chartex" xmlns:cx3="http://schemas.microsoft.com/office/drawing/2016/5/9/chartex" xmlns:cx4="http://schemas.microsoft.com/office/drawing/2016/5/10/chartex" xmlns:cx5="http://schemas.microsoft.com/office/drawing/2016/5/11/chartex" xmlns:cx6="http://schemas.microsoft.com/office/drawing/2016/5/12/chartex" xmlns:cx7="http://schemas.microsoft.com/office/drawing/2016/5/13/chartex" xmlns:cx8="http://schemas.microsoft.com/office/drawing/2016/5/14/chartex" xmlns:mc="http://schemas.openxmlformats.org/markup-compatibility/2006" xmlns:aink="http://schemas.microsoft.com/office/drawing/2016/ink" xmlns:am3d="http://schemas.microsoft.com/office/drawing/2017/model3d" xmlns:o="urn:schemas-microsoft-com:office:office" xmlns:oel="http://schemas.microsoft.com/office/2019/extlst" xmlns:r="http://schemas.openxmlformats.org/officeDocument/2006/relationships" xmlns:m="http://schemas.openxmlformats.org/officeDocument/2006/math" xmlns:v="urn:schemas-microsoft-com:vml" xmlns:wp14="http://schemas.microsoft.com/office/word/2010/wordprocessingDrawing" xmlns:wp="http://schemas.openxmlformats.org/drawingml/2006/wordprocessingDrawing" xmlns:w10="urn:schemas-microsoft-com:office:word" xmlns:w="http://schemas.openxmlformats.org/wordprocessingml/2006/main" xmlns:w14="http://schemas.microsoft.com/office/word/2010/wordml" xmlns:w15="http://schemas.microsoft.com/office/word/2012/wordml" xmlns:w16cex="http://schemas.microsoft.com/office/word/2018/wordml/cex" xmlns:w16cid="http://schemas.microsoft.com/office/word/2016/wordml/cid" xmlns:w16="http://schemas.microsoft.com/office/word/2018/wordml" xmlns:w16du="http://schemas.microsoft.com/office/word/2023/wordml/word16du" xmlns:w16sdtdh="http://schemas.microsoft.com/office/word/2020/wordml/sdtdatahash" xmlns:w16sdtfl="http://schemas.microsoft.com/office/word/2024/wordml/sdtformatlock" xmlns:w16se="http://schemas.microsoft.com/office/word/2015/wordml/symex" xmlns:wpg="http://schemas.microsoft.com/office/word/2010/wordprocessingGroup" xmlns:wpi="http://schemas.microsoft.com/office/word/2010/wordprocessingInk" xmlns:wne="http://schemas.microsoft.com/office/word/2006/wordml" xmlns:wps="http://schemas.microsoft.com/office/word/2010/wordprocessingShape" mc:Ignorable="w14 w15 w16se w16cid w16 w16cex w16sdtdh w16sdtfl w16du wp14">
   <w:endnote w:type="separator" w:id="-1">
     <w:p>
       <w:pPr>
@@ -10173,7 +9864,7 @@
 </file>
 
 <file path=word/footer1.xml><?xml version="1.0" encoding="utf-8"?>
-<w:ftr xmlns:wpc="http://schemas.microsoft.com/office/word/2010/wordprocessingCanvas" xmlns:cx="http://schemas.microsoft.com/office/drawing/2014/chartex" xmlns:cx1="http://schemas.microsoft.com/office/drawing/2015/9/8/chartex" xmlns:cx2="http://schemas.microsoft.com/office/drawing/2015/10/21/chartex" xmlns:cx3="http://schemas.microsoft.com/office/drawing/2016/5/9/chartex" xmlns:cx4="http://schemas.microsoft.com/office/drawing/2016/5/10/chartex" xmlns:cx5="http://schemas.microsoft.com/office/drawing/2016/5/11/chartex" xmlns:cx6="http://schemas.microsoft.com/office/drawing/2016/5/12/chartex" xmlns:cx7="http://schemas.microsoft.com/office/drawing/2016/5/13/chartex" xmlns:cx8="http://schemas.microsoft.com/office/drawing/2016/5/14/chartex" xmlns:mc="http://schemas.openxmlformats.org/markup-compatibility/2006" xmlns:aink="http://schemas.microsoft.com/office/drawing/2016/ink" xmlns:am3d="http://schemas.microsoft.com/office/drawing/2017/model3d" xmlns:o="urn:schemas-microsoft-com:office:office" xmlns:oel="http://schemas.microsoft.com/office/2019/extlst" xmlns:r="http://schemas.openxmlformats.org/officeDocument/2006/relationships" xmlns:m="http://schemas.openxmlformats.org/officeDocument/2006/math" xmlns:v="urn:schemas-microsoft-com:vml" xmlns:wp14="http://schemas.microsoft.com/office/word/2010/wordprocessingDrawing" xmlns:wp="http://schemas.openxmlformats.org/drawingml/2006/wordprocessingDrawing" xmlns:w10="urn:schemas-microsoft-com:office:word" xmlns:w="http://schemas.openxmlformats.org/wordprocessingml/2006/main" xmlns:w14="http://schemas.microsoft.com/office/word/2010/wordml" xmlns:w15="http://schemas.microsoft.com/office/word/2012/wordml" xmlns:w16cex="http://schemas.microsoft.com/office/word/2018/wordml/cex" xmlns:w16cid="http://schemas.microsoft.com/office/word/2016/wordml/cid" xmlns:w16="http://schemas.microsoft.com/office/word/2018/wordml" xmlns:w16sdtdh="http://schemas.microsoft.com/office/word/2020/wordml/sdtdatahash" xmlns:w16se="http://schemas.microsoft.com/office/word/2015/wordml/symex" xmlns:wpg="http://schemas.microsoft.com/office/word/2010/wordprocessingGroup" xmlns:wpi="http://schemas.microsoft.com/office/word/2010/wordprocessingInk" xmlns:wne="http://schemas.microsoft.com/office/word/2006/wordml" xmlns:wps="http://schemas.microsoft.com/office/word/2010/wordprocessingShape" mc:Ignorable="w14 w15 w16se w16cid w16 w16cex w16sdtdh wp14">
+<w:ftr xmlns:wpc="http://schemas.microsoft.com/office/word/2010/wordprocessingCanvas" xmlns:cx="http://schemas.microsoft.com/office/drawing/2014/chartex" xmlns:cx1="http://schemas.microsoft.com/office/drawing/2015/9/8/chartex" xmlns:cx2="http://schemas.microsoft.com/office/drawing/2015/10/21/chartex" xmlns:cx3="http://schemas.microsoft.com/office/drawing/2016/5/9/chartex" xmlns:cx4="http://schemas.microsoft.com/office/drawing/2016/5/10/chartex" xmlns:cx5="http://schemas.microsoft.com/office/drawing/2016/5/11/chartex" xmlns:cx6="http://schemas.microsoft.com/office/drawing/2016/5/12/chartex" xmlns:cx7="http://schemas.microsoft.com/office/drawing/2016/5/13/chartex" xmlns:cx8="http://schemas.microsoft.com/office/drawing/2016/5/14/chartex" xmlns:mc="http://schemas.openxmlformats.org/markup-compatibility/2006" xmlns:aink="http://schemas.microsoft.com/office/drawing/2016/ink" xmlns:am3d="http://schemas.microsoft.com/office/drawing/2017/model3d" xmlns:o="urn:schemas-microsoft-com:office:office" xmlns:oel="http://schemas.microsoft.com/office/2019/extlst" xmlns:r="http://schemas.openxmlformats.org/officeDocument/2006/relationships" xmlns:m="http://schemas.openxmlformats.org/officeDocument/2006/math" xmlns:v="urn:schemas-microsoft-com:vml" xmlns:wp14="http://schemas.microsoft.com/office/word/2010/wordprocessingDrawing" xmlns:wp="http://schemas.openxmlformats.org/drawingml/2006/wordprocessingDrawing" xmlns:w10="urn:schemas-microsoft-com:office:word" xmlns:w="http://schemas.openxmlformats.org/wordprocessingml/2006/main" xmlns:w14="http://schemas.microsoft.com/office/word/2010/wordml" xmlns:w15="http://schemas.microsoft.com/office/word/2012/wordml" xmlns:w16cex="http://schemas.microsoft.com/office/word/2018/wordml/cex" xmlns:w16cid="http://schemas.microsoft.com/office/word/2016/wordml/cid" xmlns:w16="http://schemas.microsoft.com/office/word/2018/wordml" xmlns:w16du="http://schemas.microsoft.com/office/word/2023/wordml/word16du" xmlns:w16sdtdh="http://schemas.microsoft.com/office/word/2020/wordml/sdtdatahash" xmlns:w16sdtfl="http://schemas.microsoft.com/office/word/2024/wordml/sdtformatlock" xmlns:w16se="http://schemas.microsoft.com/office/word/2015/wordml/symex" xmlns:wpg="http://schemas.microsoft.com/office/word/2010/wordprocessingGroup" xmlns:wpi="http://schemas.microsoft.com/office/word/2010/wordprocessingInk" xmlns:wne="http://schemas.microsoft.com/office/word/2006/wordml" xmlns:wps="http://schemas.microsoft.com/office/word/2010/wordprocessingShape" mc:Ignorable="w14 w15 w16se w16cid w16 w16cex w16sdtdh w16sdtfl w16du wp14">
   <w:sdt>
     <w:sdtPr>
       <w:id w:val="1478876848"/>
@@ -10182,7 +9873,6 @@
         <w:docPartUnique/>
       </w:docPartObj>
     </w:sdtPr>
-    <w:sdtEndPr/>
     <w:sdtContent>
       <w:p>
         <w:pPr>
@@ -10212,7 +9902,7 @@
 </file>
 
 <file path=word/footer2.xml><?xml version="1.0" encoding="utf-8"?>
-<w:ftr xmlns:wpc="http://schemas.microsoft.com/office/word/2010/wordprocessingCanvas" xmlns:cx="http://schemas.microsoft.com/office/drawing/2014/chartex" xmlns:cx1="http://schemas.microsoft.com/office/drawing/2015/9/8/chartex" xmlns:cx2="http://schemas.microsoft.com/office/drawing/2015/10/21/chartex" xmlns:cx3="http://schemas.microsoft.com/office/drawing/2016/5/9/chartex" xmlns:cx4="http://schemas.microsoft.com/office/drawing/2016/5/10/chartex" xmlns:cx5="http://schemas.microsoft.com/office/drawing/2016/5/11/chartex" xmlns:cx6="http://schemas.microsoft.com/office/drawing/2016/5/12/chartex" xmlns:cx7="http://schemas.microsoft.com/office/drawing/2016/5/13/chartex" xmlns:cx8="http://schemas.microsoft.com/office/drawing/2016/5/14/chartex" xmlns:mc="http://schemas.openxmlformats.org/markup-compatibility/2006" xmlns:aink="http://schemas.microsoft.com/office/drawing/2016/ink" xmlns:am3d="http://schemas.microsoft.com/office/drawing/2017/model3d" xmlns:o="urn:schemas-microsoft-com:office:office" xmlns:oel="http://schemas.microsoft.com/office/2019/extlst" xmlns:r="http://schemas.openxmlformats.org/officeDocument/2006/relationships" xmlns:m="http://schemas.openxmlformats.org/officeDocument/2006/math" xmlns:v="urn:schemas-microsoft-com:vml" xmlns:wp14="http://schemas.microsoft.com/office/word/2010/wordprocessingDrawing" xmlns:wp="http://schemas.openxmlformats.org/drawingml/2006/wordprocessingDrawing" xmlns:w10="urn:schemas-microsoft-com:office:word" xmlns:w="http://schemas.openxmlformats.org/wordprocessingml/2006/main" xmlns:w14="http://schemas.microsoft.com/office/word/2010/wordml" xmlns:w15="http://schemas.microsoft.com/office/word/2012/wordml" xmlns:w16cex="http://schemas.microsoft.com/office/word/2018/wordml/cex" xmlns:w16cid="http://schemas.microsoft.com/office/word/2016/wordml/cid" xmlns:w16="http://schemas.microsoft.com/office/word/2018/wordml" xmlns:w16sdtdh="http://schemas.microsoft.com/office/word/2020/wordml/sdtdatahash" xmlns:w16se="http://schemas.microsoft.com/office/word/2015/wordml/symex" xmlns:wpg="http://schemas.microsoft.com/office/word/2010/wordprocessingGroup" xmlns:wpi="http://schemas.microsoft.com/office/word/2010/wordprocessingInk" xmlns:wne="http://schemas.microsoft.com/office/word/2006/wordml" xmlns:wps="http://schemas.microsoft.com/office/word/2010/wordprocessingShape" mc:Ignorable="w14 w15 w16se w16cid w16 w16cex w16sdtdh wp14">
+<w:ftr xmlns:wpc="http://schemas.microsoft.com/office/word/2010/wordprocessingCanvas" xmlns:cx="http://schemas.microsoft.com/office/drawing/2014/chartex" xmlns:cx1="http://schemas.microsoft.com/office/drawing/2015/9/8/chartex" xmlns:cx2="http://schemas.microsoft.com/office/drawing/2015/10/21/chartex" xmlns:cx3="http://schemas.microsoft.com/office/drawing/2016/5/9/chartex" xmlns:cx4="http://schemas.microsoft.com/office/drawing/2016/5/10/chartex" xmlns:cx5="http://schemas.microsoft.com/office/drawing/2016/5/11/chartex" xmlns:cx6="http://schemas.microsoft.com/office/drawing/2016/5/12/chartex" xmlns:cx7="http://schemas.microsoft.com/office/drawing/2016/5/13/chartex" xmlns:cx8="http://schemas.microsoft.com/office/drawing/2016/5/14/chartex" xmlns:mc="http://schemas.openxmlformats.org/markup-compatibility/2006" xmlns:aink="http://schemas.microsoft.com/office/drawing/2016/ink" xmlns:am3d="http://schemas.microsoft.com/office/drawing/2017/model3d" xmlns:o="urn:schemas-microsoft-com:office:office" xmlns:oel="http://schemas.microsoft.com/office/2019/extlst" xmlns:r="http://schemas.openxmlformats.org/officeDocument/2006/relationships" xmlns:m="http://schemas.openxmlformats.org/officeDocument/2006/math" xmlns:v="urn:schemas-microsoft-com:vml" xmlns:wp14="http://schemas.microsoft.com/office/word/2010/wordprocessingDrawing" xmlns:wp="http://schemas.openxmlformats.org/drawingml/2006/wordprocessingDrawing" xmlns:w10="urn:schemas-microsoft-com:office:word" xmlns:w="http://schemas.openxmlformats.org/wordprocessingml/2006/main" xmlns:w14="http://schemas.microsoft.com/office/word/2010/wordml" xmlns:w15="http://schemas.microsoft.com/office/word/2012/wordml" xmlns:w16cex="http://schemas.microsoft.com/office/word/2018/wordml/cex" xmlns:w16cid="http://schemas.microsoft.com/office/word/2016/wordml/cid" xmlns:w16="http://schemas.microsoft.com/office/word/2018/wordml" xmlns:w16du="http://schemas.microsoft.com/office/word/2023/wordml/word16du" xmlns:w16sdtdh="http://schemas.microsoft.com/office/word/2020/wordml/sdtdatahash" xmlns:w16sdtfl="http://schemas.microsoft.com/office/word/2024/wordml/sdtformatlock" xmlns:w16se="http://schemas.microsoft.com/office/word/2015/wordml/symex" xmlns:wpg="http://schemas.microsoft.com/office/word/2010/wordprocessingGroup" xmlns:wpi="http://schemas.microsoft.com/office/word/2010/wordprocessingInk" xmlns:wne="http://schemas.microsoft.com/office/word/2006/wordml" xmlns:wps="http://schemas.microsoft.com/office/word/2010/wordprocessingShape" mc:Ignorable="w14 w15 w16se w16cid w16 w16cex w16sdtdh w16sdtfl w16du wp14">
   <w:p>
     <w:pPr>
       <w:pStyle w:val="af2"/>
@@ -10233,7 +9923,7 @@
 </file>
 
 <file path=word/footnotes.xml><?xml version="1.0" encoding="utf-8"?>
-<w:footnotes xmlns:wpc="http://schemas.microsoft.com/office/word/2010/wordprocessingCanvas" xmlns:cx="http://schemas.microsoft.com/office/drawing/2014/chartex" xmlns:cx1="http://schemas.microsoft.com/office/drawing/2015/9/8/chartex" xmlns:cx2="http://schemas.microsoft.com/office/drawing/2015/10/21/chartex" xmlns:cx3="http://schemas.microsoft.com/office/drawing/2016/5/9/chartex" xmlns:cx4="http://schemas.microsoft.com/office/drawing/2016/5/10/chartex" xmlns:cx5="http://schemas.microsoft.com/office/drawing/2016/5/11/chartex" xmlns:cx6="http://schemas.microsoft.com/office/drawing/2016/5/12/chartex" xmlns:cx7="http://schemas.microsoft.com/office/drawing/2016/5/13/chartex" xmlns:cx8="http://schemas.microsoft.com/office/drawing/2016/5/14/chartex" xmlns:mc="http://schemas.openxmlformats.org/markup-compatibility/2006" xmlns:aink="http://schemas.microsoft.com/office/drawing/2016/ink" xmlns:am3d="http://schemas.microsoft.com/office/drawing/2017/model3d" xmlns:o="urn:schemas-microsoft-com:office:office" xmlns:oel="http://schemas.microsoft.com/office/2019/extlst" xmlns:r="http://schemas.openxmlformats.org/officeDocument/2006/relationships" xmlns:m="http://schemas.openxmlformats.org/officeDocument/2006/math" xmlns:v="urn:schemas-microsoft-com:vml" xmlns:wp14="http://schemas.microsoft.com/office/word/2010/wordprocessingDrawing" xmlns:wp="http://schemas.openxmlformats.org/drawingml/2006/wordprocessingDrawing" xmlns:w10="urn:schemas-microsoft-com:office:word" xmlns:w="http://schemas.openxmlformats.org/wordprocessingml/2006/main" xmlns:w14="http://schemas.microsoft.com/office/word/2010/wordml" xmlns:w15="http://schemas.microsoft.com/office/word/2012/wordml" xmlns:w16cex="http://schemas.microsoft.com/office/word/2018/wordml/cex" xmlns:w16cid="http://schemas.microsoft.com/office/word/2016/wordml/cid" xmlns:w16="http://schemas.microsoft.com/office/word/2018/wordml" xmlns:w16sdtdh="http://schemas.microsoft.com/office/word/2020/wordml/sdtdatahash" xmlns:w16se="http://schemas.microsoft.com/office/word/2015/wordml/symex" xmlns:wpg="http://schemas.microsoft.com/office/word/2010/wordprocessingGroup" xmlns:wpi="http://schemas.microsoft.com/office/word/2010/wordprocessingInk" xmlns:wne="http://schemas.microsoft.com/office/word/2006/wordml" xmlns:wps="http://schemas.microsoft.com/office/word/2010/wordprocessingShape" mc:Ignorable="w14 w15 w16se w16cid w16 w16cex w16sdtdh wp14">
+<w:footnotes xmlns:wpc="http://schemas.microsoft.com/office/word/2010/wordprocessingCanvas" xmlns:cx="http://schemas.microsoft.com/office/drawing/2014/chartex" xmlns:cx1="http://schemas.microsoft.com/office/drawing/2015/9/8/chartex" xmlns:cx2="http://schemas.microsoft.com/office/drawing/2015/10/21/chartex" xmlns:cx3="http://schemas.microsoft.com/office/drawing/2016/5/9/chartex" xmlns:cx4="http://schemas.microsoft.com/office/drawing/2016/5/10/chartex" xmlns:cx5="http://schemas.microsoft.com/office/drawing/2016/5/11/chartex" xmlns:cx6="http://schemas.microsoft.com/office/drawing/2016/5/12/chartex" xmlns:cx7="http://schemas.microsoft.com/office/drawing/2016/5/13/chartex" xmlns:cx8="http://schemas.microsoft.com/office/drawing/2016/5/14/chartex" xmlns:mc="http://schemas.openxmlformats.org/markup-compatibility/2006" xmlns:aink="http://schemas.microsoft.com/office/drawing/2016/ink" xmlns:am3d="http://schemas.microsoft.com/office/drawing/2017/model3d" xmlns:o="urn:schemas-microsoft-com:office:office" xmlns:oel="http://schemas.microsoft.com/office/2019/extlst" xmlns:r="http://schemas.openxmlformats.org/officeDocument/2006/relationships" xmlns:m="http://schemas.openxmlformats.org/officeDocument/2006/math" xmlns:v="urn:schemas-microsoft-com:vml" xmlns:wp14="http://schemas.microsoft.com/office/word/2010/wordprocessingDrawing" xmlns:wp="http://schemas.openxmlformats.org/drawingml/2006/wordprocessingDrawing" xmlns:w10="urn:schemas-microsoft-com:office:word" xmlns:w="http://schemas.openxmlformats.org/wordprocessingml/2006/main" xmlns:w14="http://schemas.microsoft.com/office/word/2010/wordml" xmlns:w15="http://schemas.microsoft.com/office/word/2012/wordml" xmlns:w16cex="http://schemas.microsoft.com/office/word/2018/wordml/cex" xmlns:w16cid="http://schemas.microsoft.com/office/word/2016/wordml/cid" xmlns:w16="http://schemas.microsoft.com/office/word/2018/wordml" xmlns:w16du="http://schemas.microsoft.com/office/word/2023/wordml/word16du" xmlns:w16sdtdh="http://schemas.microsoft.com/office/word/2020/wordml/sdtdatahash" xmlns:w16sdtfl="http://schemas.microsoft.com/office/word/2024/wordml/sdtformatlock" xmlns:w16se="http://schemas.microsoft.com/office/word/2015/wordml/symex" xmlns:wpg="http://schemas.microsoft.com/office/word/2010/wordprocessingGroup" xmlns:wpi="http://schemas.microsoft.com/office/word/2010/wordprocessingInk" xmlns:wne="http://schemas.microsoft.com/office/word/2006/wordml" xmlns:wps="http://schemas.microsoft.com/office/word/2010/wordprocessingShape" mc:Ignorable="w14 w15 w16se w16cid w16 w16cex w16sdtdh w16sdtfl w16du wp14">
   <w:footnote w:type="separator" w:id="-1">
     <w:p>
       <w:pPr>
@@ -10258,7 +9948,7 @@
 </file>
 
 <file path=word/header1.xml><?xml version="1.0" encoding="utf-8"?>
-<w:hdr xmlns:wpc="http://schemas.microsoft.com/office/word/2010/wordprocessingCanvas" xmlns:cx="http://schemas.microsoft.com/office/drawing/2014/chartex" xmlns:cx1="http://schemas.microsoft.com/office/drawing/2015/9/8/chartex" xmlns:cx2="http://schemas.microsoft.com/office/drawing/2015/10/21/chartex" xmlns:cx3="http://schemas.microsoft.com/office/drawing/2016/5/9/chartex" xmlns:cx4="http://schemas.microsoft.com/office/drawing/2016/5/10/chartex" xmlns:cx5="http://schemas.microsoft.com/office/drawing/2016/5/11/chartex" xmlns:cx6="http://schemas.microsoft.com/office/drawing/2016/5/12/chartex" xmlns:cx7="http://schemas.microsoft.com/office/drawing/2016/5/13/chartex" xmlns:cx8="http://schemas.microsoft.com/office/drawing/2016/5/14/chartex" xmlns:mc="http://schemas.openxmlformats.org/markup-compatibility/2006" xmlns:aink="http://schemas.microsoft.com/office/drawing/2016/ink" xmlns:am3d="http://schemas.microsoft.com/office/drawing/2017/model3d" xmlns:o="urn:schemas-microsoft-com:office:office" xmlns:oel="http://schemas.microsoft.com/office/2019/extlst" xmlns:r="http://schemas.openxmlformats.org/officeDocument/2006/relationships" xmlns:m="http://schemas.openxmlformats.org/officeDocument/2006/math" xmlns:v="urn:schemas-microsoft-com:vml" xmlns:wp14="http://schemas.microsoft.com/office/word/2010/wordprocessingDrawing" xmlns:wp="http://schemas.openxmlformats.org/drawingml/2006/wordprocessingDrawing" xmlns:w10="urn:schemas-microsoft-com:office:word" xmlns:w="http://schemas.openxmlformats.org/wordprocessingml/2006/main" xmlns:w14="http://schemas.microsoft.com/office/word/2010/wordml" xmlns:w15="http://schemas.microsoft.com/office/word/2012/wordml" xmlns:w16cex="http://schemas.microsoft.com/office/word/2018/wordml/cex" xmlns:w16cid="http://schemas.microsoft.com/office/word/2016/wordml/cid" xmlns:w16="http://schemas.microsoft.com/office/word/2018/wordml" xmlns:w16sdtdh="http://schemas.microsoft.com/office/word/2020/wordml/sdtdatahash" xmlns:w16se="http://schemas.microsoft.com/office/word/2015/wordml/symex" xmlns:wpg="http://schemas.microsoft.com/office/word/2010/wordprocessingGroup" xmlns:wpi="http://schemas.microsoft.com/office/word/2010/wordprocessingInk" xmlns:wne="http://schemas.microsoft.com/office/word/2006/wordml" xmlns:wps="http://schemas.microsoft.com/office/word/2010/wordprocessingShape" mc:Ignorable="w14 w15 w16se w16cid w16 w16cex w16sdtdh wp14">
+<w:hdr xmlns:wpc="http://schemas.microsoft.com/office/word/2010/wordprocessingCanvas" xmlns:cx="http://schemas.microsoft.com/office/drawing/2014/chartex" xmlns:cx1="http://schemas.microsoft.com/office/drawing/2015/9/8/chartex" xmlns:cx2="http://schemas.microsoft.com/office/drawing/2015/10/21/chartex" xmlns:cx3="http://schemas.microsoft.com/office/drawing/2016/5/9/chartex" xmlns:cx4="http://schemas.microsoft.com/office/drawing/2016/5/10/chartex" xmlns:cx5="http://schemas.microsoft.com/office/drawing/2016/5/11/chartex" xmlns:cx6="http://schemas.microsoft.com/office/drawing/2016/5/12/chartex" xmlns:cx7="http://schemas.microsoft.com/office/drawing/2016/5/13/chartex" xmlns:cx8="http://schemas.microsoft.com/office/drawing/2016/5/14/chartex" xmlns:mc="http://schemas.openxmlformats.org/markup-compatibility/2006" xmlns:aink="http://schemas.microsoft.com/office/drawing/2016/ink" xmlns:am3d="http://schemas.microsoft.com/office/drawing/2017/model3d" xmlns:o="urn:schemas-microsoft-com:office:office" xmlns:oel="http://schemas.microsoft.com/office/2019/extlst" xmlns:r="http://schemas.openxmlformats.org/officeDocument/2006/relationships" xmlns:m="http://schemas.openxmlformats.org/officeDocument/2006/math" xmlns:v="urn:schemas-microsoft-com:vml" xmlns:wp14="http://schemas.microsoft.com/office/word/2010/wordprocessingDrawing" xmlns:wp="http://schemas.openxmlformats.org/drawingml/2006/wordprocessingDrawing" xmlns:w10="urn:schemas-microsoft-com:office:word" xmlns:w="http://schemas.openxmlformats.org/wordprocessingml/2006/main" xmlns:w14="http://schemas.microsoft.com/office/word/2010/wordml" xmlns:w15="http://schemas.microsoft.com/office/word/2012/wordml" xmlns:w16cex="http://schemas.microsoft.com/office/word/2018/wordml/cex" xmlns:w16cid="http://schemas.microsoft.com/office/word/2016/wordml/cid" xmlns:w16="http://schemas.microsoft.com/office/word/2018/wordml" xmlns:w16du="http://schemas.microsoft.com/office/word/2023/wordml/word16du" xmlns:w16sdtdh="http://schemas.microsoft.com/office/word/2020/wordml/sdtdatahash" xmlns:w16sdtfl="http://schemas.microsoft.com/office/word/2024/wordml/sdtformatlock" xmlns:w16se="http://schemas.microsoft.com/office/word/2015/wordml/symex" xmlns:wpg="http://schemas.microsoft.com/office/word/2010/wordprocessingGroup" xmlns:wpi="http://schemas.microsoft.com/office/word/2010/wordprocessingInk" xmlns:wne="http://schemas.microsoft.com/office/word/2006/wordml" xmlns:wps="http://schemas.microsoft.com/office/word/2010/wordprocessingShape" mc:Ignorable="w14 w15 w16se w16cid w16 w16cex w16sdtdh w16sdtfl w16du wp14">
   <w:p>
     <w:pPr>
       <w:pStyle w:val="af0"/>
@@ -10272,7 +9962,7 @@
 </file>
 
 <file path=word/numbering.xml><?xml version="1.0" encoding="utf-8"?>
-<w:numbering xmlns:wpc="http://schemas.microsoft.com/office/word/2010/wordprocessingCanvas" xmlns:cx="http://schemas.microsoft.com/office/drawing/2014/chartex" xmlns:cx1="http://schemas.microsoft.com/office/drawing/2015/9/8/chartex" xmlns:cx2="http://schemas.microsoft.com/office/drawing/2015/10/21/chartex" xmlns:cx3="http://schemas.microsoft.com/office/drawing/2016/5/9/chartex" xmlns:cx4="http://schemas.microsoft.com/office/drawing/2016/5/10/chartex" xmlns:cx5="http://schemas.microsoft.com/office/drawing/2016/5/11/chartex" xmlns:cx6="http://schemas.microsoft.com/office/drawing/2016/5/12/chartex" xmlns:cx7="http://schemas.microsoft.com/office/drawing/2016/5/13/chartex" xmlns:cx8="http://schemas.microsoft.com/office/drawing/2016/5/14/chartex" xmlns:mc="http://schemas.openxmlformats.org/markup-compatibility/2006" xmlns:aink="http://schemas.microsoft.com/office/drawing/2016/ink" xmlns:am3d="http://schemas.microsoft.com/office/drawing/2017/model3d" xmlns:o="urn:schemas-microsoft-com:office:office" xmlns:oel="http://schemas.microsoft.com/office/2019/extlst" xmlns:r="http://schemas.openxmlformats.org/officeDocument/2006/relationships" xmlns:m="http://schemas.openxmlformats.org/officeDocument/2006/math" xmlns:v="urn:schemas-microsoft-com:vml" xmlns:wp14="http://schemas.microsoft.com/office/word/2010/wordprocessingDrawing" xmlns:wp="http://schemas.openxmlformats.org/drawingml/2006/wordprocessingDrawing" xmlns:w10="urn:schemas-microsoft-com:office:word" xmlns:w="http://schemas.openxmlformats.org/wordprocessingml/2006/main" xmlns:w14="http://schemas.microsoft.com/office/word/2010/wordml" xmlns:w15="http://schemas.microsoft.com/office/word/2012/wordml" xmlns:w16cex="http://schemas.microsoft.com/office/word/2018/wordml/cex" xmlns:w16cid="http://schemas.microsoft.com/office/word/2016/wordml/cid" xmlns:w16="http://schemas.microsoft.com/office/word/2018/wordml" xmlns:w16sdtdh="http://schemas.microsoft.com/office/word/2020/wordml/sdtdatahash" xmlns:w16se="http://schemas.microsoft.com/office/word/2015/wordml/symex" xmlns:wpg="http://schemas.microsoft.com/office/word/2010/wordprocessingGroup" xmlns:wpi="http://schemas.microsoft.com/office/word/2010/wordprocessingInk" xmlns:wne="http://schemas.microsoft.com/office/word/2006/wordml" xmlns:wps="http://schemas.microsoft.com/office/word/2010/wordprocessingShape" mc:Ignorable="w14 w15 w16se w16cid w16 w16cex w16sdtdh wp14">
+<w:numbering xmlns:wpc="http://schemas.microsoft.com/office/word/2010/wordprocessingCanvas" xmlns:cx="http://schemas.microsoft.com/office/drawing/2014/chartex" xmlns:cx1="http://schemas.microsoft.com/office/drawing/2015/9/8/chartex" xmlns:cx2="http://schemas.microsoft.com/office/drawing/2015/10/21/chartex" xmlns:cx3="http://schemas.microsoft.com/office/drawing/2016/5/9/chartex" xmlns:cx4="http://schemas.microsoft.com/office/drawing/2016/5/10/chartex" xmlns:cx5="http://schemas.microsoft.com/office/drawing/2016/5/11/chartex" xmlns:cx6="http://schemas.microsoft.com/office/drawing/2016/5/12/chartex" xmlns:cx7="http://schemas.microsoft.com/office/drawing/2016/5/13/chartex" xmlns:cx8="http://schemas.microsoft.com/office/drawing/2016/5/14/chartex" xmlns:mc="http://schemas.openxmlformats.org/markup-compatibility/2006" xmlns:aink="http://schemas.microsoft.com/office/drawing/2016/ink" xmlns:am3d="http://schemas.microsoft.com/office/drawing/2017/model3d" xmlns:o="urn:schemas-microsoft-com:office:office" xmlns:oel="http://schemas.microsoft.com/office/2019/extlst" xmlns:r="http://schemas.openxmlformats.org/officeDocument/2006/relationships" xmlns:m="http://schemas.openxmlformats.org/officeDocument/2006/math" xmlns:v="urn:schemas-microsoft-com:vml" xmlns:wp14="http://schemas.microsoft.com/office/word/2010/wordprocessingDrawing" xmlns:wp="http://schemas.openxmlformats.org/drawingml/2006/wordprocessingDrawing" xmlns:w10="urn:schemas-microsoft-com:office:word" xmlns:w="http://schemas.openxmlformats.org/wordprocessingml/2006/main" xmlns:w14="http://schemas.microsoft.com/office/word/2010/wordml" xmlns:w15="http://schemas.microsoft.com/office/word/2012/wordml" xmlns:w16cex="http://schemas.microsoft.com/office/word/2018/wordml/cex" xmlns:w16cid="http://schemas.microsoft.com/office/word/2016/wordml/cid" xmlns:w16="http://schemas.microsoft.com/office/word/2018/wordml" xmlns:w16du="http://schemas.microsoft.com/office/word/2023/wordml/word16du" xmlns:w16sdtdh="http://schemas.microsoft.com/office/word/2020/wordml/sdtdatahash" xmlns:w16sdtfl="http://schemas.microsoft.com/office/word/2024/wordml/sdtformatlock" xmlns:w16se="http://schemas.microsoft.com/office/word/2015/wordml/symex" xmlns:wpg="http://schemas.microsoft.com/office/word/2010/wordprocessingGroup" xmlns:wpi="http://schemas.microsoft.com/office/word/2010/wordprocessingInk" xmlns:wne="http://schemas.microsoft.com/office/word/2006/wordml" xmlns:wps="http://schemas.microsoft.com/office/word/2010/wordprocessingShape" mc:Ignorable="w14 w15 w16se w16cid w16 w16cex w16sdtdh w16sdtfl w16du wp14">
   <w:abstractNum w:abstractNumId="0" w15:restartNumberingAfterBreak="0">
     <w:nsid w:val="D8861D71"/>
     <w:multiLevelType w:val="singleLevel"/>
@@ -10719,8 +10409,16 @@
 </w:numbering>
 </file>
 
+<file path=word/people.xml><?xml version="1.0" encoding="utf-8"?>
+<w15:people xmlns:wpc="http://schemas.microsoft.com/office/word/2010/wordprocessingCanvas" xmlns:cx="http://schemas.microsoft.com/office/drawing/2014/chartex" xmlns:cx1="http://schemas.microsoft.com/office/drawing/2015/9/8/chartex" xmlns:cx2="http://schemas.microsoft.com/office/drawing/2015/10/21/chartex" xmlns:cx3="http://schemas.microsoft.com/office/drawing/2016/5/9/chartex" xmlns:cx4="http://schemas.microsoft.com/office/drawing/2016/5/10/chartex" xmlns:cx5="http://schemas.microsoft.com/office/drawing/2016/5/11/chartex" xmlns:cx6="http://schemas.microsoft.com/office/drawing/2016/5/12/chartex" xmlns:cx7="http://schemas.microsoft.com/office/drawing/2016/5/13/chartex" xmlns:cx8="http://schemas.microsoft.com/office/drawing/2016/5/14/chartex" xmlns:mc="http://schemas.openxmlformats.org/markup-compatibility/2006" xmlns:aink="http://schemas.microsoft.com/office/drawing/2016/ink" xmlns:am3d="http://schemas.microsoft.com/office/drawing/2017/model3d" xmlns:o="urn:schemas-microsoft-com:office:office" xmlns:oel="http://schemas.microsoft.com/office/2019/extlst" xmlns:r="http://schemas.openxmlformats.org/officeDocument/2006/relationships" xmlns:m="http://schemas.openxmlformats.org/officeDocument/2006/math" xmlns:v="urn:schemas-microsoft-com:vml" xmlns:wp14="http://schemas.microsoft.com/office/word/2010/wordprocessingDrawing" xmlns:wp="http://schemas.openxmlformats.org/drawingml/2006/wordprocessingDrawing" xmlns:w10="urn:schemas-microsoft-com:office:word" xmlns:w="http://schemas.openxmlformats.org/wordprocessingml/2006/main" xmlns:w14="http://schemas.microsoft.com/office/word/2010/wordml" xmlns:w15="http://schemas.microsoft.com/office/word/2012/wordml" xmlns:w16cex="http://schemas.microsoft.com/office/word/2018/wordml/cex" xmlns:w16cid="http://schemas.microsoft.com/office/word/2016/wordml/cid" xmlns:w16="http://schemas.microsoft.com/office/word/2018/wordml" xmlns:w16du="http://schemas.microsoft.com/office/word/2023/wordml/word16du" xmlns:w16sdtdh="http://schemas.microsoft.com/office/word/2020/wordml/sdtdatahash" xmlns:w16sdtfl="http://schemas.microsoft.com/office/word/2024/wordml/sdtformatlock" xmlns:w16se="http://schemas.microsoft.com/office/word/2015/wordml/symex" xmlns:wpg="http://schemas.microsoft.com/office/word/2010/wordprocessingGroup" xmlns:wpi="http://schemas.microsoft.com/office/word/2010/wordprocessingInk" xmlns:wne="http://schemas.microsoft.com/office/word/2006/wordml" xmlns:wps="http://schemas.microsoft.com/office/word/2010/wordprocessingShape" mc:Ignorable="w14 w15 w16se w16cid w16 w16cex w16sdtdh w16sdtfl w16du wp14">
+  <w15:person w15:author="Kalentyev Alexey">
+    <w15:presenceInfo w15:providerId="Windows Live" w15:userId="da819b8650d7d997"/>
+  </w15:person>
+</w15:people>
+</file>
+
 <file path=word/styles.xml><?xml version="1.0" encoding="utf-8"?>
-<w:styles xmlns:mc="http://schemas.openxmlformats.org/markup-compatibility/2006" xmlns:r="http://schemas.openxmlformats.org/officeDocument/2006/relationships" xmlns:w="http://schemas.openxmlformats.org/wordprocessingml/2006/main" xmlns:w14="http://schemas.microsoft.com/office/word/2010/wordml" xmlns:w15="http://schemas.microsoft.com/office/word/2012/wordml" xmlns:w16cex="http://schemas.microsoft.com/office/word/2018/wordml/cex" xmlns:w16cid="http://schemas.microsoft.com/office/word/2016/wordml/cid" xmlns:w16="http://schemas.microsoft.com/office/word/2018/wordml" xmlns:w16sdtdh="http://schemas.microsoft.com/office/word/2020/wordml/sdtdatahash" xmlns:w16se="http://schemas.microsoft.com/office/word/2015/wordml/symex" mc:Ignorable="w14 w15 w16se w16cid w16 w16cex w16sdtdh">
+<w:styles xmlns:mc="http://schemas.openxmlformats.org/markup-compatibility/2006" xmlns:r="http://schemas.openxmlformats.org/officeDocument/2006/relationships" xmlns:w="http://schemas.openxmlformats.org/wordprocessingml/2006/main" xmlns:w14="http://schemas.microsoft.com/office/word/2010/wordml" xmlns:w15="http://schemas.microsoft.com/office/word/2012/wordml" xmlns:w16cex="http://schemas.microsoft.com/office/word/2018/wordml/cex" xmlns:w16cid="http://schemas.microsoft.com/office/word/2016/wordml/cid" xmlns:w16="http://schemas.microsoft.com/office/word/2018/wordml" xmlns:w16du="http://schemas.microsoft.com/office/word/2023/wordml/word16du" xmlns:w16sdtdh="http://schemas.microsoft.com/office/word/2020/wordml/sdtdatahash" xmlns:w16sdtfl="http://schemas.microsoft.com/office/word/2024/wordml/sdtformatlock" xmlns:w16se="http://schemas.microsoft.com/office/word/2015/wordml/symex" mc:Ignorable="w14 w15 w16se w16cid w16 w16cex w16sdtdh w16sdtfl w16du">
   <w:docDefaults>
     <w:rPrDefault>
       <w:rPr>
@@ -11329,6 +11027,7 @@
   <w:style w:type="character" w:default="1" w:styleId="a0">
     <w:name w:val="Default Paragraph Font"/>
     <w:uiPriority w:val="1"/>
+    <w:semiHidden/>
     <w:unhideWhenUsed/>
   </w:style>
   <w:style w:type="table" w:default="1" w:styleId="a1">
@@ -11711,7 +11410,6 @@
     <w:basedOn w:val="a"/>
     <w:link w:val="12"/>
     <w:uiPriority w:val="99"/>
-    <w:semiHidden/>
     <w:unhideWhenUsed/>
     <w:rsid w:val="00963338"/>
     <w:pPr>
@@ -11727,7 +11425,6 @@
     <w:basedOn w:val="a0"/>
     <w:link w:val="ae"/>
     <w:uiPriority w:val="99"/>
-    <w:semiHidden/>
     <w:rsid w:val="00963338"/>
     <w:rPr>
       <w:rFonts w:ascii="Times New Roman" w:hAnsi="Times New Roman"/>
@@ -11868,6 +11565,35 @@
       <w:spacing w:after="100"/>
       <w:ind w:left="280"/>
     </w:pPr>
+  </w:style>
+  <w:style w:type="paragraph" w:styleId="af8">
+    <w:name w:val="annotation subject"/>
+    <w:basedOn w:val="ae"/>
+    <w:next w:val="ae"/>
+    <w:link w:val="af9"/>
+    <w:uiPriority w:val="99"/>
+    <w:semiHidden/>
+    <w:unhideWhenUsed/>
+    <w:rsid w:val="00C11CD7"/>
+    <w:rPr>
+      <w:b/>
+      <w:bCs/>
+    </w:rPr>
+  </w:style>
+  <w:style w:type="character" w:customStyle="1" w:styleId="af9">
+    <w:name w:val="Тема примечания Знак"/>
+    <w:basedOn w:val="12"/>
+    <w:link w:val="af8"/>
+    <w:uiPriority w:val="99"/>
+    <w:semiHidden/>
+    <w:rsid w:val="00C11CD7"/>
+    <w:rPr>
+      <w:rFonts w:ascii="Times New Roman" w:hAnsi="Times New Roman"/>
+      <w:b/>
+      <w:bCs/>
+      <w:sz w:val="20"/>
+      <w:szCs w:val="20"/>
+    </w:rPr>
   </w:style>
 </w:styles>
 </file>

--- a/Docs/ТЗ.Разработка плагина «Табуретка» для САПР Компас-3D.docx
+++ b/Docs/ТЗ.Разработка плагина «Табуретка» для САПР Компас-3D.docx
@@ -1,6 +1,6 @@
 
 <file path=word/document.xml><?xml version="1.0" encoding="utf-8"?>
-<w:document xmlns:wpc="http://schemas.microsoft.com/office/word/2010/wordprocessingCanvas" xmlns:cx="http://schemas.microsoft.com/office/drawing/2014/chartex" xmlns:cx1="http://schemas.microsoft.com/office/drawing/2015/9/8/chartex" xmlns:cx2="http://schemas.microsoft.com/office/drawing/2015/10/21/chartex" xmlns:cx3="http://schemas.microsoft.com/office/drawing/2016/5/9/chartex" xmlns:cx4="http://schemas.microsoft.com/office/drawing/2016/5/10/chartex" xmlns:cx5="http://schemas.microsoft.com/office/drawing/2016/5/11/chartex" xmlns:cx6="http://schemas.microsoft.com/office/drawing/2016/5/12/chartex" xmlns:cx7="http://schemas.microsoft.com/office/drawing/2016/5/13/chartex" xmlns:cx8="http://schemas.microsoft.com/office/drawing/2016/5/14/chartex" xmlns:mc="http://schemas.openxmlformats.org/markup-compatibility/2006" xmlns:aink="http://schemas.microsoft.com/office/drawing/2016/ink" xmlns:am3d="http://schemas.microsoft.com/office/drawing/2017/model3d" xmlns:o="urn:schemas-microsoft-com:office:office" xmlns:oel="http://schemas.microsoft.com/office/2019/extlst" xmlns:r="http://schemas.openxmlformats.org/officeDocument/2006/relationships" xmlns:m="http://schemas.openxmlformats.org/officeDocument/2006/math" xmlns:v="urn:schemas-microsoft-com:vml" xmlns:wp14="http://schemas.microsoft.com/office/word/2010/wordprocessingDrawing" xmlns:wp="http://schemas.openxmlformats.org/drawingml/2006/wordprocessingDrawing" xmlns:w10="urn:schemas-microsoft-com:office:word" xmlns:w="http://schemas.openxmlformats.org/wordprocessingml/2006/main" xmlns:w14="http://schemas.microsoft.com/office/word/2010/wordml" xmlns:w15="http://schemas.microsoft.com/office/word/2012/wordml" xmlns:w16cex="http://schemas.microsoft.com/office/word/2018/wordml/cex" xmlns:w16cid="http://schemas.microsoft.com/office/word/2016/wordml/cid" xmlns:w16="http://schemas.microsoft.com/office/word/2018/wordml" xmlns:w16du="http://schemas.microsoft.com/office/word/2023/wordml/word16du" xmlns:w16sdtdh="http://schemas.microsoft.com/office/word/2020/wordml/sdtdatahash" xmlns:w16sdtfl="http://schemas.microsoft.com/office/word/2024/wordml/sdtformatlock" xmlns:w16se="http://schemas.microsoft.com/office/word/2015/wordml/symex" xmlns:wpg="http://schemas.microsoft.com/office/word/2010/wordprocessingGroup" xmlns:wpi="http://schemas.microsoft.com/office/word/2010/wordprocessingInk" xmlns:wne="http://schemas.microsoft.com/office/word/2006/wordml" xmlns:wps="http://schemas.microsoft.com/office/word/2010/wordprocessingShape" mc:Ignorable="w14 w15 w16se w16cid w16 w16cex w16sdtdh w16sdtfl w16du wp14">
+<w:document xmlns:wpc="http://schemas.microsoft.com/office/word/2010/wordprocessingCanvas" xmlns:cx="http://schemas.microsoft.com/office/drawing/2014/chartex" xmlns:cx1="http://schemas.microsoft.com/office/drawing/2015/9/8/chartex" xmlns:cx2="http://schemas.microsoft.com/office/drawing/2015/10/21/chartex" xmlns:cx3="http://schemas.microsoft.com/office/drawing/2016/5/9/chartex" xmlns:cx4="http://schemas.microsoft.com/office/drawing/2016/5/10/chartex" xmlns:cx5="http://schemas.microsoft.com/office/drawing/2016/5/11/chartex" xmlns:cx6="http://schemas.microsoft.com/office/drawing/2016/5/12/chartex" xmlns:cx7="http://schemas.microsoft.com/office/drawing/2016/5/13/chartex" xmlns:cx8="http://schemas.microsoft.com/office/drawing/2016/5/14/chartex" xmlns:mc="http://schemas.openxmlformats.org/markup-compatibility/2006" xmlns:aink="http://schemas.microsoft.com/office/drawing/2016/ink" xmlns:am3d="http://schemas.microsoft.com/office/drawing/2017/model3d" xmlns:o="urn:schemas-microsoft-com:office:office" xmlns:oel="http://schemas.microsoft.com/office/2019/extlst" xmlns:r="http://schemas.openxmlformats.org/officeDocument/2006/relationships" xmlns:m="http://schemas.openxmlformats.org/officeDocument/2006/math" xmlns:v="urn:schemas-microsoft-com:vml" xmlns:wp14="http://schemas.microsoft.com/office/word/2010/wordprocessingDrawing" xmlns:wp="http://schemas.openxmlformats.org/drawingml/2006/wordprocessingDrawing" xmlns:w10="urn:schemas-microsoft-com:office:word" xmlns:w="http://schemas.openxmlformats.org/wordprocessingml/2006/main" xmlns:w14="http://schemas.microsoft.com/office/word/2010/wordml" xmlns:w15="http://schemas.microsoft.com/office/word/2012/wordml" xmlns:w16cex="http://schemas.microsoft.com/office/word/2018/wordml/cex" xmlns:w16cid="http://schemas.microsoft.com/office/word/2016/wordml/cid" xmlns:w16="http://schemas.microsoft.com/office/word/2018/wordml" xmlns:w16sdtdh="http://schemas.microsoft.com/office/word/2020/wordml/sdtdatahash" xmlns:w16se="http://schemas.microsoft.com/office/word/2015/wordml/symex" xmlns:wpg="http://schemas.microsoft.com/office/word/2010/wordprocessingGroup" xmlns:wpi="http://schemas.microsoft.com/office/word/2010/wordprocessingInk" xmlns:wne="http://schemas.microsoft.com/office/word/2006/wordml" xmlns:wps="http://schemas.microsoft.com/office/word/2010/wordprocessingShape" mc:Ignorable="w14 w15 w16se w16cid w16 w16cex w16sdtdh wp14">
   <w:body>
     <w:p>
       <w:pPr>
@@ -427,7 +427,23 @@
           <w:rFonts w:cs="Times New Roman"/>
           <w:szCs w:val="28"/>
         </w:rPr>
-        <w:t>______________ Калентьев А.А.</w:t>
+        <w:t xml:space="preserve">______________ </w:t>
+      </w:r>
+      <w:proofErr w:type="spellStart"/>
+      <w:r>
+        <w:rPr>
+          <w:rFonts w:cs="Times New Roman"/>
+          <w:szCs w:val="28"/>
+        </w:rPr>
+        <w:t>Калентьев</w:t>
+      </w:r>
+      <w:proofErr w:type="spellEnd"/>
+      <w:r>
+        <w:rPr>
+          <w:rFonts w:cs="Times New Roman"/>
+          <w:szCs w:val="28"/>
+        </w:rPr>
+        <w:t xml:space="preserve"> А.А.</w:t>
       </w:r>
     </w:p>
     <w:p>
@@ -2353,40 +2369,72 @@
         </w:rPr>
         <w:t xml:space="preserve"> «</w:t>
       </w:r>
-      <w:commentRangeStart w:id="4"/>
-      <w:r>
-        <w:rPr>
-          <w:rFonts w:eastAsia="SimSun" w:cs="Times New Roman"/>
-          <w:kern w:val="0"/>
-          <w:szCs w:val="28"/>
-          <w:lang w:eastAsia="zh-CN"/>
-          <w14:ligatures w14:val="none"/>
-        </w:rPr>
-        <w:t>Компас 3</w:t>
-      </w:r>
-      <w:r>
-        <w:rPr>
-          <w:rFonts w:eastAsia="SimSun" w:cs="Times New Roman"/>
-          <w:kern w:val="0"/>
-          <w:szCs w:val="28"/>
-          <w:lang w:val="en-US" w:eastAsia="zh-CN"/>
-          <w14:ligatures w14:val="none"/>
-        </w:rPr>
-        <w:t>D</w:t>
-      </w:r>
-      <w:commentRangeEnd w:id="4"/>
-      <w:r>
-        <w:rPr>
-          <w:rStyle w:val="ad"/>
-          <w:rFonts w:eastAsia="SimSun" w:cs="Times New Roman"/>
-          <w:kern w:val="0"/>
-          <w:sz w:val="28"/>
-          <w:szCs w:val="28"/>
-          <w:lang w:eastAsia="zh-CN"/>
-          <w14:ligatures w14:val="none"/>
-        </w:rPr>
-        <w:commentReference w:id="4"/>
-      </w:r>
+      <w:ins w:id="4" w:author="kekwxd3228@mail.ru" w:date="2026-09-22T20:56:00Z">
+        <w:r>
+          <w:rPr>
+            <w:rFonts w:eastAsia="SimSun" w:cs="Times New Roman"/>
+            <w:kern w:val="0"/>
+            <w:szCs w:val="28"/>
+            <w:lang w:eastAsia="zh-CN"/>
+            <w14:ligatures w14:val="none"/>
+          </w:rPr>
+          <w:t>КОМПАС-3D</w:t>
+        </w:r>
+        <w:r>
+          <w:rPr>
+            <w:rFonts w:eastAsia="SimSun" w:cs="Times New Roman"/>
+            <w:kern w:val="0"/>
+            <w:szCs w:val="28"/>
+            <w:lang w:eastAsia="zh-CN"/>
+            <w14:ligatures w14:val="none"/>
+          </w:rPr>
+          <w:t xml:space="preserve"> </w:t>
+        </w:r>
+      </w:ins>
+      <w:commentRangeStart w:id="5"/>
+      <w:commentRangeStart w:id="6"/>
+      <w:del w:id="7" w:author="kekwxd3228@mail.ru" w:date="2026-09-22T20:56:00Z">
+        <w:r>
+          <w:rPr>
+            <w:rFonts w:eastAsia="SimSun" w:cs="Times New Roman"/>
+            <w:kern w:val="0"/>
+            <w:szCs w:val="28"/>
+            <w:lang w:eastAsia="zh-CN"/>
+            <w14:ligatures w14:val="none"/>
+          </w:rPr>
+          <w:delText>Компас 3</w:delText>
+        </w:r>
+        <w:r>
+          <w:rPr>
+            <w:rFonts w:eastAsia="SimSun" w:cs="Times New Roman"/>
+            <w:kern w:val="0"/>
+            <w:szCs w:val="28"/>
+            <w:lang w:val="en-US" w:eastAsia="zh-CN"/>
+            <w14:ligatures w14:val="none"/>
+          </w:rPr>
+          <w:delText>D</w:delText>
+        </w:r>
+        <w:commentRangeEnd w:id="5"/>
+        <w:r>
+          <w:rPr>
+            <w:rStyle w:val="ad"/>
+            <w:rFonts w:eastAsia="SimSun" w:cs="Times New Roman"/>
+            <w:kern w:val="0"/>
+            <w:sz w:val="28"/>
+            <w:szCs w:val="28"/>
+            <w:lang w:eastAsia="zh-CN"/>
+            <w14:ligatures w14:val="none"/>
+          </w:rPr>
+          <w:commentReference w:id="5"/>
+        </w:r>
+        <w:commentRangeEnd w:id="6"/>
+        <w:r>
+          <w:rPr>
+            <w:rStyle w:val="ad"/>
+          </w:rPr>
+          <w:commentReference w:id="6"/>
+        </w:r>
+      </w:del>
       <w:r>
         <w:rPr>
           <w:rFonts w:eastAsia="SimSun" w:cs="Times New Roman"/>
@@ -2457,8 +2505,8 @@
           <w14:ligatures w14:val="none"/>
         </w:rPr>
       </w:pPr>
-      <w:bookmarkStart w:id="5" w:name="_Toc178595974"/>
-      <w:bookmarkStart w:id="6" w:name="_Toc240423865"/>
+      <w:bookmarkStart w:id="8" w:name="_Toc178595974"/>
+      <w:bookmarkStart w:id="9" w:name="_Toc240423865"/>
       <w:r>
         <w:rPr>
           <w:rFonts w:eastAsia="SimSun" w:cs="Times New Roman"/>
@@ -2470,39 +2518,61 @@
         </w:rPr>
         <w:t>1.2 Наименование заказчика</w:t>
       </w:r>
-      <w:bookmarkEnd w:id="5"/>
-      <w:bookmarkEnd w:id="6"/>
-    </w:p>
-    <w:p>
-      <w:pPr>
-        <w:rPr>
-          <w:rFonts w:eastAsia="SimSun" w:cs="Times New Roman"/>
-          <w:kern w:val="0"/>
-          <w:szCs w:val="28"/>
-          <w:lang w:eastAsia="zh-CN"/>
-          <w14:ligatures w14:val="none"/>
-        </w:rPr>
-      </w:pPr>
-    </w:p>
-    <w:p>
-      <w:pPr>
-        <w:rPr>
-          <w:rFonts w:eastAsia="SimSun" w:cs="Times New Roman"/>
-          <w:kern w:val="0"/>
-          <w:szCs w:val="28"/>
-          <w:lang w:eastAsia="zh-CN"/>
-          <w14:ligatures w14:val="none"/>
-        </w:rPr>
-      </w:pPr>
-      <w:r>
-        <w:rPr>
-          <w:rFonts w:eastAsia="SimSun" w:cs="Times New Roman"/>
-          <w:kern w:val="0"/>
-          <w:szCs w:val="28"/>
-          <w:lang w:eastAsia="zh-CN"/>
-          <w14:ligatures w14:val="none"/>
-        </w:rPr>
-        <w:t xml:space="preserve">Заказчиком работ является: кандидат технических наук, доцент кафедры компьютерных систем в управлении и проектировании (КСУП) Калентьев Алексей Анатольевич. </w:t>
+      <w:bookmarkEnd w:id="8"/>
+      <w:bookmarkEnd w:id="9"/>
+    </w:p>
+    <w:p>
+      <w:pPr>
+        <w:rPr>
+          <w:rFonts w:eastAsia="SimSun" w:cs="Times New Roman"/>
+          <w:kern w:val="0"/>
+          <w:szCs w:val="28"/>
+          <w:lang w:eastAsia="zh-CN"/>
+          <w14:ligatures w14:val="none"/>
+        </w:rPr>
+      </w:pPr>
+    </w:p>
+    <w:p>
+      <w:pPr>
+        <w:rPr>
+          <w:rFonts w:eastAsia="SimSun" w:cs="Times New Roman"/>
+          <w:kern w:val="0"/>
+          <w:szCs w:val="28"/>
+          <w:lang w:eastAsia="zh-CN"/>
+          <w14:ligatures w14:val="none"/>
+        </w:rPr>
+      </w:pPr>
+      <w:r>
+        <w:rPr>
+          <w:rFonts w:eastAsia="SimSun" w:cs="Times New Roman"/>
+          <w:kern w:val="0"/>
+          <w:szCs w:val="28"/>
+          <w:lang w:eastAsia="zh-CN"/>
+          <w14:ligatures w14:val="none"/>
+        </w:rPr>
+        <w:t xml:space="preserve">Заказчиком работ является: кандидат технических наук, доцент кафедры компьютерных систем в управлении и проектировании (КСУП) </w:t>
+      </w:r>
+      <w:proofErr w:type="spellStart"/>
+      <w:r>
+        <w:rPr>
+          <w:rFonts w:eastAsia="SimSun" w:cs="Times New Roman"/>
+          <w:kern w:val="0"/>
+          <w:szCs w:val="28"/>
+          <w:lang w:eastAsia="zh-CN"/>
+          <w14:ligatures w14:val="none"/>
+        </w:rPr>
+        <w:t>Калентьев</w:t>
+      </w:r>
+      <w:proofErr w:type="spellEnd"/>
+      <w:r>
+        <w:rPr>
+          <w:rFonts w:eastAsia="SimSun" w:cs="Times New Roman"/>
+          <w:kern w:val="0"/>
+          <w:szCs w:val="28"/>
+          <w:lang w:eastAsia="zh-CN"/>
+          <w14:ligatures w14:val="none"/>
+        </w:rPr>
+        <w:t xml:space="preserve"> Алексей Анатольевич. </w:t>
       </w:r>
     </w:p>
     <w:p>
@@ -2554,8 +2624,8 @@
           <w14:ligatures w14:val="none"/>
         </w:rPr>
       </w:pPr>
-      <w:bookmarkStart w:id="7" w:name="_Toc178595975"/>
-      <w:bookmarkStart w:id="8" w:name="_Toc240423866"/>
+      <w:bookmarkStart w:id="10" w:name="_Toc178595975"/>
+      <w:bookmarkStart w:id="11" w:name="_Toc240423866"/>
       <w:r>
         <w:rPr>
           <w:rFonts w:eastAsia="SimSun" w:cs="Times New Roman"/>
@@ -2567,8 +2637,8 @@
         </w:rPr>
         <w:t>1.3 Перечень документов, на основании которых создается АС</w:t>
       </w:r>
-      <w:bookmarkEnd w:id="7"/>
-      <w:bookmarkEnd w:id="8"/>
+      <w:bookmarkEnd w:id="10"/>
+      <w:bookmarkEnd w:id="11"/>
     </w:p>
     <w:p>
       <w:pPr>
@@ -2715,8 +2785,8 @@
           <w14:ligatures w14:val="none"/>
         </w:rPr>
       </w:pPr>
-      <w:bookmarkStart w:id="9" w:name="_Toc178595976"/>
-      <w:bookmarkStart w:id="10" w:name="_Toc240423867"/>
+      <w:bookmarkStart w:id="12" w:name="_Toc178595976"/>
+      <w:bookmarkStart w:id="13" w:name="_Toc240423867"/>
       <w:r>
         <w:rPr>
           <w:rFonts w:eastAsia="SimSun" w:cs="Times New Roman"/>
@@ -2728,8 +2798,8 @@
         </w:rPr>
         <w:t>1.4 Плановые сроки начала и окончания работы по созданию АС</w:t>
       </w:r>
-      <w:bookmarkEnd w:id="9"/>
-      <w:bookmarkEnd w:id="10"/>
+      <w:bookmarkEnd w:id="12"/>
+      <w:bookmarkEnd w:id="13"/>
     </w:p>
     <w:p>
       <w:pPr>
@@ -3018,8 +3088,8 @@
           <w14:ligatures w14:val="none"/>
         </w:rPr>
       </w:pPr>
-      <w:bookmarkStart w:id="11" w:name="_Toc178595977"/>
-      <w:bookmarkStart w:id="12" w:name="_Toc240423868"/>
+      <w:bookmarkStart w:id="14" w:name="_Toc178595977"/>
+      <w:bookmarkStart w:id="15" w:name="_Toc240423868"/>
       <w:r>
         <w:rPr>
           <w:rFonts w:eastAsia="SimSun" w:cs="Times New Roman"/>
@@ -3034,8 +3104,8 @@
         <w:lastRenderedPageBreak/>
         <w:t>2 ЦЕЛИ И НАЗНАЧЕНИЕ СОЗДАНИЯ АВТОМАТИЗИРОВАННОЙ СИСТЕМЫ</w:t>
       </w:r>
-      <w:bookmarkEnd w:id="11"/>
-      <w:bookmarkEnd w:id="12"/>
+      <w:bookmarkEnd w:id="14"/>
+      <w:bookmarkEnd w:id="15"/>
     </w:p>
     <w:p>
       <w:pPr>
@@ -3068,8 +3138,8 @@
           <w14:ligatures w14:val="none"/>
         </w:rPr>
       </w:pPr>
-      <w:bookmarkStart w:id="13" w:name="_Toc178595978"/>
-      <w:bookmarkStart w:id="14" w:name="_Toc240423869"/>
+      <w:bookmarkStart w:id="16" w:name="_Toc178595978"/>
+      <w:bookmarkStart w:id="17" w:name="_Toc240423869"/>
       <w:r>
         <w:rPr>
           <w:rFonts w:eastAsia="SimSun" w:cs="Times New Roman"/>
@@ -3081,8 +3151,8 @@
         </w:rPr>
         <w:t>2.1 Цели создания АС</w:t>
       </w:r>
-      <w:bookmarkEnd w:id="13"/>
-      <w:bookmarkEnd w:id="14"/>
+      <w:bookmarkEnd w:id="16"/>
+      <w:bookmarkEnd w:id="17"/>
     </w:p>
     <w:p>
       <w:pPr>
@@ -3152,26 +3222,40 @@
         </w:rPr>
         <w:t>«</w:t>
       </w:r>
-      <w:r>
-        <w:rPr>
-          <w:rFonts w:eastAsia="SimSun" w:cs="Times New Roman"/>
-          <w:kern w:val="0"/>
-          <w:szCs w:val="28"/>
-          <w:lang w:eastAsia="zh-CN"/>
-          <w14:ligatures w14:val="none"/>
-        </w:rPr>
-        <w:t>Компас 3</w:t>
-      </w:r>
-      <w:r>
-        <w:rPr>
-          <w:rFonts w:eastAsia="SimSun" w:cs="Times New Roman"/>
-          <w:kern w:val="0"/>
-          <w:szCs w:val="28"/>
-          <w:lang w:val="en-US" w:eastAsia="zh-CN"/>
-          <w14:ligatures w14:val="none"/>
-        </w:rPr>
-        <w:t>D</w:t>
-      </w:r>
+      <w:ins w:id="18" w:author="kekwxd3228@mail.ru" w:date="2026-09-22T20:56:00Z">
+        <w:r>
+          <w:rPr>
+            <w:rFonts w:eastAsia="SimSun" w:cs="Times New Roman"/>
+            <w:kern w:val="0"/>
+            <w:szCs w:val="28"/>
+            <w:lang w:eastAsia="zh-CN"/>
+            <w14:ligatures w14:val="none"/>
+          </w:rPr>
+          <w:t>КОМПАС-3D</w:t>
+        </w:r>
+      </w:ins>
+      <w:del w:id="19" w:author="kekwxd3228@mail.ru" w:date="2026-09-22T20:56:00Z">
+        <w:r>
+          <w:rPr>
+            <w:rFonts w:eastAsia="SimSun" w:cs="Times New Roman"/>
+            <w:kern w:val="0"/>
+            <w:szCs w:val="28"/>
+            <w:lang w:eastAsia="zh-CN"/>
+            <w14:ligatures w14:val="none"/>
+          </w:rPr>
+          <w:delText>Компас 3</w:delText>
+        </w:r>
+        <w:r>
+          <w:rPr>
+            <w:rFonts w:eastAsia="SimSun" w:cs="Times New Roman"/>
+            <w:kern w:val="0"/>
+            <w:szCs w:val="28"/>
+            <w:lang w:val="en-US" w:eastAsia="zh-CN"/>
+            <w14:ligatures w14:val="none"/>
+          </w:rPr>
+          <w:delText>D</w:delText>
+        </w:r>
+      </w:del>
       <w:r>
         <w:rPr>
           <w:rFonts w:eastAsia="SimSun" w:cs="Times New Roman"/>
@@ -3261,8 +3345,8 @@
           <w14:ligatures w14:val="none"/>
         </w:rPr>
       </w:pPr>
-      <w:bookmarkStart w:id="15" w:name="_Toc178595979"/>
-      <w:bookmarkStart w:id="16" w:name="_Toc240423870"/>
+      <w:bookmarkStart w:id="20" w:name="_Toc178595979"/>
+      <w:bookmarkStart w:id="21" w:name="_Toc240423870"/>
       <w:r>
         <w:rPr>
           <w:rFonts w:eastAsia="SimSun" w:cs="Times New Roman"/>
@@ -3274,8 +3358,8 @@
         </w:rPr>
         <w:t>2.2 Назначение АС</w:t>
       </w:r>
-      <w:bookmarkEnd w:id="15"/>
-      <w:bookmarkEnd w:id="16"/>
+      <w:bookmarkEnd w:id="20"/>
+      <w:bookmarkEnd w:id="21"/>
     </w:p>
     <w:p>
       <w:pPr>
@@ -3532,8 +3616,8 @@
           <w14:ligatures w14:val="none"/>
         </w:rPr>
       </w:pPr>
-      <w:bookmarkStart w:id="17" w:name="_Toc178595980"/>
-      <w:bookmarkStart w:id="18" w:name="_Toc240423871"/>
+      <w:bookmarkStart w:id="22" w:name="_Toc178595980"/>
+      <w:bookmarkStart w:id="23" w:name="_Toc240423871"/>
       <w:r>
         <w:rPr>
           <w:rFonts w:eastAsia="SimSun" w:cs="Times New Roman"/>
@@ -3548,8 +3632,8 @@
         <w:lastRenderedPageBreak/>
         <w:t>3 ТРЕБОВАНИЯ К АВТОМАТИЗИРОВАННОЙ СИСТЕМЕ</w:t>
       </w:r>
-      <w:bookmarkEnd w:id="17"/>
-      <w:bookmarkEnd w:id="18"/>
+      <w:bookmarkEnd w:id="22"/>
+      <w:bookmarkEnd w:id="23"/>
     </w:p>
     <w:p>
       <w:pPr>
@@ -3583,8 +3667,8 @@
           <w14:ligatures w14:val="none"/>
         </w:rPr>
       </w:pPr>
-      <w:bookmarkStart w:id="19" w:name="_Toc178595981"/>
-      <w:bookmarkStart w:id="20" w:name="_Toc240423872"/>
+      <w:bookmarkStart w:id="24" w:name="_Toc178595981"/>
+      <w:bookmarkStart w:id="25" w:name="_Toc240423872"/>
       <w:r>
         <w:rPr>
           <w:rFonts w:eastAsia="SimSun" w:cs="Times New Roman"/>
@@ -3596,8 +3680,8 @@
         </w:rPr>
         <w:t>3.1 Требования к структуре АС в целом</w:t>
       </w:r>
-      <w:bookmarkEnd w:id="19"/>
-      <w:bookmarkEnd w:id="20"/>
+      <w:bookmarkEnd w:id="24"/>
+      <w:bookmarkEnd w:id="25"/>
     </w:p>
     <w:p>
       <w:pPr>
@@ -3682,18 +3766,42 @@
           <w14:ligatures w14:val="none"/>
         </w:rPr>
         <w:tab/>
-        <w:t>− В качестве встроенного плагина САПР «Компас 3</w:t>
-      </w:r>
-      <w:r>
-        <w:rPr>
-          <w:rFonts w:eastAsia="SimSun" w:cs="Times New Roman"/>
-          <w:kern w:val="0"/>
-          <w:szCs w:val="28"/>
-          <w:lang w:val="en-US" w:eastAsia="zh-CN"/>
-          <w14:ligatures w14:val="none"/>
-        </w:rPr>
-        <w:t>D</w:t>
-      </w:r>
+        <w:t>− В качестве встроенного плагина САПР «</w:t>
+      </w:r>
+      <w:ins w:id="26" w:author="kekwxd3228@mail.ru" w:date="2026-09-22T20:57:00Z">
+        <w:r>
+          <w:rPr>
+            <w:rFonts w:eastAsia="SimSun" w:cs="Times New Roman"/>
+            <w:kern w:val="0"/>
+            <w:szCs w:val="28"/>
+            <w:lang w:eastAsia="zh-CN"/>
+            <w14:ligatures w14:val="none"/>
+          </w:rPr>
+          <w:t>КОМПАС-3D</w:t>
+        </w:r>
+      </w:ins>
+      <w:del w:id="27" w:author="kekwxd3228@mail.ru" w:date="2026-09-22T20:57:00Z">
+        <w:r>
+          <w:rPr>
+            <w:rFonts w:eastAsia="SimSun" w:cs="Times New Roman"/>
+            <w:kern w:val="0"/>
+            <w:szCs w:val="28"/>
+            <w:lang w:eastAsia="zh-CN"/>
+            <w14:ligatures w14:val="none"/>
+          </w:rPr>
+          <w:delText>Компас 3</w:delText>
+        </w:r>
+        <w:r>
+          <w:rPr>
+            <w:rFonts w:eastAsia="SimSun" w:cs="Times New Roman"/>
+            <w:kern w:val="0"/>
+            <w:szCs w:val="28"/>
+            <w:lang w:val="en-US" w:eastAsia="zh-CN"/>
+            <w14:ligatures w14:val="none"/>
+          </w:rPr>
+          <w:delText>D</w:delText>
+        </w:r>
+      </w:del>
       <w:r>
         <w:rPr>
           <w:rFonts w:eastAsia="SimSun" w:cs="Times New Roman"/>
@@ -3733,18 +3841,42 @@
           <w:lang w:eastAsia="zh-CN"/>
           <w14:ligatures w14:val="none"/>
         </w:rPr>
-        <w:t>− В качестве сторонней программы, способной запустить процесс программы «Компас 3</w:t>
-      </w:r>
-      <w:r>
-        <w:rPr>
-          <w:rFonts w:eastAsia="SimSun" w:cs="Times New Roman"/>
-          <w:kern w:val="0"/>
-          <w:szCs w:val="28"/>
-          <w:lang w:val="en-US" w:eastAsia="zh-CN"/>
-          <w14:ligatures w14:val="none"/>
-        </w:rPr>
-        <w:t>D</w:t>
-      </w:r>
+        <w:t>− В качестве сторонней программы, способной запустить процесс программы «</w:t>
+      </w:r>
+      <w:ins w:id="28" w:author="kekwxd3228@mail.ru" w:date="2026-09-22T20:57:00Z">
+        <w:r>
+          <w:rPr>
+            <w:rFonts w:eastAsia="SimSun" w:cs="Times New Roman"/>
+            <w:kern w:val="0"/>
+            <w:szCs w:val="28"/>
+            <w:lang w:eastAsia="zh-CN"/>
+            <w14:ligatures w14:val="none"/>
+          </w:rPr>
+          <w:t>КОМПАС-3D</w:t>
+        </w:r>
+      </w:ins>
+      <w:del w:id="29" w:author="kekwxd3228@mail.ru" w:date="2026-09-22T20:57:00Z">
+        <w:r>
+          <w:rPr>
+            <w:rFonts w:eastAsia="SimSun" w:cs="Times New Roman"/>
+            <w:kern w:val="0"/>
+            <w:szCs w:val="28"/>
+            <w:lang w:eastAsia="zh-CN"/>
+            <w14:ligatures w14:val="none"/>
+          </w:rPr>
+          <w:delText>Компас 3</w:delText>
+        </w:r>
+        <w:r>
+          <w:rPr>
+            <w:rFonts w:eastAsia="SimSun" w:cs="Times New Roman"/>
+            <w:kern w:val="0"/>
+            <w:szCs w:val="28"/>
+            <w:lang w:val="en-US" w:eastAsia="zh-CN"/>
+            <w14:ligatures w14:val="none"/>
+          </w:rPr>
+          <w:delText>D</w:delText>
+        </w:r>
+      </w:del>
       <w:r>
         <w:rPr>
           <w:rFonts w:eastAsia="SimSun" w:cs="Times New Roman"/>
@@ -3943,7 +4075,29 @@
           <w:lang w:eastAsia="zh-CN"/>
           <w14:ligatures w14:val="none"/>
         </w:rPr>
-        <w:t>Зависимые параметры: диаметр ножки d зависит от высоты табуретки H. Зависимость выражается формулой d &gt;= H/12. Коэффициент 12 выбран на основе эмпирического соотношения для деревянных конструкций, согласно которому минимальный диаметр ножки составляет примерно 1/12 от высоты изделия, что обеспечивает устойчивость и прочность табуретки. Данное выражение означает, что диаметр ножки должен быть достаточным для обеспечения устойчивости конструкции при заданной высоте. Если пользователь введет значение d или H, которое не будет удовлетворять данному выражению, должна появиться ошибка валидации.</w:t>
+        <w:t xml:space="preserve">Зависимые параметры: диаметр ножки d зависит от высоты табуретки H. Зависимость выражается формулой </w:t>
+      </w:r>
+      <w:proofErr w:type="gramStart"/>
+      <w:r>
+        <w:rPr>
+          <w:rFonts w:eastAsia="SimSun" w:cs="Times New Roman"/>
+          <w:kern w:val="0"/>
+          <w:szCs w:val="28"/>
+          <w:lang w:eastAsia="zh-CN"/>
+          <w14:ligatures w14:val="none"/>
+        </w:rPr>
+        <w:t>d &gt;</w:t>
+      </w:r>
+      <w:proofErr w:type="gramEnd"/>
+      <w:r>
+        <w:rPr>
+          <w:rFonts w:eastAsia="SimSun" w:cs="Times New Roman"/>
+          <w:kern w:val="0"/>
+          <w:szCs w:val="28"/>
+          <w:lang w:eastAsia="zh-CN"/>
+          <w14:ligatures w14:val="none"/>
+        </w:rPr>
+        <w:t>= H/12. Коэффициент 12 выбран на основе эмпирического соотношения для деревянных конструкций, согласно которому минимальный диаметр ножки составляет примерно 1/12 от высоты изделия, что обеспечивает устойчивость и прочность табуретки. Данное выражение означает, что диаметр ножки должен быть достаточным для обеспечения устойчивости конструкции при заданной высоте. Если пользователь введет значение d или H, которое не будет удовлетворять данному выражению, должна появиться ошибка валидации.</w:t>
       </w:r>
     </w:p>
     <w:p>
@@ -3976,7 +4130,73 @@
           <w14:ligatures w14:val="none"/>
         </w:rPr>
         <w:lastRenderedPageBreak/>
-        <w:t>Пример: изначально указаны параметры: H = 450, d = 40. Таким образом: 40 &gt;= 450/12 = 37.5, т.е. 40 &gt;= 37.5 – выражение корректно. Предположим, что пользователь изменяет значение H с 450 на 500, тогда: 40 &gt;= 500/12 = 41.7, т.е. 40 &gt;= 41.7 – выражение некорректно. В пользовательском интерфейсе необходимо отобразить информацию о том, что параметр нужно изменить на удовлетворяющий условию d &gt;= 41.7 мм.</w:t>
+        <w:t xml:space="preserve">Пример: изначально указаны параметры: H = 450, d = 40. Таким образом: </w:t>
+      </w:r>
+      <w:proofErr w:type="gramStart"/>
+      <w:r>
+        <w:rPr>
+          <w:rFonts w:eastAsia="SimSun" w:cs="Times New Roman"/>
+          <w:kern w:val="0"/>
+          <w:szCs w:val="28"/>
+          <w:lang w:eastAsia="zh-CN"/>
+          <w14:ligatures w14:val="none"/>
+        </w:rPr>
+        <w:t>40 &gt;</w:t>
+      </w:r>
+      <w:proofErr w:type="gramEnd"/>
+      <w:r>
+        <w:rPr>
+          <w:rFonts w:eastAsia="SimSun" w:cs="Times New Roman"/>
+          <w:kern w:val="0"/>
+          <w:szCs w:val="28"/>
+          <w:lang w:eastAsia="zh-CN"/>
+          <w14:ligatures w14:val="none"/>
+        </w:rPr>
+        <w:t xml:space="preserve">= 450/12 = 37.5, т.е. 40 &gt;= 37.5 – выражение корректно. Предположим, что пользователь изменяет значение H с 450 на 500, тогда: </w:t>
+      </w:r>
+      <w:proofErr w:type="gramStart"/>
+      <w:r>
+        <w:rPr>
+          <w:rFonts w:eastAsia="SimSun" w:cs="Times New Roman"/>
+          <w:kern w:val="0"/>
+          <w:szCs w:val="28"/>
+          <w:lang w:eastAsia="zh-CN"/>
+          <w14:ligatures w14:val="none"/>
+        </w:rPr>
+        <w:t>40 &gt;</w:t>
+      </w:r>
+      <w:proofErr w:type="gramEnd"/>
+      <w:r>
+        <w:rPr>
+          <w:rFonts w:eastAsia="SimSun" w:cs="Times New Roman"/>
+          <w:kern w:val="0"/>
+          <w:szCs w:val="28"/>
+          <w:lang w:eastAsia="zh-CN"/>
+          <w14:ligatures w14:val="none"/>
+        </w:rPr>
+        <w:t xml:space="preserve">= 500/12 = 41.7, т.е. 40 &gt;= 41.7 – выражение некорректно. В пользовательском интерфейсе необходимо отобразить информацию о том, что параметр нужно изменить на удовлетворяющий условию </w:t>
+      </w:r>
+      <w:proofErr w:type="gramStart"/>
+      <w:r>
+        <w:rPr>
+          <w:rFonts w:eastAsia="SimSun" w:cs="Times New Roman"/>
+          <w:kern w:val="0"/>
+          <w:szCs w:val="28"/>
+          <w:lang w:eastAsia="zh-CN"/>
+          <w14:ligatures w14:val="none"/>
+        </w:rPr>
+        <w:t>d &gt;</w:t>
+      </w:r>
+      <w:proofErr w:type="gramEnd"/>
+      <w:r>
+        <w:rPr>
+          <w:rFonts w:eastAsia="SimSun" w:cs="Times New Roman"/>
+          <w:kern w:val="0"/>
+          <w:szCs w:val="28"/>
+          <w:lang w:eastAsia="zh-CN"/>
+          <w14:ligatures w14:val="none"/>
+        </w:rPr>
+        <w:t>= 41.7 мм.</w:t>
       </w:r>
     </w:p>
     <w:p>
@@ -4030,26 +4250,40 @@
         </w:rPr>
         <w:t>«</w:t>
       </w:r>
-      <w:r>
-        <w:rPr>
-          <w:rFonts w:eastAsia="SimSun" w:cs="Times New Roman"/>
-          <w:kern w:val="0"/>
-          <w:szCs w:val="28"/>
-          <w:lang w:eastAsia="zh-CN"/>
-          <w14:ligatures w14:val="none"/>
-        </w:rPr>
-        <w:t>Компас 3</w:t>
-      </w:r>
-      <w:r>
-        <w:rPr>
-          <w:rFonts w:eastAsia="SimSun" w:cs="Times New Roman"/>
-          <w:kern w:val="0"/>
-          <w:szCs w:val="28"/>
-          <w:lang w:val="en-US" w:eastAsia="zh-CN"/>
-          <w14:ligatures w14:val="none"/>
-        </w:rPr>
-        <w:t>D</w:t>
-      </w:r>
+      <w:ins w:id="30" w:author="kekwxd3228@mail.ru" w:date="2026-09-22T20:57:00Z">
+        <w:r>
+          <w:rPr>
+            <w:rFonts w:eastAsia="SimSun" w:cs="Times New Roman"/>
+            <w:kern w:val="0"/>
+            <w:szCs w:val="28"/>
+            <w:lang w:eastAsia="zh-CN"/>
+            <w14:ligatures w14:val="none"/>
+          </w:rPr>
+          <w:t>КОМПАС-3D</w:t>
+        </w:r>
+      </w:ins>
+      <w:del w:id="31" w:author="kekwxd3228@mail.ru" w:date="2026-09-22T20:57:00Z">
+        <w:r>
+          <w:rPr>
+            <w:rFonts w:eastAsia="SimSun" w:cs="Times New Roman"/>
+            <w:kern w:val="0"/>
+            <w:szCs w:val="28"/>
+            <w:lang w:eastAsia="zh-CN"/>
+            <w14:ligatures w14:val="none"/>
+          </w:rPr>
+          <w:delText>Компас 3</w:delText>
+        </w:r>
+        <w:r>
+          <w:rPr>
+            <w:rFonts w:eastAsia="SimSun" w:cs="Times New Roman"/>
+            <w:kern w:val="0"/>
+            <w:szCs w:val="28"/>
+            <w:lang w:val="en-US" w:eastAsia="zh-CN"/>
+            <w14:ligatures w14:val="none"/>
+          </w:rPr>
+          <w:delText>D</w:delText>
+        </w:r>
+      </w:del>
       <w:r>
         <w:rPr>
           <w:rFonts w:eastAsia="SimSun" w:cs="Times New Roman"/>
@@ -4381,7 +4615,21 @@
         <w:rPr>
           <w:lang w:eastAsia="zh-CN"/>
         </w:rPr>
-        <w:t>Пользовательские интерфейсы для всех подсистем, разработанных в рамках создания системы должны быть выполнены в виде desktop-интерфейсов с помощью фреймворков Windows</w:t>
+        <w:t xml:space="preserve">Пользовательские интерфейсы для всех подсистем, разработанных в рамках создания системы должны быть выполнены в виде </w:t>
+      </w:r>
+      <w:proofErr w:type="spellStart"/>
+      <w:r>
+        <w:rPr>
+          <w:lang w:eastAsia="zh-CN"/>
+        </w:rPr>
+        <w:t>desktop</w:t>
+      </w:r>
+      <w:proofErr w:type="spellEnd"/>
+      <w:r>
+        <w:rPr>
+          <w:lang w:eastAsia="zh-CN"/>
+        </w:rPr>
+        <w:t>-интерфейсов с помощью фреймворков Windows</w:t>
       </w:r>
       <w:r>
         <w:rPr>
@@ -4389,11 +4637,19 @@
         </w:rPr>
         <w:t> </w:t>
       </w:r>
-      <w:r>
-        <w:rPr>
-          <w:lang w:eastAsia="zh-CN"/>
-        </w:rPr>
-        <w:t>Forms, WPF или аналогичных им, позволяющих создавать пользовательские интерфейсы для ОС Windows 10 и выше.</w:t>
+      <w:proofErr w:type="spellStart"/>
+      <w:r>
+        <w:rPr>
+          <w:lang w:eastAsia="zh-CN"/>
+        </w:rPr>
+        <w:t>Forms</w:t>
+      </w:r>
+      <w:proofErr w:type="spellEnd"/>
+      <w:r>
+        <w:rPr>
+          <w:lang w:eastAsia="zh-CN"/>
+        </w:rPr>
+        <w:t>, WPF или аналогичных им, позволяющих создавать пользовательские интерфейсы для ОС Windows 10 и выше.</w:t>
       </w:r>
     </w:p>
     <w:p>
@@ -4419,7 +4675,21 @@
         <w:rPr>
           <w:lang w:eastAsia="zh-CN"/>
         </w:rPr>
-        <w:t>Элементы интерфейса должны отвечать рекомендациям по вёрстке интерфейсов desktop-приложений указанным в источнике [1].</w:t>
+        <w:t xml:space="preserve">Элементы интерфейса должны отвечать рекомендациям по вёрстке интерфейсов </w:t>
+      </w:r>
+      <w:proofErr w:type="spellStart"/>
+      <w:r>
+        <w:rPr>
+          <w:lang w:eastAsia="zh-CN"/>
+        </w:rPr>
+        <w:t>desktop</w:t>
+      </w:r>
+      <w:proofErr w:type="spellEnd"/>
+      <w:r>
+        <w:rPr>
+          <w:lang w:eastAsia="zh-CN"/>
+        </w:rPr>
+        <w:t>-приложений указанным в источнике [1].</w:t>
       </w:r>
     </w:p>
     <w:p>
@@ -4612,7 +4882,7 @@
           <w:lang w:eastAsia="zh-CN"/>
         </w:rPr>
       </w:pPr>
-      <w:bookmarkStart w:id="21" w:name="_Toc178595982"/>
+      <w:bookmarkStart w:id="32" w:name="_Toc178595982"/>
       <w:r>
         <w:rPr>
           <w:b/>
@@ -4622,7 +4892,7 @@
         <w:lastRenderedPageBreak/>
         <w:t>3.2 Требования к функциям (задачам), выполняемым АС</w:t>
       </w:r>
-      <w:bookmarkEnd w:id="21"/>
+      <w:bookmarkEnd w:id="32"/>
     </w:p>
     <w:p>
       <w:pPr>
@@ -4711,20 +4981,279 @@
         </w:rPr>
         <w:t>«</w:t>
       </w:r>
+      <w:ins w:id="33" w:author="kekwxd3228@mail.ru" w:date="2026-09-22T20:57:00Z">
+        <w:r>
+          <w:rPr>
+            <w:rFonts w:eastAsia="SimSun" w:cs="Times New Roman"/>
+            <w:kern w:val="0"/>
+            <w:szCs w:val="28"/>
+            <w:lang w:eastAsia="zh-CN"/>
+            <w14:ligatures w14:val="none"/>
+          </w:rPr>
+          <w:t>КОМПАС-3D</w:t>
+        </w:r>
+      </w:ins>
+      <w:del w:id="34" w:author="kekwxd3228@mail.ru" w:date="2026-09-22T20:57:00Z">
+        <w:r>
+          <w:rPr>
+            <w:rFonts w:eastAsia="Times New Roman"/>
+            <w:szCs w:val="28"/>
+          </w:rPr>
+          <w:delText>Компас-3D</w:delText>
+        </w:r>
+      </w:del>
+      <w:r>
+        <w:rPr>
+          <w:rFonts w:eastAsia="SimSun" w:cs="Times New Roman"/>
+          <w:kern w:val="0"/>
+          <w:szCs w:val="28"/>
+          <w:lang w:eastAsia="zh-CN"/>
+          <w14:ligatures w14:val="none"/>
+        </w:rPr>
+        <w:t>»</w:t>
+      </w:r>
       <w:r>
         <w:rPr>
           <w:rFonts w:eastAsia="Times New Roman"/>
           <w:szCs w:val="28"/>
         </w:rPr>
-        <w:t>Компас-3D</w:t>
-      </w:r>
-      <w:r>
-        <w:rPr>
-          <w:rFonts w:eastAsia="SimSun" w:cs="Times New Roman"/>
-          <w:kern w:val="0"/>
-          <w:szCs w:val="28"/>
-          <w:lang w:eastAsia="zh-CN"/>
-          <w14:ligatures w14:val="none"/>
+        <w:t>, производящая построение табуретки по заданным параметрам.</w:t>
+      </w:r>
+    </w:p>
+    <w:p>
+      <w:pPr>
+        <w:rPr>
+          <w:rFonts w:eastAsia="Times New Roman"/>
+          <w:szCs w:val="28"/>
+        </w:rPr>
+      </w:pPr>
+      <w:r>
+        <w:rPr>
+          <w:rFonts w:eastAsia="Times New Roman"/>
+          <w:szCs w:val="28"/>
+        </w:rPr>
+        <w:t>Перечень функций, выполняемых плагином:</w:t>
+      </w:r>
+    </w:p>
+    <w:p>
+      <w:pPr>
+        <w:rPr>
+          <w:rFonts w:eastAsia="Times New Roman"/>
+          <w:szCs w:val="28"/>
+        </w:rPr>
+      </w:pPr>
+      <w:r>
+        <w:rPr>
+          <w:rFonts w:eastAsia="Times New Roman"/>
+          <w:szCs w:val="28"/>
+        </w:rPr>
+        <w:t>– ввод и валидация пяти параметров модели (H, W, D, d, t);</w:t>
+      </w:r>
+    </w:p>
+    <w:p>
+      <w:pPr>
+        <w:rPr>
+          <w:rFonts w:eastAsia="Times New Roman"/>
+          <w:szCs w:val="28"/>
+        </w:rPr>
+      </w:pPr>
+      <w:r>
+        <w:rPr>
+          <w:rFonts w:eastAsia="Times New Roman"/>
+          <w:szCs w:val="28"/>
+        </w:rPr>
+        <w:t xml:space="preserve">– проверка зависимости </w:t>
+      </w:r>
+      <w:proofErr w:type="gramStart"/>
+      <w:r>
+        <w:rPr>
+          <w:rFonts w:eastAsia="Times New Roman"/>
+          <w:szCs w:val="28"/>
+        </w:rPr>
+        <w:t>d &gt;</w:t>
+      </w:r>
+      <w:proofErr w:type="gramEnd"/>
+      <w:r>
+        <w:rPr>
+          <w:rFonts w:eastAsia="Times New Roman"/>
+          <w:szCs w:val="28"/>
+        </w:rPr>
+        <w:t>= H/12 с выводом сообщения об ошибке;</w:t>
+      </w:r>
+    </w:p>
+    <w:p>
+      <w:pPr>
+        <w:rPr>
+          <w:rFonts w:eastAsia="Times New Roman"/>
+          <w:szCs w:val="28"/>
+        </w:rPr>
+      </w:pPr>
+      <w:r>
+        <w:rPr>
+          <w:rFonts w:eastAsia="Times New Roman"/>
+          <w:szCs w:val="28"/>
+        </w:rPr>
+        <w:t>– автоматическое вычисление длины ножки (L = H – t), отступа от края (</w:t>
+      </w:r>
+      <w:proofErr w:type="spellStart"/>
+      <w:r>
+        <w:rPr>
+          <w:rFonts w:eastAsia="Times New Roman"/>
+          <w:szCs w:val="28"/>
+        </w:rPr>
+        <w:t>offset</w:t>
+      </w:r>
+      <w:proofErr w:type="spellEnd"/>
+      <w:r>
+        <w:rPr>
+          <w:rFonts w:eastAsia="Times New Roman"/>
+          <w:szCs w:val="28"/>
+        </w:rPr>
+        <w:t xml:space="preserve"> = W/10) и шага массива</w:t>
+      </w:r>
+      <w:r>
+        <w:rPr>
+          <w:rFonts w:eastAsia="Times New Roman"/>
+          <w:szCs w:val="28"/>
+        </w:rPr>
+        <w:t xml:space="preserve"> </w:t>
+      </w:r>
+      <w:r>
+        <w:rPr>
+          <w:rFonts w:eastAsia="Times New Roman"/>
+          <w:szCs w:val="28"/>
+        </w:rPr>
+        <w:t>по осям X и Y</w:t>
+      </w:r>
+      <w:r>
+        <w:rPr>
+          <w:rFonts w:eastAsia="Times New Roman"/>
+          <w:szCs w:val="28"/>
+        </w:rPr>
+        <w:t xml:space="preserve"> (Step = W – 2*</w:t>
+      </w:r>
+      <w:proofErr w:type="spellStart"/>
+      <w:r>
+        <w:rPr>
+          <w:rFonts w:eastAsia="Times New Roman"/>
+          <w:szCs w:val="28"/>
+        </w:rPr>
+        <w:t>offset</w:t>
+      </w:r>
+      <w:proofErr w:type="spellEnd"/>
+      <w:r>
+        <w:rPr>
+          <w:rFonts w:eastAsia="Times New Roman"/>
+          <w:szCs w:val="28"/>
+        </w:rPr>
+        <w:t>);</w:t>
+      </w:r>
+    </w:p>
+    <w:p>
+      <w:pPr>
+        <w:rPr>
+          <w:rFonts w:eastAsia="Times New Roman"/>
+          <w:szCs w:val="28"/>
+        </w:rPr>
+      </w:pPr>
+      <w:r>
+        <w:rPr>
+          <w:rFonts w:eastAsia="Times New Roman"/>
+          <w:szCs w:val="28"/>
+        </w:rPr>
+        <w:t>– построение сиденья табуретки (параллелепипед W × D × t);</w:t>
+      </w:r>
+    </w:p>
+    <w:p>
+      <w:pPr>
+        <w:rPr>
+          <w:rFonts w:eastAsia="Times New Roman"/>
+          <w:szCs w:val="28"/>
+        </w:rPr>
+      </w:pPr>
+      <w:r>
+        <w:rPr>
+          <w:rFonts w:eastAsia="Times New Roman"/>
+          <w:szCs w:val="28"/>
+        </w:rPr>
+        <w:t>– построение четырех цилиндрических ножек диаметром d и длиной L;</w:t>
+      </w:r>
+    </w:p>
+    <w:p>
+      <w:pPr>
+        <w:rPr>
+          <w:rFonts w:eastAsia="Times New Roman"/>
+          <w:szCs w:val="28"/>
+        </w:rPr>
+      </w:pPr>
+      <w:r>
+        <w:rPr>
+          <w:rFonts w:eastAsia="Times New Roman"/>
+          <w:szCs w:val="28"/>
+        </w:rPr>
+        <w:t>– размещение ножек по углам сиденья с помощью прямоугольного массива;</w:t>
+      </w:r>
+    </w:p>
+    <w:p>
+      <w:pPr>
+        <w:rPr>
+          <w:rFonts w:eastAsia="Times New Roman"/>
+          <w:szCs w:val="28"/>
+        </w:rPr>
+      </w:pPr>
+      <w:r>
+        <w:rPr>
+          <w:rFonts w:eastAsia="Times New Roman"/>
+          <w:szCs w:val="28"/>
+        </w:rPr>
+        <w:t xml:space="preserve">– вывод готовой модели в окне САПР </w:t>
+      </w:r>
+      <w:r>
+        <w:rPr>
+          <w:rFonts w:eastAsia="Times New Roman"/>
+          <w:szCs w:val="28"/>
+        </w:rPr>
+        <w:t>«</w:t>
+      </w:r>
+      <w:ins w:id="35" w:author="kekwxd3228@mail.ru" w:date="2026-09-22T20:57:00Z">
+        <w:r>
+          <w:rPr>
+            <w:rFonts w:eastAsia="SimSun" w:cs="Times New Roman"/>
+            <w:kern w:val="0"/>
+            <w:szCs w:val="28"/>
+            <w:lang w:eastAsia="zh-CN"/>
+            <w14:ligatures w14:val="none"/>
+          </w:rPr>
+          <w:t>КОМПАС-3D</w:t>
+        </w:r>
+      </w:ins>
+      <w:del w:id="36" w:author="kekwxd3228@mail.ru" w:date="2026-09-22T20:57:00Z">
+        <w:r>
+          <w:rPr>
+            <w:rFonts w:eastAsia="Times New Roman"/>
+            <w:szCs w:val="28"/>
+          </w:rPr>
+          <w:delText>Компас</w:delText>
+        </w:r>
+        <w:r>
+          <w:rPr>
+            <w:rFonts w:eastAsia="Times New Roman"/>
+            <w:szCs w:val="28"/>
+          </w:rPr>
+          <w:delText xml:space="preserve"> </w:delText>
+        </w:r>
+        <w:r>
+          <w:rPr>
+            <w:rFonts w:eastAsia="Times New Roman"/>
+            <w:szCs w:val="28"/>
+          </w:rPr>
+          <w:delText>3D</w:delText>
+        </w:r>
+      </w:del>
+      <w:r>
+        <w:rPr>
+          <w:rFonts w:eastAsia="Times New Roman"/>
+          <w:szCs w:val="28"/>
         </w:rPr>
         <w:t>»</w:t>
       </w:r>
@@ -4733,7 +5262,7 @@
           <w:rFonts w:eastAsia="Times New Roman"/>
           <w:szCs w:val="28"/>
         </w:rPr>
-        <w:t>, производящая построение табуретки по заданным параметрам.</w:t>
+        <w:t>.</w:t>
       </w:r>
     </w:p>
     <w:p>
@@ -4743,224 +5272,55 @@
           <w:szCs w:val="28"/>
         </w:rPr>
       </w:pPr>
+    </w:p>
+    <w:p>
+      <w:pPr>
+        <w:rPr>
+          <w:szCs w:val="28"/>
+          <w:lang w:eastAsia="zh-CN"/>
+        </w:rPr>
+      </w:pPr>
+      <w:r>
+        <w:rPr>
+          <w:szCs w:val="28"/>
+          <w:lang w:eastAsia="zh-CN"/>
+        </w:rPr>
+        <w:t>Расчёт параметров:</w:t>
+      </w:r>
+    </w:p>
+    <w:p>
+      <w:pPr>
+        <w:rPr>
+          <w:szCs w:val="28"/>
+          <w:lang w:eastAsia="zh-CN"/>
+        </w:rPr>
+      </w:pPr>
+      <w:r>
+        <w:rPr>
+          <w:szCs w:val="28"/>
+          <w:lang w:eastAsia="zh-CN"/>
+        </w:rPr>
+        <w:t xml:space="preserve">Длина ножки вычисляется как L = H – t, где H </w:t>
+      </w:r>
       <w:r>
         <w:rPr>
           <w:rFonts w:eastAsia="Times New Roman"/>
           <w:szCs w:val="28"/>
         </w:rPr>
-        <w:t>Перечень функций, выполняемых плагином:</w:t>
-      </w:r>
-    </w:p>
-    <w:p>
-      <w:pPr>
+        <w:t>–</w:t>
+      </w:r>
+      <w:r>
+        <w:rPr>
+          <w:szCs w:val="28"/>
+          <w:lang w:eastAsia="zh-CN"/>
+        </w:rPr>
+        <w:t xml:space="preserve"> общая высота табуретки, t </w:t>
+      </w:r>
+      <w:r>
         <w:rPr>
           <w:rFonts w:eastAsia="Times New Roman"/>
           <w:szCs w:val="28"/>
         </w:rPr>
-      </w:pPr>
-      <w:r>
-        <w:rPr>
-          <w:rFonts w:eastAsia="Times New Roman"/>
-          <w:szCs w:val="28"/>
-        </w:rPr>
-        <w:t>– ввод и валидация пяти параметров модели (H, W, D, d, t);</w:t>
-      </w:r>
-    </w:p>
-    <w:p>
-      <w:pPr>
-        <w:rPr>
-          <w:rFonts w:eastAsia="Times New Roman"/>
-          <w:szCs w:val="28"/>
-        </w:rPr>
-      </w:pPr>
-      <w:r>
-        <w:rPr>
-          <w:rFonts w:eastAsia="Times New Roman"/>
-          <w:szCs w:val="28"/>
-        </w:rPr>
-        <w:t>– проверка зависимости d &gt;= H/12 с выводом сообщения об ошибке;</w:t>
-      </w:r>
-    </w:p>
-    <w:p>
-      <w:pPr>
-        <w:rPr>
-          <w:rFonts w:eastAsia="Times New Roman"/>
-          <w:szCs w:val="28"/>
-        </w:rPr>
-      </w:pPr>
-      <w:r>
-        <w:rPr>
-          <w:rFonts w:eastAsia="Times New Roman"/>
-          <w:szCs w:val="28"/>
-        </w:rPr>
-        <w:t>– автоматическое вычисление длины ножки (L = H – t), отступа от края (offset = W/10) и шага массива</w:t>
-      </w:r>
-      <w:r>
-        <w:rPr>
-          <w:rFonts w:eastAsia="Times New Roman"/>
-          <w:szCs w:val="28"/>
-        </w:rPr>
-        <w:t xml:space="preserve"> </w:t>
-      </w:r>
-      <w:r>
-        <w:rPr>
-          <w:rFonts w:eastAsia="Times New Roman"/>
-          <w:szCs w:val="28"/>
-        </w:rPr>
-        <w:t>по осям X и Y</w:t>
-      </w:r>
-      <w:r>
-        <w:rPr>
-          <w:rFonts w:eastAsia="Times New Roman"/>
-          <w:szCs w:val="28"/>
-        </w:rPr>
-        <w:t xml:space="preserve"> (Step = W – 2*offset);</w:t>
-      </w:r>
-    </w:p>
-    <w:p>
-      <w:pPr>
-        <w:rPr>
-          <w:rFonts w:eastAsia="Times New Roman"/>
-          <w:szCs w:val="28"/>
-        </w:rPr>
-      </w:pPr>
-      <w:r>
-        <w:rPr>
-          <w:rFonts w:eastAsia="Times New Roman"/>
-          <w:szCs w:val="28"/>
-        </w:rPr>
-        <w:t>– построение сиденья табуретки (параллелепипед W × D × t);</w:t>
-      </w:r>
-    </w:p>
-    <w:p>
-      <w:pPr>
-        <w:rPr>
-          <w:rFonts w:eastAsia="Times New Roman"/>
-          <w:szCs w:val="28"/>
-        </w:rPr>
-      </w:pPr>
-      <w:r>
-        <w:rPr>
-          <w:rFonts w:eastAsia="Times New Roman"/>
-          <w:szCs w:val="28"/>
-        </w:rPr>
-        <w:t>– построение четырех цилиндрических ножек диаметром d и длиной L;</w:t>
-      </w:r>
-    </w:p>
-    <w:p>
-      <w:pPr>
-        <w:rPr>
-          <w:rFonts w:eastAsia="Times New Roman"/>
-          <w:szCs w:val="28"/>
-        </w:rPr>
-      </w:pPr>
-      <w:r>
-        <w:rPr>
-          <w:rFonts w:eastAsia="Times New Roman"/>
-          <w:szCs w:val="28"/>
-        </w:rPr>
-        <w:t>– размещение ножек по углам сиденья с помощью прямоугольного массива;</w:t>
-      </w:r>
-    </w:p>
-    <w:p>
-      <w:pPr>
-        <w:rPr>
-          <w:rFonts w:eastAsia="Times New Roman"/>
-          <w:szCs w:val="28"/>
-        </w:rPr>
-      </w:pPr>
-      <w:r>
-        <w:rPr>
-          <w:rFonts w:eastAsia="Times New Roman"/>
-          <w:szCs w:val="28"/>
-        </w:rPr>
-        <w:t xml:space="preserve">– вывод готовой модели в окне САПР </w:t>
-      </w:r>
-      <w:r>
-        <w:rPr>
-          <w:rFonts w:eastAsia="Times New Roman"/>
-          <w:szCs w:val="28"/>
-        </w:rPr>
-        <w:t>«</w:t>
-      </w:r>
-      <w:r>
-        <w:rPr>
-          <w:rFonts w:eastAsia="Times New Roman"/>
-          <w:szCs w:val="28"/>
-        </w:rPr>
-        <w:t>Компас</w:t>
-      </w:r>
-      <w:r>
-        <w:rPr>
-          <w:rFonts w:eastAsia="Times New Roman"/>
-          <w:szCs w:val="28"/>
-        </w:rPr>
-        <w:t xml:space="preserve"> </w:t>
-      </w:r>
-      <w:r>
-        <w:rPr>
-          <w:rFonts w:eastAsia="Times New Roman"/>
-          <w:szCs w:val="28"/>
-        </w:rPr>
-        <w:t>3D</w:t>
-      </w:r>
-      <w:r>
-        <w:rPr>
-          <w:rFonts w:eastAsia="Times New Roman"/>
-          <w:szCs w:val="28"/>
-        </w:rPr>
-        <w:t>»</w:t>
-      </w:r>
-      <w:r>
-        <w:rPr>
-          <w:rFonts w:eastAsia="Times New Roman"/>
-          <w:szCs w:val="28"/>
-        </w:rPr>
-        <w:t>.</w:t>
-      </w:r>
-    </w:p>
-    <w:p>
-      <w:pPr>
-        <w:rPr>
-          <w:rFonts w:eastAsia="Times New Roman"/>
-          <w:szCs w:val="28"/>
-        </w:rPr>
-      </w:pPr>
-    </w:p>
-    <w:p>
-      <w:pPr>
-        <w:rPr>
-          <w:szCs w:val="28"/>
-          <w:lang w:eastAsia="zh-CN"/>
-        </w:rPr>
-      </w:pPr>
-      <w:r>
-        <w:rPr>
-          <w:szCs w:val="28"/>
-          <w:lang w:eastAsia="zh-CN"/>
-        </w:rPr>
-        <w:t>Расчёт параметров:</w:t>
-      </w:r>
-    </w:p>
-    <w:p>
-      <w:pPr>
-        <w:rPr>
-          <w:szCs w:val="28"/>
-          <w:lang w:eastAsia="zh-CN"/>
-        </w:rPr>
-      </w:pPr>
-      <w:r>
-        <w:rPr>
-          <w:szCs w:val="28"/>
-          <w:lang w:eastAsia="zh-CN"/>
-        </w:rPr>
-        <w:t xml:space="preserve">Длина ножки вычисляется как L = H – t, где H </w:t>
-      </w:r>
-      <w:r>
-        <w:rPr>
-          <w:rFonts w:eastAsia="Times New Roman"/>
-          <w:szCs w:val="28"/>
-        </w:rPr>
         <w:t>–</w:t>
       </w:r>
       <w:r>
@@ -4968,20 +5328,6 @@
           <w:szCs w:val="28"/>
           <w:lang w:eastAsia="zh-CN"/>
         </w:rPr>
-        <w:t xml:space="preserve"> общая высота табуретки, t </w:t>
-      </w:r>
-      <w:r>
-        <w:rPr>
-          <w:rFonts w:eastAsia="Times New Roman"/>
-          <w:szCs w:val="28"/>
-        </w:rPr>
-        <w:t>–</w:t>
-      </w:r>
-      <w:r>
-        <w:rPr>
-          <w:szCs w:val="28"/>
-          <w:lang w:eastAsia="zh-CN"/>
-        </w:rPr>
         <w:t xml:space="preserve"> толщина сиденья. Ножка крепится к нижней плоскости сиденья, поэтому её длина равна разности общей высоты и толщины сиденья.</w:t>
       </w:r>
     </w:p>
@@ -4997,7 +5343,23 @@
           <w:szCs w:val="28"/>
           <w:lang w:eastAsia="zh-CN"/>
         </w:rPr>
-        <w:t xml:space="preserve">Отступ от края сиденья до центра ножки принят равным offset = W/10 на основе эмпирического соотношения. При ширине сиденья 350–450 мм отступ </w:t>
+        <w:t xml:space="preserve">Отступ от края сиденья до центра ножки принят равным </w:t>
+      </w:r>
+      <w:proofErr w:type="spellStart"/>
+      <w:r>
+        <w:rPr>
+          <w:szCs w:val="28"/>
+          <w:lang w:eastAsia="zh-CN"/>
+        </w:rPr>
+        <w:t>offset</w:t>
+      </w:r>
+      <w:proofErr w:type="spellEnd"/>
+      <w:r>
+        <w:rPr>
+          <w:szCs w:val="28"/>
+          <w:lang w:eastAsia="zh-CN"/>
+        </w:rPr>
+        <w:t xml:space="preserve"> = W/10 на основе эмпирического соотношения. При ширине сиденья 350–450 мм отступ </w:t>
       </w:r>
       <w:r>
         <w:rPr>
@@ -5041,7 +5403,7 @@
           <w:lang w:eastAsia="zh-CN"/>
         </w:rPr>
       </w:pPr>
-      <w:bookmarkStart w:id="22" w:name="_Toc178595983"/>
+      <w:bookmarkStart w:id="37" w:name="_Toc178595983"/>
       <w:r>
         <w:rPr>
           <w:b/>
@@ -5049,7 +5411,7 @@
         </w:rPr>
         <w:t>3.3 Требования к видам обеспечения АС</w:t>
       </w:r>
-      <w:bookmarkEnd w:id="22"/>
+      <w:bookmarkEnd w:id="37"/>
     </w:p>
     <w:p>
       <w:pPr>
@@ -5198,15 +5560,36 @@
           <w:szCs w:val="28"/>
           <w:lang w:eastAsia="zh-CN"/>
         </w:rPr>
-        <w:t>При выборе программного обеспечения необходимо отдавать предпочтение платформам разработки и библиотекам, распространяемым под лицензией MIT или аналогичным ей лицензиям, допускающим свободное использование в любом ПО и освобождающим использующих от любой оплаты. Версия САПР «Компас 3</w:t>
-      </w:r>
-      <w:r>
-        <w:rPr>
-          <w:szCs w:val="28"/>
-          <w:lang w:val="en-US" w:eastAsia="zh-CN"/>
-        </w:rPr>
-        <w:t>D</w:t>
-      </w:r>
+        <w:t>При выборе программного обеспечения необходимо отдавать предпочтение платформам разработки и библиотекам, распространяемым под лицензией MIT или аналогичным ей лицензиям, допускающим свободное использование в любом ПО и освобождающим использующих от любой оплаты. Версия САПР «</w:t>
+      </w:r>
+      <w:ins w:id="38" w:author="kekwxd3228@mail.ru" w:date="2026-09-22T20:57:00Z">
+        <w:r>
+          <w:rPr>
+            <w:rFonts w:eastAsia="SimSun" w:cs="Times New Roman"/>
+            <w:kern w:val="0"/>
+            <w:szCs w:val="28"/>
+            <w:lang w:eastAsia="zh-CN"/>
+            <w14:ligatures w14:val="none"/>
+          </w:rPr>
+          <w:t>КОМПАС-3D</w:t>
+        </w:r>
+      </w:ins>
+      <w:del w:id="39" w:author="kekwxd3228@mail.ru" w:date="2026-09-22T20:57:00Z">
+        <w:r>
+          <w:rPr>
+            <w:szCs w:val="28"/>
+            <w:lang w:eastAsia="zh-CN"/>
+          </w:rPr>
+          <w:delText>Компас 3</w:delText>
+        </w:r>
+        <w:r>
+          <w:rPr>
+            <w:szCs w:val="28"/>
+            <w:lang w:val="en-US" w:eastAsia="zh-CN"/>
+          </w:rPr>
+          <w:delText>D</w:delText>
+        </w:r>
+      </w:del>
       <w:r>
         <w:rPr>
           <w:szCs w:val="28"/>
@@ -5475,7 +5858,7 @@
           <w:lang w:eastAsia="zh-CN"/>
         </w:rPr>
       </w:pPr>
-      <w:bookmarkStart w:id="23" w:name="_Toc178595984"/>
+      <w:bookmarkStart w:id="40" w:name="_Toc178595984"/>
       <w:r>
         <w:rPr>
           <w:b/>
@@ -5483,7 +5866,7 @@
         </w:rPr>
         <w:t>3.4 Общие технические требования к АС</w:t>
       </w:r>
-      <w:bookmarkEnd w:id="23"/>
+      <w:bookmarkEnd w:id="40"/>
     </w:p>
     <w:p>
       <w:pPr>
@@ -5610,13 +5993,27 @@
         </w:rPr>
         <w:t>«</w:t>
       </w:r>
-      <w:r>
-        <w:rPr>
-          <w:rFonts w:eastAsia="Times New Roman"/>
-          <w:szCs w:val="28"/>
-        </w:rPr>
-        <w:t>Компас-3D</w:t>
-      </w:r>
+      <w:ins w:id="41" w:author="kekwxd3228@mail.ru" w:date="2026-09-22T20:57:00Z">
+        <w:r>
+          <w:rPr>
+            <w:rFonts w:eastAsia="SimSun" w:cs="Times New Roman"/>
+            <w:kern w:val="0"/>
+            <w:szCs w:val="28"/>
+            <w:lang w:eastAsia="zh-CN"/>
+            <w14:ligatures w14:val="none"/>
+          </w:rPr>
+          <w:t>КОМПАС-3D</w:t>
+        </w:r>
+      </w:ins>
+      <w:del w:id="42" w:author="kekwxd3228@mail.ru" w:date="2026-09-22T20:57:00Z">
+        <w:r>
+          <w:rPr>
+            <w:rFonts w:eastAsia="Times New Roman"/>
+            <w:szCs w:val="28"/>
+          </w:rPr>
+          <w:delText>Компас-3D</w:delText>
+        </w:r>
+      </w:del>
       <w:r>
         <w:rPr>
           <w:rFonts w:eastAsia="Times New Roman"/>
@@ -5668,20 +6065,55 @@
         </w:rPr>
         <w:t xml:space="preserve">" для САПР </w:t>
       </w:r>
-      <w:r>
-        <w:rPr>
-          <w:rFonts w:eastAsia="Times New Roman"/>
-          <w:szCs w:val="28"/>
-        </w:rPr>
-        <w:t>“Компас-3D”</w:t>
-      </w:r>
-      <w:r>
-        <w:rPr>
-          <w:rFonts w:eastAsia="Times New Roman"/>
-          <w:szCs w:val="28"/>
-        </w:rPr>
-        <w:t>.</w:t>
-      </w:r>
+      <w:ins w:id="43" w:author="kekwxd3228@mail.ru" w:date="2026-09-22T20:57:00Z">
+        <w:r>
+          <w:rPr>
+            <w:rFonts w:eastAsia="Times New Roman"/>
+            <w:szCs w:val="28"/>
+          </w:rPr>
+          <w:t>«</w:t>
+        </w:r>
+        <w:r>
+          <w:rPr>
+            <w:rFonts w:eastAsia="SimSun" w:cs="Times New Roman"/>
+            <w:kern w:val="0"/>
+            <w:szCs w:val="28"/>
+            <w:lang w:eastAsia="zh-CN"/>
+            <w14:ligatures w14:val="none"/>
+          </w:rPr>
+          <w:t>КОМПАС-3D</w:t>
+        </w:r>
+        <w:r>
+          <w:rPr>
+            <w:rFonts w:eastAsia="Times New Roman"/>
+            <w:szCs w:val="28"/>
+          </w:rPr>
+          <w:t>»</w:t>
+        </w:r>
+        <w:r>
+          <w:rPr>
+            <w:rFonts w:eastAsia="Times New Roman"/>
+            <w:szCs w:val="28"/>
+          </w:rPr>
+          <w:t>.</w:t>
+        </w:r>
+      </w:ins>
+      <w:del w:id="44" w:author="kekwxd3228@mail.ru" w:date="2026-09-22T20:57:00Z">
+        <w:r>
+          <w:rPr>
+            <w:rFonts w:eastAsia="Times New Roman"/>
+            <w:szCs w:val="28"/>
+          </w:rPr>
+          <w:delText>“Компас-3D”</w:delText>
+        </w:r>
+        <w:r>
+          <w:rPr>
+            <w:rFonts w:eastAsia="Times New Roman"/>
+            <w:szCs w:val="28"/>
+          </w:rPr>
+          <w:delText>.</w:delText>
+        </w:r>
+      </w:del>
     </w:p>
     <w:tbl>
       <w:tblPr>
@@ -6535,7 +6967,32 @@
                 <w:szCs w:val="28"/>
                 <w:lang w:eastAsia="zh-CN"/>
               </w:rPr>
-              <w:t>«Документация API Компас-3D, документация C#»</w:t>
+              <w:t xml:space="preserve">«Документация API </w:t>
+            </w:r>
+            <w:ins w:id="45" w:author="kekwxd3228@mail.ru" w:date="2026-09-22T20:58:00Z">
+              <w:r>
+                <w:rPr>
+                  <w:szCs w:val="28"/>
+                  <w:lang w:eastAsia="zh-CN"/>
+                </w:rPr>
+                <w:t>КОМПАС-3D</w:t>
+              </w:r>
+            </w:ins>
+            <w:del w:id="46" w:author="kekwxd3228@mail.ru" w:date="2026-09-22T20:58:00Z">
+              <w:r>
+                <w:rPr>
+                  <w:szCs w:val="28"/>
+                  <w:lang w:eastAsia="zh-CN"/>
+                </w:rPr>
+                <w:delText>Компас-3D</w:delText>
+              </w:r>
+            </w:del>
+            <w:r>
+              <w:rPr>
+                <w:szCs w:val="28"/>
+                <w:lang w:eastAsia="zh-CN"/>
+              </w:rPr>
+              <w:t>, документация C#»</w:t>
             </w:r>
           </w:p>
         </w:tc>
@@ -7070,7 +7527,32 @@
                 <w:szCs w:val="28"/>
                 <w:lang w:eastAsia="zh-CN"/>
               </w:rPr>
-              <w:t>«ОС ТУСУР 01-2021, документация API Компас-3D»</w:t>
+              <w:t xml:space="preserve">«ОС ТУСУР 01-2021, документация API </w:t>
+            </w:r>
+            <w:ins w:id="47" w:author="kekwxd3228@mail.ru" w:date="2026-09-22T20:58:00Z">
+              <w:r>
+                <w:rPr>
+                  <w:szCs w:val="28"/>
+                  <w:lang w:eastAsia="zh-CN"/>
+                </w:rPr>
+                <w:t>КОМПАС-3D</w:t>
+              </w:r>
+            </w:ins>
+            <w:del w:id="48" w:author="kekwxd3228@mail.ru" w:date="2026-09-22T20:58:00Z">
+              <w:r>
+                <w:rPr>
+                  <w:szCs w:val="28"/>
+                  <w:lang w:eastAsia="zh-CN"/>
+                </w:rPr>
+                <w:delText>Компас-3D</w:delText>
+              </w:r>
+            </w:del>
+            <w:r>
+              <w:rPr>
+                <w:szCs w:val="28"/>
+                <w:lang w:eastAsia="zh-CN"/>
+              </w:rPr>
+              <w:t>»</w:t>
             </w:r>
           </w:p>
         </w:tc>
@@ -7386,8 +7868,8 @@
           <w14:ligatures w14:val="none"/>
         </w:rPr>
       </w:pPr>
-      <w:bookmarkStart w:id="24" w:name="_Toc178595986"/>
-      <w:bookmarkStart w:id="25" w:name="_Toc240423873"/>
+      <w:bookmarkStart w:id="49" w:name="_Toc178595986"/>
+      <w:bookmarkStart w:id="50" w:name="_Toc240423873"/>
       <w:r>
         <w:rPr>
           <w:rFonts w:eastAsia="SimSun" w:cs="Times New Roman"/>
@@ -7402,8 +7884,8 @@
         <w:lastRenderedPageBreak/>
         <w:t>5 ПОРЯДОК РАЗРАБОТКИ АВТОМАТИЗИРОВАННОЙ СИСТЕМЫ</w:t>
       </w:r>
-      <w:bookmarkEnd w:id="24"/>
-      <w:bookmarkEnd w:id="25"/>
+      <w:bookmarkEnd w:id="49"/>
+      <w:bookmarkEnd w:id="50"/>
     </w:p>
     <w:p>
       <w:pPr>
@@ -7436,8 +7918,8 @@
           <w14:ligatures w14:val="none"/>
         </w:rPr>
       </w:pPr>
-      <w:bookmarkStart w:id="26" w:name="_Toc178595987"/>
-      <w:bookmarkStart w:id="27" w:name="_Toc240423874"/>
+      <w:bookmarkStart w:id="51" w:name="_Toc178595987"/>
+      <w:bookmarkStart w:id="52" w:name="_Toc240423874"/>
       <w:r>
         <w:rPr>
           <w:rFonts w:eastAsia="SimSun" w:cs="Times New Roman"/>
@@ -7449,8 +7931,8 @@
         </w:rPr>
         <w:t>5.1 Порядок организации разработки АС</w:t>
       </w:r>
-      <w:bookmarkEnd w:id="26"/>
-      <w:bookmarkEnd w:id="27"/>
+      <w:bookmarkEnd w:id="51"/>
+      <w:bookmarkEnd w:id="52"/>
     </w:p>
     <w:p>
       <w:pPr>
@@ -7515,8 +7997,8 @@
           <w14:ligatures w14:val="none"/>
         </w:rPr>
       </w:pPr>
-      <w:bookmarkStart w:id="28" w:name="_Toc178595988"/>
-      <w:bookmarkStart w:id="29" w:name="_Toc240423875"/>
+      <w:bookmarkStart w:id="53" w:name="_Toc178595988"/>
+      <w:bookmarkStart w:id="54" w:name="_Toc240423875"/>
       <w:r>
         <w:rPr>
           <w:rFonts w:eastAsia="SimSun" w:cs="Times New Roman"/>
@@ -7528,8 +8010,8 @@
         </w:rPr>
         <w:t>5.2 Перечень документов и исходных данных для разработки АС</w:t>
       </w:r>
-      <w:bookmarkEnd w:id="28"/>
-      <w:bookmarkEnd w:id="29"/>
+      <w:bookmarkEnd w:id="53"/>
+      <w:bookmarkEnd w:id="54"/>
     </w:p>
     <w:p>
       <w:pPr>
@@ -7572,7 +8054,41 @@
           <w:lang w:eastAsia="zh-CN"/>
           <w14:ligatures w14:val="none"/>
         </w:rPr>
-        <w:t>Для разработки плагина «Табуретка» для САПР «Компас-3D» необходимы следующие документы и исходные данные:</w:t>
+        <w:t>Для разработки плагина «Табуретка» для САПР «</w:t>
+      </w:r>
+      <w:ins w:id="55" w:author="kekwxd3228@mail.ru" w:date="2026-09-22T20:58:00Z">
+        <w:r>
+          <w:rPr>
+            <w:rFonts w:eastAsia="SimSun" w:cs="Times New Roman"/>
+            <w:kern w:val="0"/>
+            <w:szCs w:val="28"/>
+            <w:lang w:eastAsia="zh-CN"/>
+            <w14:ligatures w14:val="none"/>
+          </w:rPr>
+          <w:t>КОМПАС-3D</w:t>
+        </w:r>
+      </w:ins>
+      <w:del w:id="56" w:author="kekwxd3228@mail.ru" w:date="2026-09-22T20:58:00Z">
+        <w:r>
+          <w:rPr>
+            <w:rFonts w:eastAsia="SimSun" w:cs="Times New Roman"/>
+            <w:kern w:val="0"/>
+            <w:szCs w:val="28"/>
+            <w:lang w:eastAsia="zh-CN"/>
+            <w14:ligatures w14:val="none"/>
+          </w:rPr>
+          <w:delText>Компас-3D</w:delText>
+        </w:r>
+      </w:del>
+      <w:r>
+        <w:rPr>
+          <w:rFonts w:eastAsia="SimSun" w:cs="Times New Roman"/>
+          <w:kern w:val="0"/>
+          <w:szCs w:val="28"/>
+          <w:lang w:eastAsia="zh-CN"/>
+          <w14:ligatures w14:val="none"/>
+        </w:rPr>
+        <w:t>» необходимы следующие документы и исходные данные:</w:t>
       </w:r>
     </w:p>
     <w:p>
@@ -7614,7 +8130,41 @@
           <w:lang w:eastAsia="zh-CN"/>
           <w14:ligatures w14:val="none"/>
         </w:rPr>
-        <w:t>− руководство программиста по API САПР «Компас-3D» (справочник интерфейсов, примеры подключения);</w:t>
+        <w:t>− руководство программиста по API САПР «</w:t>
+      </w:r>
+      <w:ins w:id="57" w:author="kekwxd3228@mail.ru" w:date="2026-09-22T20:58:00Z">
+        <w:r>
+          <w:rPr>
+            <w:rFonts w:eastAsia="SimSun" w:cs="Times New Roman"/>
+            <w:kern w:val="0"/>
+            <w:szCs w:val="28"/>
+            <w:lang w:eastAsia="zh-CN"/>
+            <w14:ligatures w14:val="none"/>
+          </w:rPr>
+          <w:t>КОМПАС-3D</w:t>
+        </w:r>
+      </w:ins>
+      <w:del w:id="58" w:author="kekwxd3228@mail.ru" w:date="2026-09-22T20:58:00Z">
+        <w:r>
+          <w:rPr>
+            <w:rFonts w:eastAsia="SimSun" w:cs="Times New Roman"/>
+            <w:kern w:val="0"/>
+            <w:szCs w:val="28"/>
+            <w:lang w:eastAsia="zh-CN"/>
+            <w14:ligatures w14:val="none"/>
+          </w:rPr>
+          <w:delText>Компас-3D</w:delText>
+        </w:r>
+      </w:del>
+      <w:r>
+        <w:rPr>
+          <w:rFonts w:eastAsia="SimSun" w:cs="Times New Roman"/>
+          <w:kern w:val="0"/>
+          <w:szCs w:val="28"/>
+          <w:lang w:eastAsia="zh-CN"/>
+          <w14:ligatures w14:val="none"/>
+        </w:rPr>
+        <w:t>» (справочник интерфейсов, примеры подключения);</w:t>
       </w:r>
     </w:p>
     <w:p>
@@ -7747,8 +8297,8 @@
           <w14:ligatures w14:val="none"/>
         </w:rPr>
       </w:pPr>
-      <w:bookmarkStart w:id="30" w:name="_Toc178595989"/>
-      <w:bookmarkStart w:id="31" w:name="_Toc240423876"/>
+      <w:bookmarkStart w:id="59" w:name="_Toc178595989"/>
+      <w:bookmarkStart w:id="60" w:name="_Toc240423876"/>
       <w:r>
         <w:rPr>
           <w:rFonts w:eastAsia="SimSun" w:cs="Times New Roman"/>
@@ -7760,8 +8310,8 @@
         </w:rPr>
         <w:t>5.3 Перечень документов, предъявляемых по окончании соответствующих этапов работ</w:t>
       </w:r>
-      <w:bookmarkEnd w:id="30"/>
-      <w:bookmarkEnd w:id="31"/>
+      <w:bookmarkEnd w:id="59"/>
+      <w:bookmarkEnd w:id="60"/>
     </w:p>
     <w:p>
       <w:pPr>
@@ -7981,8 +8531,8 @@
           <w14:ligatures w14:val="none"/>
         </w:rPr>
       </w:pPr>
-      <w:bookmarkStart w:id="32" w:name="_Toc178595990"/>
-      <w:bookmarkStart w:id="33" w:name="_Toc240423877"/>
+      <w:bookmarkStart w:id="61" w:name="_Toc178595990"/>
+      <w:bookmarkStart w:id="62" w:name="_Toc240423877"/>
       <w:r>
         <w:rPr>
           <w:rFonts w:eastAsia="SimSun" w:cs="Times New Roman"/>
@@ -7997,8 +8547,8 @@
         <w:lastRenderedPageBreak/>
         <w:t>6 ПОРЯДОК КОНТРОЛЯ И ПРИЁМКИ АВТОМАТИЗИРОВАННОЙ СИСТЕМЫ</w:t>
       </w:r>
-      <w:bookmarkEnd w:id="32"/>
-      <w:bookmarkEnd w:id="33"/>
+      <w:bookmarkEnd w:id="61"/>
+      <w:bookmarkEnd w:id="62"/>
     </w:p>
     <w:p>
       <w:pPr>
@@ -8029,8 +8579,8 @@
           <w14:ligatures w14:val="none"/>
         </w:rPr>
       </w:pPr>
-      <w:bookmarkStart w:id="34" w:name="_Toc178595991"/>
-      <w:bookmarkStart w:id="35" w:name="_Toc240423878"/>
+      <w:bookmarkStart w:id="63" w:name="_Toc178595991"/>
+      <w:bookmarkStart w:id="64" w:name="_Toc240423878"/>
       <w:r>
         <w:rPr>
           <w:rFonts w:eastAsia="SimSun" w:cs="Times New Roman"/>
@@ -8042,8 +8592,8 @@
         </w:rPr>
         <w:t>6.1 Виды, состав и методы испытаний АС и ее составных частей</w:t>
       </w:r>
-      <w:bookmarkEnd w:id="34"/>
-      <w:bookmarkEnd w:id="35"/>
+      <w:bookmarkEnd w:id="63"/>
+      <w:bookmarkEnd w:id="64"/>
     </w:p>
     <w:p>
       <w:pPr>
@@ -8258,8 +8808,8 @@
           <w14:ligatures w14:val="none"/>
         </w:rPr>
       </w:pPr>
-      <w:bookmarkStart w:id="36" w:name="_Toc178595992"/>
-      <w:bookmarkStart w:id="37" w:name="_Toc240423879"/>
+      <w:bookmarkStart w:id="65" w:name="_Toc178595992"/>
+      <w:bookmarkStart w:id="66" w:name="_Toc240423879"/>
       <w:r>
         <w:rPr>
           <w:rFonts w:eastAsia="SimSun" w:cs="Times New Roman"/>
@@ -8271,8 +8821,8 @@
         </w:rPr>
         <w:t>6.2 Общие требования к приёмке работ по стадиям</w:t>
       </w:r>
-      <w:bookmarkEnd w:id="36"/>
-      <w:bookmarkEnd w:id="37"/>
+      <w:bookmarkEnd w:id="65"/>
+      <w:bookmarkEnd w:id="66"/>
     </w:p>
     <w:p>
       <w:pPr>
@@ -8447,8 +8997,8 @@
           <w14:ligatures w14:val="none"/>
         </w:rPr>
       </w:pPr>
-      <w:bookmarkStart w:id="38" w:name="_Toc178595993"/>
-      <w:bookmarkStart w:id="39" w:name="_Toc240423880"/>
+      <w:bookmarkStart w:id="67" w:name="_Toc178595993"/>
+      <w:bookmarkStart w:id="68" w:name="_Toc240423880"/>
       <w:r>
         <w:rPr>
           <w:rFonts w:eastAsia="SimSun" w:cs="Times New Roman"/>
@@ -8463,8 +9013,8 @@
         <w:lastRenderedPageBreak/>
         <w:t>7 ТРЕБОВАНИЯ К ДОКУМЕНТИРОВАНИЮ</w:t>
       </w:r>
-      <w:bookmarkEnd w:id="38"/>
-      <w:bookmarkEnd w:id="39"/>
+      <w:bookmarkEnd w:id="67"/>
+      <w:bookmarkEnd w:id="68"/>
     </w:p>
     <w:p>
       <w:pPr>
@@ -8522,8 +9072,8 @@
           <w14:ligatures w14:val="none"/>
         </w:rPr>
       </w:pPr>
-      <w:bookmarkStart w:id="40" w:name="_Toc178595994"/>
-      <w:bookmarkStart w:id="41" w:name="_Toc240423881"/>
+      <w:bookmarkStart w:id="69" w:name="_Toc178595994"/>
+      <w:bookmarkStart w:id="70" w:name="_Toc240423881"/>
       <w:r>
         <w:rPr>
           <w:rFonts w:eastAsia="SimSun" w:cs="Times New Roman"/>
@@ -8535,8 +9085,8 @@
         </w:rPr>
         <w:t>7.1 Перечень подлежащих разработке документов</w:t>
       </w:r>
-      <w:bookmarkEnd w:id="40"/>
-      <w:bookmarkEnd w:id="41"/>
+      <w:bookmarkEnd w:id="69"/>
+      <w:bookmarkEnd w:id="70"/>
       <w:r>
         <w:rPr>
           <w:rFonts w:eastAsia="SimSun" w:cs="Times New Roman"/>
@@ -8615,8 +9165,8 @@
           <w14:ligatures w14:val="none"/>
         </w:rPr>
       </w:pPr>
-      <w:bookmarkStart w:id="42" w:name="_Toc178595995"/>
-      <w:bookmarkStart w:id="43" w:name="_Toc240423882"/>
+      <w:bookmarkStart w:id="71" w:name="_Toc178595995"/>
+      <w:bookmarkStart w:id="72" w:name="_Toc240423882"/>
       <w:r>
         <w:rPr>
           <w:rFonts w:eastAsia="SimSun" w:cs="Times New Roman"/>
@@ -8628,27 +9178,55 @@
         </w:rPr>
         <w:t>7.2 Вид представления и количество документов</w:t>
       </w:r>
-      <w:bookmarkEnd w:id="42"/>
-      <w:bookmarkEnd w:id="43"/>
-    </w:p>
-    <w:p>
-      <w:pPr>
-        <w:rPr>
-          <w:lang w:eastAsia="zh-CN"/>
-        </w:rPr>
-      </w:pPr>
-    </w:p>
-    <w:p>
-      <w:pPr>
-        <w:rPr>
-          <w:lang w:eastAsia="zh-CN"/>
-        </w:rPr>
-      </w:pPr>
-      <w:r>
-        <w:rPr>
-          <w:lang w:eastAsia="zh-CN"/>
-        </w:rPr>
-        <w:t>Нижеперечисленные документы к АС предоставляются в электронном виде в форматах .docx и .pdf по одному экземпляру каждый</w:t>
+      <w:bookmarkEnd w:id="71"/>
+      <w:bookmarkEnd w:id="72"/>
+    </w:p>
+    <w:p>
+      <w:pPr>
+        <w:rPr>
+          <w:lang w:eastAsia="zh-CN"/>
+        </w:rPr>
+      </w:pPr>
+    </w:p>
+    <w:p>
+      <w:pPr>
+        <w:rPr>
+          <w:lang w:eastAsia="zh-CN"/>
+        </w:rPr>
+      </w:pPr>
+      <w:r>
+        <w:rPr>
+          <w:lang w:eastAsia="zh-CN"/>
+        </w:rPr>
+        <w:t>Нижеперечисленные документы к АС предоставляются в электронном виде в форматах .</w:t>
+      </w:r>
+      <w:proofErr w:type="spellStart"/>
+      <w:r>
+        <w:rPr>
+          <w:lang w:eastAsia="zh-CN"/>
+        </w:rPr>
+        <w:t>docx</w:t>
+      </w:r>
+      <w:proofErr w:type="spellEnd"/>
+      <w:r>
+        <w:rPr>
+          <w:lang w:eastAsia="zh-CN"/>
+        </w:rPr>
+        <w:t xml:space="preserve"> и .</w:t>
+      </w:r>
+      <w:proofErr w:type="spellStart"/>
+      <w:r>
+        <w:rPr>
+          <w:lang w:eastAsia="zh-CN"/>
+        </w:rPr>
+        <w:t>pdf</w:t>
+      </w:r>
+      <w:proofErr w:type="spellEnd"/>
+      <w:r>
+        <w:rPr>
+          <w:lang w:eastAsia="zh-CN"/>
+        </w:rPr>
+        <w:t xml:space="preserve"> по одному экземпляру каждый</w:t>
       </w:r>
       <w:r>
         <w:rPr>
@@ -8767,8 +9345,8 @@
           <w14:ligatures w14:val="none"/>
         </w:rPr>
       </w:pPr>
-      <w:bookmarkStart w:id="44" w:name="_Toc178595996"/>
-      <w:bookmarkStart w:id="45" w:name="_Toc240423883"/>
+      <w:bookmarkStart w:id="73" w:name="_Toc178595996"/>
+      <w:bookmarkStart w:id="74" w:name="_Toc240423883"/>
       <w:r>
         <w:rPr>
           <w:rFonts w:eastAsia="SimSun" w:cs="Times New Roman"/>
@@ -8780,8 +9358,8 @@
         </w:rPr>
         <w:t>7.3 Требования по использованию ЕСКД и ЕСПД при разработке документов</w:t>
       </w:r>
-      <w:bookmarkEnd w:id="44"/>
-      <w:bookmarkEnd w:id="45"/>
+      <w:bookmarkEnd w:id="73"/>
+      <w:bookmarkEnd w:id="74"/>
     </w:p>
     <w:p>
       <w:pPr>
@@ -8894,7 +9472,29 @@
           <w14:ligatures w14:val="none"/>
         </w:rPr>
         <w:lastRenderedPageBreak/>
-        <w:t xml:space="preserve">шрифт – Times New Roman 14; </w:t>
+        <w:t xml:space="preserve">шрифт – Times New </w:t>
+      </w:r>
+      <w:proofErr w:type="spellStart"/>
+      <w:r>
+        <w:rPr>
+          <w:rFonts w:eastAsia="SimSun" w:cs="Times New Roman"/>
+          <w:kern w:val="0"/>
+          <w:szCs w:val="28"/>
+          <w:lang w:eastAsia="zh-CN"/>
+          <w14:ligatures w14:val="none"/>
+        </w:rPr>
+        <w:t>Roman</w:t>
+      </w:r>
+      <w:proofErr w:type="spellEnd"/>
+      <w:r>
+        <w:rPr>
+          <w:rFonts w:eastAsia="SimSun" w:cs="Times New Roman"/>
+          <w:kern w:val="0"/>
+          <w:szCs w:val="28"/>
+          <w:lang w:eastAsia="zh-CN"/>
+          <w14:ligatures w14:val="none"/>
+        </w:rPr>
+        <w:t xml:space="preserve"> 14; </w:t>
       </w:r>
     </w:p>
     <w:p>
@@ -9266,7 +9866,7 @@
           <w14:ligatures w14:val="none"/>
         </w:rPr>
       </w:pPr>
-      <w:bookmarkStart w:id="46" w:name="_Toc178595997"/>
+      <w:bookmarkStart w:id="75" w:name="_Toc178595997"/>
       <w:r>
         <w:rPr>
           <w:rFonts w:ascii="Calibri" w:eastAsia="SimSun" w:hAnsi="Calibri" w:cs="Times New Roman"/>
@@ -9298,7 +9898,7 @@
           <w14:ligatures w14:val="none"/>
         </w:rPr>
       </w:pPr>
-      <w:bookmarkStart w:id="47" w:name="_Toc240423884"/>
+      <w:bookmarkStart w:id="76" w:name="_Toc240423884"/>
       <w:r>
         <w:rPr>
           <w:rFonts w:eastAsia="SimSun" w:cs="Times New Roman"/>
@@ -9313,8 +9913,8 @@
         <w:lastRenderedPageBreak/>
         <w:t>8 ИСТОЧНИКИ РАЗРАБОТКИ</w:t>
       </w:r>
-      <w:bookmarkEnd w:id="46"/>
-      <w:bookmarkEnd w:id="47"/>
+      <w:bookmarkEnd w:id="75"/>
+      <w:bookmarkEnd w:id="76"/>
     </w:p>
     <w:p>
       <w:pPr>
@@ -9360,7 +9960,35 @@
         <w:rPr>
           <w:lang w:eastAsia="zh-CN"/>
         </w:rPr>
-        <w:t xml:space="preserve">Новые технологии в программировании: учебное пособие / А. А. Калентьев, Д. В. Гарайс, А. Е. Горяинов </w:t>
+        <w:t xml:space="preserve">Новые технологии в программировании: учебное пособие / А. А. </w:t>
+      </w:r>
+      <w:proofErr w:type="spellStart"/>
+      <w:r>
+        <w:rPr>
+          <w:lang w:eastAsia="zh-CN"/>
+        </w:rPr>
+        <w:t>Калентьев</w:t>
+      </w:r>
+      <w:proofErr w:type="spellEnd"/>
+      <w:r>
+        <w:rPr>
+          <w:lang w:eastAsia="zh-CN"/>
+        </w:rPr>
+        <w:t xml:space="preserve">, Д. В. </w:t>
+      </w:r>
+      <w:proofErr w:type="spellStart"/>
+      <w:r>
+        <w:rPr>
+          <w:lang w:eastAsia="zh-CN"/>
+        </w:rPr>
+        <w:t>Гарайс</w:t>
+      </w:r>
+      <w:proofErr w:type="spellEnd"/>
+      <w:r>
+        <w:rPr>
+          <w:lang w:eastAsia="zh-CN"/>
+        </w:rPr>
+        <w:t xml:space="preserve">, А. Е. Горяинов </w:t>
       </w:r>
       <w:r>
         <w:rPr>
@@ -9372,7 +10000,21 @@
         <w:rPr>
           <w:lang w:eastAsia="zh-CN"/>
         </w:rPr>
-        <w:t xml:space="preserve"> Томск : Эль </w:t>
+        <w:t xml:space="preserve"> </w:t>
+      </w:r>
+      <w:proofErr w:type="gramStart"/>
+      <w:r>
+        <w:rPr>
+          <w:lang w:eastAsia="zh-CN"/>
+        </w:rPr>
+        <w:t>Томск :</w:t>
+      </w:r>
+      <w:proofErr w:type="gramEnd"/>
+      <w:r>
+        <w:rPr>
+          <w:lang w:eastAsia="zh-CN"/>
+        </w:rPr>
+        <w:t xml:space="preserve"> Эль </w:t>
       </w:r>
       <w:r>
         <w:rPr>
@@ -9675,7 +10317,49 @@
         <w:rPr>
           <w:lang w:eastAsia="zh-CN"/>
         </w:rPr>
-        <w:t xml:space="preserve">Введение в UML от создателей языка [Текст]: руководство пользователя / Г. Буч, Д. Рамбо, И. Якобсон. - 2-е изд. - М. : ДМК Пресс, 2012. - 494 с. : ил. - (Классика программирования). - Предм. указ.: с. 483- 493. - ISBN 978-5-94074-644-7; </w:t>
+        <w:t xml:space="preserve">Введение в UML от создателей языка [Текст]: руководство пользователя / Г. Буч, Д. Рамбо, И. Якобсон. - 2-е изд. - </w:t>
+      </w:r>
+      <w:proofErr w:type="gramStart"/>
+      <w:r>
+        <w:rPr>
+          <w:lang w:eastAsia="zh-CN"/>
+        </w:rPr>
+        <w:t>М. :</w:t>
+      </w:r>
+      <w:proofErr w:type="gramEnd"/>
+      <w:r>
+        <w:rPr>
+          <w:lang w:eastAsia="zh-CN"/>
+        </w:rPr>
+        <w:t xml:space="preserve"> ДМК Пресс, 2012. - 494 </w:t>
+      </w:r>
+      <w:proofErr w:type="gramStart"/>
+      <w:r>
+        <w:rPr>
+          <w:lang w:eastAsia="zh-CN"/>
+        </w:rPr>
+        <w:t>с. :</w:t>
+      </w:r>
+      <w:proofErr w:type="gramEnd"/>
+      <w:r>
+        <w:rPr>
+          <w:lang w:eastAsia="zh-CN"/>
+        </w:rPr>
+        <w:t xml:space="preserve"> ил. - (Классика программирования). - </w:t>
+      </w:r>
+      <w:proofErr w:type="spellStart"/>
+      <w:r>
+        <w:rPr>
+          <w:lang w:eastAsia="zh-CN"/>
+        </w:rPr>
+        <w:t>Предм</w:t>
+      </w:r>
+      <w:proofErr w:type="spellEnd"/>
+      <w:r>
+        <w:rPr>
+          <w:lang w:eastAsia="zh-CN"/>
+        </w:rPr>
+        <w:t xml:space="preserve">. указ.: с. 483- 493. - ISBN 978-5-94074-644-7; </w:t>
       </w:r>
     </w:p>
     <w:p>
@@ -9700,7 +10384,29 @@
         <w:rPr>
           <w:lang w:eastAsia="zh-CN"/>
         </w:rPr>
-        <w:t>Ли. К. Основы САПР (CAD/CAM/CAE). – Спб.:«Питер», 2004. – 560с.</w:t>
+        <w:t xml:space="preserve">Ли. К. Основы САПР (CAD/CAM/CAE). – </w:t>
+      </w:r>
+      <w:proofErr w:type="spellStart"/>
+      <w:r>
+        <w:rPr>
+          <w:lang w:eastAsia="zh-CN"/>
+        </w:rPr>
+        <w:t>Спб</w:t>
+      </w:r>
+      <w:proofErr w:type="spellEnd"/>
+      <w:proofErr w:type="gramStart"/>
+      <w:r>
+        <w:rPr>
+          <w:lang w:eastAsia="zh-CN"/>
+        </w:rPr>
+        <w:t>.:«</w:t>
+      </w:r>
+      <w:proofErr w:type="gramEnd"/>
+      <w:r>
+        <w:rPr>
+          <w:lang w:eastAsia="zh-CN"/>
+        </w:rPr>
+        <w:t>Питер», 2004. – 560с.</w:t>
       </w:r>
     </w:p>
     <w:p>
@@ -9726,7 +10432,30 @@
         <w:rPr>
           <w:lang w:eastAsia="zh-CN"/>
         </w:rPr>
-        <w:t xml:space="preserve">Справочная система SDK КОМПАС-3D. API интерфейсов. </w:t>
+        <w:t xml:space="preserve">Справочная система SDK </w:t>
+      </w:r>
+      <w:ins w:id="77" w:author="kekwxd3228@mail.ru" w:date="2026-09-22T20:58:00Z">
+        <w:r>
+          <w:rPr>
+            <w:rFonts w:eastAsia="Calibri"/>
+            <w:lang w:eastAsia="zh-CN"/>
+          </w:rPr>
+          <w:t>«КОМПАС-3D»</w:t>
+        </w:r>
+      </w:ins>
+      <w:del w:id="78" w:author="kekwxd3228@mail.ru" w:date="2026-09-22T20:58:00Z">
+        <w:r>
+          <w:rPr>
+            <w:lang w:eastAsia="zh-CN"/>
+          </w:rPr>
+          <w:delText>КОМПАС-3D</w:delText>
+        </w:r>
+      </w:del>
+      <w:r>
+        <w:rPr>
+          <w:lang w:eastAsia="zh-CN"/>
+        </w:rPr>
+        <w:t xml:space="preserve">. API интерфейсов. </w:t>
       </w:r>
       <w:r>
         <w:rPr>
@@ -9798,8 +10527,8 @@
 </file>
 
 <file path=word/comments.xml><?xml version="1.0" encoding="utf-8"?>
-<w:comments xmlns:wpc="http://schemas.microsoft.com/office/word/2010/wordprocessingCanvas" xmlns:cx="http://schemas.microsoft.com/office/drawing/2014/chartex" xmlns:cx1="http://schemas.microsoft.com/office/drawing/2015/9/8/chartex" xmlns:cx2="http://schemas.microsoft.com/office/drawing/2015/10/21/chartex" xmlns:cx3="http://schemas.microsoft.com/office/drawing/2016/5/9/chartex" xmlns:cx4="http://schemas.microsoft.com/office/drawing/2016/5/10/chartex" xmlns:cx5="http://schemas.microsoft.com/office/drawing/2016/5/11/chartex" xmlns:cx6="http://schemas.microsoft.com/office/drawing/2016/5/12/chartex" xmlns:cx7="http://schemas.microsoft.com/office/drawing/2016/5/13/chartex" xmlns:cx8="http://schemas.microsoft.com/office/drawing/2016/5/14/chartex" xmlns:mc="http://schemas.openxmlformats.org/markup-compatibility/2006" xmlns:aink="http://schemas.microsoft.com/office/drawing/2016/ink" xmlns:am3d="http://schemas.microsoft.com/office/drawing/2017/model3d" xmlns:o="urn:schemas-microsoft-com:office:office" xmlns:oel="http://schemas.microsoft.com/office/2019/extlst" xmlns:r="http://schemas.openxmlformats.org/officeDocument/2006/relationships" xmlns:m="http://schemas.openxmlformats.org/officeDocument/2006/math" xmlns:v="urn:schemas-microsoft-com:vml" xmlns:wp14="http://schemas.microsoft.com/office/word/2010/wordprocessingDrawing" xmlns:wp="http://schemas.openxmlformats.org/drawingml/2006/wordprocessingDrawing" xmlns:w10="urn:schemas-microsoft-com:office:word" xmlns:w="http://schemas.openxmlformats.org/wordprocessingml/2006/main" xmlns:w14="http://schemas.microsoft.com/office/word/2010/wordml" xmlns:w15="http://schemas.microsoft.com/office/word/2012/wordml" xmlns:w16cex="http://schemas.microsoft.com/office/word/2018/wordml/cex" xmlns:w16cid="http://schemas.microsoft.com/office/word/2016/wordml/cid" xmlns:w16="http://schemas.microsoft.com/office/word/2018/wordml" xmlns:w16du="http://schemas.microsoft.com/office/word/2023/wordml/word16du" xmlns:w16sdtdh="http://schemas.microsoft.com/office/word/2020/wordml/sdtdatahash" xmlns:w16sdtfl="http://schemas.microsoft.com/office/word/2024/wordml/sdtformatlock" xmlns:w16se="http://schemas.microsoft.com/office/word/2015/wordml/symex" xmlns:wpg="http://schemas.microsoft.com/office/word/2010/wordprocessingGroup" xmlns:wpi="http://schemas.microsoft.com/office/word/2010/wordprocessingInk" xmlns:wne="http://schemas.microsoft.com/office/word/2006/wordml" xmlns:wps="http://schemas.microsoft.com/office/word/2010/wordprocessingShape" mc:Ignorable="w14 w15 w16se w16cid w16 w16cex w16sdtdh w16sdtfl w16du wp14">
-  <w:comment w:id="4" w:author="Kalentyev Alexey" w:date="2026-09-16T10:09:00Z" w:initials="KA">
+<w:comments xmlns:wpc="http://schemas.microsoft.com/office/word/2010/wordprocessingCanvas" xmlns:cx="http://schemas.microsoft.com/office/drawing/2014/chartex" xmlns:cx1="http://schemas.microsoft.com/office/drawing/2015/9/8/chartex" xmlns:cx2="http://schemas.microsoft.com/office/drawing/2015/10/21/chartex" xmlns:cx3="http://schemas.microsoft.com/office/drawing/2016/5/9/chartex" xmlns:cx4="http://schemas.microsoft.com/office/drawing/2016/5/10/chartex" xmlns:cx5="http://schemas.microsoft.com/office/drawing/2016/5/11/chartex" xmlns:cx6="http://schemas.microsoft.com/office/drawing/2016/5/12/chartex" xmlns:cx7="http://schemas.microsoft.com/office/drawing/2016/5/13/chartex" xmlns:cx8="http://schemas.microsoft.com/office/drawing/2016/5/14/chartex" xmlns:mc="http://schemas.openxmlformats.org/markup-compatibility/2006" xmlns:aink="http://schemas.microsoft.com/office/drawing/2016/ink" xmlns:am3d="http://schemas.microsoft.com/office/drawing/2017/model3d" xmlns:o="urn:schemas-microsoft-com:office:office" xmlns:oel="http://schemas.microsoft.com/office/2019/extlst" xmlns:r="http://schemas.openxmlformats.org/officeDocument/2006/relationships" xmlns:m="http://schemas.openxmlformats.org/officeDocument/2006/math" xmlns:v="urn:schemas-microsoft-com:vml" xmlns:wp14="http://schemas.microsoft.com/office/word/2010/wordprocessingDrawing" xmlns:wp="http://schemas.openxmlformats.org/drawingml/2006/wordprocessingDrawing" xmlns:w10="urn:schemas-microsoft-com:office:word" xmlns:w="http://schemas.openxmlformats.org/wordprocessingml/2006/main" xmlns:w14="http://schemas.microsoft.com/office/word/2010/wordml" xmlns:w15="http://schemas.microsoft.com/office/word/2012/wordml" xmlns:w16cex="http://schemas.microsoft.com/office/word/2018/wordml/cex" xmlns:w16cid="http://schemas.microsoft.com/office/word/2016/wordml/cid" xmlns:w16="http://schemas.microsoft.com/office/word/2018/wordml" xmlns:w16sdtdh="http://schemas.microsoft.com/office/word/2020/wordml/sdtdatahash" xmlns:w16se="http://schemas.microsoft.com/office/word/2015/wordml/symex" xmlns:wpg="http://schemas.microsoft.com/office/word/2010/wordprocessingGroup" xmlns:wpi="http://schemas.microsoft.com/office/word/2010/wordprocessingInk" xmlns:wne="http://schemas.microsoft.com/office/word/2006/wordml" xmlns:wps="http://schemas.microsoft.com/office/word/2010/wordprocessingShape" mc:Ignorable="w14 w15 w16se w16cid w16 w16cex w16sdtdh wp14">
+  <w:comment w:id="5" w:author="Kalentyev Alexey" w:date="2026-09-16T10:09:00Z" w:initials="KA">
     <w:p>
       <w:pPr>
         <w:pStyle w:val="ae"/>
@@ -9814,6 +10543,19 @@
       </w:r>
       <w:r>
         <w:t>Единообразно по тексту</w:t>
+      </w:r>
+    </w:p>
+  </w:comment>
+  <w:comment w:id="6" w:author="kekwxd3228@mail.ru" w:date="2026-09-22T20:54:00Z" w:initials="k">
+    <w:p>
+      <w:pPr>
+        <w:pStyle w:val="ae"/>
+      </w:pPr>
+      <w:r>
+        <w:rPr>
+          <w:rStyle w:val="ad"/>
+        </w:rPr>
+        <w:annotationRef/>
       </w:r>
     </w:p>
   </w:comment>
@@ -9821,25 +10563,28 @@
 </file>
 
 <file path=word/commentsExtended.xml><?xml version="1.0" encoding="utf-8"?>
-<w15:commentsEx xmlns:wpc="http://schemas.microsoft.com/office/word/2010/wordprocessingCanvas" xmlns:cx="http://schemas.microsoft.com/office/drawing/2014/chartex" xmlns:cx1="http://schemas.microsoft.com/office/drawing/2015/9/8/chartex" xmlns:cx2="http://schemas.microsoft.com/office/drawing/2015/10/21/chartex" xmlns:cx3="http://schemas.microsoft.com/office/drawing/2016/5/9/chartex" xmlns:cx4="http://schemas.microsoft.com/office/drawing/2016/5/10/chartex" xmlns:cx5="http://schemas.microsoft.com/office/drawing/2016/5/11/chartex" xmlns:cx6="http://schemas.microsoft.com/office/drawing/2016/5/12/chartex" xmlns:cx7="http://schemas.microsoft.com/office/drawing/2016/5/13/chartex" xmlns:cx8="http://schemas.microsoft.com/office/drawing/2016/5/14/chartex" xmlns:mc="http://schemas.openxmlformats.org/markup-compatibility/2006" xmlns:aink="http://schemas.microsoft.com/office/drawing/2016/ink" xmlns:am3d="http://schemas.microsoft.com/office/drawing/2017/model3d" xmlns:o="urn:schemas-microsoft-com:office:office" xmlns:oel="http://schemas.microsoft.com/office/2019/extlst" xmlns:r="http://schemas.openxmlformats.org/officeDocument/2006/relationships" xmlns:m="http://schemas.openxmlformats.org/officeDocument/2006/math" xmlns:v="urn:schemas-microsoft-com:vml" xmlns:wp14="http://schemas.microsoft.com/office/word/2010/wordprocessingDrawing" xmlns:wp="http://schemas.openxmlformats.org/drawingml/2006/wordprocessingDrawing" xmlns:w10="urn:schemas-microsoft-com:office:word" xmlns:w="http://schemas.openxmlformats.org/wordprocessingml/2006/main" xmlns:w14="http://schemas.microsoft.com/office/word/2010/wordml" xmlns:w15="http://schemas.microsoft.com/office/word/2012/wordml" xmlns:w16cex="http://schemas.microsoft.com/office/word/2018/wordml/cex" xmlns:w16cid="http://schemas.microsoft.com/office/word/2016/wordml/cid" xmlns:w16="http://schemas.microsoft.com/office/word/2018/wordml" xmlns:w16du="http://schemas.microsoft.com/office/word/2023/wordml/word16du" xmlns:w16sdtdh="http://schemas.microsoft.com/office/word/2020/wordml/sdtdatahash" xmlns:w16sdtfl="http://schemas.microsoft.com/office/word/2024/wordml/sdtformatlock" xmlns:w16se="http://schemas.microsoft.com/office/word/2015/wordml/symex" xmlns:wpg="http://schemas.microsoft.com/office/word/2010/wordprocessingGroup" xmlns:wpi="http://schemas.microsoft.com/office/word/2010/wordprocessingInk" xmlns:wne="http://schemas.microsoft.com/office/word/2006/wordml" xmlns:wps="http://schemas.microsoft.com/office/word/2010/wordprocessingShape" mc:Ignorable="w14 w15 w16se w16cid w16 w16cex w16sdtdh w16sdtfl w16du wp14">
+<w15:commentsEx xmlns:wpc="http://schemas.microsoft.com/office/word/2010/wordprocessingCanvas" xmlns:cx="http://schemas.microsoft.com/office/drawing/2014/chartex" xmlns:cx1="http://schemas.microsoft.com/office/drawing/2015/9/8/chartex" xmlns:cx2="http://schemas.microsoft.com/office/drawing/2015/10/21/chartex" xmlns:cx3="http://schemas.microsoft.com/office/drawing/2016/5/9/chartex" xmlns:cx4="http://schemas.microsoft.com/office/drawing/2016/5/10/chartex" xmlns:cx5="http://schemas.microsoft.com/office/drawing/2016/5/11/chartex" xmlns:cx6="http://schemas.microsoft.com/office/drawing/2016/5/12/chartex" xmlns:cx7="http://schemas.microsoft.com/office/drawing/2016/5/13/chartex" xmlns:cx8="http://schemas.microsoft.com/office/drawing/2016/5/14/chartex" xmlns:mc="http://schemas.openxmlformats.org/markup-compatibility/2006" xmlns:aink="http://schemas.microsoft.com/office/drawing/2016/ink" xmlns:am3d="http://schemas.microsoft.com/office/drawing/2017/model3d" xmlns:o="urn:schemas-microsoft-com:office:office" xmlns:oel="http://schemas.microsoft.com/office/2019/extlst" xmlns:r="http://schemas.openxmlformats.org/officeDocument/2006/relationships" xmlns:m="http://schemas.openxmlformats.org/officeDocument/2006/math" xmlns:v="urn:schemas-microsoft-com:vml" xmlns:wp14="http://schemas.microsoft.com/office/word/2010/wordprocessingDrawing" xmlns:wp="http://schemas.openxmlformats.org/drawingml/2006/wordprocessingDrawing" xmlns:w10="urn:schemas-microsoft-com:office:word" xmlns:w="http://schemas.openxmlformats.org/wordprocessingml/2006/main" xmlns:w14="http://schemas.microsoft.com/office/word/2010/wordml" xmlns:w15="http://schemas.microsoft.com/office/word/2012/wordml" xmlns:w16cex="http://schemas.microsoft.com/office/word/2018/wordml/cex" xmlns:w16cid="http://schemas.microsoft.com/office/word/2016/wordml/cid" xmlns:w16="http://schemas.microsoft.com/office/word/2018/wordml" xmlns:w16sdtdh="http://schemas.microsoft.com/office/word/2020/wordml/sdtdatahash" xmlns:w16se="http://schemas.microsoft.com/office/word/2015/wordml/symex" xmlns:wpg="http://schemas.microsoft.com/office/word/2010/wordprocessingGroup" xmlns:wpi="http://schemas.microsoft.com/office/word/2010/wordprocessingInk" xmlns:wne="http://schemas.microsoft.com/office/word/2006/wordml" xmlns:wps="http://schemas.microsoft.com/office/word/2010/wordprocessingShape" mc:Ignorable="w14 w15 w16se w16cid w16 w16cex w16sdtdh wp14">
   <w15:commentEx w15:paraId="6880C474" w15:done="0"/>
+  <w15:commentEx w15:paraId="674BCC9B" w15:paraIdParent="6880C474" w15:done="0"/>
 </w15:commentsEx>
 </file>
 
 <file path=word/commentsExtensible.xml><?xml version="1.0" encoding="utf-8"?>
-<w16cex:commentsExtensible xmlns:wpc="http://schemas.microsoft.com/office/word/2010/wordprocessingCanvas" xmlns:cx="http://schemas.microsoft.com/office/drawing/2014/chartex" xmlns:cx1="http://schemas.microsoft.com/office/drawing/2015/9/8/chartex" xmlns:cx2="http://schemas.microsoft.com/office/drawing/2015/10/21/chartex" xmlns:cx3="http://schemas.microsoft.com/office/drawing/2016/5/9/chartex" xmlns:cx4="http://schemas.microsoft.com/office/drawing/2016/5/10/chartex" xmlns:cx5="http://schemas.microsoft.com/office/drawing/2016/5/11/chartex" xmlns:cx6="http://schemas.microsoft.com/office/drawing/2016/5/12/chartex" xmlns:cx7="http://schemas.microsoft.com/office/drawing/2016/5/13/chartex" xmlns:cx8="http://schemas.microsoft.com/office/drawing/2016/5/14/chartex" xmlns:cr="http://schemas.microsoft.com/office/comments/2020/reactions" xmlns:mc="http://schemas.openxmlformats.org/markup-compatibility/2006" xmlns:aink="http://schemas.microsoft.com/office/drawing/2016/ink" xmlns:am3d="http://schemas.microsoft.com/office/drawing/2017/model3d" xmlns:o="urn:schemas-microsoft-com:office:office" xmlns:oel="http://schemas.microsoft.com/office/2019/extlst" xmlns:r="http://schemas.openxmlformats.org/officeDocument/2006/relationships" xmlns:m="http://schemas.openxmlformats.org/officeDocument/2006/math" xmlns:v="urn:schemas-microsoft-com:vml" xmlns:wp14="http://schemas.microsoft.com/office/word/2010/wordprocessingDrawing" xmlns:wp="http://schemas.openxmlformats.org/drawingml/2006/wordprocessingDrawing" xmlns:w10="urn:schemas-microsoft-com:office:word" xmlns:w="http://schemas.openxmlformats.org/wordprocessingml/2006/main" xmlns:w14="http://schemas.microsoft.com/office/word/2010/wordml" xmlns:w15="http://schemas.microsoft.com/office/word/2012/wordml" xmlns:w16cex="http://schemas.microsoft.com/office/word/2018/wordml/cex" xmlns:w16cid="http://schemas.microsoft.com/office/word/2016/wordml/cid" xmlns:w16="http://schemas.microsoft.com/office/word/2018/wordml" xmlns:w16du="http://schemas.microsoft.com/office/word/2023/wordml/word16du" xmlns:w16sdtdh="http://schemas.microsoft.com/office/word/2020/wordml/sdtdatahash" xmlns:w16sdtfl="http://schemas.microsoft.com/office/word/2024/wordml/sdtformatlock" xmlns:w16se="http://schemas.microsoft.com/office/word/2015/wordml/symex" xmlns:wpg="http://schemas.microsoft.com/office/word/2010/wordprocessingGroup" xmlns:wpi="http://schemas.microsoft.com/office/word/2010/wordprocessingInk" xmlns:wne="http://schemas.microsoft.com/office/word/2006/wordml" xmlns:wps="http://schemas.microsoft.com/office/word/2010/wordprocessingShape" mc:Ignorable="w14 w15 w16se w16cid w16 w16cex w16sdtdh w16sdtfl cr w16du wp14">
+<w16cex:commentsExtensible xmlns:wpc="http://schemas.microsoft.com/office/word/2010/wordprocessingCanvas" xmlns:cx="http://schemas.microsoft.com/office/drawing/2014/chartex" xmlns:cx1="http://schemas.microsoft.com/office/drawing/2015/9/8/chartex" xmlns:cx2="http://schemas.microsoft.com/office/drawing/2015/10/21/chartex" xmlns:cx3="http://schemas.microsoft.com/office/drawing/2016/5/9/chartex" xmlns:cx4="http://schemas.microsoft.com/office/drawing/2016/5/10/chartex" xmlns:cx5="http://schemas.microsoft.com/office/drawing/2016/5/11/chartex" xmlns:cx6="http://schemas.microsoft.com/office/drawing/2016/5/12/chartex" xmlns:cx7="http://schemas.microsoft.com/office/drawing/2016/5/13/chartex" xmlns:cx8="http://schemas.microsoft.com/office/drawing/2016/5/14/chartex" xmlns:cr="http://schemas.microsoft.com/office/comments/2020/reactions" xmlns:mc="http://schemas.openxmlformats.org/markup-compatibility/2006" xmlns:aink="http://schemas.microsoft.com/office/drawing/2016/ink" xmlns:am3d="http://schemas.microsoft.com/office/drawing/2017/model3d" xmlns:o="urn:schemas-microsoft-com:office:office" xmlns:oel="http://schemas.microsoft.com/office/2019/extlst" xmlns:r="http://schemas.openxmlformats.org/officeDocument/2006/relationships" xmlns:m="http://schemas.openxmlformats.org/officeDocument/2006/math" xmlns:v="urn:schemas-microsoft-com:vml" xmlns:wp14="http://schemas.microsoft.com/office/word/2010/wordprocessingDrawing" xmlns:wp="http://schemas.openxmlformats.org/drawingml/2006/wordprocessingDrawing" xmlns:w10="urn:schemas-microsoft-com:office:word" xmlns:w="http://schemas.openxmlformats.org/wordprocessingml/2006/main" xmlns:w14="http://schemas.microsoft.com/office/word/2010/wordml" xmlns:w15="http://schemas.microsoft.com/office/word/2012/wordml" xmlns:w16cex="http://schemas.microsoft.com/office/word/2018/wordml/cex" xmlns:w16cid="http://schemas.microsoft.com/office/word/2016/wordml/cid" xmlns:w16="http://schemas.microsoft.com/office/word/2018/wordml" xmlns:w16sdtdh="http://schemas.microsoft.com/office/word/2020/wordml/sdtdatahash" xmlns:w16se="http://schemas.microsoft.com/office/word/2015/wordml/symex" xmlns:wpg="http://schemas.microsoft.com/office/word/2010/wordprocessingGroup" xmlns:wpi="http://schemas.microsoft.com/office/word/2010/wordprocessingInk" xmlns:wne="http://schemas.microsoft.com/office/word/2006/wordml" xmlns:wps="http://schemas.microsoft.com/office/word/2010/wordprocessingShape" mc:Ignorable="w14 w15 w16se w16cid w16 w16cex w16sdtdh cr wp14">
   <w16cex:commentExtensible w16cex:durableId="2309FEEA" w16cex:dateUtc="2026-09-16T03:09:00Z"/>
+  <w16cex:commentExtensible w16cex:durableId="143C35C0" w16cex:dateUtc="2026-09-22T13:54:00Z"/>
 </w16cex:commentsExtensible>
 </file>
 
 <file path=word/commentsIds.xml><?xml version="1.0" encoding="utf-8"?>
-<w16cid:commentsIds xmlns:wpc="http://schemas.microsoft.com/office/word/2010/wordprocessingCanvas" xmlns:cx="http://schemas.microsoft.com/office/drawing/2014/chartex" xmlns:cx1="http://schemas.microsoft.com/office/drawing/2015/9/8/chartex" xmlns:cx2="http://schemas.microsoft.com/office/drawing/2015/10/21/chartex" xmlns:cx3="http://schemas.microsoft.com/office/drawing/2016/5/9/chartex" xmlns:cx4="http://schemas.microsoft.com/office/drawing/2016/5/10/chartex" xmlns:cx5="http://schemas.microsoft.com/office/drawing/2016/5/11/chartex" xmlns:cx6="http://schemas.microsoft.com/office/drawing/2016/5/12/chartex" xmlns:cx7="http://schemas.microsoft.com/office/drawing/2016/5/13/chartex" xmlns:cx8="http://schemas.microsoft.com/office/drawing/2016/5/14/chartex" xmlns:mc="http://schemas.openxmlformats.org/markup-compatibility/2006" xmlns:aink="http://schemas.microsoft.com/office/drawing/2016/ink" xmlns:am3d="http://schemas.microsoft.com/office/drawing/2017/model3d" xmlns:o="urn:schemas-microsoft-com:office:office" xmlns:oel="http://schemas.microsoft.com/office/2019/extlst" xmlns:r="http://schemas.openxmlformats.org/officeDocument/2006/relationships" xmlns:m="http://schemas.openxmlformats.org/officeDocument/2006/math" xmlns:v="urn:schemas-microsoft-com:vml" xmlns:wp14="http://schemas.microsoft.com/office/word/2010/wordprocessingDrawing" xmlns:wp="http://schemas.openxmlformats.org/drawingml/2006/wordprocessingDrawing" xmlns:w10="urn:schemas-microsoft-com:office:word" xmlns:w="http://schemas.openxmlformats.org/wordprocessingml/2006/main" xmlns:w14="http://schemas.microsoft.com/office/word/2010/wordml" xmlns:w15="http://schemas.microsoft.com/office/word/2012/wordml" xmlns:w16cex="http://schemas.microsoft.com/office/word/2018/wordml/cex" xmlns:w16cid="http://schemas.microsoft.com/office/word/2016/wordml/cid" xmlns:w16="http://schemas.microsoft.com/office/word/2018/wordml" xmlns:w16du="http://schemas.microsoft.com/office/word/2023/wordml/word16du" xmlns:w16sdtdh="http://schemas.microsoft.com/office/word/2020/wordml/sdtdatahash" xmlns:w16sdtfl="http://schemas.microsoft.com/office/word/2024/wordml/sdtformatlock" xmlns:w16se="http://schemas.microsoft.com/office/word/2015/wordml/symex" xmlns:wpg="http://schemas.microsoft.com/office/word/2010/wordprocessingGroup" xmlns:wpi="http://schemas.microsoft.com/office/word/2010/wordprocessingInk" xmlns:wne="http://schemas.microsoft.com/office/word/2006/wordml" xmlns:wps="http://schemas.microsoft.com/office/word/2010/wordprocessingShape" mc:Ignorable="w14 w15 w16se w16cid w16 w16cex w16sdtdh w16sdtfl w16du wp14">
+<w16cid:commentsIds xmlns:wpc="http://schemas.microsoft.com/office/word/2010/wordprocessingCanvas" xmlns:cx="http://schemas.microsoft.com/office/drawing/2014/chartex" xmlns:cx1="http://schemas.microsoft.com/office/drawing/2015/9/8/chartex" xmlns:cx2="http://schemas.microsoft.com/office/drawing/2015/10/21/chartex" xmlns:cx3="http://schemas.microsoft.com/office/drawing/2016/5/9/chartex" xmlns:cx4="http://schemas.microsoft.com/office/drawing/2016/5/10/chartex" xmlns:cx5="http://schemas.microsoft.com/office/drawing/2016/5/11/chartex" xmlns:cx6="http://schemas.microsoft.com/office/drawing/2016/5/12/chartex" xmlns:cx7="http://schemas.microsoft.com/office/drawing/2016/5/13/chartex" xmlns:cx8="http://schemas.microsoft.com/office/drawing/2016/5/14/chartex" xmlns:mc="http://schemas.openxmlformats.org/markup-compatibility/2006" xmlns:aink="http://schemas.microsoft.com/office/drawing/2016/ink" xmlns:am3d="http://schemas.microsoft.com/office/drawing/2017/model3d" xmlns:o="urn:schemas-microsoft-com:office:office" xmlns:oel="http://schemas.microsoft.com/office/2019/extlst" xmlns:r="http://schemas.openxmlformats.org/officeDocument/2006/relationships" xmlns:m="http://schemas.openxmlformats.org/officeDocument/2006/math" xmlns:v="urn:schemas-microsoft-com:vml" xmlns:wp14="http://schemas.microsoft.com/office/word/2010/wordprocessingDrawing" xmlns:wp="http://schemas.openxmlformats.org/drawingml/2006/wordprocessingDrawing" xmlns:w10="urn:schemas-microsoft-com:office:word" xmlns:w="http://schemas.openxmlformats.org/wordprocessingml/2006/main" xmlns:w14="http://schemas.microsoft.com/office/word/2010/wordml" xmlns:w15="http://schemas.microsoft.com/office/word/2012/wordml" xmlns:w16cex="http://schemas.microsoft.com/office/word/2018/wordml/cex" xmlns:w16cid="http://schemas.microsoft.com/office/word/2016/wordml/cid" xmlns:w16="http://schemas.microsoft.com/office/word/2018/wordml" xmlns:w16sdtdh="http://schemas.microsoft.com/office/word/2020/wordml/sdtdatahash" xmlns:w16se="http://schemas.microsoft.com/office/word/2015/wordml/symex" xmlns:wpg="http://schemas.microsoft.com/office/word/2010/wordprocessingGroup" xmlns:wpi="http://schemas.microsoft.com/office/word/2010/wordprocessingInk" xmlns:wne="http://schemas.microsoft.com/office/word/2006/wordml" xmlns:wps="http://schemas.microsoft.com/office/word/2010/wordprocessingShape" mc:Ignorable="w14 w15 w16se w16cid w16 w16cex w16sdtdh wp14">
   <w16cid:commentId w16cid:paraId="6880C474" w16cid:durableId="2309FEEA"/>
+  <w16cid:commentId w16cid:paraId="674BCC9B" w16cid:durableId="143C35C0"/>
 </w16cid:commentsIds>
 </file>
 
 <file path=word/endnotes.xml><?xml version="1.0" encoding="utf-8"?>
-<w:endnotes xmlns:wpc="http://schemas.microsoft.com/office/word/2010/wordprocessingCanvas" xmlns:cx="http://schemas.microsoft.com/office/drawing/2014/chartex" xmlns:cx1="http://schemas.microsoft.com/office/drawing/2015/9/8/chartex" xmlns:cx2="http://schemas.microsoft.com/office/drawing/2015/10/21/chartex" xmlns:cx3="http://schemas.microsoft.com/office/drawing/2016/5/9/chartex" xmlns:cx4="http://schemas.microsoft.com/office/drawing/2016/5/10/chartex" xmlns:cx5="http://schemas.microsoft.com/office/drawing/2016/5/11/chartex" xmlns:cx6="http://schemas.microsoft.com/office/drawing/2016/5/12/chartex" xmlns:cx7="http://schemas.microsoft.com/office/drawing/2016/5/13/chartex" xmlns:cx8="http://schemas.microsoft.com/office/drawing/2016/5/14/chartex" xmlns:mc="http://schemas.openxmlformats.org/markup-compatibility/2006" xmlns:aink="http://schemas.microsoft.com/office/drawing/2016/ink" xmlns:am3d="http://schemas.microsoft.com/office/drawing/2017/model3d" xmlns:o="urn:schemas-microsoft-com:office:office" xmlns:oel="http://schemas.microsoft.com/office/2019/extlst" xmlns:r="http://schemas.openxmlformats.org/officeDocument/2006/relationships" xmlns:m="http://schemas.openxmlformats.org/officeDocument/2006/math" xmlns:v="urn:schemas-microsoft-com:vml" xmlns:wp14="http://schemas.microsoft.com/office/word/2010/wordprocessingDrawing" xmlns:wp="http://schemas.openxmlformats.org/drawingml/2006/wordprocessingDrawing" xmlns:w10="urn:schemas-microsoft-com:office:word" xmlns:w="http://schemas.openxmlformats.org/wordprocessingml/2006/main" xmlns:w14="http://schemas.microsoft.com/office/word/2010/wordml" xmlns:w15="http://schemas.microsoft.com/office/word/2012/wordml" xmlns:w16cex="http://schemas.microsoft.com/office/word/2018/wordml/cex" xmlns:w16cid="http://schemas.microsoft.com/office/word/2016/wordml/cid" xmlns:w16="http://schemas.microsoft.com/office/word/2018/wordml" xmlns:w16du="http://schemas.microsoft.com/office/word/2023/wordml/word16du" xmlns:w16sdtdh="http://schemas.microsoft.com/office/word/2020/wordml/sdtdatahash" xmlns:w16sdtfl="http://schemas.microsoft.com/office/word/2024/wordml/sdtformatlock" xmlns:w16se="http://schemas.microsoft.com/office/word/2015/wordml/symex" xmlns:wpg="http://schemas.microsoft.com/office/word/2010/wordprocessingGroup" xmlns:wpi="http://schemas.microsoft.com/office/word/2010/wordprocessingInk" xmlns:wne="http://schemas.microsoft.com/office/word/2006/wordml" xmlns:wps="http://schemas.microsoft.com/office/word/2010/wordprocessingShape" mc:Ignorable="w14 w15 w16se w16cid w16 w16cex w16sdtdh w16sdtfl w16du wp14">
+<w:endnotes xmlns:wpc="http://schemas.microsoft.com/office/word/2010/wordprocessingCanvas" xmlns:cx="http://schemas.microsoft.com/office/drawing/2014/chartex" xmlns:cx1="http://schemas.microsoft.com/office/drawing/2015/9/8/chartex" xmlns:cx2="http://schemas.microsoft.com/office/drawing/2015/10/21/chartex" xmlns:cx3="http://schemas.microsoft.com/office/drawing/2016/5/9/chartex" xmlns:cx4="http://schemas.microsoft.com/office/drawing/2016/5/10/chartex" xmlns:cx5="http://schemas.microsoft.com/office/drawing/2016/5/11/chartex" xmlns:cx6="http://schemas.microsoft.com/office/drawing/2016/5/12/chartex" xmlns:cx7="http://schemas.microsoft.com/office/drawing/2016/5/13/chartex" xmlns:cx8="http://schemas.microsoft.com/office/drawing/2016/5/14/chartex" xmlns:mc="http://schemas.openxmlformats.org/markup-compatibility/2006" xmlns:aink="http://schemas.microsoft.com/office/drawing/2016/ink" xmlns:am3d="http://schemas.microsoft.com/office/drawing/2017/model3d" xmlns:o="urn:schemas-microsoft-com:office:office" xmlns:oel="http://schemas.microsoft.com/office/2019/extlst" xmlns:r="http://schemas.openxmlformats.org/officeDocument/2006/relationships" xmlns:m="http://schemas.openxmlformats.org/officeDocument/2006/math" xmlns:v="urn:schemas-microsoft-com:vml" xmlns:wp14="http://schemas.microsoft.com/office/word/2010/wordprocessingDrawing" xmlns:wp="http://schemas.openxmlformats.org/drawingml/2006/wordprocessingDrawing" xmlns:w10="urn:schemas-microsoft-com:office:word" xmlns:w="http://schemas.openxmlformats.org/wordprocessingml/2006/main" xmlns:w14="http://schemas.microsoft.com/office/word/2010/wordml" xmlns:w15="http://schemas.microsoft.com/office/word/2012/wordml" xmlns:w16cex="http://schemas.microsoft.com/office/word/2018/wordml/cex" xmlns:w16cid="http://schemas.microsoft.com/office/word/2016/wordml/cid" xmlns:w16="http://schemas.microsoft.com/office/word/2018/wordml" xmlns:w16sdtdh="http://schemas.microsoft.com/office/word/2020/wordml/sdtdatahash" xmlns:w16se="http://schemas.microsoft.com/office/word/2015/wordml/symex" xmlns:wpg="http://schemas.microsoft.com/office/word/2010/wordprocessingGroup" xmlns:wpi="http://schemas.microsoft.com/office/word/2010/wordprocessingInk" xmlns:wne="http://schemas.microsoft.com/office/word/2006/wordml" xmlns:wps="http://schemas.microsoft.com/office/word/2010/wordprocessingShape" mc:Ignorable="w14 w15 w16se w16cid w16 w16cex w16sdtdh wp14">
   <w:endnote w:type="separator" w:id="-1">
     <w:p>
       <w:pPr>
@@ -9864,7 +10609,7 @@
 </file>
 
 <file path=word/footer1.xml><?xml version="1.0" encoding="utf-8"?>
-<w:ftr xmlns:wpc="http://schemas.microsoft.com/office/word/2010/wordprocessingCanvas" xmlns:cx="http://schemas.microsoft.com/office/drawing/2014/chartex" xmlns:cx1="http://schemas.microsoft.com/office/drawing/2015/9/8/chartex" xmlns:cx2="http://schemas.microsoft.com/office/drawing/2015/10/21/chartex" xmlns:cx3="http://schemas.microsoft.com/office/drawing/2016/5/9/chartex" xmlns:cx4="http://schemas.microsoft.com/office/drawing/2016/5/10/chartex" xmlns:cx5="http://schemas.microsoft.com/office/drawing/2016/5/11/chartex" xmlns:cx6="http://schemas.microsoft.com/office/drawing/2016/5/12/chartex" xmlns:cx7="http://schemas.microsoft.com/office/drawing/2016/5/13/chartex" xmlns:cx8="http://schemas.microsoft.com/office/drawing/2016/5/14/chartex" xmlns:mc="http://schemas.openxmlformats.org/markup-compatibility/2006" xmlns:aink="http://schemas.microsoft.com/office/drawing/2016/ink" xmlns:am3d="http://schemas.microsoft.com/office/drawing/2017/model3d" xmlns:o="urn:schemas-microsoft-com:office:office" xmlns:oel="http://schemas.microsoft.com/office/2019/extlst" xmlns:r="http://schemas.openxmlformats.org/officeDocument/2006/relationships" xmlns:m="http://schemas.openxmlformats.org/officeDocument/2006/math" xmlns:v="urn:schemas-microsoft-com:vml" xmlns:wp14="http://schemas.microsoft.com/office/word/2010/wordprocessingDrawing" xmlns:wp="http://schemas.openxmlformats.org/drawingml/2006/wordprocessingDrawing" xmlns:w10="urn:schemas-microsoft-com:office:word" xmlns:w="http://schemas.openxmlformats.org/wordprocessingml/2006/main" xmlns:w14="http://schemas.microsoft.com/office/word/2010/wordml" xmlns:w15="http://schemas.microsoft.com/office/word/2012/wordml" xmlns:w16cex="http://schemas.microsoft.com/office/word/2018/wordml/cex" xmlns:w16cid="http://schemas.microsoft.com/office/word/2016/wordml/cid" xmlns:w16="http://schemas.microsoft.com/office/word/2018/wordml" xmlns:w16du="http://schemas.microsoft.com/office/word/2023/wordml/word16du" xmlns:w16sdtdh="http://schemas.microsoft.com/office/word/2020/wordml/sdtdatahash" xmlns:w16sdtfl="http://schemas.microsoft.com/office/word/2024/wordml/sdtformatlock" xmlns:w16se="http://schemas.microsoft.com/office/word/2015/wordml/symex" xmlns:wpg="http://schemas.microsoft.com/office/word/2010/wordprocessingGroup" xmlns:wpi="http://schemas.microsoft.com/office/word/2010/wordprocessingInk" xmlns:wne="http://schemas.microsoft.com/office/word/2006/wordml" xmlns:wps="http://schemas.microsoft.com/office/word/2010/wordprocessingShape" mc:Ignorable="w14 w15 w16se w16cid w16 w16cex w16sdtdh w16sdtfl w16du wp14">
+<w:ftr xmlns:wpc="http://schemas.microsoft.com/office/word/2010/wordprocessingCanvas" xmlns:cx="http://schemas.microsoft.com/office/drawing/2014/chartex" xmlns:cx1="http://schemas.microsoft.com/office/drawing/2015/9/8/chartex" xmlns:cx2="http://schemas.microsoft.com/office/drawing/2015/10/21/chartex" xmlns:cx3="http://schemas.microsoft.com/office/drawing/2016/5/9/chartex" xmlns:cx4="http://schemas.microsoft.com/office/drawing/2016/5/10/chartex" xmlns:cx5="http://schemas.microsoft.com/office/drawing/2016/5/11/chartex" xmlns:cx6="http://schemas.microsoft.com/office/drawing/2016/5/12/chartex" xmlns:cx7="http://schemas.microsoft.com/office/drawing/2016/5/13/chartex" xmlns:cx8="http://schemas.microsoft.com/office/drawing/2016/5/14/chartex" xmlns:mc="http://schemas.openxmlformats.org/markup-compatibility/2006" xmlns:aink="http://schemas.microsoft.com/office/drawing/2016/ink" xmlns:am3d="http://schemas.microsoft.com/office/drawing/2017/model3d" xmlns:o="urn:schemas-microsoft-com:office:office" xmlns:oel="http://schemas.microsoft.com/office/2019/extlst" xmlns:r="http://schemas.openxmlformats.org/officeDocument/2006/relationships" xmlns:m="http://schemas.openxmlformats.org/officeDocument/2006/math" xmlns:v="urn:schemas-microsoft-com:vml" xmlns:wp14="http://schemas.microsoft.com/office/word/2010/wordprocessingDrawing" xmlns:wp="http://schemas.openxmlformats.org/drawingml/2006/wordprocessingDrawing" xmlns:w10="urn:schemas-microsoft-com:office:word" xmlns:w="http://schemas.openxmlformats.org/wordprocessingml/2006/main" xmlns:w14="http://schemas.microsoft.com/office/word/2010/wordml" xmlns:w15="http://schemas.microsoft.com/office/word/2012/wordml" xmlns:w16cex="http://schemas.microsoft.com/office/word/2018/wordml/cex" xmlns:w16cid="http://schemas.microsoft.com/office/word/2016/wordml/cid" xmlns:w16="http://schemas.microsoft.com/office/word/2018/wordml" xmlns:w16sdtdh="http://schemas.microsoft.com/office/word/2020/wordml/sdtdatahash" xmlns:w16se="http://schemas.microsoft.com/office/word/2015/wordml/symex" xmlns:wpg="http://schemas.microsoft.com/office/word/2010/wordprocessingGroup" xmlns:wpi="http://schemas.microsoft.com/office/word/2010/wordprocessingInk" xmlns:wne="http://schemas.microsoft.com/office/word/2006/wordml" xmlns:wps="http://schemas.microsoft.com/office/word/2010/wordprocessingShape" mc:Ignorable="w14 w15 w16se w16cid w16 w16cex w16sdtdh wp14">
   <w:sdt>
     <w:sdtPr>
       <w:id w:val="1478876848"/>
@@ -9873,6 +10618,7 @@
         <w:docPartUnique/>
       </w:docPartObj>
     </w:sdtPr>
+    <w:sdtEndPr/>
     <w:sdtContent>
       <w:p>
         <w:pPr>
@@ -9902,7 +10648,7 @@
 </file>
 
 <file path=word/footer2.xml><?xml version="1.0" encoding="utf-8"?>
-<w:ftr xmlns:wpc="http://schemas.microsoft.com/office/word/2010/wordprocessingCanvas" xmlns:cx="http://schemas.microsoft.com/office/drawing/2014/chartex" xmlns:cx1="http://schemas.microsoft.com/office/drawing/2015/9/8/chartex" xmlns:cx2="http://schemas.microsoft.com/office/drawing/2015/10/21/chartex" xmlns:cx3="http://schemas.microsoft.com/office/drawing/2016/5/9/chartex" xmlns:cx4="http://schemas.microsoft.com/office/drawing/2016/5/10/chartex" xmlns:cx5="http://schemas.microsoft.com/office/drawing/2016/5/11/chartex" xmlns:cx6="http://schemas.microsoft.com/office/drawing/2016/5/12/chartex" xmlns:cx7="http://schemas.microsoft.com/office/drawing/2016/5/13/chartex" xmlns:cx8="http://schemas.microsoft.com/office/drawing/2016/5/14/chartex" xmlns:mc="http://schemas.openxmlformats.org/markup-compatibility/2006" xmlns:aink="http://schemas.microsoft.com/office/drawing/2016/ink" xmlns:am3d="http://schemas.microsoft.com/office/drawing/2017/model3d" xmlns:o="urn:schemas-microsoft-com:office:office" xmlns:oel="http://schemas.microsoft.com/office/2019/extlst" xmlns:r="http://schemas.openxmlformats.org/officeDocument/2006/relationships" xmlns:m="http://schemas.openxmlformats.org/officeDocument/2006/math" xmlns:v="urn:schemas-microsoft-com:vml" xmlns:wp14="http://schemas.microsoft.com/office/word/2010/wordprocessingDrawing" xmlns:wp="http://schemas.openxmlformats.org/drawingml/2006/wordprocessingDrawing" xmlns:w10="urn:schemas-microsoft-com:office:word" xmlns:w="http://schemas.openxmlformats.org/wordprocessingml/2006/main" xmlns:w14="http://schemas.microsoft.com/office/word/2010/wordml" xmlns:w15="http://schemas.microsoft.com/office/word/2012/wordml" xmlns:w16cex="http://schemas.microsoft.com/office/word/2018/wordml/cex" xmlns:w16cid="http://schemas.microsoft.com/office/word/2016/wordml/cid" xmlns:w16="http://schemas.microsoft.com/office/word/2018/wordml" xmlns:w16du="http://schemas.microsoft.com/office/word/2023/wordml/word16du" xmlns:w16sdtdh="http://schemas.microsoft.com/office/word/2020/wordml/sdtdatahash" xmlns:w16sdtfl="http://schemas.microsoft.com/office/word/2024/wordml/sdtformatlock" xmlns:w16se="http://schemas.microsoft.com/office/word/2015/wordml/symex" xmlns:wpg="http://schemas.microsoft.com/office/word/2010/wordprocessingGroup" xmlns:wpi="http://schemas.microsoft.com/office/word/2010/wordprocessingInk" xmlns:wne="http://schemas.microsoft.com/office/word/2006/wordml" xmlns:wps="http://schemas.microsoft.com/office/word/2010/wordprocessingShape" mc:Ignorable="w14 w15 w16se w16cid w16 w16cex w16sdtdh w16sdtfl w16du wp14">
+<w:ftr xmlns:wpc="http://schemas.microsoft.com/office/word/2010/wordprocessingCanvas" xmlns:cx="http://schemas.microsoft.com/office/drawing/2014/chartex" xmlns:cx1="http://schemas.microsoft.com/office/drawing/2015/9/8/chartex" xmlns:cx2="http://schemas.microsoft.com/office/drawing/2015/10/21/chartex" xmlns:cx3="http://schemas.microsoft.com/office/drawing/2016/5/9/chartex" xmlns:cx4="http://schemas.microsoft.com/office/drawing/2016/5/10/chartex" xmlns:cx5="http://schemas.microsoft.com/office/drawing/2016/5/11/chartex" xmlns:cx6="http://schemas.microsoft.com/office/drawing/2016/5/12/chartex" xmlns:cx7="http://schemas.microsoft.com/office/drawing/2016/5/13/chartex" xmlns:cx8="http://schemas.microsoft.com/office/drawing/2016/5/14/chartex" xmlns:mc="http://schemas.openxmlformats.org/markup-compatibility/2006" xmlns:aink="http://schemas.microsoft.com/office/drawing/2016/ink" xmlns:am3d="http://schemas.microsoft.com/office/drawing/2017/model3d" xmlns:o="urn:schemas-microsoft-com:office:office" xmlns:oel="http://schemas.microsoft.com/office/2019/extlst" xmlns:r="http://schemas.openxmlformats.org/officeDocument/2006/relationships" xmlns:m="http://schemas.openxmlformats.org/officeDocument/2006/math" xmlns:v="urn:schemas-microsoft-com:vml" xmlns:wp14="http://schemas.microsoft.com/office/word/2010/wordprocessingDrawing" xmlns:wp="http://schemas.openxmlformats.org/drawingml/2006/wordprocessingDrawing" xmlns:w10="urn:schemas-microsoft-com:office:word" xmlns:w="http://schemas.openxmlformats.org/wordprocessingml/2006/main" xmlns:w14="http://schemas.microsoft.com/office/word/2010/wordml" xmlns:w15="http://schemas.microsoft.com/office/word/2012/wordml" xmlns:w16cex="http://schemas.microsoft.com/office/word/2018/wordml/cex" xmlns:w16cid="http://schemas.microsoft.com/office/word/2016/wordml/cid" xmlns:w16="http://schemas.microsoft.com/office/word/2018/wordml" xmlns:w16sdtdh="http://schemas.microsoft.com/office/word/2020/wordml/sdtdatahash" xmlns:w16se="http://schemas.microsoft.com/office/word/2015/wordml/symex" xmlns:wpg="http://schemas.microsoft.com/office/word/2010/wordprocessingGroup" xmlns:wpi="http://schemas.microsoft.com/office/word/2010/wordprocessingInk" xmlns:wne="http://schemas.microsoft.com/office/word/2006/wordml" xmlns:wps="http://schemas.microsoft.com/office/word/2010/wordprocessingShape" mc:Ignorable="w14 w15 w16se w16cid w16 w16cex w16sdtdh wp14">
   <w:p>
     <w:pPr>
       <w:pStyle w:val="af2"/>
@@ -9923,7 +10669,7 @@
 </file>
 
 <file path=word/footnotes.xml><?xml version="1.0" encoding="utf-8"?>
-<w:footnotes xmlns:wpc="http://schemas.microsoft.com/office/word/2010/wordprocessingCanvas" xmlns:cx="http://schemas.microsoft.com/office/drawing/2014/chartex" xmlns:cx1="http://schemas.microsoft.com/office/drawing/2015/9/8/chartex" xmlns:cx2="http://schemas.microsoft.com/office/drawing/2015/10/21/chartex" xmlns:cx3="http://schemas.microsoft.com/office/drawing/2016/5/9/chartex" xmlns:cx4="http://schemas.microsoft.com/office/drawing/2016/5/10/chartex" xmlns:cx5="http://schemas.microsoft.com/office/drawing/2016/5/11/chartex" xmlns:cx6="http://schemas.microsoft.com/office/drawing/2016/5/12/chartex" xmlns:cx7="http://schemas.microsoft.com/office/drawing/2016/5/13/chartex" xmlns:cx8="http://schemas.microsoft.com/office/drawing/2016/5/14/chartex" xmlns:mc="http://schemas.openxmlformats.org/markup-compatibility/2006" xmlns:aink="http://schemas.microsoft.com/office/drawing/2016/ink" xmlns:am3d="http://schemas.microsoft.com/office/drawing/2017/model3d" xmlns:o="urn:schemas-microsoft-com:office:office" xmlns:oel="http://schemas.microsoft.com/office/2019/extlst" xmlns:r="http://schemas.openxmlformats.org/officeDocument/2006/relationships" xmlns:m="http://schemas.openxmlformats.org/officeDocument/2006/math" xmlns:v="urn:schemas-microsoft-com:vml" xmlns:wp14="http://schemas.microsoft.com/office/word/2010/wordprocessingDrawing" xmlns:wp="http://schemas.openxmlformats.org/drawingml/2006/wordprocessingDrawing" xmlns:w10="urn:schemas-microsoft-com:office:word" xmlns:w="http://schemas.openxmlformats.org/wordprocessingml/2006/main" xmlns:w14="http://schemas.microsoft.com/office/word/2010/wordml" xmlns:w15="http://schemas.microsoft.com/office/word/2012/wordml" xmlns:w16cex="http://schemas.microsoft.com/office/word/2018/wordml/cex" xmlns:w16cid="http://schemas.microsoft.com/office/word/2016/wordml/cid" xmlns:w16="http://schemas.microsoft.com/office/word/2018/wordml" xmlns:w16du="http://schemas.microsoft.com/office/word/2023/wordml/word16du" xmlns:w16sdtdh="http://schemas.microsoft.com/office/word/2020/wordml/sdtdatahash" xmlns:w16sdtfl="http://schemas.microsoft.com/office/word/2024/wordml/sdtformatlock" xmlns:w16se="http://schemas.microsoft.com/office/word/2015/wordml/symex" xmlns:wpg="http://schemas.microsoft.com/office/word/2010/wordprocessingGroup" xmlns:wpi="http://schemas.microsoft.com/office/word/2010/wordprocessingInk" xmlns:wne="http://schemas.microsoft.com/office/word/2006/wordml" xmlns:wps="http://schemas.microsoft.com/office/word/2010/wordprocessingShape" mc:Ignorable="w14 w15 w16se w16cid w16 w16cex w16sdtdh w16sdtfl w16du wp14">
+<w:footnotes xmlns:wpc="http://schemas.microsoft.com/office/word/2010/wordprocessingCanvas" xmlns:cx="http://schemas.microsoft.com/office/drawing/2014/chartex" xmlns:cx1="http://schemas.microsoft.com/office/drawing/2015/9/8/chartex" xmlns:cx2="http://schemas.microsoft.com/office/drawing/2015/10/21/chartex" xmlns:cx3="http://schemas.microsoft.com/office/drawing/2016/5/9/chartex" xmlns:cx4="http://schemas.microsoft.com/office/drawing/2016/5/10/chartex" xmlns:cx5="http://schemas.microsoft.com/office/drawing/2016/5/11/chartex" xmlns:cx6="http://schemas.microsoft.com/office/drawing/2016/5/12/chartex" xmlns:cx7="http://schemas.microsoft.com/office/drawing/2016/5/13/chartex" xmlns:cx8="http://schemas.microsoft.com/office/drawing/2016/5/14/chartex" xmlns:mc="http://schemas.openxmlformats.org/markup-compatibility/2006" xmlns:aink="http://schemas.microsoft.com/office/drawing/2016/ink" xmlns:am3d="http://schemas.microsoft.com/office/drawing/2017/model3d" xmlns:o="urn:schemas-microsoft-com:office:office" xmlns:oel="http://schemas.microsoft.com/office/2019/extlst" xmlns:r="http://schemas.openxmlformats.org/officeDocument/2006/relationships" xmlns:m="http://schemas.openxmlformats.org/officeDocument/2006/math" xmlns:v="urn:schemas-microsoft-com:vml" xmlns:wp14="http://schemas.microsoft.com/office/word/2010/wordprocessingDrawing" xmlns:wp="http://schemas.openxmlformats.org/drawingml/2006/wordprocessingDrawing" xmlns:w10="urn:schemas-microsoft-com:office:word" xmlns:w="http://schemas.openxmlformats.org/wordprocessingml/2006/main" xmlns:w14="http://schemas.microsoft.com/office/word/2010/wordml" xmlns:w15="http://schemas.microsoft.com/office/word/2012/wordml" xmlns:w16cex="http://schemas.microsoft.com/office/word/2018/wordml/cex" xmlns:w16cid="http://schemas.microsoft.com/office/word/2016/wordml/cid" xmlns:w16="http://schemas.microsoft.com/office/word/2018/wordml" xmlns:w16sdtdh="http://schemas.microsoft.com/office/word/2020/wordml/sdtdatahash" xmlns:w16se="http://schemas.microsoft.com/office/word/2015/wordml/symex" xmlns:wpg="http://schemas.microsoft.com/office/word/2010/wordprocessingGroup" xmlns:wpi="http://schemas.microsoft.com/office/word/2010/wordprocessingInk" xmlns:wne="http://schemas.microsoft.com/office/word/2006/wordml" xmlns:wps="http://schemas.microsoft.com/office/word/2010/wordprocessingShape" mc:Ignorable="w14 w15 w16se w16cid w16 w16cex w16sdtdh wp14">
   <w:footnote w:type="separator" w:id="-1">
     <w:p>
       <w:pPr>
@@ -9948,7 +10694,7 @@
 </file>
 
 <file path=word/header1.xml><?xml version="1.0" encoding="utf-8"?>
-<w:hdr xmlns:wpc="http://schemas.microsoft.com/office/word/2010/wordprocessingCanvas" xmlns:cx="http://schemas.microsoft.com/office/drawing/2014/chartex" xmlns:cx1="http://schemas.microsoft.com/office/drawing/2015/9/8/chartex" xmlns:cx2="http://schemas.microsoft.com/office/drawing/2015/10/21/chartex" xmlns:cx3="http://schemas.microsoft.com/office/drawing/2016/5/9/chartex" xmlns:cx4="http://schemas.microsoft.com/office/drawing/2016/5/10/chartex" xmlns:cx5="http://schemas.microsoft.com/office/drawing/2016/5/11/chartex" xmlns:cx6="http://schemas.microsoft.com/office/drawing/2016/5/12/chartex" xmlns:cx7="http://schemas.microsoft.com/office/drawing/2016/5/13/chartex" xmlns:cx8="http://schemas.microsoft.com/office/drawing/2016/5/14/chartex" xmlns:mc="http://schemas.openxmlformats.org/markup-compatibility/2006" xmlns:aink="http://schemas.microsoft.com/office/drawing/2016/ink" xmlns:am3d="http://schemas.microsoft.com/office/drawing/2017/model3d" xmlns:o="urn:schemas-microsoft-com:office:office" xmlns:oel="http://schemas.microsoft.com/office/2019/extlst" xmlns:r="http://schemas.openxmlformats.org/officeDocument/2006/relationships" xmlns:m="http://schemas.openxmlformats.org/officeDocument/2006/math" xmlns:v="urn:schemas-microsoft-com:vml" xmlns:wp14="http://schemas.microsoft.com/office/word/2010/wordprocessingDrawing" xmlns:wp="http://schemas.openxmlformats.org/drawingml/2006/wordprocessingDrawing" xmlns:w10="urn:schemas-microsoft-com:office:word" xmlns:w="http://schemas.openxmlformats.org/wordprocessingml/2006/main" xmlns:w14="http://schemas.microsoft.com/office/word/2010/wordml" xmlns:w15="http://schemas.microsoft.com/office/word/2012/wordml" xmlns:w16cex="http://schemas.microsoft.com/office/word/2018/wordml/cex" xmlns:w16cid="http://schemas.microsoft.com/office/word/2016/wordml/cid" xmlns:w16="http://schemas.microsoft.com/office/word/2018/wordml" xmlns:w16du="http://schemas.microsoft.com/office/word/2023/wordml/word16du" xmlns:w16sdtdh="http://schemas.microsoft.com/office/word/2020/wordml/sdtdatahash" xmlns:w16sdtfl="http://schemas.microsoft.com/office/word/2024/wordml/sdtformatlock" xmlns:w16se="http://schemas.microsoft.com/office/word/2015/wordml/symex" xmlns:wpg="http://schemas.microsoft.com/office/word/2010/wordprocessingGroup" xmlns:wpi="http://schemas.microsoft.com/office/word/2010/wordprocessingInk" xmlns:wne="http://schemas.microsoft.com/office/word/2006/wordml" xmlns:wps="http://schemas.microsoft.com/office/word/2010/wordprocessingShape" mc:Ignorable="w14 w15 w16se w16cid w16 w16cex w16sdtdh w16sdtfl w16du wp14">
+<w:hdr xmlns:wpc="http://schemas.microsoft.com/office/word/2010/wordprocessingCanvas" xmlns:cx="http://schemas.microsoft.com/office/drawing/2014/chartex" xmlns:cx1="http://schemas.microsoft.com/office/drawing/2015/9/8/chartex" xmlns:cx2="http://schemas.microsoft.com/office/drawing/2015/10/21/chartex" xmlns:cx3="http://schemas.microsoft.com/office/drawing/2016/5/9/chartex" xmlns:cx4="http://schemas.microsoft.com/office/drawing/2016/5/10/chartex" xmlns:cx5="http://schemas.microsoft.com/office/drawing/2016/5/11/chartex" xmlns:cx6="http://schemas.microsoft.com/office/drawing/2016/5/12/chartex" xmlns:cx7="http://schemas.microsoft.com/office/drawing/2016/5/13/chartex" xmlns:cx8="http://schemas.microsoft.com/office/drawing/2016/5/14/chartex" xmlns:mc="http://schemas.openxmlformats.org/markup-compatibility/2006" xmlns:aink="http://schemas.microsoft.com/office/drawing/2016/ink" xmlns:am3d="http://schemas.microsoft.com/office/drawing/2017/model3d" xmlns:o="urn:schemas-microsoft-com:office:office" xmlns:oel="http://schemas.microsoft.com/office/2019/extlst" xmlns:r="http://schemas.openxmlformats.org/officeDocument/2006/relationships" xmlns:m="http://schemas.openxmlformats.org/officeDocument/2006/math" xmlns:v="urn:schemas-microsoft-com:vml" xmlns:wp14="http://schemas.microsoft.com/office/word/2010/wordprocessingDrawing" xmlns:wp="http://schemas.openxmlformats.org/drawingml/2006/wordprocessingDrawing" xmlns:w10="urn:schemas-microsoft-com:office:word" xmlns:w="http://schemas.openxmlformats.org/wordprocessingml/2006/main" xmlns:w14="http://schemas.microsoft.com/office/word/2010/wordml" xmlns:w15="http://schemas.microsoft.com/office/word/2012/wordml" xmlns:w16cex="http://schemas.microsoft.com/office/word/2018/wordml/cex" xmlns:w16cid="http://schemas.microsoft.com/office/word/2016/wordml/cid" xmlns:w16="http://schemas.microsoft.com/office/word/2018/wordml" xmlns:w16sdtdh="http://schemas.microsoft.com/office/word/2020/wordml/sdtdatahash" xmlns:w16se="http://schemas.microsoft.com/office/word/2015/wordml/symex" xmlns:wpg="http://schemas.microsoft.com/office/word/2010/wordprocessingGroup" xmlns:wpi="http://schemas.microsoft.com/office/word/2010/wordprocessingInk" xmlns:wne="http://schemas.microsoft.com/office/word/2006/wordml" xmlns:wps="http://schemas.microsoft.com/office/word/2010/wordprocessingShape" mc:Ignorable="w14 w15 w16se w16cid w16 w16cex w16sdtdh wp14">
   <w:p>
     <w:pPr>
       <w:pStyle w:val="af0"/>
@@ -9962,7 +10708,7 @@
 </file>
 
 <file path=word/numbering.xml><?xml version="1.0" encoding="utf-8"?>
-<w:numbering xmlns:wpc="http://schemas.microsoft.com/office/word/2010/wordprocessingCanvas" xmlns:cx="http://schemas.microsoft.com/office/drawing/2014/chartex" xmlns:cx1="http://schemas.microsoft.com/office/drawing/2015/9/8/chartex" xmlns:cx2="http://schemas.microsoft.com/office/drawing/2015/10/21/chartex" xmlns:cx3="http://schemas.microsoft.com/office/drawing/2016/5/9/chartex" xmlns:cx4="http://schemas.microsoft.com/office/drawing/2016/5/10/chartex" xmlns:cx5="http://schemas.microsoft.com/office/drawing/2016/5/11/chartex" xmlns:cx6="http://schemas.microsoft.com/office/drawing/2016/5/12/chartex" xmlns:cx7="http://schemas.microsoft.com/office/drawing/2016/5/13/chartex" xmlns:cx8="http://schemas.microsoft.com/office/drawing/2016/5/14/chartex" xmlns:mc="http://schemas.openxmlformats.org/markup-compatibility/2006" xmlns:aink="http://schemas.microsoft.com/office/drawing/2016/ink" xmlns:am3d="http://schemas.microsoft.com/office/drawing/2017/model3d" xmlns:o="urn:schemas-microsoft-com:office:office" xmlns:oel="http://schemas.microsoft.com/office/2019/extlst" xmlns:r="http://schemas.openxmlformats.org/officeDocument/2006/relationships" xmlns:m="http://schemas.openxmlformats.org/officeDocument/2006/math" xmlns:v="urn:schemas-microsoft-com:vml" xmlns:wp14="http://schemas.microsoft.com/office/word/2010/wordprocessingDrawing" xmlns:wp="http://schemas.openxmlformats.org/drawingml/2006/wordprocessingDrawing" xmlns:w10="urn:schemas-microsoft-com:office:word" xmlns:w="http://schemas.openxmlformats.org/wordprocessingml/2006/main" xmlns:w14="http://schemas.microsoft.com/office/word/2010/wordml" xmlns:w15="http://schemas.microsoft.com/office/word/2012/wordml" xmlns:w16cex="http://schemas.microsoft.com/office/word/2018/wordml/cex" xmlns:w16cid="http://schemas.microsoft.com/office/word/2016/wordml/cid" xmlns:w16="http://schemas.microsoft.com/office/word/2018/wordml" xmlns:w16du="http://schemas.microsoft.com/office/word/2023/wordml/word16du" xmlns:w16sdtdh="http://schemas.microsoft.com/office/word/2020/wordml/sdtdatahash" xmlns:w16sdtfl="http://schemas.microsoft.com/office/word/2024/wordml/sdtformatlock" xmlns:w16se="http://schemas.microsoft.com/office/word/2015/wordml/symex" xmlns:wpg="http://schemas.microsoft.com/office/word/2010/wordprocessingGroup" xmlns:wpi="http://schemas.microsoft.com/office/word/2010/wordprocessingInk" xmlns:wne="http://schemas.microsoft.com/office/word/2006/wordml" xmlns:wps="http://schemas.microsoft.com/office/word/2010/wordprocessingShape" mc:Ignorable="w14 w15 w16se w16cid w16 w16cex w16sdtdh w16sdtfl w16du wp14">
+<w:numbering xmlns:wpc="http://schemas.microsoft.com/office/word/2010/wordprocessingCanvas" xmlns:cx="http://schemas.microsoft.com/office/drawing/2014/chartex" xmlns:cx1="http://schemas.microsoft.com/office/drawing/2015/9/8/chartex" xmlns:cx2="http://schemas.microsoft.com/office/drawing/2015/10/21/chartex" xmlns:cx3="http://schemas.microsoft.com/office/drawing/2016/5/9/chartex" xmlns:cx4="http://schemas.microsoft.com/office/drawing/2016/5/10/chartex" xmlns:cx5="http://schemas.microsoft.com/office/drawing/2016/5/11/chartex" xmlns:cx6="http://schemas.microsoft.com/office/drawing/2016/5/12/chartex" xmlns:cx7="http://schemas.microsoft.com/office/drawing/2016/5/13/chartex" xmlns:cx8="http://schemas.microsoft.com/office/drawing/2016/5/14/chartex" xmlns:mc="http://schemas.openxmlformats.org/markup-compatibility/2006" xmlns:aink="http://schemas.microsoft.com/office/drawing/2016/ink" xmlns:am3d="http://schemas.microsoft.com/office/drawing/2017/model3d" xmlns:o="urn:schemas-microsoft-com:office:office" xmlns:oel="http://schemas.microsoft.com/office/2019/extlst" xmlns:r="http://schemas.openxmlformats.org/officeDocument/2006/relationships" xmlns:m="http://schemas.openxmlformats.org/officeDocument/2006/math" xmlns:v="urn:schemas-microsoft-com:vml" xmlns:wp14="http://schemas.microsoft.com/office/word/2010/wordprocessingDrawing" xmlns:wp="http://schemas.openxmlformats.org/drawingml/2006/wordprocessingDrawing" xmlns:w10="urn:schemas-microsoft-com:office:word" xmlns:w="http://schemas.openxmlformats.org/wordprocessingml/2006/main" xmlns:w14="http://schemas.microsoft.com/office/word/2010/wordml" xmlns:w15="http://schemas.microsoft.com/office/word/2012/wordml" xmlns:w16cex="http://schemas.microsoft.com/office/word/2018/wordml/cex" xmlns:w16cid="http://schemas.microsoft.com/office/word/2016/wordml/cid" xmlns:w16="http://schemas.microsoft.com/office/word/2018/wordml" xmlns:w16sdtdh="http://schemas.microsoft.com/office/word/2020/wordml/sdtdatahash" xmlns:w16se="http://schemas.microsoft.com/office/word/2015/wordml/symex" xmlns:wpg="http://schemas.microsoft.com/office/word/2010/wordprocessingGroup" xmlns:wpi="http://schemas.microsoft.com/office/word/2010/wordprocessingInk" xmlns:wne="http://schemas.microsoft.com/office/word/2006/wordml" xmlns:wps="http://schemas.microsoft.com/office/word/2010/wordprocessingShape" mc:Ignorable="w14 w15 w16se w16cid w16 w16cex w16sdtdh wp14">
   <w:abstractNum w:abstractNumId="0" w15:restartNumberingAfterBreak="0">
     <w:nsid w:val="D8861D71"/>
     <w:multiLevelType w:val="singleLevel"/>
@@ -10410,7 +11156,10 @@
 </file>
 
 <file path=word/people.xml><?xml version="1.0" encoding="utf-8"?>
-<w15:people xmlns:wpc="http://schemas.microsoft.com/office/word/2010/wordprocessingCanvas" xmlns:cx="http://schemas.microsoft.com/office/drawing/2014/chartex" xmlns:cx1="http://schemas.microsoft.com/office/drawing/2015/9/8/chartex" xmlns:cx2="http://schemas.microsoft.com/office/drawing/2015/10/21/chartex" xmlns:cx3="http://schemas.microsoft.com/office/drawing/2016/5/9/chartex" xmlns:cx4="http://schemas.microsoft.com/office/drawing/2016/5/10/chartex" xmlns:cx5="http://schemas.microsoft.com/office/drawing/2016/5/11/chartex" xmlns:cx6="http://schemas.microsoft.com/office/drawing/2016/5/12/chartex" xmlns:cx7="http://schemas.microsoft.com/office/drawing/2016/5/13/chartex" xmlns:cx8="http://schemas.microsoft.com/office/drawing/2016/5/14/chartex" xmlns:mc="http://schemas.openxmlformats.org/markup-compatibility/2006" xmlns:aink="http://schemas.microsoft.com/office/drawing/2016/ink" xmlns:am3d="http://schemas.microsoft.com/office/drawing/2017/model3d" xmlns:o="urn:schemas-microsoft-com:office:office" xmlns:oel="http://schemas.microsoft.com/office/2019/extlst" xmlns:r="http://schemas.openxmlformats.org/officeDocument/2006/relationships" xmlns:m="http://schemas.openxmlformats.org/officeDocument/2006/math" xmlns:v="urn:schemas-microsoft-com:vml" xmlns:wp14="http://schemas.microsoft.com/office/word/2010/wordprocessingDrawing" xmlns:wp="http://schemas.openxmlformats.org/drawingml/2006/wordprocessingDrawing" xmlns:w10="urn:schemas-microsoft-com:office:word" xmlns:w="http://schemas.openxmlformats.org/wordprocessingml/2006/main" xmlns:w14="http://schemas.microsoft.com/office/word/2010/wordml" xmlns:w15="http://schemas.microsoft.com/office/word/2012/wordml" xmlns:w16cex="http://schemas.microsoft.com/office/word/2018/wordml/cex" xmlns:w16cid="http://schemas.microsoft.com/office/word/2016/wordml/cid" xmlns:w16="http://schemas.microsoft.com/office/word/2018/wordml" xmlns:w16du="http://schemas.microsoft.com/office/word/2023/wordml/word16du" xmlns:w16sdtdh="http://schemas.microsoft.com/office/word/2020/wordml/sdtdatahash" xmlns:w16sdtfl="http://schemas.microsoft.com/office/word/2024/wordml/sdtformatlock" xmlns:w16se="http://schemas.microsoft.com/office/word/2015/wordml/symex" xmlns:wpg="http://schemas.microsoft.com/office/word/2010/wordprocessingGroup" xmlns:wpi="http://schemas.microsoft.com/office/word/2010/wordprocessingInk" xmlns:wne="http://schemas.microsoft.com/office/word/2006/wordml" xmlns:wps="http://schemas.microsoft.com/office/word/2010/wordprocessingShape" mc:Ignorable="w14 w15 w16se w16cid w16 w16cex w16sdtdh w16sdtfl w16du wp14">
+<w15:people xmlns:wpc="http://schemas.microsoft.com/office/word/2010/wordprocessingCanvas" xmlns:cx="http://schemas.microsoft.com/office/drawing/2014/chartex" xmlns:cx1="http://schemas.microsoft.com/office/drawing/2015/9/8/chartex" xmlns:cx2="http://schemas.microsoft.com/office/drawing/2015/10/21/chartex" xmlns:cx3="http://schemas.microsoft.com/office/drawing/2016/5/9/chartex" xmlns:cx4="http://schemas.microsoft.com/office/drawing/2016/5/10/chartex" xmlns:cx5="http://schemas.microsoft.com/office/drawing/2016/5/11/chartex" xmlns:cx6="http://schemas.microsoft.com/office/drawing/2016/5/12/chartex" xmlns:cx7="http://schemas.microsoft.com/office/drawing/2016/5/13/chartex" xmlns:cx8="http://schemas.microsoft.com/office/drawing/2016/5/14/chartex" xmlns:mc="http://schemas.openxmlformats.org/markup-compatibility/2006" xmlns:aink="http://schemas.microsoft.com/office/drawing/2016/ink" xmlns:am3d="http://schemas.microsoft.com/office/drawing/2017/model3d" xmlns:o="urn:schemas-microsoft-com:office:office" xmlns:oel="http://schemas.microsoft.com/office/2019/extlst" xmlns:r="http://schemas.openxmlformats.org/officeDocument/2006/relationships" xmlns:m="http://schemas.openxmlformats.org/officeDocument/2006/math" xmlns:v="urn:schemas-microsoft-com:vml" xmlns:wp14="http://schemas.microsoft.com/office/word/2010/wordprocessingDrawing" xmlns:wp="http://schemas.openxmlformats.org/drawingml/2006/wordprocessingDrawing" xmlns:w10="urn:schemas-microsoft-com:office:word" xmlns:w="http://schemas.openxmlformats.org/wordprocessingml/2006/main" xmlns:w14="http://schemas.microsoft.com/office/word/2010/wordml" xmlns:w15="http://schemas.microsoft.com/office/word/2012/wordml" xmlns:w16cex="http://schemas.microsoft.com/office/word/2018/wordml/cex" xmlns:w16cid="http://schemas.microsoft.com/office/word/2016/wordml/cid" xmlns:w16="http://schemas.microsoft.com/office/word/2018/wordml" xmlns:w16sdtdh="http://schemas.microsoft.com/office/word/2020/wordml/sdtdatahash" xmlns:w16se="http://schemas.microsoft.com/office/word/2015/wordml/symex" xmlns:wpg="http://schemas.microsoft.com/office/word/2010/wordprocessingGroup" xmlns:wpi="http://schemas.microsoft.com/office/word/2010/wordprocessingInk" xmlns:wne="http://schemas.microsoft.com/office/word/2006/wordml" xmlns:wps="http://schemas.microsoft.com/office/word/2010/wordprocessingShape" mc:Ignorable="w14 w15 w16se w16cid w16 w16cex w16sdtdh wp14">
+  <w15:person w15:author="kekwxd3228@mail.ru">
+    <w15:presenceInfo w15:providerId="Windows Live" w15:userId="85563654741b51df"/>
+  </w15:person>
   <w15:person w15:author="Kalentyev Alexey">
     <w15:presenceInfo w15:providerId="Windows Live" w15:userId="da819b8650d7d997"/>
   </w15:person>
@@ -10418,7 +11167,7 @@
 </file>
 
 <file path=word/styles.xml><?xml version="1.0" encoding="utf-8"?>
-<w:styles xmlns:mc="http://schemas.openxmlformats.org/markup-compatibility/2006" xmlns:r="http://schemas.openxmlformats.org/officeDocument/2006/relationships" xmlns:w="http://schemas.openxmlformats.org/wordprocessingml/2006/main" xmlns:w14="http://schemas.microsoft.com/office/word/2010/wordml" xmlns:w15="http://schemas.microsoft.com/office/word/2012/wordml" xmlns:w16cex="http://schemas.microsoft.com/office/word/2018/wordml/cex" xmlns:w16cid="http://schemas.microsoft.com/office/word/2016/wordml/cid" xmlns:w16="http://schemas.microsoft.com/office/word/2018/wordml" xmlns:w16du="http://schemas.microsoft.com/office/word/2023/wordml/word16du" xmlns:w16sdtdh="http://schemas.microsoft.com/office/word/2020/wordml/sdtdatahash" xmlns:w16sdtfl="http://schemas.microsoft.com/office/word/2024/wordml/sdtformatlock" xmlns:w16se="http://schemas.microsoft.com/office/word/2015/wordml/symex" mc:Ignorable="w14 w15 w16se w16cid w16 w16cex w16sdtdh w16sdtfl w16du">
+<w:styles xmlns:mc="http://schemas.openxmlformats.org/markup-compatibility/2006" xmlns:r="http://schemas.openxmlformats.org/officeDocument/2006/relationships" xmlns:w="http://schemas.openxmlformats.org/wordprocessingml/2006/main" xmlns:w14="http://schemas.microsoft.com/office/word/2010/wordml" xmlns:w15="http://schemas.microsoft.com/office/word/2012/wordml" xmlns:w16cex="http://schemas.microsoft.com/office/word/2018/wordml/cex" xmlns:w16cid="http://schemas.microsoft.com/office/word/2016/wordml/cid" xmlns:w16="http://schemas.microsoft.com/office/word/2018/wordml" xmlns:w16sdtdh="http://schemas.microsoft.com/office/word/2020/wordml/sdtdatahash" xmlns:w16se="http://schemas.microsoft.com/office/word/2015/wordml/symex" mc:Ignorable="w14 w15 w16se w16cid w16 w16cex w16sdtdh">
   <w:docDefaults>
     <w:rPrDefault>
       <w:rPr>
@@ -11027,7 +11776,6 @@
   <w:style w:type="character" w:default="1" w:styleId="a0">
     <w:name w:val="Default Paragraph Font"/>
     <w:uiPriority w:val="1"/>
-    <w:semiHidden/>
     <w:unhideWhenUsed/>
   </w:style>
   <w:style w:type="table" w:default="1" w:styleId="a1">
@@ -11595,6 +12343,20 @@
       <w:szCs w:val="20"/>
     </w:rPr>
   </w:style>
+  <w:style w:type="paragraph" w:styleId="afa">
+    <w:name w:val="Revision"/>
+    <w:hidden/>
+    <w:uiPriority w:val="99"/>
+    <w:semiHidden/>
+    <w:rsid w:val="0091714A"/>
+    <w:pPr>
+      <w:spacing w:after="0" w:line="240" w:lineRule="auto"/>
+    </w:pPr>
+    <w:rPr>
+      <w:rFonts w:ascii="Times New Roman" w:hAnsi="Times New Roman"/>
+      <w:sz w:val="28"/>
+    </w:rPr>
+  </w:style>
 </w:styles>
 </file>
 

--- a/Docs/ТЗ.Разработка плагина «Табуретка» для САПР Компас-3D.docx
+++ b/Docs/ТЗ.Разработка плагина «Табуретка» для САПР Компас-3D.docx
@@ -309,20 +309,49 @@
         </w:rPr>
         <w:t>студент гр. 58</w:t>
       </w:r>
+      <w:ins w:id="0" w:author="kekwxd3228@mail.ru" w:date="2026-09-22T23:30:00Z">
+        <w:r>
+          <w:rPr>
+            <w:rFonts w:cs="Times New Roman"/>
+            <w:szCs w:val="28"/>
+          </w:rPr>
+          <w:t>3</w:t>
+        </w:r>
+      </w:ins>
+      <w:del w:id="1" w:author="kekwxd3228@mail.ru" w:date="2026-09-22T23:30:00Z">
+        <w:r>
+          <w:rPr>
+            <w:rFonts w:cs="Times New Roman"/>
+            <w:szCs w:val="28"/>
+          </w:rPr>
+          <w:delText>1</w:delText>
+        </w:r>
+      </w:del>
       <w:r>
         <w:rPr>
           <w:rFonts w:cs="Times New Roman"/>
           <w:szCs w:val="28"/>
         </w:rPr>
-        <w:t>1</w:t>
-      </w:r>
-      <w:r>
-        <w:rPr>
-          <w:rFonts w:cs="Times New Roman"/>
-          <w:szCs w:val="28"/>
-        </w:rPr>
-        <w:t>-3</w:t>
-      </w:r>
+        <w:t>-</w:t>
+      </w:r>
+      <w:ins w:id="2" w:author="kekwxd3228@mail.ru" w:date="2026-09-22T23:30:00Z">
+        <w:r>
+          <w:rPr>
+            <w:rFonts w:cs="Times New Roman"/>
+            <w:szCs w:val="28"/>
+          </w:rPr>
+          <w:t>1</w:t>
+        </w:r>
+      </w:ins>
+      <w:del w:id="3" w:author="kekwxd3228@mail.ru" w:date="2026-09-22T23:30:00Z">
+        <w:r>
+          <w:rPr>
+            <w:rFonts w:cs="Times New Roman"/>
+            <w:szCs w:val="28"/>
+          </w:rPr>
+          <w:delText>3</w:delText>
+        </w:r>
+      </w:del>
     </w:p>
     <w:p>
       <w:pPr>
@@ -2240,8 +2269,8 @@
           <w14:ligatures w14:val="none"/>
         </w:rPr>
       </w:pPr>
-      <w:bookmarkStart w:id="0" w:name="_Toc178595972"/>
-      <w:bookmarkStart w:id="1" w:name="_Toc240423863"/>
+      <w:bookmarkStart w:id="4" w:name="_Toc178595972"/>
+      <w:bookmarkStart w:id="5" w:name="_Toc240423863"/>
       <w:r>
         <w:rPr>
           <w:rFonts w:eastAsia="SimSun" w:cs="Times New Roman"/>
@@ -2256,8 +2285,8 @@
         <w:lastRenderedPageBreak/>
         <w:t>1 ОБЩИЕ СВЕДЕНИЯ</w:t>
       </w:r>
-      <w:bookmarkEnd w:id="0"/>
-      <w:bookmarkEnd w:id="1"/>
+      <w:bookmarkEnd w:id="4"/>
+      <w:bookmarkEnd w:id="5"/>
     </w:p>
     <w:p>
       <w:pPr>
@@ -2290,8 +2319,8 @@
           <w14:ligatures w14:val="none"/>
         </w:rPr>
       </w:pPr>
-      <w:bookmarkStart w:id="2" w:name="_Toc178595973"/>
-      <w:bookmarkStart w:id="3" w:name="_Toc240423864"/>
+      <w:bookmarkStart w:id="6" w:name="_Toc178595973"/>
+      <w:bookmarkStart w:id="7" w:name="_Toc240423864"/>
       <w:r>
         <w:rPr>
           <w:rFonts w:eastAsia="SimSun" w:cs="Times New Roman"/>
@@ -2303,8 +2332,8 @@
         </w:rPr>
         <w:t>1.1 Полное наименование автоматизированной системы и её условное обозначение</w:t>
       </w:r>
-      <w:bookmarkEnd w:id="2"/>
-      <w:bookmarkEnd w:id="3"/>
+      <w:bookmarkEnd w:id="6"/>
+      <w:bookmarkEnd w:id="7"/>
     </w:p>
     <w:p>
       <w:pPr>
@@ -2369,7 +2398,7 @@
         </w:rPr>
         <w:t xml:space="preserve"> «</w:t>
       </w:r>
-      <w:ins w:id="4" w:author="kekwxd3228@mail.ru" w:date="2026-09-22T20:56:00Z">
+      <w:ins w:id="8" w:author="kekwxd3228@mail.ru" w:date="2026-09-22T20:56:00Z">
         <w:r>
           <w:rPr>
             <w:rFonts w:eastAsia="SimSun" w:cs="Times New Roman"/>
@@ -2391,9 +2420,9 @@
           <w:t xml:space="preserve"> </w:t>
         </w:r>
       </w:ins>
-      <w:commentRangeStart w:id="5"/>
-      <w:commentRangeStart w:id="6"/>
-      <w:del w:id="7" w:author="kekwxd3228@mail.ru" w:date="2026-09-22T20:56:00Z">
+      <w:commentRangeStart w:id="9"/>
+      <w:commentRangeStart w:id="10"/>
+      <w:del w:id="11" w:author="kekwxd3228@mail.ru" w:date="2026-09-22T20:56:00Z">
         <w:r>
           <w:rPr>
             <w:rFonts w:eastAsia="SimSun" w:cs="Times New Roman"/>
@@ -2414,7 +2443,7 @@
           </w:rPr>
           <w:delText>D</w:delText>
         </w:r>
-        <w:commentRangeEnd w:id="5"/>
+        <w:commentRangeEnd w:id="9"/>
         <w:r>
           <w:rPr>
             <w:rStyle w:val="ad"/>
@@ -2425,14 +2454,14 @@
             <w:lang w:eastAsia="zh-CN"/>
             <w14:ligatures w14:val="none"/>
           </w:rPr>
-          <w:commentReference w:id="5"/>
+          <w:commentReference w:id="9"/>
         </w:r>
-        <w:commentRangeEnd w:id="6"/>
+        <w:commentRangeEnd w:id="10"/>
         <w:r>
           <w:rPr>
             <w:rStyle w:val="ad"/>
           </w:rPr>
-          <w:commentReference w:id="6"/>
+          <w:commentReference w:id="10"/>
         </w:r>
       </w:del>
       <w:r>
@@ -2505,8 +2534,8 @@
           <w14:ligatures w14:val="none"/>
         </w:rPr>
       </w:pPr>
-      <w:bookmarkStart w:id="8" w:name="_Toc178595974"/>
-      <w:bookmarkStart w:id="9" w:name="_Toc240423865"/>
+      <w:bookmarkStart w:id="12" w:name="_Toc178595974"/>
+      <w:bookmarkStart w:id="13" w:name="_Toc240423865"/>
       <w:r>
         <w:rPr>
           <w:rFonts w:eastAsia="SimSun" w:cs="Times New Roman"/>
@@ -2518,8 +2547,8 @@
         </w:rPr>
         <w:t>1.2 Наименование заказчика</w:t>
       </w:r>
-      <w:bookmarkEnd w:id="8"/>
-      <w:bookmarkEnd w:id="9"/>
+      <w:bookmarkEnd w:id="12"/>
+      <w:bookmarkEnd w:id="13"/>
     </w:p>
     <w:p>
       <w:pPr>
@@ -2624,8 +2653,8 @@
           <w14:ligatures w14:val="none"/>
         </w:rPr>
       </w:pPr>
-      <w:bookmarkStart w:id="10" w:name="_Toc178595975"/>
-      <w:bookmarkStart w:id="11" w:name="_Toc240423866"/>
+      <w:bookmarkStart w:id="14" w:name="_Toc178595975"/>
+      <w:bookmarkStart w:id="15" w:name="_Toc240423866"/>
       <w:r>
         <w:rPr>
           <w:rFonts w:eastAsia="SimSun" w:cs="Times New Roman"/>
@@ -2637,8 +2666,8 @@
         </w:rPr>
         <w:t>1.3 Перечень документов, на основании которых создается АС</w:t>
       </w:r>
-      <w:bookmarkEnd w:id="10"/>
-      <w:bookmarkEnd w:id="11"/>
+      <w:bookmarkEnd w:id="14"/>
+      <w:bookmarkEnd w:id="15"/>
     </w:p>
     <w:p>
       <w:pPr>
@@ -2785,8 +2814,8 @@
           <w14:ligatures w14:val="none"/>
         </w:rPr>
       </w:pPr>
-      <w:bookmarkStart w:id="12" w:name="_Toc178595976"/>
-      <w:bookmarkStart w:id="13" w:name="_Toc240423867"/>
+      <w:bookmarkStart w:id="16" w:name="_Toc178595976"/>
+      <w:bookmarkStart w:id="17" w:name="_Toc240423867"/>
       <w:r>
         <w:rPr>
           <w:rFonts w:eastAsia="SimSun" w:cs="Times New Roman"/>
@@ -2798,8 +2827,8 @@
         </w:rPr>
         <w:t>1.4 Плановые сроки начала и окончания работы по созданию АС</w:t>
       </w:r>
-      <w:bookmarkEnd w:id="12"/>
-      <w:bookmarkEnd w:id="13"/>
+      <w:bookmarkEnd w:id="16"/>
+      <w:bookmarkEnd w:id="17"/>
     </w:p>
     <w:p>
       <w:pPr>
@@ -3088,8 +3117,8 @@
           <w14:ligatures w14:val="none"/>
         </w:rPr>
       </w:pPr>
-      <w:bookmarkStart w:id="14" w:name="_Toc178595977"/>
-      <w:bookmarkStart w:id="15" w:name="_Toc240423868"/>
+      <w:bookmarkStart w:id="18" w:name="_Toc178595977"/>
+      <w:bookmarkStart w:id="19" w:name="_Toc240423868"/>
       <w:r>
         <w:rPr>
           <w:rFonts w:eastAsia="SimSun" w:cs="Times New Roman"/>
@@ -3104,8 +3133,8 @@
         <w:lastRenderedPageBreak/>
         <w:t>2 ЦЕЛИ И НАЗНАЧЕНИЕ СОЗДАНИЯ АВТОМАТИЗИРОВАННОЙ СИСТЕМЫ</w:t>
       </w:r>
-      <w:bookmarkEnd w:id="14"/>
-      <w:bookmarkEnd w:id="15"/>
+      <w:bookmarkEnd w:id="18"/>
+      <w:bookmarkEnd w:id="19"/>
     </w:p>
     <w:p>
       <w:pPr>
@@ -3138,8 +3167,8 @@
           <w14:ligatures w14:val="none"/>
         </w:rPr>
       </w:pPr>
-      <w:bookmarkStart w:id="16" w:name="_Toc178595978"/>
-      <w:bookmarkStart w:id="17" w:name="_Toc240423869"/>
+      <w:bookmarkStart w:id="20" w:name="_Toc178595978"/>
+      <w:bookmarkStart w:id="21" w:name="_Toc240423869"/>
       <w:r>
         <w:rPr>
           <w:rFonts w:eastAsia="SimSun" w:cs="Times New Roman"/>
@@ -3151,8 +3180,8 @@
         </w:rPr>
         <w:t>2.1 Цели создания АС</w:t>
       </w:r>
-      <w:bookmarkEnd w:id="16"/>
-      <w:bookmarkEnd w:id="17"/>
+      <w:bookmarkEnd w:id="20"/>
+      <w:bookmarkEnd w:id="21"/>
     </w:p>
     <w:p>
       <w:pPr>
@@ -3222,7 +3251,7 @@
         </w:rPr>
         <w:t>«</w:t>
       </w:r>
-      <w:ins w:id="18" w:author="kekwxd3228@mail.ru" w:date="2026-09-22T20:56:00Z">
+      <w:ins w:id="22" w:author="kekwxd3228@mail.ru" w:date="2026-09-22T20:56:00Z">
         <w:r>
           <w:rPr>
             <w:rFonts w:eastAsia="SimSun" w:cs="Times New Roman"/>
@@ -3234,7 +3263,7 @@
           <w:t>КОМПАС-3D</w:t>
         </w:r>
       </w:ins>
-      <w:del w:id="19" w:author="kekwxd3228@mail.ru" w:date="2026-09-22T20:56:00Z">
+      <w:del w:id="23" w:author="kekwxd3228@mail.ru" w:date="2026-09-22T20:56:00Z">
         <w:r>
           <w:rPr>
             <w:rFonts w:eastAsia="SimSun" w:cs="Times New Roman"/>
@@ -3345,8 +3374,8 @@
           <w14:ligatures w14:val="none"/>
         </w:rPr>
       </w:pPr>
-      <w:bookmarkStart w:id="20" w:name="_Toc178595979"/>
-      <w:bookmarkStart w:id="21" w:name="_Toc240423870"/>
+      <w:bookmarkStart w:id="24" w:name="_Toc178595979"/>
+      <w:bookmarkStart w:id="25" w:name="_Toc240423870"/>
       <w:r>
         <w:rPr>
           <w:rFonts w:eastAsia="SimSun" w:cs="Times New Roman"/>
@@ -3358,8 +3387,8 @@
         </w:rPr>
         <w:t>2.2 Назначение АС</w:t>
       </w:r>
-      <w:bookmarkEnd w:id="20"/>
-      <w:bookmarkEnd w:id="21"/>
+      <w:bookmarkEnd w:id="24"/>
+      <w:bookmarkEnd w:id="25"/>
     </w:p>
     <w:p>
       <w:pPr>
@@ -3601,7 +3630,6 @@
       <w:pPr>
         <w:keepNext/>
         <w:keepLines/>
-        <w:spacing w:before="480"/>
         <w:ind w:firstLine="0"/>
         <w:jc w:val="center"/>
         <w:outlineLvl w:val="0"/>
@@ -3616,8 +3644,8 @@
           <w14:ligatures w14:val="none"/>
         </w:rPr>
       </w:pPr>
-      <w:bookmarkStart w:id="22" w:name="_Toc178595980"/>
-      <w:bookmarkStart w:id="23" w:name="_Toc240423871"/>
+      <w:bookmarkStart w:id="26" w:name="_Toc178595980"/>
+      <w:bookmarkStart w:id="27" w:name="_Toc240423871"/>
       <w:r>
         <w:rPr>
           <w:rFonts w:eastAsia="SimSun" w:cs="Times New Roman"/>
@@ -3632,8 +3660,8 @@
         <w:lastRenderedPageBreak/>
         <w:t>3 ТРЕБОВАНИЯ К АВТОМАТИЗИРОВАННОЙ СИСТЕМЕ</w:t>
       </w:r>
-      <w:bookmarkEnd w:id="22"/>
-      <w:bookmarkEnd w:id="23"/>
+      <w:bookmarkEnd w:id="26"/>
+      <w:bookmarkEnd w:id="27"/>
     </w:p>
     <w:p>
       <w:pPr>
@@ -3654,7 +3682,6 @@
       <w:pPr>
         <w:keepNext/>
         <w:keepLines/>
-        <w:spacing w:before="200"/>
         <w:ind w:firstLine="0"/>
         <w:jc w:val="center"/>
         <w:outlineLvl w:val="1"/>
@@ -3667,8 +3694,8 @@
           <w14:ligatures w14:val="none"/>
         </w:rPr>
       </w:pPr>
-      <w:bookmarkStart w:id="24" w:name="_Toc178595981"/>
-      <w:bookmarkStart w:id="25" w:name="_Toc240423872"/>
+      <w:bookmarkStart w:id="28" w:name="_Toc178595981"/>
+      <w:bookmarkStart w:id="29" w:name="_Toc240423872"/>
       <w:r>
         <w:rPr>
           <w:rFonts w:eastAsia="SimSun" w:cs="Times New Roman"/>
@@ -3680,8 +3707,8 @@
         </w:rPr>
         <w:t>3.1 Требования к структуре АС в целом</w:t>
       </w:r>
-      <w:bookmarkEnd w:id="24"/>
-      <w:bookmarkEnd w:id="25"/>
+      <w:bookmarkEnd w:id="28"/>
+      <w:bookmarkEnd w:id="29"/>
     </w:p>
     <w:p>
       <w:pPr>
@@ -3767,488 +3794,6 @@
         </w:rPr>
         <w:tab/>
         <w:t>− В качестве встроенного плагина САПР «</w:t>
-      </w:r>
-      <w:ins w:id="26" w:author="kekwxd3228@mail.ru" w:date="2026-09-22T20:57:00Z">
-        <w:r>
-          <w:rPr>
-            <w:rFonts w:eastAsia="SimSun" w:cs="Times New Roman"/>
-            <w:kern w:val="0"/>
-            <w:szCs w:val="28"/>
-            <w:lang w:eastAsia="zh-CN"/>
-            <w14:ligatures w14:val="none"/>
-          </w:rPr>
-          <w:t>КОМПАС-3D</w:t>
-        </w:r>
-      </w:ins>
-      <w:del w:id="27" w:author="kekwxd3228@mail.ru" w:date="2026-09-22T20:57:00Z">
-        <w:r>
-          <w:rPr>
-            <w:rFonts w:eastAsia="SimSun" w:cs="Times New Roman"/>
-            <w:kern w:val="0"/>
-            <w:szCs w:val="28"/>
-            <w:lang w:eastAsia="zh-CN"/>
-            <w14:ligatures w14:val="none"/>
-          </w:rPr>
-          <w:delText>Компас 3</w:delText>
-        </w:r>
-        <w:r>
-          <w:rPr>
-            <w:rFonts w:eastAsia="SimSun" w:cs="Times New Roman"/>
-            <w:kern w:val="0"/>
-            <w:szCs w:val="28"/>
-            <w:lang w:val="en-US" w:eastAsia="zh-CN"/>
-            <w14:ligatures w14:val="none"/>
-          </w:rPr>
-          <w:delText>D</w:delText>
-        </w:r>
-      </w:del>
-      <w:r>
-        <w:rPr>
-          <w:rFonts w:eastAsia="SimSun" w:cs="Times New Roman"/>
-          <w:kern w:val="0"/>
-          <w:szCs w:val="28"/>
-          <w:lang w:eastAsia="zh-CN"/>
-          <w14:ligatures w14:val="none"/>
-        </w:rPr>
-        <w:t>», который запускается непосредственно из САПР</w:t>
-      </w:r>
-      <w:r>
-        <w:rPr>
-          <w:rFonts w:eastAsia="SimSun" w:cs="Times New Roman"/>
-          <w:kern w:val="0"/>
-          <w:szCs w:val="28"/>
-          <w:lang w:eastAsia="zh-CN"/>
-          <w14:ligatures w14:val="none"/>
-        </w:rPr>
-        <w:t>;</w:t>
-      </w:r>
-    </w:p>
-    <w:p>
-      <w:pPr>
-        <w:rPr>
-          <w:rFonts w:eastAsia="SimSun" w:cs="Times New Roman"/>
-          <w:kern w:val="0"/>
-          <w:szCs w:val="28"/>
-          <w:lang w:eastAsia="zh-CN"/>
-          <w14:ligatures w14:val="none"/>
-        </w:rPr>
-      </w:pPr>
-      <w:r>
-        <w:rPr>
-          <w:rFonts w:eastAsia="SimSun" w:cs="Times New Roman"/>
-          <w:kern w:val="0"/>
-          <w:szCs w:val="28"/>
-          <w:lang w:eastAsia="zh-CN"/>
-          <w14:ligatures w14:val="none"/>
-        </w:rPr>
-        <w:t>− В качестве сторонней программы, способной запустить процесс программы «</w:t>
-      </w:r>
-      <w:ins w:id="28" w:author="kekwxd3228@mail.ru" w:date="2026-09-22T20:57:00Z">
-        <w:r>
-          <w:rPr>
-            <w:rFonts w:eastAsia="SimSun" w:cs="Times New Roman"/>
-            <w:kern w:val="0"/>
-            <w:szCs w:val="28"/>
-            <w:lang w:eastAsia="zh-CN"/>
-            <w14:ligatures w14:val="none"/>
-          </w:rPr>
-          <w:t>КОМПАС-3D</w:t>
-        </w:r>
-      </w:ins>
-      <w:del w:id="29" w:author="kekwxd3228@mail.ru" w:date="2026-09-22T20:57:00Z">
-        <w:r>
-          <w:rPr>
-            <w:rFonts w:eastAsia="SimSun" w:cs="Times New Roman"/>
-            <w:kern w:val="0"/>
-            <w:szCs w:val="28"/>
-            <w:lang w:eastAsia="zh-CN"/>
-            <w14:ligatures w14:val="none"/>
-          </w:rPr>
-          <w:delText>Компас 3</w:delText>
-        </w:r>
-        <w:r>
-          <w:rPr>
-            <w:rFonts w:eastAsia="SimSun" w:cs="Times New Roman"/>
-            <w:kern w:val="0"/>
-            <w:szCs w:val="28"/>
-            <w:lang w:val="en-US" w:eastAsia="zh-CN"/>
-            <w14:ligatures w14:val="none"/>
-          </w:rPr>
-          <w:delText>D</w:delText>
-        </w:r>
-      </w:del>
-      <w:r>
-        <w:rPr>
-          <w:rFonts w:eastAsia="SimSun" w:cs="Times New Roman"/>
-          <w:kern w:val="0"/>
-          <w:szCs w:val="28"/>
-          <w:lang w:eastAsia="zh-CN"/>
-          <w14:ligatures w14:val="none"/>
-        </w:rPr>
-        <w:t>» для построения детали.</w:t>
-      </w:r>
-    </w:p>
-    <w:p>
-      <w:pPr>
-        <w:ind w:firstLine="708"/>
-        <w:rPr>
-          <w:rFonts w:eastAsia="SimSun" w:cs="Times New Roman"/>
-          <w:kern w:val="0"/>
-          <w:szCs w:val="28"/>
-          <w:lang w:eastAsia="zh-CN"/>
-          <w14:ligatures w14:val="none"/>
-        </w:rPr>
-      </w:pPr>
-    </w:p>
-    <w:p>
-      <w:pPr>
-        <w:ind w:firstLine="708"/>
-        <w:rPr>
-          <w:rFonts w:eastAsia="SimSun" w:cs="Times New Roman"/>
-          <w:kern w:val="0"/>
-          <w:szCs w:val="28"/>
-          <w:lang w:eastAsia="zh-CN"/>
-          <w14:ligatures w14:val="none"/>
-        </w:rPr>
-      </w:pPr>
-      <w:r>
-        <w:rPr>
-          <w:rFonts w:eastAsia="SimSun" w:cs="Times New Roman"/>
-          <w:bCs/>
-          <w:iCs/>
-          <w:kern w:val="0"/>
-          <w:szCs w:val="28"/>
-          <w:lang w:eastAsia="zh-CN"/>
-          <w14:ligatures w14:val="none"/>
-        </w:rPr>
-        <w:t>Изменяемые параметры для плагина</w:t>
-      </w:r>
-      <w:r>
-        <w:rPr>
-          <w:rFonts w:eastAsia="SimSun" w:cs="Times New Roman"/>
-          <w:kern w:val="0"/>
-          <w:szCs w:val="28"/>
-          <w:lang w:eastAsia="zh-CN"/>
-          <w14:ligatures w14:val="none"/>
-        </w:rPr>
-        <w:t xml:space="preserve"> (все обозначения указаны на рисунке 2.1):</w:t>
-      </w:r>
-    </w:p>
-    <w:p>
-      <w:pPr>
-        <w:ind w:firstLine="708"/>
-        <w:rPr>
-          <w:rFonts w:eastAsia="SimSun" w:cs="Times New Roman"/>
-          <w:kern w:val="0"/>
-          <w:szCs w:val="28"/>
-          <w:lang w:eastAsia="zh-CN"/>
-          <w14:ligatures w14:val="none"/>
-        </w:rPr>
-      </w:pPr>
-      <w:r>
-        <w:rPr>
-          <w:rFonts w:eastAsia="SimSun" w:cs="Times New Roman"/>
-          <w:kern w:val="0"/>
-          <w:szCs w:val="28"/>
-          <w:lang w:eastAsia="zh-CN"/>
-          <w14:ligatures w14:val="none"/>
-        </w:rPr>
-        <w:t>– высота табуретки H (400 – 500 мм);</w:t>
-      </w:r>
-    </w:p>
-    <w:p>
-      <w:pPr>
-        <w:ind w:firstLine="708"/>
-        <w:rPr>
-          <w:rFonts w:eastAsia="SimSun" w:cs="Times New Roman"/>
-          <w:kern w:val="0"/>
-          <w:szCs w:val="28"/>
-          <w:lang w:eastAsia="zh-CN"/>
-          <w14:ligatures w14:val="none"/>
-        </w:rPr>
-      </w:pPr>
-      <w:r>
-        <w:rPr>
-          <w:rFonts w:eastAsia="SimSun" w:cs="Times New Roman"/>
-          <w:kern w:val="0"/>
-          <w:szCs w:val="28"/>
-          <w:lang w:eastAsia="zh-CN"/>
-          <w14:ligatures w14:val="none"/>
-        </w:rPr>
-        <w:t>– ширина сиденья W (350 – 450 мм);</w:t>
-      </w:r>
-    </w:p>
-    <w:p>
-      <w:pPr>
-        <w:ind w:firstLine="708"/>
-        <w:rPr>
-          <w:rFonts w:eastAsia="SimSun" w:cs="Times New Roman"/>
-          <w:kern w:val="0"/>
-          <w:szCs w:val="28"/>
-          <w:lang w:eastAsia="zh-CN"/>
-          <w14:ligatures w14:val="none"/>
-        </w:rPr>
-      </w:pPr>
-      <w:r>
-        <w:rPr>
-          <w:rFonts w:eastAsia="SimSun" w:cs="Times New Roman"/>
-          <w:kern w:val="0"/>
-          <w:szCs w:val="28"/>
-          <w:lang w:eastAsia="zh-CN"/>
-          <w14:ligatures w14:val="none"/>
-        </w:rPr>
-        <w:t>– глубина сиденья D (350 – 450 мм);</w:t>
-      </w:r>
-    </w:p>
-    <w:p>
-      <w:pPr>
-        <w:ind w:firstLine="708"/>
-        <w:rPr>
-          <w:rFonts w:eastAsia="SimSun" w:cs="Times New Roman"/>
-          <w:kern w:val="0"/>
-          <w:szCs w:val="28"/>
-          <w:lang w:eastAsia="zh-CN"/>
-          <w14:ligatures w14:val="none"/>
-        </w:rPr>
-      </w:pPr>
-      <w:r>
-        <w:rPr>
-          <w:rFonts w:eastAsia="SimSun" w:cs="Times New Roman"/>
-          <w:kern w:val="0"/>
-          <w:szCs w:val="28"/>
-          <w:lang w:eastAsia="zh-CN"/>
-          <w14:ligatures w14:val="none"/>
-        </w:rPr>
-        <w:t>– диаметр ножки d (25 – 50 мм);</w:t>
-      </w:r>
-    </w:p>
-    <w:p>
-      <w:pPr>
-        <w:ind w:firstLine="708"/>
-        <w:rPr>
-          <w:rFonts w:eastAsia="SimSun" w:cs="Times New Roman"/>
-          <w:kern w:val="0"/>
-          <w:szCs w:val="28"/>
-          <w:lang w:eastAsia="zh-CN"/>
-          <w14:ligatures w14:val="none"/>
-        </w:rPr>
-      </w:pPr>
-      <w:r>
-        <w:rPr>
-          <w:rFonts w:eastAsia="SimSun" w:cs="Times New Roman"/>
-          <w:kern w:val="0"/>
-          <w:szCs w:val="28"/>
-          <w:lang w:eastAsia="zh-CN"/>
-          <w14:ligatures w14:val="none"/>
-        </w:rPr>
-        <w:t>– толщина сиденья t (20 – 40 мм).</w:t>
-      </w:r>
-    </w:p>
-    <w:p>
-      <w:pPr>
-        <w:ind w:firstLine="708"/>
-        <w:rPr>
-          <w:rFonts w:eastAsia="SimSun" w:cs="Times New Roman"/>
-          <w:kern w:val="0"/>
-          <w:szCs w:val="28"/>
-          <w:lang w:eastAsia="zh-CN"/>
-          <w14:ligatures w14:val="none"/>
-        </w:rPr>
-      </w:pPr>
-    </w:p>
-    <w:p>
-      <w:pPr>
-        <w:ind w:firstLine="708"/>
-        <w:rPr>
-          <w:rFonts w:eastAsia="SimSun" w:cs="Times New Roman"/>
-          <w:kern w:val="0"/>
-          <w:szCs w:val="28"/>
-          <w:lang w:eastAsia="zh-CN"/>
-          <w14:ligatures w14:val="none"/>
-        </w:rPr>
-      </w:pPr>
-      <w:r>
-        <w:rPr>
-          <w:rFonts w:eastAsia="SimSun" w:cs="Times New Roman"/>
-          <w:kern w:val="0"/>
-          <w:szCs w:val="28"/>
-          <w:lang w:eastAsia="zh-CN"/>
-          <w14:ligatures w14:val="none"/>
-        </w:rPr>
-        <w:t xml:space="preserve">Зависимые параметры: диаметр ножки d зависит от высоты табуретки H. Зависимость выражается формулой </w:t>
-      </w:r>
-      <w:proofErr w:type="gramStart"/>
-      <w:r>
-        <w:rPr>
-          <w:rFonts w:eastAsia="SimSun" w:cs="Times New Roman"/>
-          <w:kern w:val="0"/>
-          <w:szCs w:val="28"/>
-          <w:lang w:eastAsia="zh-CN"/>
-          <w14:ligatures w14:val="none"/>
-        </w:rPr>
-        <w:t>d &gt;</w:t>
-      </w:r>
-      <w:proofErr w:type="gramEnd"/>
-      <w:r>
-        <w:rPr>
-          <w:rFonts w:eastAsia="SimSun" w:cs="Times New Roman"/>
-          <w:kern w:val="0"/>
-          <w:szCs w:val="28"/>
-          <w:lang w:eastAsia="zh-CN"/>
-          <w14:ligatures w14:val="none"/>
-        </w:rPr>
-        <w:t>= H/12. Коэффициент 12 выбран на основе эмпирического соотношения для деревянных конструкций, согласно которому минимальный диаметр ножки составляет примерно 1/12 от высоты изделия, что обеспечивает устойчивость и прочность табуретки. Данное выражение означает, что диаметр ножки должен быть достаточным для обеспечения устойчивости конструкции при заданной высоте. Если пользователь введет значение d или H, которое не будет удовлетворять данному выражению, должна появиться ошибка валидации.</w:t>
-      </w:r>
-    </w:p>
-    <w:p>
-      <w:pPr>
-        <w:jc w:val="center"/>
-        <w:rPr>
-          <w:rFonts w:eastAsia="SimSun" w:cs="Times New Roman"/>
-          <w:szCs w:val="28"/>
-          <w:lang w:eastAsia="zh-CN"/>
-        </w:rPr>
-      </w:pPr>
-    </w:p>
-    <w:p>
-      <w:pPr>
-        <w:ind w:firstLine="708"/>
-        <w:rPr>
-          <w:rFonts w:eastAsia="SimSun" w:cs="Times New Roman"/>
-          <w:kern w:val="0"/>
-          <w:szCs w:val="28"/>
-          <w:lang w:eastAsia="zh-CN"/>
-          <w14:ligatures w14:val="none"/>
-        </w:rPr>
-      </w:pPr>
-      <w:r>
-        <w:rPr>
-          <w:rFonts w:eastAsia="SimSun" w:cs="Times New Roman"/>
-          <w:kern w:val="0"/>
-          <w:szCs w:val="28"/>
-          <w:lang w:eastAsia="zh-CN"/>
-          <w14:ligatures w14:val="none"/>
-        </w:rPr>
-        <w:lastRenderedPageBreak/>
-        <w:t xml:space="preserve">Пример: изначально указаны параметры: H = 450, d = 40. Таким образом: </w:t>
-      </w:r>
-      <w:proofErr w:type="gramStart"/>
-      <w:r>
-        <w:rPr>
-          <w:rFonts w:eastAsia="SimSun" w:cs="Times New Roman"/>
-          <w:kern w:val="0"/>
-          <w:szCs w:val="28"/>
-          <w:lang w:eastAsia="zh-CN"/>
-          <w14:ligatures w14:val="none"/>
-        </w:rPr>
-        <w:t>40 &gt;</w:t>
-      </w:r>
-      <w:proofErr w:type="gramEnd"/>
-      <w:r>
-        <w:rPr>
-          <w:rFonts w:eastAsia="SimSun" w:cs="Times New Roman"/>
-          <w:kern w:val="0"/>
-          <w:szCs w:val="28"/>
-          <w:lang w:eastAsia="zh-CN"/>
-          <w14:ligatures w14:val="none"/>
-        </w:rPr>
-        <w:t xml:space="preserve">= 450/12 = 37.5, т.е. 40 &gt;= 37.5 – выражение корректно. Предположим, что пользователь изменяет значение H с 450 на 500, тогда: </w:t>
-      </w:r>
-      <w:proofErr w:type="gramStart"/>
-      <w:r>
-        <w:rPr>
-          <w:rFonts w:eastAsia="SimSun" w:cs="Times New Roman"/>
-          <w:kern w:val="0"/>
-          <w:szCs w:val="28"/>
-          <w:lang w:eastAsia="zh-CN"/>
-          <w14:ligatures w14:val="none"/>
-        </w:rPr>
-        <w:t>40 &gt;</w:t>
-      </w:r>
-      <w:proofErr w:type="gramEnd"/>
-      <w:r>
-        <w:rPr>
-          <w:rFonts w:eastAsia="SimSun" w:cs="Times New Roman"/>
-          <w:kern w:val="0"/>
-          <w:szCs w:val="28"/>
-          <w:lang w:eastAsia="zh-CN"/>
-          <w14:ligatures w14:val="none"/>
-        </w:rPr>
-        <w:t xml:space="preserve">= 500/12 = 41.7, т.е. 40 &gt;= 41.7 – выражение некорректно. В пользовательском интерфейсе необходимо отобразить информацию о том, что параметр нужно изменить на удовлетворяющий условию </w:t>
-      </w:r>
-      <w:proofErr w:type="gramStart"/>
-      <w:r>
-        <w:rPr>
-          <w:rFonts w:eastAsia="SimSun" w:cs="Times New Roman"/>
-          <w:kern w:val="0"/>
-          <w:szCs w:val="28"/>
-          <w:lang w:eastAsia="zh-CN"/>
-          <w14:ligatures w14:val="none"/>
-        </w:rPr>
-        <w:t>d &gt;</w:t>
-      </w:r>
-      <w:proofErr w:type="gramEnd"/>
-      <w:r>
-        <w:rPr>
-          <w:rFonts w:eastAsia="SimSun" w:cs="Times New Roman"/>
-          <w:kern w:val="0"/>
-          <w:szCs w:val="28"/>
-          <w:lang w:eastAsia="zh-CN"/>
-          <w14:ligatures w14:val="none"/>
-        </w:rPr>
-        <w:t>= 41.7 мм.</w:t>
-      </w:r>
-    </w:p>
-    <w:p>
-      <w:pPr>
-        <w:ind w:firstLine="708"/>
-        <w:rPr>
-          <w:rFonts w:eastAsia="SimSun" w:cs="Times New Roman"/>
-          <w:kern w:val="0"/>
-          <w:szCs w:val="28"/>
-          <w:lang w:eastAsia="zh-CN"/>
-          <w14:ligatures w14:val="none"/>
-        </w:rPr>
-      </w:pPr>
-      <w:r>
-        <w:rPr>
-          <w:rFonts w:eastAsia="SimSun" w:cs="Times New Roman"/>
-          <w:kern w:val="0"/>
-          <w:szCs w:val="28"/>
-          <w:lang w:eastAsia="zh-CN"/>
-          <w14:ligatures w14:val="none"/>
-        </w:rPr>
-        <w:t>АС должна иметь пользовательский интерфейс с возможностью изменения значений, представленных выше, и последующим построении объекта «</w:t>
-      </w:r>
-      <w:r>
-        <w:rPr>
-          <w:rFonts w:eastAsia="SimSun" w:cs="Times New Roman"/>
-          <w:kern w:val="0"/>
-          <w:szCs w:val="28"/>
-          <w:lang w:eastAsia="zh-CN"/>
-          <w14:ligatures w14:val="none"/>
-        </w:rPr>
-        <w:t>Табуретка</w:t>
-      </w:r>
-      <w:r>
-        <w:rPr>
-          <w:rFonts w:eastAsia="SimSun" w:cs="Times New Roman"/>
-          <w:kern w:val="0"/>
-          <w:szCs w:val="28"/>
-          <w:lang w:eastAsia="zh-CN"/>
-          <w14:ligatures w14:val="none"/>
-        </w:rPr>
-        <w:t xml:space="preserve">» в САПР </w:t>
-      </w:r>
-      <w:r>
-        <w:rPr>
-          <w:rFonts w:eastAsia="SimSun" w:cs="Times New Roman"/>
-          <w:kern w:val="0"/>
-          <w:szCs w:val="28"/>
-          <w:lang w:eastAsia="zh-CN"/>
-          <w14:ligatures w14:val="none"/>
-        </w:rPr>
-        <w:t>«</w:t>
       </w:r>
       <w:ins w:id="30" w:author="kekwxd3228@mail.ru" w:date="2026-09-22T20:57:00Z">
         <w:r>
@@ -4292,696 +3837,40 @@
           <w:lang w:eastAsia="zh-CN"/>
           <w14:ligatures w14:val="none"/>
         </w:rPr>
-        <w:t>»</w:t>
-      </w:r>
-      <w:r>
-        <w:rPr>
-          <w:rFonts w:eastAsia="SimSun" w:cs="Times New Roman"/>
-          <w:kern w:val="0"/>
-          <w:szCs w:val="28"/>
-          <w:lang w:eastAsia="zh-CN"/>
-          <w14:ligatures w14:val="none"/>
-        </w:rPr>
-        <w:t>. В плагине должны проходить проверки значений, вводимых пользователем. Реализуемый плагин должен обеспечивать обработку ошибочных ситуаций, возникающих в процессе работы. При нажатии на кнопку «Построить» должна проходить проверка правильности ввода данных. Если данные некорректные, то должно высветиться окно с ошибкой построения и не будут применяться введённые параметры.</w:t>
-      </w:r>
-    </w:p>
-    <w:p>
-      <w:pPr>
-        <w:ind w:firstLine="708"/>
-        <w:rPr>
-          <w:rFonts w:eastAsia="SimSun" w:cs="Times New Roman"/>
-          <w:kern w:val="0"/>
-          <w:szCs w:val="28"/>
-          <w:lang w:eastAsia="zh-CN"/>
-          <w14:ligatures w14:val="none"/>
-        </w:rPr>
-      </w:pPr>
-      <w:r>
-        <w:rPr>
-          <w:rFonts w:eastAsia="SimSun" w:cs="Times New Roman"/>
-          <w:kern w:val="0"/>
-          <w:szCs w:val="28"/>
-          <w:lang w:eastAsia="zh-CN"/>
-          <w14:ligatures w14:val="none"/>
-        </w:rPr>
-        <w:t>3.1.2 Требования к численности и квалификации персонала системы</w:t>
-      </w:r>
-      <w:r>
-        <w:rPr>
-          <w:rFonts w:eastAsia="SimSun" w:cs="Times New Roman"/>
-          <w:kern w:val="0"/>
-          <w:szCs w:val="28"/>
-          <w:lang w:eastAsia="zh-CN"/>
-          <w14:ligatures w14:val="none"/>
-        </w:rPr>
-        <w:t>.</w:t>
-      </w:r>
-    </w:p>
-    <w:p>
-      <w:pPr>
-        <w:ind w:firstLine="708"/>
-        <w:rPr>
-          <w:rFonts w:eastAsia="SimSun" w:cs="Times New Roman"/>
-          <w:kern w:val="0"/>
-          <w:szCs w:val="28"/>
-          <w:lang w:eastAsia="zh-CN"/>
-          <w14:ligatures w14:val="none"/>
-        </w:rPr>
-      </w:pPr>
-      <w:r>
-        <w:rPr>
-          <w:rFonts w:eastAsia="SimSun" w:cs="Times New Roman"/>
-          <w:kern w:val="0"/>
-          <w:szCs w:val="28"/>
-          <w:lang w:eastAsia="zh-CN"/>
-          <w14:ligatures w14:val="none"/>
-        </w:rPr>
-        <w:t>Дополнительные требования к численности и квалификации персонала системы не предъявляются.</w:t>
-      </w:r>
-    </w:p>
-    <w:p>
-      <w:pPr>
-        <w:ind w:firstLine="708"/>
-        <w:rPr>
-          <w:rFonts w:eastAsia="SimSun" w:cs="Times New Roman"/>
-          <w:kern w:val="0"/>
-          <w:szCs w:val="28"/>
-          <w:lang w:eastAsia="zh-CN"/>
-          <w14:ligatures w14:val="none"/>
-        </w:rPr>
-      </w:pPr>
-      <w:r>
-        <w:rPr>
-          <w:rFonts w:eastAsia="SimSun" w:cs="Times New Roman"/>
-          <w:kern w:val="0"/>
-          <w:szCs w:val="28"/>
-          <w:lang w:eastAsia="zh-CN"/>
-          <w14:ligatures w14:val="none"/>
-        </w:rPr>
-        <w:t>3.1.3 Показатели назначения</w:t>
-      </w:r>
-      <w:r>
-        <w:rPr>
-          <w:rFonts w:eastAsia="SimSun" w:cs="Times New Roman"/>
-          <w:kern w:val="0"/>
-          <w:szCs w:val="28"/>
-          <w:lang w:eastAsia="zh-CN"/>
-          <w14:ligatures w14:val="none"/>
-        </w:rPr>
-        <w:t>.</w:t>
-      </w:r>
-    </w:p>
-    <w:p>
-      <w:pPr>
-        <w:ind w:firstLine="708"/>
-        <w:rPr>
-          <w:rFonts w:eastAsia="SimSun" w:cs="Times New Roman"/>
-          <w:kern w:val="0"/>
-          <w:szCs w:val="28"/>
-          <w:lang w:eastAsia="zh-CN"/>
-          <w14:ligatures w14:val="none"/>
-        </w:rPr>
-      </w:pPr>
-      <w:r>
-        <w:rPr>
-          <w:rFonts w:eastAsia="SimSun" w:cs="Times New Roman"/>
-          <w:kern w:val="0"/>
-          <w:szCs w:val="28"/>
-          <w:lang w:eastAsia="zh-CN"/>
-          <w14:ligatures w14:val="none"/>
-        </w:rPr>
-        <w:t>Разработанная система должна обеспечивать следующие показатели назначения:</w:t>
-      </w:r>
-    </w:p>
-    <w:p>
-      <w:pPr>
-        <w:ind w:firstLine="708"/>
-        <w:rPr>
-          <w:rFonts w:eastAsia="SimSun" w:cs="Times New Roman"/>
-          <w:kern w:val="0"/>
-          <w:szCs w:val="28"/>
-          <w:lang w:eastAsia="zh-CN"/>
-          <w14:ligatures w14:val="none"/>
-        </w:rPr>
-      </w:pPr>
-      <w:r>
-        <w:rPr>
-          <w:rFonts w:eastAsia="SimSun" w:cs="Times New Roman"/>
-          <w:kern w:val="0"/>
-          <w:szCs w:val="28"/>
-          <w:lang w:eastAsia="zh-CN"/>
-          <w14:ligatures w14:val="none"/>
-        </w:rPr>
-        <w:t xml:space="preserve">− Время построения детали при учёте уже запущенной программы САПР не должно превышать </w:t>
-      </w:r>
-      <w:r>
-        <w:rPr>
-          <w:rFonts w:eastAsia="SimSun" w:cs="Times New Roman"/>
-          <w:kern w:val="0"/>
-          <w:szCs w:val="28"/>
-          <w:lang w:eastAsia="zh-CN"/>
-          <w14:ligatures w14:val="none"/>
-        </w:rPr>
-        <w:t xml:space="preserve">одной </w:t>
-      </w:r>
-      <w:r>
-        <w:rPr>
-          <w:rFonts w:eastAsia="SimSun" w:cs="Times New Roman"/>
-          <w:kern w:val="0"/>
-          <w:szCs w:val="28"/>
-          <w:lang w:eastAsia="zh-CN"/>
-          <w14:ligatures w14:val="none"/>
-        </w:rPr>
-        <w:t>минуты;</w:t>
-      </w:r>
-    </w:p>
-    <w:p>
-      <w:pPr>
-        <w:ind w:firstLine="708"/>
-        <w:rPr>
-          <w:rFonts w:eastAsia="SimSun" w:cs="Times New Roman"/>
-          <w:kern w:val="0"/>
-          <w:szCs w:val="28"/>
-          <w:lang w:eastAsia="zh-CN"/>
-          <w14:ligatures w14:val="none"/>
-        </w:rPr>
-      </w:pPr>
-      <w:r>
-        <w:rPr>
-          <w:rFonts w:eastAsia="SimSun" w:cs="Times New Roman"/>
-          <w:kern w:val="0"/>
-          <w:szCs w:val="28"/>
-          <w:lang w:eastAsia="zh-CN"/>
-          <w14:ligatures w14:val="none"/>
-        </w:rPr>
-        <w:t xml:space="preserve">− Система не должна позволять создавать детали с некорректно заданными параметрами (см. п. 3.1.1. </w:t>
-      </w:r>
-      <w:r>
-        <w:rPr>
-          <w:rFonts w:eastAsia="SimSun" w:cs="Times New Roman"/>
-          <w:bCs/>
-          <w:iCs/>
-          <w:kern w:val="0"/>
-          <w:szCs w:val="28"/>
-          <w:lang w:eastAsia="zh-CN"/>
-          <w14:ligatures w14:val="none"/>
-        </w:rPr>
-        <w:t>«Изменяемые параметры для плагина»</w:t>
-      </w:r>
-      <w:r>
-        <w:rPr>
-          <w:rFonts w:eastAsia="SimSun" w:cs="Times New Roman"/>
-          <w:kern w:val="0"/>
-          <w:szCs w:val="28"/>
-          <w:lang w:eastAsia="zh-CN"/>
-          <w14:ligatures w14:val="none"/>
-        </w:rPr>
-        <w:t>).</w:t>
-      </w:r>
-    </w:p>
-    <w:p>
-      <w:pPr>
-        <w:ind w:firstLine="708"/>
-        <w:rPr>
-          <w:rFonts w:eastAsia="SimSun" w:cs="Times New Roman"/>
-          <w:kern w:val="0"/>
-          <w:szCs w:val="28"/>
-          <w:lang w:eastAsia="zh-CN"/>
-          <w14:ligatures w14:val="none"/>
-        </w:rPr>
-      </w:pPr>
-      <w:r>
-        <w:rPr>
-          <w:rFonts w:eastAsia="SimSun" w:cs="Times New Roman"/>
-          <w:kern w:val="0"/>
-          <w:szCs w:val="28"/>
-          <w:lang w:eastAsia="zh-CN"/>
-          <w14:ligatures w14:val="none"/>
-        </w:rPr>
-        <w:t>− Требования к аппаратной части и масштабированию для обеспечения перечисленных показателей должны быть определены на этапе технического проектирования.</w:t>
-      </w:r>
-    </w:p>
-    <w:p>
-      <w:pPr>
-        <w:rPr>
-          <w:lang w:eastAsia="zh-CN"/>
-        </w:rPr>
-      </w:pPr>
-      <w:r>
-        <w:rPr>
-          <w:lang w:eastAsia="zh-CN"/>
-        </w:rPr>
-        <w:t>3.1.4 Требования к надёжности</w:t>
-      </w:r>
-      <w:r>
-        <w:rPr>
-          <w:lang w:eastAsia="zh-CN"/>
-        </w:rPr>
-        <w:t>.</w:t>
-      </w:r>
-    </w:p>
-    <w:p>
-      <w:pPr>
-        <w:rPr>
-          <w:lang w:eastAsia="zh-CN"/>
-        </w:rPr>
-      </w:pPr>
-      <w:r>
-        <w:rPr>
-          <w:lang w:eastAsia="zh-CN"/>
-        </w:rPr>
-        <w:t>Дополнительные требования к надёжности не предъявляются.</w:t>
-      </w:r>
-    </w:p>
-    <w:p>
-      <w:pPr>
-        <w:rPr>
-          <w:lang w:eastAsia="zh-CN"/>
-        </w:rPr>
-      </w:pPr>
-      <w:r>
-        <w:rPr>
-          <w:lang w:eastAsia="zh-CN"/>
-        </w:rPr>
-        <w:t>3.1.5 Требования к безопасности</w:t>
-      </w:r>
-      <w:r>
-        <w:rPr>
-          <w:lang w:eastAsia="zh-CN"/>
-        </w:rPr>
-        <w:t>.</w:t>
-      </w:r>
-    </w:p>
-    <w:p>
-      <w:pPr>
-        <w:rPr>
-          <w:lang w:eastAsia="zh-CN"/>
-        </w:rPr>
-      </w:pPr>
-      <w:r>
-        <w:rPr>
-          <w:lang w:eastAsia="zh-CN"/>
-        </w:rPr>
-        <w:lastRenderedPageBreak/>
-        <w:t>Дополнительные требования к безопасности не предъявляются.</w:t>
-      </w:r>
-    </w:p>
-    <w:p>
-      <w:pPr>
-        <w:rPr>
-          <w:lang w:eastAsia="zh-CN"/>
-        </w:rPr>
-      </w:pPr>
-      <w:r>
-        <w:rPr>
-          <w:lang w:eastAsia="zh-CN"/>
-        </w:rPr>
-        <w:t>3.1.6 Требования к эргономике и технической эстетике</w:t>
-      </w:r>
-      <w:r>
-        <w:rPr>
-          <w:lang w:eastAsia="zh-CN"/>
-        </w:rPr>
-        <w:t>.</w:t>
-      </w:r>
-    </w:p>
-    <w:p>
-      <w:pPr>
-        <w:rPr>
-          <w:lang w:eastAsia="zh-CN"/>
-        </w:rPr>
-      </w:pPr>
-      <w:r>
-        <w:rPr>
-          <w:lang w:eastAsia="zh-CN"/>
-        </w:rPr>
-        <w:t xml:space="preserve">Пользовательские интерфейсы для всех подсистем, разработанных в рамках создания системы должны быть выполнены в виде </w:t>
-      </w:r>
-      <w:proofErr w:type="spellStart"/>
-      <w:r>
-        <w:rPr>
-          <w:lang w:eastAsia="zh-CN"/>
-        </w:rPr>
-        <w:t>desktop</w:t>
-      </w:r>
-      <w:proofErr w:type="spellEnd"/>
-      <w:r>
-        <w:rPr>
-          <w:lang w:eastAsia="zh-CN"/>
-        </w:rPr>
-        <w:t>-интерфейсов с помощью фреймворков Windows</w:t>
-      </w:r>
-      <w:r>
-        <w:rPr>
-          <w:lang w:val="en-US" w:eastAsia="zh-CN"/>
-        </w:rPr>
-        <w:t> </w:t>
-      </w:r>
-      <w:proofErr w:type="spellStart"/>
-      <w:r>
-        <w:rPr>
-          <w:lang w:eastAsia="zh-CN"/>
-        </w:rPr>
-        <w:t>Forms</w:t>
-      </w:r>
-      <w:proofErr w:type="spellEnd"/>
-      <w:r>
-        <w:rPr>
-          <w:lang w:eastAsia="zh-CN"/>
-        </w:rPr>
-        <w:t>, WPF или аналогичных им, позволяющих создавать пользовательские интерфейсы для ОС Windows 10 и выше.</w:t>
-      </w:r>
-    </w:p>
-    <w:p>
-      <w:pPr>
-        <w:rPr>
-          <w:lang w:eastAsia="zh-CN"/>
-        </w:rPr>
-      </w:pPr>
-      <w:r>
-        <w:rPr>
-          <w:lang w:eastAsia="zh-CN"/>
-        </w:rPr>
-        <w:t xml:space="preserve"> Интерфейсы должны быть адаптированы под минимальную высоту экрана 1080 пикселя и ширину экрана 1920. </w:t>
-      </w:r>
-    </w:p>
-    <w:p>
-      <w:pPr>
-        <w:rPr>
-          <w:lang w:eastAsia="zh-CN"/>
-        </w:rPr>
-      </w:pPr>
-      <w:r>
-        <w:rPr>
-          <w:lang w:eastAsia="zh-CN"/>
-        </w:rPr>
-        <w:t xml:space="preserve">Элементы интерфейса должны отвечать рекомендациям по вёрстке интерфейсов </w:t>
-      </w:r>
-      <w:proofErr w:type="spellStart"/>
-      <w:r>
-        <w:rPr>
-          <w:lang w:eastAsia="zh-CN"/>
-        </w:rPr>
-        <w:t>desktop</w:t>
-      </w:r>
-      <w:proofErr w:type="spellEnd"/>
-      <w:r>
-        <w:rPr>
-          <w:lang w:eastAsia="zh-CN"/>
-        </w:rPr>
-        <w:t>-приложений указанным в источнике [1].</w:t>
-      </w:r>
-    </w:p>
-    <w:p>
-      <w:pPr>
-        <w:rPr>
-          <w:lang w:eastAsia="zh-CN"/>
-        </w:rPr>
-      </w:pPr>
-      <w:r>
-        <w:rPr>
-          <w:lang w:eastAsia="zh-CN"/>
-        </w:rPr>
-        <w:t>3.1.7 Требования к эксплуатации, техническому обслуживанию, ремонту и хранению компонентов системы</w:t>
-      </w:r>
-      <w:r>
-        <w:rPr>
-          <w:lang w:eastAsia="zh-CN"/>
-        </w:rPr>
-        <w:t>.</w:t>
-      </w:r>
-    </w:p>
-    <w:p>
-      <w:pPr>
-        <w:rPr>
-          <w:lang w:eastAsia="zh-CN"/>
-        </w:rPr>
-      </w:pPr>
-      <w:r>
-        <w:rPr>
-          <w:lang w:eastAsia="zh-CN"/>
-        </w:rPr>
-        <w:t xml:space="preserve"> Дополнительные требования к эксплуатации, техническому обслуживанию, ремонту и хранению компонентов системы не предъявляются. </w:t>
-      </w:r>
-    </w:p>
-    <w:p>
-      <w:pPr>
-        <w:rPr>
-          <w:lang w:eastAsia="zh-CN"/>
-        </w:rPr>
-      </w:pPr>
-      <w:r>
-        <w:rPr>
-          <w:lang w:eastAsia="zh-CN"/>
-        </w:rPr>
-        <w:t>3.1.8 Требования к защите информации от несанкционированного доступа</w:t>
-      </w:r>
-      <w:r>
-        <w:rPr>
-          <w:lang w:eastAsia="zh-CN"/>
-        </w:rPr>
-        <w:t>.</w:t>
-      </w:r>
-    </w:p>
-    <w:p>
-      <w:pPr>
-        <w:rPr>
-          <w:lang w:eastAsia="zh-CN"/>
-        </w:rPr>
-      </w:pPr>
-      <w:r>
-        <w:rPr>
-          <w:lang w:eastAsia="zh-CN"/>
-        </w:rPr>
-        <w:t xml:space="preserve">Дополнительные требования к защите информации от несанкционированного доступа не предъявляются. </w:t>
-      </w:r>
-    </w:p>
-    <w:p>
-      <w:pPr>
-        <w:rPr>
-          <w:lang w:eastAsia="zh-CN"/>
-        </w:rPr>
-      </w:pPr>
-      <w:r>
-        <w:rPr>
-          <w:lang w:eastAsia="zh-CN"/>
-        </w:rPr>
-        <w:t>3.1.9 Требования по сохранности информации при авариях</w:t>
-      </w:r>
-    </w:p>
-    <w:p>
-      <w:pPr>
-        <w:rPr>
-          <w:lang w:eastAsia="zh-CN"/>
-        </w:rPr>
-      </w:pPr>
-      <w:r>
-        <w:rPr>
-          <w:lang w:eastAsia="zh-CN"/>
-        </w:rPr>
-        <w:t xml:space="preserve">Дополнительные требования по сохранности информации при авариях не предъявляются. </w:t>
-      </w:r>
-    </w:p>
-    <w:p>
-      <w:pPr>
-        <w:rPr>
-          <w:lang w:eastAsia="zh-CN"/>
-        </w:rPr>
-      </w:pPr>
-      <w:r>
-        <w:rPr>
-          <w:lang w:eastAsia="zh-CN"/>
-        </w:rPr>
-        <w:t xml:space="preserve">3.1.10 Требования к защите от влияния внешних воздействий </w:t>
-      </w:r>
-    </w:p>
-    <w:p>
-      <w:pPr>
-        <w:rPr>
-          <w:lang w:eastAsia="zh-CN"/>
-        </w:rPr>
-      </w:pPr>
-      <w:r>
-        <w:rPr>
-          <w:lang w:eastAsia="zh-CN"/>
-        </w:rPr>
-        <w:t xml:space="preserve">Дополнительные требования к защите от влияния внешних воздействий не предъявляются. </w:t>
-      </w:r>
-    </w:p>
-    <w:p>
-      <w:pPr>
-        <w:rPr>
-          <w:lang w:eastAsia="zh-CN"/>
-        </w:rPr>
-      </w:pPr>
-      <w:r>
-        <w:rPr>
-          <w:lang w:eastAsia="zh-CN"/>
-        </w:rPr>
-        <w:t>3.1.11 Требования к патентной чистоте</w:t>
-      </w:r>
-      <w:r>
-        <w:rPr>
-          <w:lang w:eastAsia="zh-CN"/>
-        </w:rPr>
-        <w:t>.</w:t>
-      </w:r>
-    </w:p>
-    <w:p>
-      <w:pPr>
-        <w:rPr>
-          <w:lang w:eastAsia="zh-CN"/>
-        </w:rPr>
-      </w:pPr>
-      <w:r>
-        <w:rPr>
-          <w:lang w:eastAsia="zh-CN"/>
-        </w:rPr>
-        <w:t xml:space="preserve">Дополнительные требования к патентной чистоте не предъявляются. </w:t>
-      </w:r>
-    </w:p>
-    <w:p>
-      <w:pPr>
-        <w:rPr>
-          <w:lang w:eastAsia="zh-CN"/>
-        </w:rPr>
-      </w:pPr>
-      <w:r>
-        <w:rPr>
-          <w:lang w:eastAsia="zh-CN"/>
-        </w:rPr>
-        <w:t>3.1.12 Требования по стандартизации и унификации</w:t>
-      </w:r>
-      <w:r>
-        <w:rPr>
-          <w:lang w:eastAsia="zh-CN"/>
-        </w:rPr>
-        <w:t>.</w:t>
-      </w:r>
-    </w:p>
-    <w:p>
-      <w:pPr>
-        <w:rPr>
-          <w:lang w:eastAsia="zh-CN"/>
-        </w:rPr>
-      </w:pPr>
-      <w:r>
-        <w:rPr>
-          <w:lang w:eastAsia="zh-CN"/>
-        </w:rPr>
-        <w:t>Разработка системы должна осуществляться в рамках рекомендаций по стандартизации Р 50-54-38-88 «Общесистемное ядро САПР машиностроительного применения. Общие требования».</w:t>
-      </w:r>
-    </w:p>
-    <w:p>
-      <w:pPr>
-        <w:ind w:firstLine="0"/>
-        <w:jc w:val="center"/>
-        <w:rPr>
-          <w:b/>
-          <w:bCs/>
-          <w:lang w:eastAsia="zh-CN"/>
-        </w:rPr>
-      </w:pPr>
-      <w:bookmarkStart w:id="32" w:name="_Toc178595982"/>
-      <w:r>
-        <w:rPr>
-          <w:b/>
-          <w:bCs/>
-          <w:lang w:eastAsia="zh-CN"/>
-        </w:rPr>
-        <w:lastRenderedPageBreak/>
-        <w:t>3.2 Требования к функциям (задачам), выполняемым АС</w:t>
-      </w:r>
-      <w:bookmarkEnd w:id="32"/>
-    </w:p>
-    <w:p>
-      <w:pPr>
-        <w:rPr>
-          <w:szCs w:val="28"/>
-          <w:lang w:eastAsia="zh-CN"/>
-        </w:rPr>
-      </w:pPr>
-    </w:p>
-    <w:p>
-      <w:pPr>
-        <w:rPr>
-          <w:szCs w:val="28"/>
-          <w:lang w:eastAsia="zh-CN"/>
-        </w:rPr>
-      </w:pPr>
-      <w:r>
-        <w:rPr>
-          <w:szCs w:val="28"/>
-          <w:lang w:eastAsia="zh-CN"/>
-        </w:rPr>
-        <w:t>3.2.1 Перечень функций, задач или их комплексов</w:t>
-      </w:r>
-      <w:r>
-        <w:rPr>
-          <w:szCs w:val="28"/>
-          <w:lang w:eastAsia="zh-CN"/>
-        </w:rPr>
-        <w:t>.</w:t>
-      </w:r>
-    </w:p>
-    <w:p>
-      <w:pPr>
-        <w:rPr>
-          <w:rFonts w:eastAsia="Times New Roman"/>
-          <w:szCs w:val="28"/>
-        </w:rPr>
-      </w:pPr>
-      <w:r>
-        <w:rPr>
-          <w:rFonts w:eastAsia="Times New Roman"/>
-          <w:szCs w:val="28"/>
-        </w:rPr>
-        <w:t>Табуретка</w:t>
-      </w:r>
-      <w:r>
-        <w:rPr>
-          <w:rFonts w:eastAsia="Times New Roman"/>
-          <w:szCs w:val="28"/>
-        </w:rPr>
-        <w:t xml:space="preserve"> </w:t>
-      </w:r>
-      <w:r>
-        <w:rPr>
-          <w:rFonts w:eastAsia="Times New Roman"/>
-          <w:szCs w:val="28"/>
-        </w:rPr>
-        <w:t>–</w:t>
-      </w:r>
-      <w:r>
-        <w:rPr>
-          <w:rFonts w:eastAsia="Times New Roman"/>
-          <w:szCs w:val="28"/>
-        </w:rPr>
-        <w:t xml:space="preserve"> изделие мебели, состоящее из сиденья и ножек, предназначенное для сидения без спинки. Конструкция табуретки представляет собой прямоугольное сиденье с четырьмя цилиндрическими ножками, расположенными по углам. Поскольку табуретка симметрична и состоит из повторяющихся элементов (четыре ножки), достаточно спроектировать одну ножку и размножить ее с помощью массива.</w:t>
-      </w:r>
-    </w:p>
-    <w:p>
-      <w:pPr>
-        <w:rPr>
-          <w:rFonts w:eastAsia="Times New Roman"/>
-          <w:szCs w:val="28"/>
-        </w:rPr>
-      </w:pPr>
-      <w:r>
-        <w:rPr>
-          <w:rFonts w:eastAsia="Times New Roman"/>
-          <w:szCs w:val="28"/>
-        </w:rPr>
-        <w:t xml:space="preserve">В рамках задачи должен быть спроектирован и реализован механизм задания параметров с проверкой их корректности, а также разработана система взаимодействия с API САПР </w:t>
-      </w:r>
-      <w:r>
-        <w:rPr>
-          <w:rFonts w:eastAsia="Times New Roman"/>
-          <w:szCs w:val="28"/>
-        </w:rPr>
-        <w:t>«</w:t>
-      </w:r>
-      <w:ins w:id="33" w:author="kekwxd3228@mail.ru" w:date="2026-09-22T20:57:00Z">
+        <w:t>», который запускается непосредственно из САПР</w:t>
+      </w:r>
+      <w:r>
+        <w:rPr>
+          <w:rFonts w:eastAsia="SimSun" w:cs="Times New Roman"/>
+          <w:kern w:val="0"/>
+          <w:szCs w:val="28"/>
+          <w:lang w:eastAsia="zh-CN"/>
+          <w14:ligatures w14:val="none"/>
+        </w:rPr>
+        <w:t>;</w:t>
+      </w:r>
+    </w:p>
+    <w:p>
+      <w:pPr>
+        <w:rPr>
+          <w:rFonts w:eastAsia="SimSun" w:cs="Times New Roman"/>
+          <w:kern w:val="0"/>
+          <w:szCs w:val="28"/>
+          <w:lang w:eastAsia="zh-CN"/>
+          <w14:ligatures w14:val="none"/>
+        </w:rPr>
+      </w:pPr>
+      <w:r>
+        <w:rPr>
+          <w:rFonts w:eastAsia="SimSun" w:cs="Times New Roman"/>
+          <w:kern w:val="0"/>
+          <w:szCs w:val="28"/>
+          <w:lang w:eastAsia="zh-CN"/>
+          <w14:ligatures w14:val="none"/>
+        </w:rPr>
+        <w:t>− В качестве сторонней программы, способной запустить процесс программы «</w:t>
+      </w:r>
+      <w:ins w:id="32" w:author="kekwxd3228@mail.ru" w:date="2026-09-22T20:57:00Z">
         <w:r>
           <w:rPr>
             <w:rFonts w:eastAsia="SimSun" w:cs="Times New Roman"/>
@@ -4993,13 +3882,26 @@
           <w:t>КОМПАС-3D</w:t>
         </w:r>
       </w:ins>
-      <w:del w:id="34" w:author="kekwxd3228@mail.ru" w:date="2026-09-22T20:57:00Z">
+      <w:del w:id="33" w:author="kekwxd3228@mail.ru" w:date="2026-09-22T20:57:00Z">
         <w:r>
           <w:rPr>
-            <w:rFonts w:eastAsia="Times New Roman"/>
+            <w:rFonts w:eastAsia="SimSun" w:cs="Times New Roman"/>
+            <w:kern w:val="0"/>
             <w:szCs w:val="28"/>
+            <w:lang w:eastAsia="zh-CN"/>
+            <w14:ligatures w14:val="none"/>
           </w:rPr>
-          <w:delText>Компас-3D</w:delText>
+          <w:delText>Компас 3</w:delText>
+        </w:r>
+        <w:r>
+          <w:rPr>
+            <w:rFonts w:eastAsia="SimSun" w:cs="Times New Roman"/>
+            <w:kern w:val="0"/>
+            <w:szCs w:val="28"/>
+            <w:lang w:val="en-US" w:eastAsia="zh-CN"/>
+            <w14:ligatures w14:val="none"/>
+          </w:rPr>
+          <w:delText>D</w:delText>
         </w:r>
       </w:del>
       <w:r>
@@ -5010,212 +3912,382 @@
           <w:lang w:eastAsia="zh-CN"/>
           <w14:ligatures w14:val="none"/>
         </w:rPr>
-        <w:t>»</w:t>
-      </w:r>
-      <w:r>
-        <w:rPr>
-          <w:rFonts w:eastAsia="Times New Roman"/>
-          <w:szCs w:val="28"/>
-        </w:rPr>
-        <w:t>, производящая построение табуретки по заданным параметрам.</w:t>
-      </w:r>
-    </w:p>
-    <w:p>
-      <w:pPr>
-        <w:rPr>
-          <w:rFonts w:eastAsia="Times New Roman"/>
-          <w:szCs w:val="28"/>
-        </w:rPr>
-      </w:pPr>
-      <w:r>
-        <w:rPr>
-          <w:rFonts w:eastAsia="Times New Roman"/>
-          <w:szCs w:val="28"/>
-        </w:rPr>
-        <w:t>Перечень функций, выполняемых плагином:</w:t>
-      </w:r>
-    </w:p>
-    <w:p>
-      <w:pPr>
-        <w:rPr>
-          <w:rFonts w:eastAsia="Times New Roman"/>
-          <w:szCs w:val="28"/>
-        </w:rPr>
-      </w:pPr>
-      <w:r>
-        <w:rPr>
-          <w:rFonts w:eastAsia="Times New Roman"/>
-          <w:szCs w:val="28"/>
-        </w:rPr>
-        <w:t>– ввод и валидация пяти параметров модели (H, W, D, d, t);</w:t>
-      </w:r>
-    </w:p>
-    <w:p>
-      <w:pPr>
-        <w:rPr>
-          <w:rFonts w:eastAsia="Times New Roman"/>
-          <w:szCs w:val="28"/>
-        </w:rPr>
-      </w:pPr>
-      <w:r>
-        <w:rPr>
-          <w:rFonts w:eastAsia="Times New Roman"/>
-          <w:szCs w:val="28"/>
-        </w:rPr>
-        <w:t xml:space="preserve">– проверка зависимости </w:t>
+        <w:t>» для построения детали.</w:t>
+      </w:r>
+    </w:p>
+    <w:p>
+      <w:pPr>
+        <w:ind w:firstLine="708"/>
+        <w:rPr>
+          <w:rFonts w:eastAsia="SimSun" w:cs="Times New Roman"/>
+          <w:kern w:val="0"/>
+          <w:szCs w:val="28"/>
+          <w:lang w:eastAsia="zh-CN"/>
+          <w14:ligatures w14:val="none"/>
+        </w:rPr>
+      </w:pPr>
+    </w:p>
+    <w:p>
+      <w:pPr>
+        <w:ind w:firstLine="708"/>
+        <w:rPr>
+          <w:rFonts w:eastAsia="SimSun" w:cs="Times New Roman"/>
+          <w:kern w:val="0"/>
+          <w:szCs w:val="28"/>
+          <w:lang w:eastAsia="zh-CN"/>
+          <w14:ligatures w14:val="none"/>
+        </w:rPr>
+      </w:pPr>
+      <w:r>
+        <w:rPr>
+          <w:rFonts w:eastAsia="SimSun" w:cs="Times New Roman"/>
+          <w:bCs/>
+          <w:iCs/>
+          <w:kern w:val="0"/>
+          <w:szCs w:val="28"/>
+          <w:lang w:eastAsia="zh-CN"/>
+          <w14:ligatures w14:val="none"/>
+        </w:rPr>
+        <w:t>Изменяемые параметры для плагина</w:t>
+      </w:r>
+      <w:r>
+        <w:rPr>
+          <w:rFonts w:eastAsia="SimSun" w:cs="Times New Roman"/>
+          <w:kern w:val="0"/>
+          <w:szCs w:val="28"/>
+          <w:lang w:eastAsia="zh-CN"/>
+          <w14:ligatures w14:val="none"/>
+        </w:rPr>
+        <w:t xml:space="preserve"> (все обозначения указаны на рисунке 2.1):</w:t>
+      </w:r>
+    </w:p>
+    <w:p>
+      <w:pPr>
+        <w:ind w:firstLine="708"/>
+        <w:rPr>
+          <w:rFonts w:eastAsia="SimSun" w:cs="Times New Roman"/>
+          <w:kern w:val="0"/>
+          <w:szCs w:val="28"/>
+          <w:lang w:eastAsia="zh-CN"/>
+          <w14:ligatures w14:val="none"/>
+        </w:rPr>
+      </w:pPr>
+      <w:r>
+        <w:rPr>
+          <w:rFonts w:eastAsia="SimSun" w:cs="Times New Roman"/>
+          <w:kern w:val="0"/>
+          <w:szCs w:val="28"/>
+          <w:lang w:eastAsia="zh-CN"/>
+          <w14:ligatures w14:val="none"/>
+        </w:rPr>
+        <w:t>– высота табуретки H (400 – 500 мм);</w:t>
+      </w:r>
+    </w:p>
+    <w:p>
+      <w:pPr>
+        <w:ind w:firstLine="708"/>
+        <w:rPr>
+          <w:rFonts w:eastAsia="SimSun" w:cs="Times New Roman"/>
+          <w:kern w:val="0"/>
+          <w:szCs w:val="28"/>
+          <w:lang w:eastAsia="zh-CN"/>
+          <w14:ligatures w14:val="none"/>
+        </w:rPr>
+      </w:pPr>
+      <w:r>
+        <w:rPr>
+          <w:rFonts w:eastAsia="SimSun" w:cs="Times New Roman"/>
+          <w:kern w:val="0"/>
+          <w:szCs w:val="28"/>
+          <w:lang w:eastAsia="zh-CN"/>
+          <w14:ligatures w14:val="none"/>
+        </w:rPr>
+        <w:t>– ширина сиденья W (350 – 450 мм);</w:t>
+      </w:r>
+    </w:p>
+    <w:p>
+      <w:pPr>
+        <w:ind w:firstLine="708"/>
+        <w:rPr>
+          <w:rFonts w:eastAsia="SimSun" w:cs="Times New Roman"/>
+          <w:kern w:val="0"/>
+          <w:szCs w:val="28"/>
+          <w:lang w:eastAsia="zh-CN"/>
+          <w14:ligatures w14:val="none"/>
+        </w:rPr>
+      </w:pPr>
+      <w:r>
+        <w:rPr>
+          <w:rFonts w:eastAsia="SimSun" w:cs="Times New Roman"/>
+          <w:kern w:val="0"/>
+          <w:szCs w:val="28"/>
+          <w:lang w:eastAsia="zh-CN"/>
+          <w14:ligatures w14:val="none"/>
+        </w:rPr>
+        <w:t>– глубина сиденья D (350 – 450 мм);</w:t>
+      </w:r>
+    </w:p>
+    <w:p>
+      <w:pPr>
+        <w:ind w:firstLine="708"/>
+        <w:rPr>
+          <w:rFonts w:eastAsia="SimSun" w:cs="Times New Roman"/>
+          <w:kern w:val="0"/>
+          <w:szCs w:val="28"/>
+          <w:lang w:eastAsia="zh-CN"/>
+          <w14:ligatures w14:val="none"/>
+        </w:rPr>
+      </w:pPr>
+      <w:r>
+        <w:rPr>
+          <w:rFonts w:eastAsia="SimSun" w:cs="Times New Roman"/>
+          <w:kern w:val="0"/>
+          <w:szCs w:val="28"/>
+          <w:lang w:eastAsia="zh-CN"/>
+          <w14:ligatures w14:val="none"/>
+        </w:rPr>
+        <w:t>– диаметр ножки d (25 – 50 мм);</w:t>
+      </w:r>
+    </w:p>
+    <w:p>
+      <w:pPr>
+        <w:ind w:firstLine="708"/>
+        <w:rPr>
+          <w:rFonts w:eastAsia="SimSun" w:cs="Times New Roman"/>
+          <w:kern w:val="0"/>
+          <w:szCs w:val="28"/>
+          <w:lang w:eastAsia="zh-CN"/>
+          <w14:ligatures w14:val="none"/>
+        </w:rPr>
+      </w:pPr>
+      <w:r>
+        <w:rPr>
+          <w:rFonts w:eastAsia="SimSun" w:cs="Times New Roman"/>
+          <w:kern w:val="0"/>
+          <w:szCs w:val="28"/>
+          <w:lang w:eastAsia="zh-CN"/>
+          <w14:ligatures w14:val="none"/>
+        </w:rPr>
+        <w:t>– толщина сиденья t (20 – 40 мм).</w:t>
+      </w:r>
+    </w:p>
+    <w:p>
+      <w:pPr>
+        <w:ind w:firstLine="708"/>
+        <w:rPr>
+          <w:rFonts w:eastAsia="SimSun" w:cs="Times New Roman"/>
+          <w:kern w:val="0"/>
+          <w:szCs w:val="28"/>
+          <w:lang w:eastAsia="zh-CN"/>
+          <w14:ligatures w14:val="none"/>
+        </w:rPr>
+      </w:pPr>
+    </w:p>
+    <w:p>
+      <w:pPr>
+        <w:ind w:firstLine="708"/>
+        <w:rPr>
+          <w:rFonts w:eastAsia="SimSun" w:cs="Times New Roman"/>
+          <w:kern w:val="0"/>
+          <w:szCs w:val="28"/>
+          <w:lang w:eastAsia="zh-CN"/>
+          <w14:ligatures w14:val="none"/>
+        </w:rPr>
+      </w:pPr>
+      <w:r>
+        <w:rPr>
+          <w:rFonts w:eastAsia="SimSun" w:cs="Times New Roman"/>
+          <w:kern w:val="0"/>
+          <w:szCs w:val="28"/>
+          <w:lang w:eastAsia="zh-CN"/>
+          <w14:ligatures w14:val="none"/>
+        </w:rPr>
+        <w:t xml:space="preserve">Зависимые параметры: диаметр ножки d зависит от высоты табуретки H. Зависимость выражается формулой </w:t>
       </w:r>
       <w:proofErr w:type="gramStart"/>
       <w:r>
         <w:rPr>
-          <w:rFonts w:eastAsia="Times New Roman"/>
-          <w:szCs w:val="28"/>
+          <w:rFonts w:eastAsia="SimSun" w:cs="Times New Roman"/>
+          <w:kern w:val="0"/>
+          <w:szCs w:val="28"/>
+          <w:lang w:eastAsia="zh-CN"/>
+          <w14:ligatures w14:val="none"/>
         </w:rPr>
         <w:t>d &gt;</w:t>
       </w:r>
       <w:proofErr w:type="gramEnd"/>
       <w:r>
         <w:rPr>
-          <w:rFonts w:eastAsia="Times New Roman"/>
-          <w:szCs w:val="28"/>
-        </w:rPr>
-        <w:t>= H/12 с выводом сообщения об ошибке;</w:t>
-      </w:r>
-    </w:p>
-    <w:p>
-      <w:pPr>
-        <w:rPr>
-          <w:rFonts w:eastAsia="Times New Roman"/>
-          <w:szCs w:val="28"/>
-        </w:rPr>
-      </w:pPr>
-      <w:r>
-        <w:rPr>
-          <w:rFonts w:eastAsia="Times New Roman"/>
-          <w:szCs w:val="28"/>
-        </w:rPr>
-        <w:t>– автоматическое вычисление длины ножки (L = H – t), отступа от края (</w:t>
-      </w:r>
-      <w:proofErr w:type="spellStart"/>
-      <w:r>
-        <w:rPr>
-          <w:rFonts w:eastAsia="Times New Roman"/>
-          <w:szCs w:val="28"/>
-        </w:rPr>
-        <w:t>offset</w:t>
-      </w:r>
-      <w:proofErr w:type="spellEnd"/>
-      <w:r>
-        <w:rPr>
-          <w:rFonts w:eastAsia="Times New Roman"/>
-          <w:szCs w:val="28"/>
-        </w:rPr>
-        <w:t xml:space="preserve"> = W/10) и шага массива</w:t>
-      </w:r>
-      <w:r>
-        <w:rPr>
-          <w:rFonts w:eastAsia="Times New Roman"/>
-          <w:szCs w:val="28"/>
-        </w:rPr>
-        <w:t xml:space="preserve"> </w:t>
-      </w:r>
-      <w:r>
-        <w:rPr>
-          <w:rFonts w:eastAsia="Times New Roman"/>
-          <w:szCs w:val="28"/>
-        </w:rPr>
-        <w:t>по осям X и Y</w:t>
-      </w:r>
-      <w:r>
-        <w:rPr>
-          <w:rFonts w:eastAsia="Times New Roman"/>
-          <w:szCs w:val="28"/>
-        </w:rPr>
-        <w:t xml:space="preserve"> (Step = W – 2*</w:t>
-      </w:r>
-      <w:proofErr w:type="spellStart"/>
-      <w:r>
-        <w:rPr>
-          <w:rFonts w:eastAsia="Times New Roman"/>
-          <w:szCs w:val="28"/>
-        </w:rPr>
-        <w:t>offset</w:t>
-      </w:r>
-      <w:proofErr w:type="spellEnd"/>
-      <w:r>
-        <w:rPr>
-          <w:rFonts w:eastAsia="Times New Roman"/>
-          <w:szCs w:val="28"/>
-        </w:rPr>
-        <w:t>);</w:t>
-      </w:r>
-    </w:p>
-    <w:p>
-      <w:pPr>
-        <w:rPr>
-          <w:rFonts w:eastAsia="Times New Roman"/>
-          <w:szCs w:val="28"/>
-        </w:rPr>
-      </w:pPr>
-      <w:r>
-        <w:rPr>
-          <w:rFonts w:eastAsia="Times New Roman"/>
-          <w:szCs w:val="28"/>
-        </w:rPr>
-        <w:t>– построение сиденья табуретки (параллелепипед W × D × t);</w:t>
-      </w:r>
-    </w:p>
-    <w:p>
-      <w:pPr>
-        <w:rPr>
-          <w:rFonts w:eastAsia="Times New Roman"/>
-          <w:szCs w:val="28"/>
-        </w:rPr>
-      </w:pPr>
-      <w:r>
-        <w:rPr>
-          <w:rFonts w:eastAsia="Times New Roman"/>
-          <w:szCs w:val="28"/>
-        </w:rPr>
-        <w:t>– построение четырех цилиндрических ножек диаметром d и длиной L;</w:t>
-      </w:r>
-    </w:p>
-    <w:p>
-      <w:pPr>
-        <w:rPr>
-          <w:rFonts w:eastAsia="Times New Roman"/>
-          <w:szCs w:val="28"/>
-        </w:rPr>
-      </w:pPr>
-      <w:r>
-        <w:rPr>
-          <w:rFonts w:eastAsia="Times New Roman"/>
-          <w:szCs w:val="28"/>
-        </w:rPr>
-        <w:t>– размещение ножек по углам сиденья с помощью прямоугольного массива;</w:t>
-      </w:r>
-    </w:p>
-    <w:p>
-      <w:pPr>
-        <w:rPr>
-          <w:rFonts w:eastAsia="Times New Roman"/>
-          <w:szCs w:val="28"/>
-        </w:rPr>
-      </w:pPr>
-      <w:r>
-        <w:rPr>
-          <w:rFonts w:eastAsia="Times New Roman"/>
-          <w:szCs w:val="28"/>
-        </w:rPr>
-        <w:t xml:space="preserve">– вывод готовой модели в окне САПР </w:t>
-      </w:r>
-      <w:r>
-        <w:rPr>
-          <w:rFonts w:eastAsia="Times New Roman"/>
-          <w:szCs w:val="28"/>
+          <w:rFonts w:eastAsia="SimSun" w:cs="Times New Roman"/>
+          <w:kern w:val="0"/>
+          <w:szCs w:val="28"/>
+          <w:lang w:eastAsia="zh-CN"/>
+          <w14:ligatures w14:val="none"/>
+        </w:rPr>
+        <w:t>= H/12. Коэффициент 12 выбран на основе эмпирического соотношения для деревянных конструкций, согласно которому минимальный диаметр ножки составляет примерно 1/12 от высоты изделия, что обеспечивает устойчивость и прочность табуретки. Данное выражение означает, что диаметр ножки должен быть достаточным для обеспечения устойчивости конструкции при заданной высоте. Если пользователь введет значение d или H, которое не будет удовлетворять данному выражению, должна появиться ошибка валидации.</w:t>
+      </w:r>
+    </w:p>
+    <w:p>
+      <w:pPr>
+        <w:jc w:val="center"/>
+        <w:rPr>
+          <w:rFonts w:eastAsia="SimSun" w:cs="Times New Roman"/>
+          <w:szCs w:val="28"/>
+          <w:lang w:eastAsia="zh-CN"/>
+        </w:rPr>
+      </w:pPr>
+    </w:p>
+    <w:p>
+      <w:pPr>
+        <w:ind w:firstLine="708"/>
+        <w:rPr>
+          <w:rFonts w:eastAsia="SimSun" w:cs="Times New Roman"/>
+          <w:kern w:val="0"/>
+          <w:szCs w:val="28"/>
+          <w:lang w:eastAsia="zh-CN"/>
+          <w14:ligatures w14:val="none"/>
+        </w:rPr>
+      </w:pPr>
+      <w:r>
+        <w:rPr>
+          <w:rFonts w:eastAsia="SimSun" w:cs="Times New Roman"/>
+          <w:kern w:val="0"/>
+          <w:szCs w:val="28"/>
+          <w:lang w:eastAsia="zh-CN"/>
+          <w14:ligatures w14:val="none"/>
+        </w:rPr>
+        <w:t xml:space="preserve">Пример: изначально указаны параметры: H = 450, d = 40. Таким образом: </w:t>
+      </w:r>
+      <w:proofErr w:type="gramStart"/>
+      <w:r>
+        <w:rPr>
+          <w:rFonts w:eastAsia="SimSun" w:cs="Times New Roman"/>
+          <w:kern w:val="0"/>
+          <w:szCs w:val="28"/>
+          <w:lang w:eastAsia="zh-CN"/>
+          <w14:ligatures w14:val="none"/>
+        </w:rPr>
+        <w:t>40 &gt;</w:t>
+      </w:r>
+      <w:proofErr w:type="gramEnd"/>
+      <w:r>
+        <w:rPr>
+          <w:rFonts w:eastAsia="SimSun" w:cs="Times New Roman"/>
+          <w:kern w:val="0"/>
+          <w:szCs w:val="28"/>
+          <w:lang w:eastAsia="zh-CN"/>
+          <w14:ligatures w14:val="none"/>
+        </w:rPr>
+        <w:t xml:space="preserve">= 450/12 = 37.5, т.е. 40 &gt;= 37.5 – выражение корректно. Предположим, что </w:t>
+      </w:r>
+      <w:r>
+        <w:rPr>
+          <w:rFonts w:eastAsia="SimSun" w:cs="Times New Roman"/>
+          <w:kern w:val="0"/>
+          <w:szCs w:val="28"/>
+          <w:lang w:eastAsia="zh-CN"/>
+          <w14:ligatures w14:val="none"/>
+        </w:rPr>
+        <w:lastRenderedPageBreak/>
+        <w:t xml:space="preserve">пользователь изменяет значение H с 450 на 500, тогда: </w:t>
+      </w:r>
+      <w:proofErr w:type="gramStart"/>
+      <w:r>
+        <w:rPr>
+          <w:rFonts w:eastAsia="SimSun" w:cs="Times New Roman"/>
+          <w:kern w:val="0"/>
+          <w:szCs w:val="28"/>
+          <w:lang w:eastAsia="zh-CN"/>
+          <w14:ligatures w14:val="none"/>
+        </w:rPr>
+        <w:t>40 &gt;</w:t>
+      </w:r>
+      <w:proofErr w:type="gramEnd"/>
+      <w:r>
+        <w:rPr>
+          <w:rFonts w:eastAsia="SimSun" w:cs="Times New Roman"/>
+          <w:kern w:val="0"/>
+          <w:szCs w:val="28"/>
+          <w:lang w:eastAsia="zh-CN"/>
+          <w14:ligatures w14:val="none"/>
+        </w:rPr>
+        <w:t xml:space="preserve">= 500/12 = 41.7, т.е. 40 &gt;= 41.7 – выражение некорректно. В пользовательском интерфейсе необходимо отобразить информацию о том, что параметр нужно изменить на удовлетворяющий условию </w:t>
+      </w:r>
+      <w:proofErr w:type="gramStart"/>
+      <w:r>
+        <w:rPr>
+          <w:rFonts w:eastAsia="SimSun" w:cs="Times New Roman"/>
+          <w:kern w:val="0"/>
+          <w:szCs w:val="28"/>
+          <w:lang w:eastAsia="zh-CN"/>
+          <w14:ligatures w14:val="none"/>
+        </w:rPr>
+        <w:t>d &gt;</w:t>
+      </w:r>
+      <w:proofErr w:type="gramEnd"/>
+      <w:r>
+        <w:rPr>
+          <w:rFonts w:eastAsia="SimSun" w:cs="Times New Roman"/>
+          <w:kern w:val="0"/>
+          <w:szCs w:val="28"/>
+          <w:lang w:eastAsia="zh-CN"/>
+          <w14:ligatures w14:val="none"/>
+        </w:rPr>
+        <w:t>= 41.7 мм.</w:t>
+      </w:r>
+    </w:p>
+    <w:p>
+      <w:pPr>
+        <w:ind w:firstLine="708"/>
+        <w:rPr>
+          <w:rFonts w:eastAsia="SimSun" w:cs="Times New Roman"/>
+          <w:kern w:val="0"/>
+          <w:szCs w:val="28"/>
+          <w:lang w:eastAsia="zh-CN"/>
+          <w14:ligatures w14:val="none"/>
+        </w:rPr>
+      </w:pPr>
+      <w:r>
+        <w:rPr>
+          <w:rFonts w:eastAsia="SimSun" w:cs="Times New Roman"/>
+          <w:kern w:val="0"/>
+          <w:szCs w:val="28"/>
+          <w:lang w:eastAsia="zh-CN"/>
+          <w14:ligatures w14:val="none"/>
+        </w:rPr>
+        <w:t>АС должна иметь пользовательский интерфейс с возможностью изменения значений, представленных выше, и последующим построении объекта «</w:t>
+      </w:r>
+      <w:r>
+        <w:rPr>
+          <w:rFonts w:eastAsia="SimSun" w:cs="Times New Roman"/>
+          <w:kern w:val="0"/>
+          <w:szCs w:val="28"/>
+          <w:lang w:eastAsia="zh-CN"/>
+          <w14:ligatures w14:val="none"/>
+        </w:rPr>
+        <w:t>Табуретка</w:t>
+      </w:r>
+      <w:r>
+        <w:rPr>
+          <w:rFonts w:eastAsia="SimSun" w:cs="Times New Roman"/>
+          <w:kern w:val="0"/>
+          <w:szCs w:val="28"/>
+          <w:lang w:eastAsia="zh-CN"/>
+          <w14:ligatures w14:val="none"/>
+        </w:rPr>
+        <w:t xml:space="preserve">» в САПР </w:t>
+      </w:r>
+      <w:r>
+        <w:rPr>
+          <w:rFonts w:eastAsia="SimSun" w:cs="Times New Roman"/>
+          <w:kern w:val="0"/>
+          <w:szCs w:val="28"/>
+          <w:lang w:eastAsia="zh-CN"/>
+          <w14:ligatures w14:val="none"/>
         </w:rPr>
         <w:t>«</w:t>
       </w:r>
-      <w:ins w:id="35" w:author="kekwxd3228@mail.ru" w:date="2026-09-22T20:57:00Z">
+      <w:ins w:id="34" w:author="kekwxd3228@mail.ru" w:date="2026-09-22T20:57:00Z">
         <w:r>
           <w:rPr>
             <w:rFonts w:eastAsia="SimSun" w:cs="Times New Roman"/>
@@ -5227,7 +4299,972 @@
           <w:t>КОМПАС-3D</w:t>
         </w:r>
       </w:ins>
-      <w:del w:id="36" w:author="kekwxd3228@mail.ru" w:date="2026-09-22T20:57:00Z">
+      <w:del w:id="35" w:author="kekwxd3228@mail.ru" w:date="2026-09-22T20:57:00Z">
+        <w:r>
+          <w:rPr>
+            <w:rFonts w:eastAsia="SimSun" w:cs="Times New Roman"/>
+            <w:kern w:val="0"/>
+            <w:szCs w:val="28"/>
+            <w:lang w:eastAsia="zh-CN"/>
+            <w14:ligatures w14:val="none"/>
+          </w:rPr>
+          <w:delText>Компас 3</w:delText>
+        </w:r>
+        <w:r>
+          <w:rPr>
+            <w:rFonts w:eastAsia="SimSun" w:cs="Times New Roman"/>
+            <w:kern w:val="0"/>
+            <w:szCs w:val="28"/>
+            <w:lang w:val="en-US" w:eastAsia="zh-CN"/>
+            <w14:ligatures w14:val="none"/>
+          </w:rPr>
+          <w:delText>D</w:delText>
+        </w:r>
+      </w:del>
+      <w:r>
+        <w:rPr>
+          <w:rFonts w:eastAsia="SimSun" w:cs="Times New Roman"/>
+          <w:kern w:val="0"/>
+          <w:szCs w:val="28"/>
+          <w:lang w:eastAsia="zh-CN"/>
+          <w14:ligatures w14:val="none"/>
+        </w:rPr>
+        <w:t>»</w:t>
+      </w:r>
+      <w:r>
+        <w:rPr>
+          <w:rFonts w:eastAsia="SimSun" w:cs="Times New Roman"/>
+          <w:kern w:val="0"/>
+          <w:szCs w:val="28"/>
+          <w:lang w:eastAsia="zh-CN"/>
+          <w14:ligatures w14:val="none"/>
+        </w:rPr>
+        <w:t>. В плагине должны проходить проверки значений, вводимых пользователем. Реализуемый плагин должен обеспечивать обработку ошибочных ситуаций, возникающих в процессе работы. При нажатии на кнопку «Построить» должна проходить проверка правильности ввода данных. Если данные некорректные, то должно высветиться окно с ошибкой построения и не будут применяться введённые параметры.</w:t>
+      </w:r>
+    </w:p>
+    <w:p>
+      <w:pPr>
+        <w:ind w:firstLine="708"/>
+        <w:rPr>
+          <w:rFonts w:eastAsia="SimSun" w:cs="Times New Roman"/>
+          <w:kern w:val="0"/>
+          <w:szCs w:val="28"/>
+          <w:lang w:eastAsia="zh-CN"/>
+          <w14:ligatures w14:val="none"/>
+        </w:rPr>
+      </w:pPr>
+      <w:r>
+        <w:rPr>
+          <w:rFonts w:eastAsia="SimSun" w:cs="Times New Roman"/>
+          <w:kern w:val="0"/>
+          <w:szCs w:val="28"/>
+          <w:lang w:eastAsia="zh-CN"/>
+          <w14:ligatures w14:val="none"/>
+        </w:rPr>
+        <w:t>3.1.2 Требования к численности и квалификации персонала системы</w:t>
+      </w:r>
+      <w:r>
+        <w:rPr>
+          <w:rFonts w:eastAsia="SimSun" w:cs="Times New Roman"/>
+          <w:kern w:val="0"/>
+          <w:szCs w:val="28"/>
+          <w:lang w:eastAsia="zh-CN"/>
+          <w14:ligatures w14:val="none"/>
+        </w:rPr>
+        <w:t>.</w:t>
+      </w:r>
+    </w:p>
+    <w:p>
+      <w:pPr>
+        <w:ind w:firstLine="708"/>
+        <w:rPr>
+          <w:rFonts w:eastAsia="SimSun" w:cs="Times New Roman"/>
+          <w:kern w:val="0"/>
+          <w:szCs w:val="28"/>
+          <w:lang w:eastAsia="zh-CN"/>
+          <w14:ligatures w14:val="none"/>
+        </w:rPr>
+      </w:pPr>
+      <w:r>
+        <w:rPr>
+          <w:rFonts w:eastAsia="SimSun" w:cs="Times New Roman"/>
+          <w:kern w:val="0"/>
+          <w:szCs w:val="28"/>
+          <w:lang w:eastAsia="zh-CN"/>
+          <w14:ligatures w14:val="none"/>
+        </w:rPr>
+        <w:t>Дополнительные требования к численности и квалификации персонала системы не предъявляются.</w:t>
+      </w:r>
+    </w:p>
+    <w:p>
+      <w:pPr>
+        <w:ind w:firstLine="708"/>
+        <w:rPr>
+          <w:rFonts w:eastAsia="SimSun" w:cs="Times New Roman"/>
+          <w:kern w:val="0"/>
+          <w:szCs w:val="28"/>
+          <w:lang w:eastAsia="zh-CN"/>
+          <w14:ligatures w14:val="none"/>
+        </w:rPr>
+      </w:pPr>
+      <w:r>
+        <w:rPr>
+          <w:rFonts w:eastAsia="SimSun" w:cs="Times New Roman"/>
+          <w:kern w:val="0"/>
+          <w:szCs w:val="28"/>
+          <w:lang w:eastAsia="zh-CN"/>
+          <w14:ligatures w14:val="none"/>
+        </w:rPr>
+        <w:t>3.1.3 Показатели назначения</w:t>
+      </w:r>
+      <w:r>
+        <w:rPr>
+          <w:rFonts w:eastAsia="SimSun" w:cs="Times New Roman"/>
+          <w:kern w:val="0"/>
+          <w:szCs w:val="28"/>
+          <w:lang w:eastAsia="zh-CN"/>
+          <w14:ligatures w14:val="none"/>
+        </w:rPr>
+        <w:t>.</w:t>
+      </w:r>
+    </w:p>
+    <w:p>
+      <w:pPr>
+        <w:ind w:firstLine="708"/>
+        <w:rPr>
+          <w:rFonts w:eastAsia="SimSun" w:cs="Times New Roman"/>
+          <w:kern w:val="0"/>
+          <w:szCs w:val="28"/>
+          <w:lang w:eastAsia="zh-CN"/>
+          <w14:ligatures w14:val="none"/>
+        </w:rPr>
+      </w:pPr>
+      <w:r>
+        <w:rPr>
+          <w:rFonts w:eastAsia="SimSun" w:cs="Times New Roman"/>
+          <w:kern w:val="0"/>
+          <w:szCs w:val="28"/>
+          <w:lang w:eastAsia="zh-CN"/>
+          <w14:ligatures w14:val="none"/>
+        </w:rPr>
+        <w:t>Разработанная система должна обеспечивать следующие показатели назначения:</w:t>
+      </w:r>
+    </w:p>
+    <w:p>
+      <w:pPr>
+        <w:ind w:firstLine="708"/>
+        <w:rPr>
+          <w:rFonts w:eastAsia="SimSun" w:cs="Times New Roman"/>
+          <w:kern w:val="0"/>
+          <w:szCs w:val="28"/>
+          <w:lang w:eastAsia="zh-CN"/>
+          <w14:ligatures w14:val="none"/>
+        </w:rPr>
+      </w:pPr>
+      <w:r>
+        <w:rPr>
+          <w:rFonts w:eastAsia="SimSun" w:cs="Times New Roman"/>
+          <w:kern w:val="0"/>
+          <w:szCs w:val="28"/>
+          <w:lang w:eastAsia="zh-CN"/>
+          <w14:ligatures w14:val="none"/>
+        </w:rPr>
+        <w:t xml:space="preserve">− Время построения детали при учёте уже запущенной программы САПР не должно превышать </w:t>
+      </w:r>
+      <w:r>
+        <w:rPr>
+          <w:rFonts w:eastAsia="SimSun" w:cs="Times New Roman"/>
+          <w:kern w:val="0"/>
+          <w:szCs w:val="28"/>
+          <w:lang w:eastAsia="zh-CN"/>
+          <w14:ligatures w14:val="none"/>
+        </w:rPr>
+        <w:t xml:space="preserve">одной </w:t>
+      </w:r>
+      <w:r>
+        <w:rPr>
+          <w:rFonts w:eastAsia="SimSun" w:cs="Times New Roman"/>
+          <w:kern w:val="0"/>
+          <w:szCs w:val="28"/>
+          <w:lang w:eastAsia="zh-CN"/>
+          <w14:ligatures w14:val="none"/>
+        </w:rPr>
+        <w:t>минуты;</w:t>
+      </w:r>
+    </w:p>
+    <w:p>
+      <w:pPr>
+        <w:ind w:firstLine="708"/>
+        <w:rPr>
+          <w:rFonts w:eastAsia="SimSun" w:cs="Times New Roman"/>
+          <w:kern w:val="0"/>
+          <w:szCs w:val="28"/>
+          <w:lang w:eastAsia="zh-CN"/>
+          <w14:ligatures w14:val="none"/>
+        </w:rPr>
+      </w:pPr>
+      <w:r>
+        <w:rPr>
+          <w:rFonts w:eastAsia="SimSun" w:cs="Times New Roman"/>
+          <w:kern w:val="0"/>
+          <w:szCs w:val="28"/>
+          <w:lang w:eastAsia="zh-CN"/>
+          <w14:ligatures w14:val="none"/>
+        </w:rPr>
+        <w:t xml:space="preserve">− Система не должна позволять создавать детали с некорректно заданными параметрами (см. п. 3.1.1. </w:t>
+      </w:r>
+      <w:r>
+        <w:rPr>
+          <w:rFonts w:eastAsia="SimSun" w:cs="Times New Roman"/>
+          <w:bCs/>
+          <w:iCs/>
+          <w:kern w:val="0"/>
+          <w:szCs w:val="28"/>
+          <w:lang w:eastAsia="zh-CN"/>
+          <w14:ligatures w14:val="none"/>
+        </w:rPr>
+        <w:t>«Изменяемые параметры для плагина»</w:t>
+      </w:r>
+      <w:r>
+        <w:rPr>
+          <w:rFonts w:eastAsia="SimSun" w:cs="Times New Roman"/>
+          <w:kern w:val="0"/>
+          <w:szCs w:val="28"/>
+          <w:lang w:eastAsia="zh-CN"/>
+          <w14:ligatures w14:val="none"/>
+        </w:rPr>
+        <w:t>).</w:t>
+      </w:r>
+    </w:p>
+    <w:p>
+      <w:pPr>
+        <w:ind w:firstLine="708"/>
+        <w:rPr>
+          <w:rFonts w:eastAsia="SimSun" w:cs="Times New Roman"/>
+          <w:kern w:val="0"/>
+          <w:szCs w:val="28"/>
+          <w:lang w:eastAsia="zh-CN"/>
+          <w14:ligatures w14:val="none"/>
+        </w:rPr>
+      </w:pPr>
+      <w:r>
+        <w:rPr>
+          <w:rFonts w:eastAsia="SimSun" w:cs="Times New Roman"/>
+          <w:kern w:val="0"/>
+          <w:szCs w:val="28"/>
+          <w:lang w:eastAsia="zh-CN"/>
+          <w14:ligatures w14:val="none"/>
+        </w:rPr>
+        <w:t>− Требования к аппаратной части и масштабированию для обеспечения перечисленных показателей должны быть определены на этапе технического проектирования.</w:t>
+      </w:r>
+    </w:p>
+    <w:p>
+      <w:pPr>
+        <w:rPr>
+          <w:lang w:eastAsia="zh-CN"/>
+        </w:rPr>
+      </w:pPr>
+      <w:r>
+        <w:rPr>
+          <w:lang w:eastAsia="zh-CN"/>
+        </w:rPr>
+        <w:t>3.1.4 Требования к надёжности</w:t>
+      </w:r>
+      <w:r>
+        <w:rPr>
+          <w:lang w:eastAsia="zh-CN"/>
+        </w:rPr>
+        <w:t>.</w:t>
+      </w:r>
+    </w:p>
+    <w:p>
+      <w:pPr>
+        <w:rPr>
+          <w:lang w:eastAsia="zh-CN"/>
+        </w:rPr>
+      </w:pPr>
+      <w:r>
+        <w:rPr>
+          <w:lang w:eastAsia="zh-CN"/>
+        </w:rPr>
+        <w:t>Дополнительные требования к надёжности не предъявляются.</w:t>
+      </w:r>
+    </w:p>
+    <w:p>
+      <w:pPr>
+        <w:rPr>
+          <w:lang w:eastAsia="zh-CN"/>
+        </w:rPr>
+      </w:pPr>
+      <w:r>
+        <w:rPr>
+          <w:lang w:eastAsia="zh-CN"/>
+        </w:rPr>
+        <w:t>3.1.5 Требования к безопасности</w:t>
+      </w:r>
+      <w:r>
+        <w:rPr>
+          <w:lang w:eastAsia="zh-CN"/>
+        </w:rPr>
+        <w:t>.</w:t>
+      </w:r>
+    </w:p>
+    <w:p>
+      <w:pPr>
+        <w:rPr>
+          <w:lang w:eastAsia="zh-CN"/>
+        </w:rPr>
+      </w:pPr>
+      <w:r>
+        <w:rPr>
+          <w:lang w:eastAsia="zh-CN"/>
+        </w:rPr>
+        <w:t>Дополнительные требования к безопасности не предъявляются.</w:t>
+      </w:r>
+    </w:p>
+    <w:p>
+      <w:pPr>
+        <w:rPr>
+          <w:lang w:eastAsia="zh-CN"/>
+        </w:rPr>
+      </w:pPr>
+      <w:r>
+        <w:rPr>
+          <w:lang w:eastAsia="zh-CN"/>
+        </w:rPr>
+        <w:t>3.1.6 Требования к эргономике и технической эстетике</w:t>
+      </w:r>
+      <w:r>
+        <w:rPr>
+          <w:lang w:eastAsia="zh-CN"/>
+        </w:rPr>
+        <w:t>.</w:t>
+      </w:r>
+    </w:p>
+    <w:p>
+      <w:pPr>
+        <w:rPr>
+          <w:lang w:eastAsia="zh-CN"/>
+        </w:rPr>
+      </w:pPr>
+      <w:r>
+        <w:rPr>
+          <w:lang w:eastAsia="zh-CN"/>
+        </w:rPr>
+        <w:lastRenderedPageBreak/>
+        <w:t xml:space="preserve">Пользовательские интерфейсы для всех подсистем, разработанных в рамках создания системы должны быть выполнены в виде </w:t>
+      </w:r>
+      <w:proofErr w:type="spellStart"/>
+      <w:r>
+        <w:rPr>
+          <w:lang w:eastAsia="zh-CN"/>
+        </w:rPr>
+        <w:t>desktop</w:t>
+      </w:r>
+      <w:proofErr w:type="spellEnd"/>
+      <w:r>
+        <w:rPr>
+          <w:lang w:eastAsia="zh-CN"/>
+        </w:rPr>
+        <w:t>-интерфейсов с помощью фреймворков Windows</w:t>
+      </w:r>
+      <w:r>
+        <w:rPr>
+          <w:lang w:val="en-US" w:eastAsia="zh-CN"/>
+        </w:rPr>
+        <w:t> </w:t>
+      </w:r>
+      <w:proofErr w:type="spellStart"/>
+      <w:r>
+        <w:rPr>
+          <w:lang w:eastAsia="zh-CN"/>
+        </w:rPr>
+        <w:t>Forms</w:t>
+      </w:r>
+      <w:proofErr w:type="spellEnd"/>
+      <w:r>
+        <w:rPr>
+          <w:lang w:eastAsia="zh-CN"/>
+        </w:rPr>
+        <w:t>, WPF или аналогичных им, позволяющих создавать пользовательские интерфейсы для ОС Windows 10 и выше.</w:t>
+      </w:r>
+    </w:p>
+    <w:p>
+      <w:pPr>
+        <w:rPr>
+          <w:lang w:eastAsia="zh-CN"/>
+        </w:rPr>
+      </w:pPr>
+      <w:r>
+        <w:rPr>
+          <w:lang w:eastAsia="zh-CN"/>
+        </w:rPr>
+        <w:t xml:space="preserve"> Интерфейсы должны быть адаптированы под минимальную высоту экрана 1080 пикселя и ширину экрана 1920. </w:t>
+      </w:r>
+    </w:p>
+    <w:p>
+      <w:pPr>
+        <w:rPr>
+          <w:lang w:eastAsia="zh-CN"/>
+        </w:rPr>
+      </w:pPr>
+      <w:r>
+        <w:rPr>
+          <w:lang w:eastAsia="zh-CN"/>
+        </w:rPr>
+        <w:t xml:space="preserve">Элементы интерфейса должны отвечать рекомендациям по вёрстке интерфейсов </w:t>
+      </w:r>
+      <w:proofErr w:type="spellStart"/>
+      <w:r>
+        <w:rPr>
+          <w:lang w:eastAsia="zh-CN"/>
+        </w:rPr>
+        <w:t>desktop</w:t>
+      </w:r>
+      <w:proofErr w:type="spellEnd"/>
+      <w:r>
+        <w:rPr>
+          <w:lang w:eastAsia="zh-CN"/>
+        </w:rPr>
+        <w:t>-приложений указанным в источнике [1].</w:t>
+      </w:r>
+    </w:p>
+    <w:p>
+      <w:pPr>
+        <w:rPr>
+          <w:lang w:eastAsia="zh-CN"/>
+        </w:rPr>
+      </w:pPr>
+      <w:r>
+        <w:rPr>
+          <w:lang w:eastAsia="zh-CN"/>
+        </w:rPr>
+        <w:t>3.1.7 Требования к эксплуатации, техническому обслуживанию, ремонту и хранению компонентов системы</w:t>
+      </w:r>
+      <w:r>
+        <w:rPr>
+          <w:lang w:eastAsia="zh-CN"/>
+        </w:rPr>
+        <w:t>.</w:t>
+      </w:r>
+    </w:p>
+    <w:p>
+      <w:pPr>
+        <w:rPr>
+          <w:lang w:eastAsia="zh-CN"/>
+        </w:rPr>
+      </w:pPr>
+      <w:r>
+        <w:rPr>
+          <w:lang w:eastAsia="zh-CN"/>
+        </w:rPr>
+        <w:t xml:space="preserve"> Дополнительные требования к эксплуатации, техническому обслуживанию, ремонту и хранению компонентов системы не предъявляются. </w:t>
+      </w:r>
+    </w:p>
+    <w:p>
+      <w:pPr>
+        <w:rPr>
+          <w:lang w:eastAsia="zh-CN"/>
+        </w:rPr>
+      </w:pPr>
+      <w:r>
+        <w:rPr>
+          <w:lang w:eastAsia="zh-CN"/>
+        </w:rPr>
+        <w:t>3.1.8 Требования к защите информации от несанкционированного доступа</w:t>
+      </w:r>
+      <w:r>
+        <w:rPr>
+          <w:lang w:eastAsia="zh-CN"/>
+        </w:rPr>
+        <w:t>.</w:t>
+      </w:r>
+    </w:p>
+    <w:p>
+      <w:pPr>
+        <w:rPr>
+          <w:lang w:eastAsia="zh-CN"/>
+        </w:rPr>
+      </w:pPr>
+      <w:r>
+        <w:rPr>
+          <w:lang w:eastAsia="zh-CN"/>
+        </w:rPr>
+        <w:t xml:space="preserve">Дополнительные требования к защите информации от несанкционированного доступа не предъявляются. </w:t>
+      </w:r>
+    </w:p>
+    <w:p>
+      <w:pPr>
+        <w:rPr>
+          <w:lang w:eastAsia="zh-CN"/>
+        </w:rPr>
+      </w:pPr>
+      <w:r>
+        <w:rPr>
+          <w:lang w:eastAsia="zh-CN"/>
+        </w:rPr>
+        <w:t>3.1.9 Требования по сохранности информации при авариях</w:t>
+      </w:r>
+    </w:p>
+    <w:p>
+      <w:pPr>
+        <w:rPr>
+          <w:lang w:eastAsia="zh-CN"/>
+        </w:rPr>
+      </w:pPr>
+      <w:r>
+        <w:rPr>
+          <w:lang w:eastAsia="zh-CN"/>
+        </w:rPr>
+        <w:t xml:space="preserve">Дополнительные требования по сохранности информации при авариях не предъявляются. </w:t>
+      </w:r>
+    </w:p>
+    <w:p>
+      <w:pPr>
+        <w:rPr>
+          <w:lang w:eastAsia="zh-CN"/>
+        </w:rPr>
+      </w:pPr>
+      <w:r>
+        <w:rPr>
+          <w:lang w:eastAsia="zh-CN"/>
+        </w:rPr>
+        <w:t xml:space="preserve">3.1.10 Требования к защите от влияния внешних воздействий </w:t>
+      </w:r>
+    </w:p>
+    <w:p>
+      <w:pPr>
+        <w:rPr>
+          <w:lang w:eastAsia="zh-CN"/>
+        </w:rPr>
+      </w:pPr>
+      <w:r>
+        <w:rPr>
+          <w:lang w:eastAsia="zh-CN"/>
+        </w:rPr>
+        <w:t xml:space="preserve">Дополнительные требования к защите от влияния внешних воздействий не предъявляются. </w:t>
+      </w:r>
+    </w:p>
+    <w:p>
+      <w:pPr>
+        <w:rPr>
+          <w:lang w:eastAsia="zh-CN"/>
+        </w:rPr>
+      </w:pPr>
+      <w:r>
+        <w:rPr>
+          <w:lang w:eastAsia="zh-CN"/>
+        </w:rPr>
+        <w:t>3.1.11 Требования к патентной чистоте</w:t>
+      </w:r>
+      <w:r>
+        <w:rPr>
+          <w:lang w:eastAsia="zh-CN"/>
+        </w:rPr>
+        <w:t>.</w:t>
+      </w:r>
+    </w:p>
+    <w:p>
+      <w:pPr>
+        <w:rPr>
+          <w:lang w:eastAsia="zh-CN"/>
+        </w:rPr>
+      </w:pPr>
+      <w:r>
+        <w:rPr>
+          <w:lang w:eastAsia="zh-CN"/>
+        </w:rPr>
+        <w:t xml:space="preserve">Дополнительные требования к патентной чистоте не предъявляются. </w:t>
+      </w:r>
+    </w:p>
+    <w:p>
+      <w:pPr>
+        <w:rPr>
+          <w:lang w:eastAsia="zh-CN"/>
+        </w:rPr>
+      </w:pPr>
+      <w:r>
+        <w:rPr>
+          <w:lang w:eastAsia="zh-CN"/>
+        </w:rPr>
+        <w:t>3.1.12 Требования по стандартизации и унификации</w:t>
+      </w:r>
+      <w:r>
+        <w:rPr>
+          <w:lang w:eastAsia="zh-CN"/>
+        </w:rPr>
+        <w:t>.</w:t>
+      </w:r>
+    </w:p>
+    <w:p>
+      <w:pPr>
+        <w:rPr>
+          <w:lang w:eastAsia="zh-CN"/>
+        </w:rPr>
+      </w:pPr>
+      <w:r>
+        <w:rPr>
+          <w:lang w:eastAsia="zh-CN"/>
+        </w:rPr>
+        <w:t>Разработка системы должна осуществляться в рамках рекомендаций по стандартизации Р 50-54-38-88 «Общесистемное ядро САПР машиностроительного применения. Общие требования».</w:t>
+      </w:r>
+    </w:p>
+    <w:p>
+      <w:pPr>
+        <w:ind w:firstLine="0"/>
+        <w:jc w:val="center"/>
+        <w:rPr>
+          <w:b/>
+          <w:bCs/>
+          <w:lang w:eastAsia="zh-CN"/>
+        </w:rPr>
+      </w:pPr>
+      <w:bookmarkStart w:id="36" w:name="_Toc178595982"/>
+      <w:r>
+        <w:rPr>
+          <w:b/>
+          <w:bCs/>
+          <w:lang w:eastAsia="zh-CN"/>
+        </w:rPr>
+        <w:t>3.2 Требования к функциям (задачам), выполняемым АС</w:t>
+      </w:r>
+      <w:bookmarkEnd w:id="36"/>
+    </w:p>
+    <w:p>
+      <w:pPr>
+        <w:rPr>
+          <w:szCs w:val="28"/>
+          <w:lang w:eastAsia="zh-CN"/>
+        </w:rPr>
+      </w:pPr>
+    </w:p>
+    <w:p>
+      <w:pPr>
+        <w:rPr>
+          <w:szCs w:val="28"/>
+          <w:lang w:eastAsia="zh-CN"/>
+        </w:rPr>
+      </w:pPr>
+      <w:r>
+        <w:rPr>
+          <w:szCs w:val="28"/>
+          <w:lang w:eastAsia="zh-CN"/>
+        </w:rPr>
+        <w:lastRenderedPageBreak/>
+        <w:t>3.2.1 Перечень функций, задач или их комплексов</w:t>
+      </w:r>
+      <w:r>
+        <w:rPr>
+          <w:szCs w:val="28"/>
+          <w:lang w:eastAsia="zh-CN"/>
+        </w:rPr>
+        <w:t>.</w:t>
+      </w:r>
+    </w:p>
+    <w:p>
+      <w:pPr>
+        <w:rPr>
+          <w:rFonts w:eastAsia="Times New Roman"/>
+          <w:szCs w:val="28"/>
+        </w:rPr>
+      </w:pPr>
+      <w:r>
+        <w:rPr>
+          <w:rFonts w:eastAsia="Times New Roman"/>
+          <w:szCs w:val="28"/>
+        </w:rPr>
+        <w:t>Табуретка</w:t>
+      </w:r>
+      <w:r>
+        <w:rPr>
+          <w:rFonts w:eastAsia="Times New Roman"/>
+          <w:szCs w:val="28"/>
+        </w:rPr>
+        <w:t xml:space="preserve"> </w:t>
+      </w:r>
+      <w:r>
+        <w:rPr>
+          <w:rFonts w:eastAsia="Times New Roman"/>
+          <w:szCs w:val="28"/>
+        </w:rPr>
+        <w:t>–</w:t>
+      </w:r>
+      <w:r>
+        <w:rPr>
+          <w:rFonts w:eastAsia="Times New Roman"/>
+          <w:szCs w:val="28"/>
+        </w:rPr>
+        <w:t xml:space="preserve"> изделие мебели, состоящее из сиденья и ножек, предназначенное для сидения без спинки. Конструкция табуретки представляет собой прямоугольное сиденье с четырьмя цилиндрическими ножками, расположенными по углам. Поскольку табуретка симметрична и состоит из повторяющихся элементов (четыре ножки), достаточно спроектировать одну ножку и размножить ее с помощью массива.</w:t>
+      </w:r>
+    </w:p>
+    <w:p>
+      <w:pPr>
+        <w:rPr>
+          <w:rFonts w:eastAsia="Times New Roman"/>
+          <w:szCs w:val="28"/>
+        </w:rPr>
+      </w:pPr>
+      <w:r>
+        <w:rPr>
+          <w:rFonts w:eastAsia="Times New Roman"/>
+          <w:szCs w:val="28"/>
+        </w:rPr>
+        <w:t xml:space="preserve">В рамках задачи должен быть спроектирован и реализован механизм задания параметров с проверкой их корректности, а также разработана система взаимодействия с API САПР </w:t>
+      </w:r>
+      <w:r>
+        <w:rPr>
+          <w:rFonts w:eastAsia="Times New Roman"/>
+          <w:szCs w:val="28"/>
+        </w:rPr>
+        <w:t>«</w:t>
+      </w:r>
+      <w:ins w:id="37" w:author="kekwxd3228@mail.ru" w:date="2026-09-22T20:57:00Z">
+        <w:r>
+          <w:rPr>
+            <w:rFonts w:eastAsia="SimSun" w:cs="Times New Roman"/>
+            <w:kern w:val="0"/>
+            <w:szCs w:val="28"/>
+            <w:lang w:eastAsia="zh-CN"/>
+            <w14:ligatures w14:val="none"/>
+          </w:rPr>
+          <w:t>КОМПАС-3D</w:t>
+        </w:r>
+      </w:ins>
+      <w:del w:id="38" w:author="kekwxd3228@mail.ru" w:date="2026-09-22T20:57:00Z">
+        <w:r>
+          <w:rPr>
+            <w:rFonts w:eastAsia="Times New Roman"/>
+            <w:szCs w:val="28"/>
+          </w:rPr>
+          <w:delText>Компас-3D</w:delText>
+        </w:r>
+      </w:del>
+      <w:r>
+        <w:rPr>
+          <w:rFonts w:eastAsia="SimSun" w:cs="Times New Roman"/>
+          <w:kern w:val="0"/>
+          <w:szCs w:val="28"/>
+          <w:lang w:eastAsia="zh-CN"/>
+          <w14:ligatures w14:val="none"/>
+        </w:rPr>
+        <w:t>»</w:t>
+      </w:r>
+      <w:r>
+        <w:rPr>
+          <w:rFonts w:eastAsia="Times New Roman"/>
+          <w:szCs w:val="28"/>
+        </w:rPr>
+        <w:t>, производящая построение табуретки по заданным параметрам.</w:t>
+      </w:r>
+    </w:p>
+    <w:p>
+      <w:pPr>
+        <w:rPr>
+          <w:rFonts w:eastAsia="Times New Roman"/>
+          <w:szCs w:val="28"/>
+        </w:rPr>
+      </w:pPr>
+      <w:r>
+        <w:rPr>
+          <w:rFonts w:eastAsia="Times New Roman"/>
+          <w:szCs w:val="28"/>
+        </w:rPr>
+        <w:t>Перечень функций, выполняемых плагином:</w:t>
+      </w:r>
+    </w:p>
+    <w:p>
+      <w:pPr>
+        <w:rPr>
+          <w:rFonts w:eastAsia="Times New Roman"/>
+          <w:szCs w:val="28"/>
+        </w:rPr>
+      </w:pPr>
+      <w:r>
+        <w:rPr>
+          <w:rFonts w:eastAsia="Times New Roman"/>
+          <w:szCs w:val="28"/>
+        </w:rPr>
+        <w:t>– ввод и валидация пяти параметров модели (H, W, D, d, t);</w:t>
+      </w:r>
+    </w:p>
+    <w:p>
+      <w:pPr>
+        <w:rPr>
+          <w:rFonts w:eastAsia="Times New Roman"/>
+          <w:szCs w:val="28"/>
+        </w:rPr>
+      </w:pPr>
+      <w:r>
+        <w:rPr>
+          <w:rFonts w:eastAsia="Times New Roman"/>
+          <w:szCs w:val="28"/>
+        </w:rPr>
+        <w:t xml:space="preserve">– проверка зависимости </w:t>
+      </w:r>
+      <w:proofErr w:type="gramStart"/>
+      <w:r>
+        <w:rPr>
+          <w:rFonts w:eastAsia="Times New Roman"/>
+          <w:szCs w:val="28"/>
+        </w:rPr>
+        <w:t>d &gt;</w:t>
+      </w:r>
+      <w:proofErr w:type="gramEnd"/>
+      <w:r>
+        <w:rPr>
+          <w:rFonts w:eastAsia="Times New Roman"/>
+          <w:szCs w:val="28"/>
+        </w:rPr>
+        <w:t>= H/12 с выводом сообщения об ошибке;</w:t>
+      </w:r>
+    </w:p>
+    <w:p>
+      <w:pPr>
+        <w:rPr>
+          <w:rFonts w:eastAsia="Times New Roman"/>
+          <w:szCs w:val="28"/>
+        </w:rPr>
+      </w:pPr>
+      <w:r>
+        <w:rPr>
+          <w:rFonts w:eastAsia="Times New Roman"/>
+          <w:szCs w:val="28"/>
+        </w:rPr>
+        <w:t>– автоматическое вычисление длины ножки (L = H – t), отступа от края (</w:t>
+      </w:r>
+      <w:proofErr w:type="spellStart"/>
+      <w:r>
+        <w:rPr>
+          <w:rFonts w:eastAsia="Times New Roman"/>
+          <w:szCs w:val="28"/>
+        </w:rPr>
+        <w:t>offset</w:t>
+      </w:r>
+      <w:proofErr w:type="spellEnd"/>
+      <w:r>
+        <w:rPr>
+          <w:rFonts w:eastAsia="Times New Roman"/>
+          <w:szCs w:val="28"/>
+        </w:rPr>
+        <w:t xml:space="preserve"> = W/10) и шага массива</w:t>
+      </w:r>
+      <w:r>
+        <w:rPr>
+          <w:rFonts w:eastAsia="Times New Roman"/>
+          <w:szCs w:val="28"/>
+        </w:rPr>
+        <w:t xml:space="preserve"> </w:t>
+      </w:r>
+      <w:r>
+        <w:rPr>
+          <w:rFonts w:eastAsia="Times New Roman"/>
+          <w:szCs w:val="28"/>
+        </w:rPr>
+        <w:t>по осям X и Y</w:t>
+      </w:r>
+      <w:r>
+        <w:rPr>
+          <w:rFonts w:eastAsia="Times New Roman"/>
+          <w:szCs w:val="28"/>
+        </w:rPr>
+        <w:t xml:space="preserve"> (Step = W – 2*</w:t>
+      </w:r>
+      <w:proofErr w:type="spellStart"/>
+      <w:r>
+        <w:rPr>
+          <w:rFonts w:eastAsia="Times New Roman"/>
+          <w:szCs w:val="28"/>
+        </w:rPr>
+        <w:t>offset</w:t>
+      </w:r>
+      <w:proofErr w:type="spellEnd"/>
+      <w:r>
+        <w:rPr>
+          <w:rFonts w:eastAsia="Times New Roman"/>
+          <w:szCs w:val="28"/>
+        </w:rPr>
+        <w:t>);</w:t>
+      </w:r>
+    </w:p>
+    <w:p>
+      <w:pPr>
+        <w:rPr>
+          <w:rFonts w:eastAsia="Times New Roman"/>
+          <w:szCs w:val="28"/>
+        </w:rPr>
+      </w:pPr>
+      <w:r>
+        <w:rPr>
+          <w:rFonts w:eastAsia="Times New Roman"/>
+          <w:szCs w:val="28"/>
+        </w:rPr>
+        <w:t>– построение сиденья табуретки (параллелепипед W × D × t);</w:t>
+      </w:r>
+    </w:p>
+    <w:p>
+      <w:pPr>
+        <w:rPr>
+          <w:rFonts w:eastAsia="Times New Roman"/>
+          <w:szCs w:val="28"/>
+        </w:rPr>
+      </w:pPr>
+      <w:r>
+        <w:rPr>
+          <w:rFonts w:eastAsia="Times New Roman"/>
+          <w:szCs w:val="28"/>
+        </w:rPr>
+        <w:t>– построение четырех цилиндрических ножек диаметром d и длиной L;</w:t>
+      </w:r>
+    </w:p>
+    <w:p>
+      <w:pPr>
+        <w:rPr>
+          <w:rFonts w:eastAsia="Times New Roman"/>
+          <w:szCs w:val="28"/>
+        </w:rPr>
+      </w:pPr>
+      <w:r>
+        <w:rPr>
+          <w:rFonts w:eastAsia="Times New Roman"/>
+          <w:szCs w:val="28"/>
+        </w:rPr>
+        <w:t>– размещение ножек по углам сиденья с помощью прямоугольного массива;</w:t>
+      </w:r>
+    </w:p>
+    <w:p>
+      <w:pPr>
+        <w:rPr>
+          <w:rFonts w:eastAsia="Times New Roman"/>
+          <w:szCs w:val="28"/>
+        </w:rPr>
+      </w:pPr>
+      <w:r>
+        <w:rPr>
+          <w:rFonts w:eastAsia="Times New Roman"/>
+          <w:szCs w:val="28"/>
+        </w:rPr>
+        <w:t xml:space="preserve">– вывод готовой модели в окне САПР </w:t>
+      </w:r>
+      <w:r>
+        <w:rPr>
+          <w:rFonts w:eastAsia="Times New Roman"/>
+          <w:szCs w:val="28"/>
+        </w:rPr>
+        <w:t>«</w:t>
+      </w:r>
+      <w:ins w:id="39" w:author="kekwxd3228@mail.ru" w:date="2026-09-22T20:57:00Z">
+        <w:r>
+          <w:rPr>
+            <w:rFonts w:eastAsia="SimSun" w:cs="Times New Roman"/>
+            <w:kern w:val="0"/>
+            <w:szCs w:val="28"/>
+            <w:lang w:eastAsia="zh-CN"/>
+            <w14:ligatures w14:val="none"/>
+          </w:rPr>
+          <w:t>КОМПАС-3D</w:t>
+        </w:r>
+      </w:ins>
+      <w:del w:id="40" w:author="kekwxd3228@mail.ru" w:date="2026-09-22T20:57:00Z">
         <w:r>
           <w:rPr>
             <w:rFonts w:eastAsia="Times New Roman"/>
@@ -5359,29 +5396,22 @@
           <w:szCs w:val="28"/>
           <w:lang w:eastAsia="zh-CN"/>
         </w:rPr>
-        <w:t xml:space="preserve"> = W/10 на основе эмпирического соотношения. При ширине сиденья 350–450 мм отступ </w:t>
-      </w:r>
+        <w:t xml:space="preserve"> = W/10 на основе эмпирического соотношения. При ширине сиденья 350–450 мм отступ составляет 35–45 мм, что обеспечивает достаточную площадь опоры и устойчивость конструкции, а также предотвращает скалывание края сиденья.</w:t>
+      </w:r>
+    </w:p>
+    <w:p>
+      <w:pPr>
+        <w:rPr>
+          <w:szCs w:val="28"/>
+          <w:lang w:eastAsia="zh-CN"/>
+        </w:rPr>
+      </w:pPr>
       <w:r>
         <w:rPr>
           <w:szCs w:val="28"/>
           <w:lang w:eastAsia="zh-CN"/>
         </w:rPr>
         <w:lastRenderedPageBreak/>
-        <w:t>составляет 35–45 мм, что обеспечивает достаточную площадь опоры и устойчивость конструкции, а также предотвращает скалывание края сиденья.</w:t>
-      </w:r>
-    </w:p>
-    <w:p>
-      <w:pPr>
-        <w:rPr>
-          <w:szCs w:val="28"/>
-          <w:lang w:eastAsia="zh-CN"/>
-        </w:rPr>
-      </w:pPr>
-      <w:r>
-        <w:rPr>
-          <w:szCs w:val="28"/>
-          <w:lang w:eastAsia="zh-CN"/>
-        </w:rPr>
         <w:t>Шаг массива вычисляется отдельно для каждой оси, поскольку ширина W и глубина D могут отличаться. Шаг равен расстоянию между центрами соседних ножек по соответствующей оси.</w:t>
       </w:r>
     </w:p>
@@ -5403,7 +5433,7 @@
           <w:lang w:eastAsia="zh-CN"/>
         </w:rPr>
       </w:pPr>
-      <w:bookmarkStart w:id="37" w:name="_Toc178595983"/>
+      <w:bookmarkStart w:id="41" w:name="_Toc178595983"/>
       <w:r>
         <w:rPr>
           <w:b/>
@@ -5411,7 +5441,7 @@
         </w:rPr>
         <w:t>3.3 Требования к видам обеспечения АС</w:t>
       </w:r>
-      <w:bookmarkEnd w:id="37"/>
+      <w:bookmarkEnd w:id="41"/>
     </w:p>
     <w:p>
       <w:pPr>
@@ -5562,7 +5592,7 @@
         </w:rPr>
         <w:t>При выборе программного обеспечения необходимо отдавать предпочтение платформам разработки и библиотекам, распространяемым под лицензией MIT или аналогичным ей лицензиям, допускающим свободное использование в любом ПО и освобождающим использующих от любой оплаты. Версия САПР «</w:t>
       </w:r>
-      <w:ins w:id="38" w:author="kekwxd3228@mail.ru" w:date="2026-09-22T20:57:00Z">
+      <w:ins w:id="42" w:author="kekwxd3228@mail.ru" w:date="2026-09-22T20:57:00Z">
         <w:r>
           <w:rPr>
             <w:rFonts w:eastAsia="SimSun" w:cs="Times New Roman"/>
@@ -5574,7 +5604,7 @@
           <w:t>КОМПАС-3D</w:t>
         </w:r>
       </w:ins>
-      <w:del w:id="39" w:author="kekwxd3228@mail.ru" w:date="2026-09-22T20:57:00Z">
+      <w:del w:id="43" w:author="kekwxd3228@mail.ru" w:date="2026-09-22T20:57:00Z">
         <w:r>
           <w:rPr>
             <w:szCs w:val="28"/>
@@ -5755,51 +5785,51 @@
           <w:szCs w:val="28"/>
           <w:lang w:eastAsia="zh-CN"/>
         </w:rPr>
+        <w:t>−</w:t>
+      </w:r>
+      <w:r>
+        <w:rPr>
+          <w:szCs w:val="28"/>
+          <w:lang w:eastAsia="zh-CN"/>
+        </w:rPr>
+        <w:t>графический процессор с объемом памяти 1 ГБ, поддержкой DirectX 11.</w:t>
+      </w:r>
+    </w:p>
+    <w:p>
+      <w:pPr>
+        <w:rPr>
+          <w:szCs w:val="28"/>
+          <w:lang w:eastAsia="zh-CN"/>
+        </w:rPr>
+      </w:pPr>
+      <w:r>
+        <w:rPr>
+          <w:szCs w:val="28"/>
+          <w:lang w:eastAsia="zh-CN"/>
+        </w:rPr>
+        <w:t>3.3.6 Требования к метрологическому обеспечению</w:t>
+      </w:r>
+      <w:r>
+        <w:rPr>
+          <w:szCs w:val="28"/>
+          <w:lang w:eastAsia="zh-CN"/>
+        </w:rPr>
+        <w:t>.</w:t>
+      </w:r>
+    </w:p>
+    <w:p>
+      <w:pPr>
+        <w:rPr>
+          <w:szCs w:val="28"/>
+          <w:lang w:eastAsia="zh-CN"/>
+        </w:rPr>
+      </w:pPr>
+      <w:r>
+        <w:rPr>
+          <w:szCs w:val="28"/>
+          <w:lang w:eastAsia="zh-CN"/>
+        </w:rPr>
         <w:lastRenderedPageBreak/>
-        <w:t>−</w:t>
-      </w:r>
-      <w:r>
-        <w:rPr>
-          <w:szCs w:val="28"/>
-          <w:lang w:eastAsia="zh-CN"/>
-        </w:rPr>
-        <w:t>графический процессор с объемом памяти 1 ГБ, поддержкой DirectX 11.</w:t>
-      </w:r>
-    </w:p>
-    <w:p>
-      <w:pPr>
-        <w:rPr>
-          <w:szCs w:val="28"/>
-          <w:lang w:eastAsia="zh-CN"/>
-        </w:rPr>
-      </w:pPr>
-      <w:r>
-        <w:rPr>
-          <w:szCs w:val="28"/>
-          <w:lang w:eastAsia="zh-CN"/>
-        </w:rPr>
-        <w:t>3.3.6 Требования к метрологическому обеспечению</w:t>
-      </w:r>
-      <w:r>
-        <w:rPr>
-          <w:szCs w:val="28"/>
-          <w:lang w:eastAsia="zh-CN"/>
-        </w:rPr>
-        <w:t>.</w:t>
-      </w:r>
-    </w:p>
-    <w:p>
-      <w:pPr>
-        <w:rPr>
-          <w:szCs w:val="28"/>
-          <w:lang w:eastAsia="zh-CN"/>
-        </w:rPr>
-      </w:pPr>
-      <w:r>
-        <w:rPr>
-          <w:szCs w:val="28"/>
-          <w:lang w:eastAsia="zh-CN"/>
-        </w:rPr>
         <w:t xml:space="preserve">Дополнительные требования к метрологическому обеспечению не предъявляются. </w:t>
       </w:r>
     </w:p>
@@ -5858,7 +5888,7 @@
           <w:lang w:eastAsia="zh-CN"/>
         </w:rPr>
       </w:pPr>
-      <w:bookmarkStart w:id="40" w:name="_Toc178595984"/>
+      <w:bookmarkStart w:id="44" w:name="_Toc178595984"/>
       <w:r>
         <w:rPr>
           <w:b/>
@@ -5866,7 +5896,7 @@
         </w:rPr>
         <w:t>3.4 Общие технические требования к АС</w:t>
       </w:r>
-      <w:bookmarkEnd w:id="40"/>
+      <w:bookmarkEnd w:id="44"/>
     </w:p>
     <w:p>
       <w:pPr>
@@ -5993,7 +6023,7 @@
         </w:rPr>
         <w:t>«</w:t>
       </w:r>
-      <w:ins w:id="41" w:author="kekwxd3228@mail.ru" w:date="2026-09-22T20:57:00Z">
+      <w:ins w:id="45" w:author="kekwxd3228@mail.ru" w:date="2026-09-22T20:57:00Z">
         <w:r>
           <w:rPr>
             <w:rFonts w:eastAsia="SimSun" w:cs="Times New Roman"/>
@@ -6005,7 +6035,7 @@
           <w:t>КОМПАС-3D</w:t>
         </w:r>
       </w:ins>
-      <w:del w:id="42" w:author="kekwxd3228@mail.ru" w:date="2026-09-22T20:57:00Z">
+      <w:del w:id="46" w:author="kekwxd3228@mail.ru" w:date="2026-09-22T20:57:00Z">
         <w:r>
           <w:rPr>
             <w:rFonts w:eastAsia="Times New Roman"/>
@@ -6065,7 +6095,7 @@
         </w:rPr>
         <w:t xml:space="preserve">" для САПР </w:t>
       </w:r>
-      <w:ins w:id="43" w:author="kekwxd3228@mail.ru" w:date="2026-09-22T20:57:00Z">
+      <w:ins w:id="47" w:author="kekwxd3228@mail.ru" w:date="2026-09-22T20:57:00Z">
         <w:r>
           <w:rPr>
             <w:rFonts w:eastAsia="Times New Roman"/>
@@ -6098,7 +6128,7 @@
           <w:t>.</w:t>
         </w:r>
       </w:ins>
-      <w:del w:id="44" w:author="kekwxd3228@mail.ru" w:date="2026-09-22T20:57:00Z">
+      <w:del w:id="48" w:author="kekwxd3228@mail.ru" w:date="2026-09-22T20:57:00Z">
         <w:r>
           <w:rPr>
             <w:rFonts w:eastAsia="Times New Roman"/>
@@ -6969,7 +6999,7 @@
               </w:rPr>
               <w:t xml:space="preserve">«Документация API </w:t>
             </w:r>
-            <w:ins w:id="45" w:author="kekwxd3228@mail.ru" w:date="2026-09-22T20:58:00Z">
+            <w:ins w:id="49" w:author="kekwxd3228@mail.ru" w:date="2026-09-22T20:58:00Z">
               <w:r>
                 <w:rPr>
                   <w:szCs w:val="28"/>
@@ -6978,7 +7008,7 @@
                 <w:t>КОМПАС-3D</w:t>
               </w:r>
             </w:ins>
-            <w:del w:id="46" w:author="kekwxd3228@mail.ru" w:date="2026-09-22T20:58:00Z">
+            <w:del w:id="50" w:author="kekwxd3228@mail.ru" w:date="2026-09-22T20:58:00Z">
               <w:r>
                 <w:rPr>
                   <w:szCs w:val="28"/>
@@ -7419,6 +7449,7 @@
                 <w:szCs w:val="28"/>
                 <w:lang w:eastAsia="zh-CN"/>
               </w:rPr>
+              <w:lastRenderedPageBreak/>
               <w:t>пояснительной</w:t>
             </w:r>
             <w:r>
@@ -7458,6 +7489,7 @@
                 <w:szCs w:val="28"/>
                 <w:lang w:eastAsia="zh-CN"/>
               </w:rPr>
+              <w:lastRenderedPageBreak/>
               <w:t>Программный код</w:t>
             </w:r>
           </w:p>
@@ -7529,16 +7561,17 @@
               </w:rPr>
               <w:t xml:space="preserve">«ОС ТУСУР 01-2021, документация API </w:t>
             </w:r>
-            <w:ins w:id="47" w:author="kekwxd3228@mail.ru" w:date="2026-09-22T20:58:00Z">
+            <w:ins w:id="51" w:author="kekwxd3228@mail.ru" w:date="2026-09-22T20:58:00Z">
               <w:r>
                 <w:rPr>
                   <w:szCs w:val="28"/>
                   <w:lang w:eastAsia="zh-CN"/>
                 </w:rPr>
+                <w:lastRenderedPageBreak/>
                 <w:t>КОМПАС-3D</w:t>
               </w:r>
             </w:ins>
-            <w:del w:id="48" w:author="kekwxd3228@mail.ru" w:date="2026-09-22T20:58:00Z">
+            <w:del w:id="52" w:author="kekwxd3228@mail.ru" w:date="2026-09-22T20:58:00Z">
               <w:r>
                 <w:rPr>
                   <w:szCs w:val="28"/>
@@ -7576,6 +7609,7 @@
                 <w:szCs w:val="28"/>
                 <w:lang w:eastAsia="zh-CN"/>
               </w:rPr>
+              <w:lastRenderedPageBreak/>
               <w:t>Не позднее</w:t>
             </w:r>
           </w:p>
@@ -7868,8 +7902,8 @@
           <w14:ligatures w14:val="none"/>
         </w:rPr>
       </w:pPr>
-      <w:bookmarkStart w:id="49" w:name="_Toc178595986"/>
-      <w:bookmarkStart w:id="50" w:name="_Toc240423873"/>
+      <w:bookmarkStart w:id="53" w:name="_Toc178595986"/>
+      <w:bookmarkStart w:id="54" w:name="_Toc240423873"/>
       <w:r>
         <w:rPr>
           <w:rFonts w:eastAsia="SimSun" w:cs="Times New Roman"/>
@@ -7884,8 +7918,8 @@
         <w:lastRenderedPageBreak/>
         <w:t>5 ПОРЯДОК РАЗРАБОТКИ АВТОМАТИЗИРОВАННОЙ СИСТЕМЫ</w:t>
       </w:r>
-      <w:bookmarkEnd w:id="49"/>
-      <w:bookmarkEnd w:id="50"/>
+      <w:bookmarkEnd w:id="53"/>
+      <w:bookmarkEnd w:id="54"/>
     </w:p>
     <w:p>
       <w:pPr>
@@ -7918,8 +7952,8 @@
           <w14:ligatures w14:val="none"/>
         </w:rPr>
       </w:pPr>
-      <w:bookmarkStart w:id="51" w:name="_Toc178595987"/>
-      <w:bookmarkStart w:id="52" w:name="_Toc240423874"/>
+      <w:bookmarkStart w:id="55" w:name="_Toc178595987"/>
+      <w:bookmarkStart w:id="56" w:name="_Toc240423874"/>
       <w:r>
         <w:rPr>
           <w:rFonts w:eastAsia="SimSun" w:cs="Times New Roman"/>
@@ -7931,8 +7965,8 @@
         </w:rPr>
         <w:t>5.1 Порядок организации разработки АС</w:t>
       </w:r>
-      <w:bookmarkEnd w:id="51"/>
-      <w:bookmarkEnd w:id="52"/>
+      <w:bookmarkEnd w:id="55"/>
+      <w:bookmarkEnd w:id="56"/>
     </w:p>
     <w:p>
       <w:pPr>
@@ -7997,8 +8031,8 @@
           <w14:ligatures w14:val="none"/>
         </w:rPr>
       </w:pPr>
-      <w:bookmarkStart w:id="53" w:name="_Toc178595988"/>
-      <w:bookmarkStart w:id="54" w:name="_Toc240423875"/>
+      <w:bookmarkStart w:id="57" w:name="_Toc178595988"/>
+      <w:bookmarkStart w:id="58" w:name="_Toc240423875"/>
       <w:r>
         <w:rPr>
           <w:rFonts w:eastAsia="SimSun" w:cs="Times New Roman"/>
@@ -8010,8 +8044,8 @@
         </w:rPr>
         <w:t>5.2 Перечень документов и исходных данных для разработки АС</w:t>
       </w:r>
-      <w:bookmarkEnd w:id="53"/>
-      <w:bookmarkEnd w:id="54"/>
+      <w:bookmarkEnd w:id="57"/>
+      <w:bookmarkEnd w:id="58"/>
     </w:p>
     <w:p>
       <w:pPr>
@@ -8056,7 +8090,7 @@
         </w:rPr>
         <w:t>Для разработки плагина «Табуретка» для САПР «</w:t>
       </w:r>
-      <w:ins w:id="55" w:author="kekwxd3228@mail.ru" w:date="2026-09-22T20:58:00Z">
+      <w:ins w:id="59" w:author="kekwxd3228@mail.ru" w:date="2026-09-22T20:58:00Z">
         <w:r>
           <w:rPr>
             <w:rFonts w:eastAsia="SimSun" w:cs="Times New Roman"/>
@@ -8068,7 +8102,7 @@
           <w:t>КОМПАС-3D</w:t>
         </w:r>
       </w:ins>
-      <w:del w:id="56" w:author="kekwxd3228@mail.ru" w:date="2026-09-22T20:58:00Z">
+      <w:del w:id="60" w:author="kekwxd3228@mail.ru" w:date="2026-09-22T20:58:00Z">
         <w:r>
           <w:rPr>
             <w:rFonts w:eastAsia="SimSun" w:cs="Times New Roman"/>
@@ -8132,7 +8166,7 @@
         </w:rPr>
         <w:t>− руководство программиста по API САПР «</w:t>
       </w:r>
-      <w:ins w:id="57" w:author="kekwxd3228@mail.ru" w:date="2026-09-22T20:58:00Z">
+      <w:ins w:id="61" w:author="kekwxd3228@mail.ru" w:date="2026-09-22T20:58:00Z">
         <w:r>
           <w:rPr>
             <w:rFonts w:eastAsia="SimSun" w:cs="Times New Roman"/>
@@ -8144,7 +8178,7 @@
           <w:t>КОМПАС-3D</w:t>
         </w:r>
       </w:ins>
-      <w:del w:id="58" w:author="kekwxd3228@mail.ru" w:date="2026-09-22T20:58:00Z">
+      <w:del w:id="62" w:author="kekwxd3228@mail.ru" w:date="2026-09-22T20:58:00Z">
         <w:r>
           <w:rPr>
             <w:rFonts w:eastAsia="SimSun" w:cs="Times New Roman"/>
@@ -8297,8 +8331,8 @@
           <w14:ligatures w14:val="none"/>
         </w:rPr>
       </w:pPr>
-      <w:bookmarkStart w:id="59" w:name="_Toc178595989"/>
-      <w:bookmarkStart w:id="60" w:name="_Toc240423876"/>
+      <w:bookmarkStart w:id="63" w:name="_Toc178595989"/>
+      <w:bookmarkStart w:id="64" w:name="_Toc240423876"/>
       <w:r>
         <w:rPr>
           <w:rFonts w:eastAsia="SimSun" w:cs="Times New Roman"/>
@@ -8310,8 +8344,8 @@
         </w:rPr>
         <w:t>5.3 Перечень документов, предъявляемых по окончании соответствующих этапов работ</w:t>
       </w:r>
-      <w:bookmarkEnd w:id="59"/>
-      <w:bookmarkEnd w:id="60"/>
+      <w:bookmarkEnd w:id="63"/>
+      <w:bookmarkEnd w:id="64"/>
     </w:p>
     <w:p>
       <w:pPr>
@@ -8531,8 +8565,8 @@
           <w14:ligatures w14:val="none"/>
         </w:rPr>
       </w:pPr>
-      <w:bookmarkStart w:id="61" w:name="_Toc178595990"/>
-      <w:bookmarkStart w:id="62" w:name="_Toc240423877"/>
+      <w:bookmarkStart w:id="65" w:name="_Toc178595990"/>
+      <w:bookmarkStart w:id="66" w:name="_Toc240423877"/>
       <w:r>
         <w:rPr>
           <w:rFonts w:eastAsia="SimSun" w:cs="Times New Roman"/>
@@ -8547,8 +8581,8 @@
         <w:lastRenderedPageBreak/>
         <w:t>6 ПОРЯДОК КОНТРОЛЯ И ПРИЁМКИ АВТОМАТИЗИРОВАННОЙ СИСТЕМЫ</w:t>
       </w:r>
-      <w:bookmarkEnd w:id="61"/>
-      <w:bookmarkEnd w:id="62"/>
+      <w:bookmarkEnd w:id="65"/>
+      <w:bookmarkEnd w:id="66"/>
     </w:p>
     <w:p>
       <w:pPr>
@@ -8579,8 +8613,8 @@
           <w14:ligatures w14:val="none"/>
         </w:rPr>
       </w:pPr>
-      <w:bookmarkStart w:id="63" w:name="_Toc178595991"/>
-      <w:bookmarkStart w:id="64" w:name="_Toc240423878"/>
+      <w:bookmarkStart w:id="67" w:name="_Toc178595991"/>
+      <w:bookmarkStart w:id="68" w:name="_Toc240423878"/>
       <w:r>
         <w:rPr>
           <w:rFonts w:eastAsia="SimSun" w:cs="Times New Roman"/>
@@ -8592,8 +8626,8 @@
         </w:rPr>
         <w:t>6.1 Виды, состав и методы испытаний АС и ее составных частей</w:t>
       </w:r>
-      <w:bookmarkEnd w:id="63"/>
-      <w:bookmarkEnd w:id="64"/>
+      <w:bookmarkEnd w:id="67"/>
+      <w:bookmarkEnd w:id="68"/>
     </w:p>
     <w:p>
       <w:pPr>
@@ -8808,8 +8842,8 @@
           <w14:ligatures w14:val="none"/>
         </w:rPr>
       </w:pPr>
-      <w:bookmarkStart w:id="65" w:name="_Toc178595992"/>
-      <w:bookmarkStart w:id="66" w:name="_Toc240423879"/>
+      <w:bookmarkStart w:id="69" w:name="_Toc178595992"/>
+      <w:bookmarkStart w:id="70" w:name="_Toc240423879"/>
       <w:r>
         <w:rPr>
           <w:rFonts w:eastAsia="SimSun" w:cs="Times New Roman"/>
@@ -8821,8 +8855,8 @@
         </w:rPr>
         <w:t>6.2 Общие требования к приёмке работ по стадиям</w:t>
       </w:r>
-      <w:bookmarkEnd w:id="65"/>
-      <w:bookmarkEnd w:id="66"/>
+      <w:bookmarkEnd w:id="69"/>
+      <w:bookmarkEnd w:id="70"/>
     </w:p>
     <w:p>
       <w:pPr>
@@ -8997,8 +9031,8 @@
           <w14:ligatures w14:val="none"/>
         </w:rPr>
       </w:pPr>
-      <w:bookmarkStart w:id="67" w:name="_Toc178595993"/>
-      <w:bookmarkStart w:id="68" w:name="_Toc240423880"/>
+      <w:bookmarkStart w:id="71" w:name="_Toc178595993"/>
+      <w:bookmarkStart w:id="72" w:name="_Toc240423880"/>
       <w:r>
         <w:rPr>
           <w:rFonts w:eastAsia="SimSun" w:cs="Times New Roman"/>
@@ -9013,8 +9047,8 @@
         <w:lastRenderedPageBreak/>
         <w:t>7 ТРЕБОВАНИЯ К ДОКУМЕНТИРОВАНИЮ</w:t>
       </w:r>
-      <w:bookmarkEnd w:id="67"/>
-      <w:bookmarkEnd w:id="68"/>
+      <w:bookmarkEnd w:id="71"/>
+      <w:bookmarkEnd w:id="72"/>
     </w:p>
     <w:p>
       <w:pPr>
@@ -9072,8 +9106,8 @@
           <w14:ligatures w14:val="none"/>
         </w:rPr>
       </w:pPr>
-      <w:bookmarkStart w:id="69" w:name="_Toc178595994"/>
-      <w:bookmarkStart w:id="70" w:name="_Toc240423881"/>
+      <w:bookmarkStart w:id="73" w:name="_Toc178595994"/>
+      <w:bookmarkStart w:id="74" w:name="_Toc240423881"/>
       <w:r>
         <w:rPr>
           <w:rFonts w:eastAsia="SimSun" w:cs="Times New Roman"/>
@@ -9085,8 +9119,8 @@
         </w:rPr>
         <w:t>7.1 Перечень подлежащих разработке документов</w:t>
       </w:r>
-      <w:bookmarkEnd w:id="69"/>
-      <w:bookmarkEnd w:id="70"/>
+      <w:bookmarkEnd w:id="73"/>
+      <w:bookmarkEnd w:id="74"/>
       <w:r>
         <w:rPr>
           <w:rFonts w:eastAsia="SimSun" w:cs="Times New Roman"/>
@@ -9165,8 +9199,8 @@
           <w14:ligatures w14:val="none"/>
         </w:rPr>
       </w:pPr>
-      <w:bookmarkStart w:id="71" w:name="_Toc178595995"/>
-      <w:bookmarkStart w:id="72" w:name="_Toc240423882"/>
+      <w:bookmarkStart w:id="75" w:name="_Toc178595995"/>
+      <w:bookmarkStart w:id="76" w:name="_Toc240423882"/>
       <w:r>
         <w:rPr>
           <w:rFonts w:eastAsia="SimSun" w:cs="Times New Roman"/>
@@ -9178,8 +9212,8 @@
         </w:rPr>
         <w:t>7.2 Вид представления и количество документов</w:t>
       </w:r>
-      <w:bookmarkEnd w:id="71"/>
-      <w:bookmarkEnd w:id="72"/>
+      <w:bookmarkEnd w:id="75"/>
+      <w:bookmarkEnd w:id="76"/>
     </w:p>
     <w:p>
       <w:pPr>
@@ -9345,8 +9379,8 @@
           <w14:ligatures w14:val="none"/>
         </w:rPr>
       </w:pPr>
-      <w:bookmarkStart w:id="73" w:name="_Toc178595996"/>
-      <w:bookmarkStart w:id="74" w:name="_Toc240423883"/>
+      <w:bookmarkStart w:id="77" w:name="_Toc178595996"/>
+      <w:bookmarkStart w:id="78" w:name="_Toc240423883"/>
       <w:r>
         <w:rPr>
           <w:rFonts w:eastAsia="SimSun" w:cs="Times New Roman"/>
@@ -9358,8 +9392,8 @@
         </w:rPr>
         <w:t>7.3 Требования по использованию ЕСКД и ЕСПД при разработке документов</w:t>
       </w:r>
-      <w:bookmarkEnd w:id="73"/>
-      <w:bookmarkEnd w:id="74"/>
+      <w:bookmarkEnd w:id="77"/>
+      <w:bookmarkEnd w:id="78"/>
     </w:p>
     <w:p>
       <w:pPr>
@@ -9866,7 +9900,7 @@
           <w14:ligatures w14:val="none"/>
         </w:rPr>
       </w:pPr>
-      <w:bookmarkStart w:id="75" w:name="_Toc178595997"/>
+      <w:bookmarkStart w:id="79" w:name="_Toc178595997"/>
       <w:r>
         <w:rPr>
           <w:rFonts w:ascii="Calibri" w:eastAsia="SimSun" w:hAnsi="Calibri" w:cs="Times New Roman"/>
@@ -9898,7 +9932,7 @@
           <w14:ligatures w14:val="none"/>
         </w:rPr>
       </w:pPr>
-      <w:bookmarkStart w:id="76" w:name="_Toc240423884"/>
+      <w:bookmarkStart w:id="80" w:name="_Toc240423884"/>
       <w:r>
         <w:rPr>
           <w:rFonts w:eastAsia="SimSun" w:cs="Times New Roman"/>
@@ -9913,8 +9947,8 @@
         <w:lastRenderedPageBreak/>
         <w:t>8 ИСТОЧНИКИ РАЗРАБОТКИ</w:t>
       </w:r>
-      <w:bookmarkEnd w:id="75"/>
-      <w:bookmarkEnd w:id="76"/>
+      <w:bookmarkEnd w:id="79"/>
+      <w:bookmarkEnd w:id="80"/>
     </w:p>
     <w:p>
       <w:pPr>
@@ -10434,7 +10468,7 @@
         </w:rPr>
         <w:t xml:space="preserve">Справочная система SDK </w:t>
       </w:r>
-      <w:ins w:id="77" w:author="kekwxd3228@mail.ru" w:date="2026-09-22T20:58:00Z">
+      <w:ins w:id="81" w:author="kekwxd3228@mail.ru" w:date="2026-09-22T20:58:00Z">
         <w:r>
           <w:rPr>
             <w:rFonts w:eastAsia="Calibri"/>
@@ -10443,7 +10477,7 @@
           <w:t>«КОМПАС-3D»</w:t>
         </w:r>
       </w:ins>
-      <w:del w:id="78" w:author="kekwxd3228@mail.ru" w:date="2026-09-22T20:58:00Z">
+      <w:del w:id="82" w:author="kekwxd3228@mail.ru" w:date="2026-09-22T20:58:00Z">
         <w:r>
           <w:rPr>
             <w:lang w:eastAsia="zh-CN"/>
@@ -10528,7 +10562,7 @@
 
 <file path=word/comments.xml><?xml version="1.0" encoding="utf-8"?>
 <w:comments xmlns:wpc="http://schemas.microsoft.com/office/word/2010/wordprocessingCanvas" xmlns:cx="http://schemas.microsoft.com/office/drawing/2014/chartex" xmlns:cx1="http://schemas.microsoft.com/office/drawing/2015/9/8/chartex" xmlns:cx2="http://schemas.microsoft.com/office/drawing/2015/10/21/chartex" xmlns:cx3="http://schemas.microsoft.com/office/drawing/2016/5/9/chartex" xmlns:cx4="http://schemas.microsoft.com/office/drawing/2016/5/10/chartex" xmlns:cx5="http://schemas.microsoft.com/office/drawing/2016/5/11/chartex" xmlns:cx6="http://schemas.microsoft.com/office/drawing/2016/5/12/chartex" xmlns:cx7="http://schemas.microsoft.com/office/drawing/2016/5/13/chartex" xmlns:cx8="http://schemas.microsoft.com/office/drawing/2016/5/14/chartex" xmlns:mc="http://schemas.openxmlformats.org/markup-compatibility/2006" xmlns:aink="http://schemas.microsoft.com/office/drawing/2016/ink" xmlns:am3d="http://schemas.microsoft.com/office/drawing/2017/model3d" xmlns:o="urn:schemas-microsoft-com:office:office" xmlns:oel="http://schemas.microsoft.com/office/2019/extlst" xmlns:r="http://schemas.openxmlformats.org/officeDocument/2006/relationships" xmlns:m="http://schemas.openxmlformats.org/officeDocument/2006/math" xmlns:v="urn:schemas-microsoft-com:vml" xmlns:wp14="http://schemas.microsoft.com/office/word/2010/wordprocessingDrawing" xmlns:wp="http://schemas.openxmlformats.org/drawingml/2006/wordprocessingDrawing" xmlns:w10="urn:schemas-microsoft-com:office:word" xmlns:w="http://schemas.openxmlformats.org/wordprocessingml/2006/main" xmlns:w14="http://schemas.microsoft.com/office/word/2010/wordml" xmlns:w15="http://schemas.microsoft.com/office/word/2012/wordml" xmlns:w16cex="http://schemas.microsoft.com/office/word/2018/wordml/cex" xmlns:w16cid="http://schemas.microsoft.com/office/word/2016/wordml/cid" xmlns:w16="http://schemas.microsoft.com/office/word/2018/wordml" xmlns:w16sdtdh="http://schemas.microsoft.com/office/word/2020/wordml/sdtdatahash" xmlns:w16se="http://schemas.microsoft.com/office/word/2015/wordml/symex" xmlns:wpg="http://schemas.microsoft.com/office/word/2010/wordprocessingGroup" xmlns:wpi="http://schemas.microsoft.com/office/word/2010/wordprocessingInk" xmlns:wne="http://schemas.microsoft.com/office/word/2006/wordml" xmlns:wps="http://schemas.microsoft.com/office/word/2010/wordprocessingShape" mc:Ignorable="w14 w15 w16se w16cid w16 w16cex w16sdtdh wp14">
-  <w:comment w:id="5" w:author="Kalentyev Alexey" w:date="2026-09-16T10:09:00Z" w:initials="KA">
+  <w:comment w:id="9" w:author="Kalentyev Alexey" w:date="2026-09-16T10:09:00Z" w:initials="KA">
     <w:p>
       <w:pPr>
         <w:pStyle w:val="ae"/>
@@ -10546,10 +10580,11 @@
       </w:r>
     </w:p>
   </w:comment>
-  <w:comment w:id="6" w:author="kekwxd3228@mail.ru" w:date="2026-09-22T20:54:00Z" w:initials="k">
+  <w:comment w:id="10" w:author="kekwxd3228@mail.ru" w:date="2026-09-22T20:54:00Z" w:initials="k">
     <w:p>
       <w:pPr>
         <w:pStyle w:val="ae"/>
+        <w:ind w:firstLine="0"/>
       </w:pPr>
       <w:r>
         <w:rPr>
@@ -11776,6 +11811,7 @@
   <w:style w:type="character" w:default="1" w:styleId="a0">
     <w:name w:val="Default Paragraph Font"/>
     <w:uiPriority w:val="1"/>
+    <w:semiHidden/>
     <w:unhideWhenUsed/>
   </w:style>
   <w:style w:type="table" w:default="1" w:styleId="a1">

--- a/Docs/ТЗ.Разработка плагина «Табуретка» для САПР Компас-3D.docx
+++ b/Docs/ТЗ.Разработка плагина «Табуретка» для САПР Компас-3D.docx
@@ -561,6 +561,7 @@
           <w:bCs/>
         </w:rPr>
       </w:pPr>
+      <w:commentRangeStart w:id="14"/>
       <w:r>
         <w:rPr>
           <w:b/>
@@ -568,6 +569,13 @@
         </w:rPr>
         <w:lastRenderedPageBreak/>
         <w:t>СОДЕРЖАНИЕ</w:t>
+      </w:r>
+      <w:commentRangeEnd w:id="14"/>
+      <w:r>
+        <w:rPr>
+          <w:rStyle w:val="ad"/>
+        </w:rPr>
+        <w:commentReference w:id="14"/>
       </w:r>
     </w:p>
     <w:sdt>
@@ -2271,6 +2279,7 @@
       </w:pPr>
       <w:bookmarkStart w:id="4" w:name="_Toc178595972"/>
       <w:bookmarkStart w:id="5" w:name="_Toc240423863"/>
+      <w:commentRangeStart w:id="15"/>
       <w:r>
         <w:rPr>
           <w:rFonts w:eastAsia="SimSun" w:cs="Times New Roman"/>
@@ -2287,6 +2296,13 @@
       </w:r>
       <w:bookmarkEnd w:id="4"/>
       <w:bookmarkEnd w:id="5"/>
+      <w:commentRangeEnd w:id="15"/>
+      <w:r>
+        <w:rPr>
+          <w:rStyle w:val="ad"/>
+        </w:rPr>
+        <w:commentReference w:id="15"/>
+      </w:r>
     </w:p>
     <w:p>
       <w:pPr>
@@ -2571,6 +2587,7 @@
           <w14:ligatures w14:val="none"/>
         </w:rPr>
       </w:pPr>
+      <w:commentRangeStart w:id="11"/>
       <w:r>
         <w:rPr>
           <w:rFonts w:eastAsia="SimSun" w:cs="Times New Roman"/>
@@ -2602,6 +2619,13 @@
           <w14:ligatures w14:val="none"/>
         </w:rPr>
         <w:t xml:space="preserve"> Алексей Анатольевич. </w:t>
+      </w:r>
+      <w:commentRangeEnd w:id="11"/>
+      <w:r>
+        <w:rPr>
+          <w:rStyle w:val="ad"/>
+        </w:rPr>
+        <w:commentReference w:id="11"/>
       </w:r>
     </w:p>
     <w:p>
@@ -3733,6 +3757,7 @@
           <w14:ligatures w14:val="none"/>
         </w:rPr>
       </w:pPr>
+      <w:commentRangeStart w:id="13"/>
       <w:r>
         <w:rPr>
           <w:rFonts w:eastAsia="SimSun" w:cs="Times New Roman"/>
@@ -3752,6 +3777,13 @@
           <w14:ligatures w14:val="none"/>
         </w:rPr>
         <w:t>.</w:t>
+      </w:r>
+      <w:commentRangeEnd w:id="13"/>
+      <w:r>
+        <w:rPr>
+          <w:rStyle w:val="ad"/>
+        </w:rPr>
+        <w:commentReference w:id="13"/>
       </w:r>
     </w:p>
     <w:p>
@@ -4920,6 +4952,7 @@
         </w:rPr>
       </w:pPr>
       <w:bookmarkStart w:id="36" w:name="_Toc178595982"/>
+      <w:commentRangeStart w:id="16"/>
       <w:r>
         <w:rPr>
           <w:b/>
@@ -4929,6 +4962,13 @@
         <w:t>3.2 Требования к функциям (задачам), выполняемым АС</w:t>
       </w:r>
       <w:bookmarkEnd w:id="36"/>
+      <w:commentRangeEnd w:id="16"/>
+      <w:r>
+        <w:rPr>
+          <w:rStyle w:val="ad"/>
+        </w:rPr>
+        <w:commentReference w:id="16"/>
+      </w:r>
     </w:p>
     <w:p>
       <w:pPr>
@@ -5125,6 +5165,7 @@
           <w:szCs w:val="28"/>
         </w:rPr>
       </w:pPr>
+      <w:commentRangeStart w:id="12"/>
       <w:r>
         <w:rPr>
           <w:rFonts w:eastAsia="Times New Roman"/>
@@ -5184,6 +5225,13 @@
           <w:szCs w:val="28"/>
         </w:rPr>
         <w:t>);</w:t>
+      </w:r>
+      <w:commentRangeEnd w:id="12"/>
+      <w:r>
+        <w:rPr>
+          <w:rStyle w:val="ad"/>
+        </w:rPr>
+        <w:commentReference w:id="12"/>
       </w:r>
     </w:p>
     <w:p>
@@ -5496,6 +5544,7 @@
           <w:lang w:eastAsia="zh-CN"/>
         </w:rPr>
       </w:pPr>
+      <w:commentRangeStart w:id="18"/>
       <w:r>
         <w:rPr>
           <w:szCs w:val="28"/>
@@ -5517,6 +5566,13 @@
         </w:rPr>
         <w:tab/>
         <w:t xml:space="preserve">Дополнительные требования по информационному обеспечению системы не предъявляются. </w:t>
+      </w:r>
+      <w:commentRangeEnd w:id="18"/>
+      <w:r>
+        <w:rPr>
+          <w:rStyle w:val="ad"/>
+        </w:rPr>
+        <w:commentReference w:id="18"/>
       </w:r>
     </w:p>
     <w:p>
@@ -8948,6 +9004,7 @@
           <w14:ligatures w14:val="none"/>
         </w:rPr>
       </w:pPr>
+      <w:commentRangeStart w:id="17"/>
       <w:r>
         <w:rPr>
           <w:rFonts w:eastAsia="SimSun" w:cs="Times New Roman"/>
@@ -8958,6 +9015,13 @@
         </w:rPr>
         <w:lastRenderedPageBreak/>
         <w:t>Комплектность передаваемой отчётной документации подлежит проверке Заказчиком.</w:t>
+      </w:r>
+      <w:commentRangeEnd w:id="17"/>
+      <w:r>
+        <w:rPr>
+          <w:rStyle w:val="ad"/>
+        </w:rPr>
+        <w:commentReference w:id="17"/>
       </w:r>
     </w:p>
     <w:p>
@@ -10594,6 +10658,150 @@
       </w:r>
     </w:p>
   </w:comment>
+  <w:comment w:id="11" w:author="Kalentyev Alexey" w:initials="KA" w:date="2026-09-23T03:03:45Z">
+    <w:p>
+      <w:pPr>
+        <w:pStyle w:val="ae"/>
+        <w:ind w:firstLine="0"/>
+        <w:jc w:val="left"/>
+      </w:pPr>
+      <w:r>
+        <w:rPr>
+          <w:rStyle w:val="ad"/>
+        </w:rPr>
+        <w:annotationRef/>
+      </w:r>
+      <w:r>
+        <w:t>Укажите наименование организации-заказчика отдельно от ФИО её представителя. Дополните сведения об известном разработчике — студенте и его группе; при отсутствии отдельной организации-разработчика это можно указать явно.</w:t>
+      </w:r>
+    </w:p>
+  </w:comment>
+  <w:comment w:id="12" w:author="Kalentyev Alexey" w:initials="KA" w:date="2026-09-23T03:03:45Z">
+    <w:p>
+      <w:pPr>
+        <w:pStyle w:val="ae"/>
+        <w:ind w:firstLine="0"/>
+        <w:jc w:val="left"/>
+      </w:pPr>
+      <w:r>
+        <w:rPr>
+          <w:rStyle w:val="ad"/>
+        </w:rPr>
+        <w:annotationRef/>
+      </w:r>
+      <w:r>
+        <w:t>Укажите отдельные формулы шага массива для ширины W и глубины D. Сейчас Step = W − 2·offset указан для обеих осей, хотя D изменяется независимо. Определите также, одинаковы ли отступы по X/Y или рассчитываются от соответствующего размера.</w:t>
+      </w:r>
+    </w:p>
+  </w:comment>
+  <w:comment w:id="13" w:author="Kalentyev Alexey" w:initials="KA" w:date="2026-09-23T03:03:45Z">
+    <w:p>
+      <w:pPr>
+        <w:pStyle w:val="ae"/>
+        <w:ind w:firstLine="0"/>
+        <w:jc w:val="left"/>
+      </w:pPr>
+      <w:r>
+        <w:rPr>
+          <w:rStyle w:val="ad"/>
+        </w:rPr>
+        <w:annotationRef/>
+      </w:r>
+      <w:r>
+        <w:t>Выделите заголовки пунктов третьего уровня (3.1.1 и аналогичные) полужирным и приведите их выравнивание к центру без абзацного отступа. Уберите точки в конце заголовков, где они стоят, и отделите заголовок от следующего текста предусмотренным интервалом.</w:t>
+      </w:r>
+    </w:p>
+  </w:comment>
+  <w:comment w:id="14" w:author="Kalentyev Alexey" w:initials="KA" w:date="2026-09-23T03:03:45Z">
+    <w:p>
+      <w:pPr>
+        <w:pStyle w:val="ae"/>
+        <w:ind w:firstLine="0"/>
+        <w:jc w:val="left"/>
+      </w:pPr>
+      <w:r>
+        <w:rPr>
+          <w:rStyle w:val="ad"/>
+        </w:rPr>
+        <w:annotationRef/>
+      </w:r>
+      <w:r>
+        <w:t>Назовите раздел «Оглавление» и включите пропущенные раздел 4, подразделы 3.2–3.4. Обновите оглавление целиком после исправления стилей заголовков.</w:t>
+      </w:r>
+    </w:p>
+  </w:comment>
+  <w:comment w:id="15" w:author="Kalentyev Alexey" w:initials="KA" w:date="2026-09-23T03:03:45Z">
+    <w:p>
+      <w:pPr>
+        <w:pStyle w:val="ae"/>
+        <w:ind w:firstLine="0"/>
+        <w:jc w:val="left"/>
+      </w:pPr>
+      <w:r>
+        <w:rPr>
+          <w:rStyle w:val="ad"/>
+        </w:rPr>
+        <w:annotationRef/>
+      </w:r>
+      <w:r>
+        <w:t>Приведите поля текстовых разделов к ОС ТУСУР: сверху и снизу 20 мм, слева 30 мм, справа 15 мм. Сейчас верхнее поле первой текстовой части около 15 мм, а после таблицы около 17,5 мм.</w:t>
+      </w:r>
+    </w:p>
+  </w:comment>
+  <w:comment w:id="16" w:author="Kalentyev Alexey" w:initials="KA" w:date="2026-09-23T03:03:45Z">
+    <w:p>
+      <w:pPr>
+        <w:pStyle w:val="ae"/>
+        <w:ind w:firstLine="0"/>
+        <w:jc w:val="left"/>
+      </w:pPr>
+      <w:r>
+        <w:rPr>
+          <w:rStyle w:val="ad"/>
+        </w:rPr>
+        <w:annotationRef/>
+      </w:r>
+      <w:r>
+        <w:t>Перенесите заголовок 3.2 вместе с началом подраздела на следующую страницу. Аналогично проверьте 3.1.6 внизу с. 7 и 3.3.6 внизу с. 10; используйте настройку «не отрывать от следующего».</w:t>
+      </w:r>
+    </w:p>
+  </w:comment>
+  <w:comment w:id="17" w:author="Kalentyev Alexey" w:initials="KA" w:date="2026-09-23T03:03:45Z">
+    <w:p>
+      <w:pPr>
+        <w:pStyle w:val="ae"/>
+        <w:ind w:firstLine="0"/>
+        <w:jc w:val="left"/>
+      </w:pPr>
+      <w:r>
+        <w:rPr>
+          <w:rStyle w:val="ad"/>
+        </w:rPr>
+        <w:annotationRef/>
+      </w:r>
+      <w:r>
+        <w:t>Подтяните этот короткий абзац к предыдущему тексту. Аналогично проверьте последний пункт перечня на с. 14 и последнюю библиографическую запись на с. 20: каждый из них один занимает начало отдельной почти пустой страницы.</w:t>
+      </w:r>
+    </w:p>
+  </w:comment>
+  <w:comment w:id="18" w:author="Kalentyev Alexey" w:initials="KA" w:date="2026-09-23T03:03:45Z">
+    <w:p>
+      <w:pPr>
+        <w:pStyle w:val="ae"/>
+        <w:ind w:firstLine="0"/>
+        <w:jc w:val="left"/>
+      </w:pPr>
+      <w:r>
+        <w:rPr>
+          <w:rStyle w:val="ad"/>
+        </w:rPr>
+        <w:annotationRef/>
+      </w:r>
+      <w:r>
+        <w:t>Разделите заголовок 3.3.2 и предложение «Дополнительные требования…» на самостоятельные абзацы и оформите каждый по своей роли.</w:t>
+      </w:r>
+    </w:p>
+  </w:comment>
 </w:comments>
 </file>
 
@@ -10601,6 +10809,14 @@
 <w15:commentsEx xmlns:wpc="http://schemas.microsoft.com/office/word/2010/wordprocessingCanvas" xmlns:cx="http://schemas.microsoft.com/office/drawing/2014/chartex" xmlns:cx1="http://schemas.microsoft.com/office/drawing/2015/9/8/chartex" xmlns:cx2="http://schemas.microsoft.com/office/drawing/2015/10/21/chartex" xmlns:cx3="http://schemas.microsoft.com/office/drawing/2016/5/9/chartex" xmlns:cx4="http://schemas.microsoft.com/office/drawing/2016/5/10/chartex" xmlns:cx5="http://schemas.microsoft.com/office/drawing/2016/5/11/chartex" xmlns:cx6="http://schemas.microsoft.com/office/drawing/2016/5/12/chartex" xmlns:cx7="http://schemas.microsoft.com/office/drawing/2016/5/13/chartex" xmlns:cx8="http://schemas.microsoft.com/office/drawing/2016/5/14/chartex" xmlns:mc="http://schemas.openxmlformats.org/markup-compatibility/2006" xmlns:aink="http://schemas.microsoft.com/office/drawing/2016/ink" xmlns:am3d="http://schemas.microsoft.com/office/drawing/2017/model3d" xmlns:o="urn:schemas-microsoft-com:office:office" xmlns:oel="http://schemas.microsoft.com/office/2019/extlst" xmlns:r="http://schemas.openxmlformats.org/officeDocument/2006/relationships" xmlns:m="http://schemas.openxmlformats.org/officeDocument/2006/math" xmlns:v="urn:schemas-microsoft-com:vml" xmlns:wp14="http://schemas.microsoft.com/office/word/2010/wordprocessingDrawing" xmlns:wp="http://schemas.openxmlformats.org/drawingml/2006/wordprocessingDrawing" xmlns:w10="urn:schemas-microsoft-com:office:word" xmlns:w="http://schemas.openxmlformats.org/wordprocessingml/2006/main" xmlns:w14="http://schemas.microsoft.com/office/word/2010/wordml" xmlns:w15="http://schemas.microsoft.com/office/word/2012/wordml" xmlns:w16cex="http://schemas.microsoft.com/office/word/2018/wordml/cex" xmlns:w16cid="http://schemas.microsoft.com/office/word/2016/wordml/cid" xmlns:w16="http://schemas.microsoft.com/office/word/2018/wordml" xmlns:w16sdtdh="http://schemas.microsoft.com/office/word/2020/wordml/sdtdatahash" xmlns:w16se="http://schemas.microsoft.com/office/word/2015/wordml/symex" xmlns:wpg="http://schemas.microsoft.com/office/word/2010/wordprocessingGroup" xmlns:wpi="http://schemas.microsoft.com/office/word/2010/wordprocessingInk" xmlns:wne="http://schemas.microsoft.com/office/word/2006/wordml" xmlns:wps="http://schemas.microsoft.com/office/word/2010/wordprocessingShape" mc:Ignorable="w14 w15 w16se w16cid w16 w16cex w16sdtdh wp14">
   <w15:commentEx w15:paraId="6880C474" w15:done="0"/>
   <w15:commentEx w15:paraId="674BCC9B" w15:paraIdParent="6880C474" w15:done="0"/>
+  <w15:commentEx w15:paraId="0C3D41AC" w15:done="0"/>
+  <w15:commentEx w15:paraId="7FFCDA52" w15:done="0"/>
+  <w15:commentEx w15:paraId="56EEC5C7" w15:done="0"/>
+  <w15:commentEx w15:paraId="3A4F0C82" w15:done="0"/>
+  <w15:commentEx w15:paraId="1451E865" w15:done="0"/>
+  <w15:commentEx w15:paraId="5771602B" w15:done="0"/>
+  <w15:commentEx w15:paraId="6897DB12" w15:done="0"/>
+  <w15:commentEx w15:paraId="07539E51" w15:done="0"/>
 </w15:commentsEx>
 </file>
 
@@ -10608,6 +10824,14 @@
 <w16cex:commentsExtensible xmlns:wpc="http://schemas.microsoft.com/office/word/2010/wordprocessingCanvas" xmlns:cx="http://schemas.microsoft.com/office/drawing/2014/chartex" xmlns:cx1="http://schemas.microsoft.com/office/drawing/2015/9/8/chartex" xmlns:cx2="http://schemas.microsoft.com/office/drawing/2015/10/21/chartex" xmlns:cx3="http://schemas.microsoft.com/office/drawing/2016/5/9/chartex" xmlns:cx4="http://schemas.microsoft.com/office/drawing/2016/5/10/chartex" xmlns:cx5="http://schemas.microsoft.com/office/drawing/2016/5/11/chartex" xmlns:cx6="http://schemas.microsoft.com/office/drawing/2016/5/12/chartex" xmlns:cx7="http://schemas.microsoft.com/office/drawing/2016/5/13/chartex" xmlns:cx8="http://schemas.microsoft.com/office/drawing/2016/5/14/chartex" xmlns:cr="http://schemas.microsoft.com/office/comments/2020/reactions" xmlns:mc="http://schemas.openxmlformats.org/markup-compatibility/2006" xmlns:aink="http://schemas.microsoft.com/office/drawing/2016/ink" xmlns:am3d="http://schemas.microsoft.com/office/drawing/2017/model3d" xmlns:o="urn:schemas-microsoft-com:office:office" xmlns:oel="http://schemas.microsoft.com/office/2019/extlst" xmlns:r="http://schemas.openxmlformats.org/officeDocument/2006/relationships" xmlns:m="http://schemas.openxmlformats.org/officeDocument/2006/math" xmlns:v="urn:schemas-microsoft-com:vml" xmlns:wp14="http://schemas.microsoft.com/office/word/2010/wordprocessingDrawing" xmlns:wp="http://schemas.openxmlformats.org/drawingml/2006/wordprocessingDrawing" xmlns:w10="urn:schemas-microsoft-com:office:word" xmlns:w="http://schemas.openxmlformats.org/wordprocessingml/2006/main" xmlns:w14="http://schemas.microsoft.com/office/word/2010/wordml" xmlns:w15="http://schemas.microsoft.com/office/word/2012/wordml" xmlns:w16cex="http://schemas.microsoft.com/office/word/2018/wordml/cex" xmlns:w16cid="http://schemas.microsoft.com/office/word/2016/wordml/cid" xmlns:w16="http://schemas.microsoft.com/office/word/2018/wordml" xmlns:w16sdtdh="http://schemas.microsoft.com/office/word/2020/wordml/sdtdatahash" xmlns:w16se="http://schemas.microsoft.com/office/word/2015/wordml/symex" xmlns:wpg="http://schemas.microsoft.com/office/word/2010/wordprocessingGroup" xmlns:wpi="http://schemas.microsoft.com/office/word/2010/wordprocessingInk" xmlns:wne="http://schemas.microsoft.com/office/word/2006/wordml" xmlns:wps="http://schemas.microsoft.com/office/word/2010/wordprocessingShape" mc:Ignorable="w14 w15 w16se w16cid w16 w16cex w16sdtdh cr wp14">
   <w16cex:commentExtensible w16cex:durableId="2309FEEA" w16cex:dateUtc="2026-09-16T03:09:00Z"/>
   <w16cex:commentExtensible w16cex:durableId="143C35C0" w16cex:dateUtc="2026-09-22T13:54:00Z"/>
+  <w16cex:commentExtensible w16cex:durableId="3B23CBC3" w16cex:dateUtc="2026-09-23T03:03:45Z"/>
+  <w16cex:commentExtensible w16cex:durableId="7AD905F4" w16cex:dateUtc="2026-09-23T03:03:45Z"/>
+  <w16cex:commentExtensible w16cex:durableId="6B0A86A8" w16cex:dateUtc="2026-09-23T03:03:45Z"/>
+  <w16cex:commentExtensible w16cex:durableId="5E379157" w16cex:dateUtc="2026-09-23T03:03:45Z"/>
+  <w16cex:commentExtensible w16cex:durableId="4B8F3E10" w16cex:dateUtc="2026-09-23T03:03:45Z"/>
+  <w16cex:commentExtensible w16cex:durableId="093493C0" w16cex:dateUtc="2026-09-23T03:03:45Z"/>
+  <w16cex:commentExtensible w16cex:durableId="7EE89493" w16cex:dateUtc="2026-09-23T03:03:45Z"/>
+  <w16cex:commentExtensible w16cex:durableId="6A56BC58" w16cex:dateUtc="2026-09-23T03:03:45Z"/>
 </w16cex:commentsExtensible>
 </file>
 
@@ -10615,6 +10839,14 @@
 <w16cid:commentsIds xmlns:wpc="http://schemas.microsoft.com/office/word/2010/wordprocessingCanvas" xmlns:cx="http://schemas.microsoft.com/office/drawing/2014/chartex" xmlns:cx1="http://schemas.microsoft.com/office/drawing/2015/9/8/chartex" xmlns:cx2="http://schemas.microsoft.com/office/drawing/2015/10/21/chartex" xmlns:cx3="http://schemas.microsoft.com/office/drawing/2016/5/9/chartex" xmlns:cx4="http://schemas.microsoft.com/office/drawing/2016/5/10/chartex" xmlns:cx5="http://schemas.microsoft.com/office/drawing/2016/5/11/chartex" xmlns:cx6="http://schemas.microsoft.com/office/drawing/2016/5/12/chartex" xmlns:cx7="http://schemas.microsoft.com/office/drawing/2016/5/13/chartex" xmlns:cx8="http://schemas.microsoft.com/office/drawing/2016/5/14/chartex" xmlns:mc="http://schemas.openxmlformats.org/markup-compatibility/2006" xmlns:aink="http://schemas.microsoft.com/office/drawing/2016/ink" xmlns:am3d="http://schemas.microsoft.com/office/drawing/2017/model3d" xmlns:o="urn:schemas-microsoft-com:office:office" xmlns:oel="http://schemas.microsoft.com/office/2019/extlst" xmlns:r="http://schemas.openxmlformats.org/officeDocument/2006/relationships" xmlns:m="http://schemas.openxmlformats.org/officeDocument/2006/math" xmlns:v="urn:schemas-microsoft-com:vml" xmlns:wp14="http://schemas.microsoft.com/office/word/2010/wordprocessingDrawing" xmlns:wp="http://schemas.openxmlformats.org/drawingml/2006/wordprocessingDrawing" xmlns:w10="urn:schemas-microsoft-com:office:word" xmlns:w="http://schemas.openxmlformats.org/wordprocessingml/2006/main" xmlns:w14="http://schemas.microsoft.com/office/word/2010/wordml" xmlns:w15="http://schemas.microsoft.com/office/word/2012/wordml" xmlns:w16cex="http://schemas.microsoft.com/office/word/2018/wordml/cex" xmlns:w16cid="http://schemas.microsoft.com/office/word/2016/wordml/cid" xmlns:w16="http://schemas.microsoft.com/office/word/2018/wordml" xmlns:w16sdtdh="http://schemas.microsoft.com/office/word/2020/wordml/sdtdatahash" xmlns:w16se="http://schemas.microsoft.com/office/word/2015/wordml/symex" xmlns:wpg="http://schemas.microsoft.com/office/word/2010/wordprocessingGroup" xmlns:wpi="http://schemas.microsoft.com/office/word/2010/wordprocessingInk" xmlns:wne="http://schemas.microsoft.com/office/word/2006/wordml" xmlns:wps="http://schemas.microsoft.com/office/word/2010/wordprocessingShape" mc:Ignorable="w14 w15 w16se w16cid w16 w16cex w16sdtdh wp14">
   <w16cid:commentId w16cid:paraId="6880C474" w16cid:durableId="2309FEEA"/>
   <w16cid:commentId w16cid:paraId="674BCC9B" w16cid:durableId="143C35C0"/>
+  <w16cid:commentId w16cid:paraId="0C3D41AC" w16cid:durableId="3B23CBC3"/>
+  <w16cid:commentId w16cid:paraId="7FFCDA52" w16cid:durableId="7AD905F4"/>
+  <w16cid:commentId w16cid:paraId="56EEC5C7" w16cid:durableId="6B0A86A8"/>
+  <w16cid:commentId w16cid:paraId="3A4F0C82" w16cid:durableId="5E379157"/>
+  <w16cid:commentId w16cid:paraId="1451E865" w16cid:durableId="4B8F3E10"/>
+  <w16cid:commentId w16cid:paraId="5771602B" w16cid:durableId="093493C0"/>
+  <w16cid:commentId w16cid:paraId="6897DB12" w16cid:durableId="7EE89493"/>
+  <w16cid:commentId w16cid:paraId="07539E51" w16cid:durableId="6A56BC58"/>
 </w16cid:commentsIds>
 </file>
 

--- a/Docs/ТЗ.Разработка плагина «Табуретка» для САПР Компас-3D.docx
+++ b/Docs/ТЗ.Разработка плагина «Табуретка» для САПР Компас-3D.docx
@@ -12724,8 +12724,6 @@
       </w:pPr>
       <w:bookmarkStart w:id="950" w:name="_Toc178595972"/>
       <w:bookmarkStart w:id="951" w:name="_Toc242261182"/>
-      <w:commentRangeStart w:id="952"/>
-      <w:commentRangeStart w:id="953"/>
       <w:r>
         <w:rPr>
           <w:rFonts w:eastAsia="SimSun" w:cs="Times New Roman"/>
@@ -12741,20 +12739,6 @@
         <w:t>1 ОБЩИЕ СВЕДЕНИЯ</w:t>
       </w:r>
       <w:bookmarkEnd w:id="950"/>
-      <w:commentRangeEnd w:id="952"/>
-      <w:r>
-        <w:rPr>
-          <w:rStyle w:val="ad"/>
-        </w:rPr>
-        <w:commentReference w:id="952"/>
-      </w:r>
-      <w:commentRangeEnd w:id="953"/>
-      <w:r>
-        <w:rPr>
-          <w:rStyle w:val="ad"/>
-        </w:rPr>
-        <w:commentReference w:id="953"/>
-      </w:r>
       <w:bookmarkEnd w:id="951"/>
     </w:p>
     <w:p>
@@ -12889,8 +12873,6 @@
           <w:t xml:space="preserve"> </w:t>
         </w:r>
       </w:ins>
-      <w:commentRangeStart w:id="957"/>
-      <w:commentRangeStart w:id="958"/>
       <w:del w:id="959" w:author="kekwxd3228@mail.ru" w:date="2026-09-22T20:56:00Z">
         <w:r>
           <w:rPr>
@@ -12912,26 +12894,6 @@
           </w:rPr>
           <w:delText>D</w:delText>
         </w:r>
-        <w:commentRangeEnd w:id="957"/>
-        <w:r>
-          <w:rPr>
-            <w:rStyle w:val="ad"/>
-            <w:rFonts w:eastAsia="SimSun" w:cs="Times New Roman"/>
-            <w:kern w:val="0"/>
-            <w:sz w:val="28"/>
-            <w:szCs w:val="28"/>
-            <w:lang w:eastAsia="zh-CN"/>
-            <w14:ligatures w14:val="none"/>
-          </w:rPr>
-          <w:commentReference w:id="957"/>
-        </w:r>
-        <w:commentRangeEnd w:id="958"/>
-        <w:r>
-          <w:rPr>
-            <w:rStyle w:val="ad"/>
-          </w:rPr>
-          <w:commentReference w:id="958"/>
-        </w:r>
       </w:del>
       <w:r>
         <w:rPr>
@@ -13041,8 +13003,6 @@
           <w14:ligatures w14:val="none"/>
         </w:rPr>
       </w:pPr>
-      <w:commentRangeStart w:id="963"/>
-      <w:commentRangeStart w:id="964"/>
       <w:del w:id="965" w:author="kekwxd3228@mail.ru" w:date="2026-09-23T10:43:00Z">
         <w:r>
           <w:rPr>
@@ -13056,6 +13016,7 @@
         </w:r>
       </w:del>
       <w:ins w:id="966" w:author="kekwxd3228@mail.ru" w:date="2026-09-23T10:43:00Z">
+        <w:commentRangeStart w:id="1292"/>
         <w:r>
           <w:rPr>
             <w:rFonts w:eastAsia="SimSun" w:cs="Times New Roman"/>
@@ -13065,6 +13026,13 @@
             <w14:ligatures w14:val="none"/>
           </w:rPr>
           <w:t>Заказчик: Федеральное государственное бюджетное образовательное учреждение высшего образования «Томский государственный университет систем управления и радиоэлектроники» (ТУСУР), кафедра компьютерных систем в управлении и проектировании (КСУП).</w:t>
+        </w:r>
+        <w:commentRangeEnd w:id="1292"/>
+        <w:r>
+          <w:rPr>
+            <w:rStyle w:val="CommentReference"/>
+          </w:rPr>
+          <w:commentReference w:id="1292"/>
         </w:r>
       </w:ins>
     </w:p>
@@ -13208,21 +13176,7 @@
           </w:rPr>
           <w:delText xml:space="preserve">аказчиком работ является: кандидат технических наук, доцент кафедры компьютерных систем в управлении и проектировании (КСУП) Калентьев Алексей Анатольевич. </w:delText>
         </w:r>
-        <w:commentRangeEnd w:id="963"/>
-        <w:r>
-          <w:rPr>
-            <w:rStyle w:val="ad"/>
-          </w:rPr>
-          <w:commentReference w:id="963"/>
-        </w:r>
       </w:del>
-      <w:commentRangeEnd w:id="964"/>
-      <w:r>
-        <w:rPr>
-          <w:rStyle w:val="ad"/>
-        </w:rPr>
-        <w:commentReference w:id="964"/>
-      </w:r>
     </w:p>
     <w:p>
       <w:pPr>
@@ -13402,6 +13356,7 @@
           <w14:ligatures w14:val="none"/>
         </w:rPr>
       </w:pPr>
+      <w:commentRangeStart w:id="1293"/>
       <w:r>
         <w:rPr>
           <w:rFonts w:eastAsia="SimSun" w:cs="Times New Roman"/>
@@ -13411,6 +13366,13 @@
           <w14:ligatures w14:val="none"/>
         </w:rPr>
         <w:t>− ГОСТ 19.103-77 “Единая система конструкторской документации. Обозначения программ и программных документов”.</w:t>
+      </w:r>
+      <w:commentRangeEnd w:id="1293"/>
+      <w:r>
+        <w:rPr>
+          <w:rStyle w:val="CommentReference"/>
+        </w:rPr>
+        <w:commentReference w:id="1293"/>
       </w:r>
     </w:p>
     <w:p>
@@ -14360,10 +14322,6 @@
         </w:rPr>
       </w:pPr>
       <w:bookmarkStart w:id="997" w:name="_Toc242261192"/>
-      <w:commentRangeStart w:id="998"/>
-      <w:commentRangeStart w:id="999"/>
-      <w:commentRangeStart w:id="1000"/>
-      <w:commentRangeStart w:id="1001"/>
       <w:r>
         <w:rPr>
           <w:rFonts w:eastAsia="SimSun"/>
@@ -14379,40 +14337,7 @@
           </w:rPr>
           <w:delText>.</w:delText>
         </w:r>
-        <w:commentRangeEnd w:id="998"/>
-        <w:r>
-          <w:rPr>
-            <w:rStyle w:val="ad"/>
-          </w:rPr>
-          <w:commentReference w:id="998"/>
-        </w:r>
-        <w:commentRangeEnd w:id="999"/>
-        <w:r>
-          <w:rPr>
-            <w:rStyle w:val="ad"/>
-          </w:rPr>
-          <w:commentReference w:id="999"/>
-        </w:r>
-        <w:commentRangeEnd w:id="1000"/>
-        <w:r>
-          <w:rPr>
-            <w:rStyle w:val="ad"/>
-          </w:rPr>
-          <w:commentReference w:id="1000"/>
-        </w:r>
       </w:del>
-      <w:commentRangeEnd w:id="1001"/>
-      <w:r>
-        <w:rPr>
-          <w:rStyle w:val="ad"/>
-          <w:rFonts w:eastAsiaTheme="minorHAnsi" w:cstheme="minorBidi"/>
-          <w:b w:val="0"/>
-          <w:color w:val="auto"/>
-          <w:spacing w:val="0"/>
-          <w:kern w:val="2"/>
-        </w:rPr>
-        <w:commentReference w:id="1001"/>
-      </w:r>
       <w:bookmarkEnd w:id="997"/>
     </w:p>
     <w:p>
@@ -14792,6 +14717,7 @@
           <w14:ligatures w14:val="none"/>
         </w:rPr>
       </w:pPr>
+      <w:commentRangeStart w:id="1294"/>
       <w:r>
         <w:rPr>
           <w:rFonts w:eastAsia="SimSun" w:cs="Times New Roman"/>
@@ -14823,6 +14749,13 @@
           <w14:ligatures w14:val="none"/>
         </w:rPr>
         <w:t>= H/12. Коэффициент 12 выбран на основе эмпирического соотношения для деревянных конструкций, согласно которому минимальный диаметр ножки составляет примерно 1/12 от высоты изделия, что обеспечивает устойчивость и прочность табуретки. Данное выражение означает, что диаметр ножки должен быть достаточным для обеспечения устойчивости конструкции при заданной высоте. Если пользователь введет значение d или H, которое не будет удовлетворять данному выражению, должна появиться ошибка валидации.</w:t>
+      </w:r>
+      <w:commentRangeEnd w:id="1294"/>
+      <w:r>
+        <w:rPr>
+          <w:rStyle w:val="CommentReference"/>
+        </w:rPr>
+        <w:commentReference w:id="1294"/>
       </w:r>
     </w:p>
     <w:p>
@@ -15947,8 +15880,6 @@
       </w:pPr>
       <w:bookmarkStart w:id="1071" w:name="_Toc178595982"/>
       <w:bookmarkStart w:id="1072" w:name="_Toc242261204"/>
-      <w:commentRangeStart w:id="1073"/>
-      <w:commentRangeStart w:id="1074"/>
       <w:r>
         <w:rPr>
           <w:b/>
@@ -15958,20 +15889,6 @@
         <w:t>3.2 Требования к функциям (задачам), выполняемым АС</w:t>
       </w:r>
       <w:bookmarkEnd w:id="1071"/>
-      <w:commentRangeEnd w:id="1073"/>
-      <w:r>
-        <w:rPr>
-          <w:rStyle w:val="ad"/>
-        </w:rPr>
-        <w:commentReference w:id="1073"/>
-      </w:r>
-      <w:commentRangeEnd w:id="1074"/>
-      <w:r>
-        <w:rPr>
-          <w:rStyle w:val="ad"/>
-        </w:rPr>
-        <w:commentReference w:id="1074"/>
-      </w:r>
       <w:bookmarkEnd w:id="1072"/>
     </w:p>
     <w:p>
@@ -15991,11 +15908,19 @@
         </w:rPr>
       </w:pPr>
       <w:bookmarkStart w:id="1076" w:name="_Toc242261205"/>
+      <w:commentRangeStart w:id="1298"/>
       <w:r>
         <w:rPr>
           <w:lang w:eastAsia="zh-CN"/>
         </w:rPr>
         <w:t>3.2.1 Перечень функций, задач или их комплексов</w:t>
+      </w:r>
+      <w:commentRangeEnd w:id="1298"/>
+      <w:r>
+        <w:rPr>
+          <w:rStyle w:val="CommentReference"/>
+        </w:rPr>
+        <w:commentReference w:id="1298"/>
       </w:r>
       <w:bookmarkEnd w:id="1076"/>
       <w:del w:id="1077" w:author="kekwxd3228@mail.ru" w:date="2026-10-07T10:02:00Z">
@@ -16455,7 +16380,6 @@
           <w:szCs w:val="28"/>
         </w:rPr>
       </w:pPr>
-      <w:commentRangeStart w:id="1106"/>
       <w:del w:id="1107" w:author="kekwxd3228@mail.ru" w:date="2026-09-23T10:50:00Z">
         <w:r>
           <w:rPr>
@@ -16484,13 +16408,6 @@
             <w:szCs w:val="28"/>
           </w:rPr>
           <w:delText xml:space="preserve"> (Step = W – 2*offset);</w:delText>
-        </w:r>
-        <w:commentRangeEnd w:id="1106"/>
-        <w:r>
-          <w:rPr>
-            <w:rStyle w:val="ad"/>
-          </w:rPr>
-          <w:commentReference w:id="1106"/>
         </w:r>
       </w:del>
     </w:p>
@@ -17028,8 +16945,6 @@
         </w:pPrChange>
       </w:pPr>
       <w:bookmarkStart w:id="1146" w:name="_Toc242261208"/>
-      <w:commentRangeStart w:id="1147"/>
-      <w:commentRangeStart w:id="1148"/>
       <w:r>
         <w:rPr>
           <w:lang w:eastAsia="zh-CN"/>
@@ -17085,20 +17000,6 @@
           <w:lang w:eastAsia="zh-CN"/>
         </w:rPr>
         <w:t xml:space="preserve">Дополнительные требования по информационному обеспечению системы не предъявляются. </w:t>
-      </w:r>
-      <w:commentRangeEnd w:id="1147"/>
-      <w:r>
-        <w:rPr>
-          <w:rStyle w:val="ad"/>
-        </w:rPr>
-        <w:commentReference w:id="1147"/>
-      </w:r>
-      <w:commentRangeEnd w:id="1148"/>
-      <w:r>
-        <w:rPr>
-          <w:rStyle w:val="ad"/>
-        </w:rPr>
-        <w:commentReference w:id="1148"/>
       </w:r>
     </w:p>
     <w:p>
@@ -19945,6 +19846,7 @@
       </w:pPr>
       <w:bookmarkStart w:id="1247" w:name="_Toc178595986"/>
       <w:bookmarkStart w:id="1248" w:name="_Toc242261215"/>
+      <w:commentRangeStart w:id="1299"/>
       <w:r>
         <w:rPr>
           <w:rFonts w:eastAsia="SimSun" w:cs="Times New Roman"/>
@@ -19958,6 +19860,13 @@
         </w:rPr>
         <w:lastRenderedPageBreak/>
         <w:t>5 ПОРЯДОК РАЗРАБОТКИ АВТОМАТИЗИРОВАННОЙ СИСТЕМЫ</w:t>
+      </w:r>
+      <w:commentRangeEnd w:id="1299"/>
+      <w:r>
+        <w:rPr>
+          <w:rStyle w:val="CommentReference"/>
+        </w:rPr>
+        <w:commentReference w:id="1299"/>
       </w:r>
       <w:bookmarkEnd w:id="1247"/>
       <w:bookmarkEnd w:id="1248"/>
@@ -20874,11 +20783,19 @@
           <w:lang w:eastAsia="zh-CN"/>
         </w:rPr>
       </w:pPr>
+      <w:commentRangeStart w:id="1296"/>
       <w:r>
         <w:rPr>
           <w:lang w:eastAsia="zh-CN"/>
         </w:rPr>
         <w:t xml:space="preserve">− предварительные испытания; </w:t>
+      </w:r>
+      <w:commentRangeEnd w:id="1296"/>
+      <w:r>
+        <w:rPr>
+          <w:rStyle w:val="CommentReference"/>
+        </w:rPr>
+        <w:commentReference w:id="1296"/>
       </w:r>
     </w:p>
     <w:p>
@@ -21169,9 +21086,6 @@
           </w:pPr>
         </w:pPrChange>
       </w:pPr>
-      <w:commentRangeStart w:id="1289"/>
-      <w:commentRangeStart w:id="1290"/>
-      <w:commentRangeStart w:id="1291"/>
       <w:r>
         <w:rPr>
           <w:rFonts w:eastAsia="SimSun" w:cs="Times New Roman"/>
@@ -21250,27 +21164,6 @@
         </w:rPr>
         <w:t>аказчиком.</w:t>
       </w:r>
-      <w:commentRangeEnd w:id="1289"/>
-      <w:r>
-        <w:rPr>
-          <w:rStyle w:val="ad"/>
-        </w:rPr>
-        <w:commentReference w:id="1289"/>
-      </w:r>
-      <w:commentRangeEnd w:id="1290"/>
-      <w:r>
-        <w:rPr>
-          <w:rStyle w:val="ad"/>
-        </w:rPr>
-        <w:commentReference w:id="1290"/>
-      </w:r>
-      <w:commentRangeEnd w:id="1291"/>
-      <w:r>
-        <w:rPr>
-          <w:rStyle w:val="ad"/>
-        </w:rPr>
-        <w:commentReference w:id="1291"/>
-      </w:r>
     </w:p>
     <w:p>
       <w:pPr>
@@ -22335,6 +22228,7 @@
           </w:pPr>
         </w:pPrChange>
       </w:pPr>
+      <w:commentRangeStart w:id="1295"/>
       <w:r>
         <w:rPr>
           <w:lang w:eastAsia="zh-CN"/>
@@ -22426,6 +22320,13 @@
           <w:lang w:eastAsia="zh-CN"/>
         </w:rPr>
         <w:t>.</w:t>
+      </w:r>
+      <w:commentRangeEnd w:id="1295"/>
+      <w:r>
+        <w:rPr>
+          <w:rStyle w:val="CommentReference"/>
+        </w:rPr>
+        <w:commentReference w:id="1295"/>
       </w:r>
     </w:p>
     <w:p>
@@ -22449,6 +22350,7 @@
           </w:pPr>
         </w:pPrChange>
       </w:pPr>
+      <w:commentRangeStart w:id="1297"/>
       <w:r>
         <w:rPr>
           <w:rFonts w:eastAsia="Calibri"/>
@@ -22550,6 +22452,13 @@
           <w:lang w:eastAsia="zh-CN"/>
         </w:rPr>
         <w:t>.</w:t>
+      </w:r>
+      <w:commentRangeEnd w:id="1297"/>
+      <w:r>
+        <w:rPr>
+          <w:rStyle w:val="CommentReference"/>
+        </w:rPr>
+        <w:commentReference w:id="1297"/>
       </w:r>
     </w:p>
     <w:p>
@@ -23218,299 +23127,107 @@
       </w:r>
     </w:p>
   </w:comment>
-  <w:comment w:id="952" w:author="Kalentyev Alexey" w:date="2026-09-23T03:03:00Z" w:initials="KA">
-    <w:p>
-      <w:pPr>
-        <w:pStyle w:val="ae"/>
-        <w:ind w:firstLine="0"/>
-        <w:jc w:val="left"/>
-      </w:pPr>
-      <w:r>
-        <w:rPr>
-          <w:rStyle w:val="ad"/>
-        </w:rPr>
+  <w:comment w:id="1292" w:author="Kalentyev Alexey" w:initials="KA" w:date="2026-10-07T05:26:56Z">
+    <w:p>
+      <w:pPr>
+        <w:pStyle w:val="CommentText"/>
+      </w:pPr>
+      <w:r>
         <w:annotationRef/>
       </w:r>
       <w:r>
-        <w:t>Приведите поля текстовых разделов к ОС ТУСУР: сверху и снизу 20 мм, слева 30 мм, справа 15 мм. Сейчас верхнее поле первой текстовой части около 15 мм, а после таблицы около 17,5 мм.</w:t>
+        <w:t xml:space="preserve">Согласуйте полное наименование ТУСУР в подразделе 1.2 и на титульном листе: сейчас указаны разные типы учреждения — «бюджетное» и «автономное».</w:t>
       </w:r>
     </w:p>
   </w:comment>
-  <w:comment w:id="953" w:author="kekwxd3228@mail.ru" w:date="2026-09-23T10:32:00Z" w:initials="k">
-    <w:p>
-      <w:pPr>
-        <w:pStyle w:val="ae"/>
-      </w:pPr>
-      <w:r>
-        <w:rPr>
-          <w:rStyle w:val="ad"/>
-        </w:rPr>
+  <w:comment w:id="1293" w:author="Kalentyev Alexey" w:initials="KA" w:date="2026-10-07T05:26:56Z">
+    <w:p>
+      <w:pPr>
+        <w:pStyle w:val="CommentText"/>
+      </w:pPr>
+      <w:r>
         <w:annotationRef/>
       </w:r>
       <w:r>
-        <w:t>+</w:t>
+        <w:t xml:space="preserve">Исправьте название: «Единая система программной документации. Обозначения программ и программных документов». ГОСТ 19.103-77 относится к ЕСПД.</w:t>
       </w:r>
     </w:p>
   </w:comment>
-  <w:comment w:id="957" w:author="Kalentyev Alexey" w:date="2026-09-16T10:09:00Z" w:initials="KA">
-    <w:p>
-      <w:pPr>
-        <w:pStyle w:val="ae"/>
-        <w:ind w:firstLine="0"/>
-        <w:jc w:val="left"/>
-      </w:pPr>
-      <w:r>
-        <w:rPr>
-          <w:rStyle w:val="ad"/>
-        </w:rPr>
+  <w:comment w:id="1294" w:author="Kalentyev Alexey" w:initials="KA" w:date="2026-10-07T05:26:56Z">
+    <w:p>
+      <w:pPr>
+        <w:pStyle w:val="CommentText"/>
+      </w:pPr>
+      <w:r>
         <w:annotationRef/>
       </w:r>
       <w:r>
-        <w:t>Единообразно по тексту</w:t>
+        <w:t xml:space="preserve">Задайте изменение допустимых диапазонов в обе стороны: max(25, H/12) ≤ d ≤ 50 и 400 ≤ H ≤ min(500, 12d), в миллиметрах. Уточните нижнюю границу диаметра: d &lt; 400/12 несовместим ни с одной разрешённой высотой. При несовместимости пользователь должен сам выбрать исправляемый параметр; автоматически заменять введённые значения не следует.</w:t>
       </w:r>
     </w:p>
   </w:comment>
-  <w:comment w:id="958" w:author="kekwxd3228@mail.ru" w:date="2026-09-22T20:54:00Z" w:initials="k">
-    <w:p>
-      <w:pPr>
-        <w:pStyle w:val="ae"/>
-        <w:ind w:firstLine="0"/>
-      </w:pPr>
-      <w:r>
-        <w:rPr>
-          <w:rStyle w:val="ad"/>
-        </w:rPr>
+  <w:comment w:id="1295" w:author="Kalentyev Alexey" w:initials="KA" w:date="2026-10-07T05:26:56Z">
+    <w:p>
+      <w:pPr>
+        <w:pStyle w:val="CommentText"/>
+      </w:pPr>
+      <w:r>
         <w:annotationRef/>
       </w:r>
+      <w:r>
+        <w:t xml:space="preserve">Перенумеруйте источники по порядку первого упоминания и обновите ссылки во всём ТЗ. Добавьте числовые ссылки на фактически используемые документы в подразделах 1.3, 3.1.12 и 5.2.</w:t>
+      </w:r>
     </w:p>
   </w:comment>
-  <w:comment w:id="963" w:author="Kalentyev Alexey" w:date="2026-09-23T03:03:00Z" w:initials="KA">
-    <w:p>
-      <w:pPr>
-        <w:pStyle w:val="ae"/>
-        <w:ind w:firstLine="0"/>
-        <w:jc w:val="left"/>
-      </w:pPr>
-      <w:r>
-        <w:rPr>
-          <w:rStyle w:val="ad"/>
-        </w:rPr>
+  <w:comment w:id="1296" w:author="Kalentyev Alexey" w:initials="KA" w:date="2026-10-07T05:26:56Z">
+    <w:p>
+      <w:pPr>
+        <w:pStyle w:val="CommentText"/>
+      </w:pPr>
+      <w:r>
         <w:annotationRef/>
       </w:r>
       <w:r>
-        <w:t>Укажите наименование организации-заказчика отдельно от ФИО её представителя. Дополните сведения об известном разработчике — студенте и его группе; при отсутствии отдельной организации-разработчика это можно указать явно.</w:t>
+        <w:t xml:space="preserve">Уберите дополнительный левый отступ у обоих списков в 6.1. Начало пунктов должно отступать от левой границы текста на 1,25 см.</w:t>
       </w:r>
     </w:p>
   </w:comment>
-  <w:comment w:id="964" w:author="kekwxd3228@mail.ru" w:date="2026-09-23T11:04:00Z" w:initials="k">
-    <w:p>
-      <w:pPr>
-        <w:pStyle w:val="ae"/>
-      </w:pPr>
-      <w:r>
-        <w:rPr>
-          <w:rStyle w:val="ad"/>
-        </w:rPr>
+  <w:comment w:id="1297" w:author="Kalentyev Alexey" w:initials="KA" w:date="2026-10-07T05:26:56Z">
+    <w:p>
+      <w:pPr>
+        <w:pStyle w:val="CommentText"/>
+      </w:pPr>
+      <w:r>
         <w:annotationRef/>
       </w:r>
       <w:r>
-        <w:t>+</w:t>
+        <w:t xml:space="preserve">Приведите источники к Times New Roman 14 пт чёрного цвета. Уберите цвет и подчёркивание адресов в позициях 2 и 12; исправьте размер фрагмента «Конт» в первой записи с 13 на 14 пт.</w:t>
       </w:r>
     </w:p>
   </w:comment>
-  <w:comment w:id="998" w:author="Kalentyev Alexey" w:date="2026-09-23T03:03:00Z" w:initials="KA">
-    <w:p>
-      <w:pPr>
-        <w:pStyle w:val="ae"/>
-        <w:ind w:firstLine="0"/>
-        <w:jc w:val="left"/>
-      </w:pPr>
-      <w:r>
-        <w:rPr>
-          <w:rStyle w:val="ad"/>
-        </w:rPr>
+  <w:comment w:id="1298" w:author="Kalentyev Alexey" w:initials="KA" w:date="2026-10-07T05:26:56Z">
+    <w:p>
+      <w:pPr>
+        <w:pStyle w:val="CommentText"/>
+      </w:pPr>
+      <w:r>
         <w:annotationRef/>
       </w:r>
       <w:r>
-        <w:t>Выделите заголовки пунктов третьего уровня (3.1.1 и аналогичные) полужирным и приведите их выравнивание к центру без абзацного отступа. Уберите точки в конце заголовков, где они стоят, и отделите заголовок от следующего текста предусмотренным интервалом.</w:t>
+        <w:t xml:space="preserve">Уберите номер 3.2.1 у единственного пункта подраздела 3.2, сохранив его содержание в составе подраздела. Обновите оглавление.</w:t>
       </w:r>
     </w:p>
   </w:comment>
-  <w:comment w:id="999" w:author="kekwxd3228@mail.ru" w:date="2026-09-23T11:32:00Z" w:initials="k">
-    <w:p>
-      <w:pPr>
-        <w:pStyle w:val="ae"/>
-      </w:pPr>
-      <w:r>
-        <w:rPr>
-          <w:rStyle w:val="ad"/>
-        </w:rPr>
+  <w:comment w:id="1299" w:author="Kalentyev Alexey" w:initials="KA" w:date="2026-10-07T05:26:56Z">
+    <w:p>
+      <w:pPr>
+        <w:pStyle w:val="CommentText"/>
+      </w:pPr>
+      <w:r>
         <w:annotationRef/>
       </w:r>
       <w:r>
-        <w:t>+</w:t>
-      </w:r>
-    </w:p>
-  </w:comment>
-  <w:comment w:id="1000" w:author="kekwxd3228@mail.ru" w:date="2026-09-23T11:34:00Z" w:initials="k">
-    <w:p>
-      <w:pPr>
-        <w:pStyle w:val="ae"/>
-      </w:pPr>
-      <w:r>
-        <w:rPr>
-          <w:rStyle w:val="ad"/>
-        </w:rPr>
-        <w:annotationRef/>
-      </w:r>
-      <w:r>
-        <w:t>+</w:t>
-      </w:r>
-    </w:p>
-  </w:comment>
-  <w:comment w:id="1001" w:author="kekwxd3228@mail.ru" w:date="2026-10-07T10:08:00Z" w:initials="k">
-    <w:p>
-      <w:pPr>
-        <w:pStyle w:val="ae"/>
-      </w:pPr>
-      <w:r>
-        <w:rPr>
-          <w:rStyle w:val="ad"/>
-        </w:rPr>
-        <w:annotationRef/>
-      </w:r>
-    </w:p>
-  </w:comment>
-  <w:comment w:id="1073" w:author="Kalentyev Alexey" w:date="2026-09-23T03:03:00Z" w:initials="KA">
-    <w:p>
-      <w:pPr>
-        <w:pStyle w:val="ae"/>
-        <w:ind w:firstLine="0"/>
-        <w:jc w:val="left"/>
-      </w:pPr>
-      <w:r>
-        <w:rPr>
-          <w:rStyle w:val="ad"/>
-        </w:rPr>
-        <w:annotationRef/>
-      </w:r>
-      <w:r>
-        <w:t>Перенесите заголовок 3.2 вместе с началом подраздела на следующую страницу. Аналогично проверьте 3.1.6 внизу с. 7 и 3.3.6 внизу с. 10; используйте настройку «не отрывать от следующего».</w:t>
-      </w:r>
-    </w:p>
-  </w:comment>
-  <w:comment w:id="1074" w:author="kekwxd3228@mail.ru" w:date="2026-09-23T11:06:00Z" w:initials="k">
-    <w:p>
-      <w:pPr>
-        <w:pStyle w:val="ae"/>
-      </w:pPr>
-      <w:r>
-        <w:rPr>
-          <w:rStyle w:val="ad"/>
-        </w:rPr>
-        <w:annotationRef/>
-      </w:r>
-      <w:r>
-        <w:t>+</w:t>
-      </w:r>
-    </w:p>
-  </w:comment>
-  <w:comment w:id="1106" w:author="Kalentyev Alexey" w:date="2026-09-23T03:03:00Z" w:initials="KA">
-    <w:p>
-      <w:pPr>
-        <w:pStyle w:val="ae"/>
-        <w:ind w:firstLine="0"/>
-        <w:jc w:val="left"/>
-      </w:pPr>
-      <w:r>
-        <w:rPr>
-          <w:rStyle w:val="ad"/>
-        </w:rPr>
-        <w:annotationRef/>
-      </w:r>
-      <w:r>
-        <w:t>Укажите отдельные формулы шага массива для ширины W и глубины D. Сейчас Step = W − 2·offset указан для обеих осей, хотя D изменяется независимо. Определите также, одинаковы ли отступы по X/Y или рассчитываются от соответствующего размера.</w:t>
-      </w:r>
-    </w:p>
-  </w:comment>
-  <w:comment w:id="1147" w:author="Kalentyev Alexey" w:date="2026-09-23T03:03:00Z" w:initials="KA">
-    <w:p>
-      <w:pPr>
-        <w:pStyle w:val="ae"/>
-        <w:ind w:firstLine="0"/>
-        <w:jc w:val="left"/>
-      </w:pPr>
-      <w:r>
-        <w:rPr>
-          <w:rStyle w:val="ad"/>
-        </w:rPr>
-        <w:annotationRef/>
-      </w:r>
-      <w:r>
-        <w:t>Разделите заголовок 3.3.2 и предложение «Дополнительные требования…» на самостоятельные абзацы и оформите каждый по своей роли.</w:t>
-      </w:r>
-    </w:p>
-  </w:comment>
-  <w:comment w:id="1148" w:author="kekwxd3228@mail.ru" w:date="2026-09-23T10:25:00Z" w:initials="k">
-    <w:p>
-      <w:pPr>
-        <w:pStyle w:val="ae"/>
-      </w:pPr>
-      <w:r>
-        <w:rPr>
-          <w:rStyle w:val="ad"/>
-        </w:rPr>
-        <w:annotationRef/>
-      </w:r>
-      <w:r>
-        <w:t>+</w:t>
-      </w:r>
-    </w:p>
-  </w:comment>
-  <w:comment w:id="1289" w:author="Kalentyev Alexey" w:date="2026-09-23T03:03:00Z" w:initials="KA">
-    <w:p>
-      <w:pPr>
-        <w:pStyle w:val="ae"/>
-        <w:ind w:firstLine="0"/>
-        <w:jc w:val="left"/>
-      </w:pPr>
-      <w:r>
-        <w:rPr>
-          <w:rStyle w:val="ad"/>
-        </w:rPr>
-        <w:annotationRef/>
-      </w:r>
-      <w:r>
-        <w:t>Подтяните этот короткий абзац к предыдущему тексту. Аналогично проверьте последний пункт перечня на с. 14 и последнюю библиографическую запись на с. 20: каждый из них один занимает начало отдельной почти пустой страницы.</w:t>
-      </w:r>
-    </w:p>
-  </w:comment>
-  <w:comment w:id="1290" w:author="kekwxd3228@mail.ru" w:date="2026-09-23T11:20:00Z" w:initials="k">
-    <w:p>
-      <w:pPr>
-        <w:pStyle w:val="ae"/>
-      </w:pPr>
-      <w:r>
-        <w:rPr>
-          <w:rStyle w:val="ad"/>
-        </w:rPr>
-        <w:annotationRef/>
-      </w:r>
-      <w:r>
-        <w:t>+</w:t>
-      </w:r>
-    </w:p>
-  </w:comment>
-  <w:comment w:id="1291" w:author="kekwxd3228@mail.ru" w:date="2026-09-23T11:20:00Z" w:initials="k">
-    <w:p>
-      <w:pPr>
-        <w:pStyle w:val="ae"/>
-      </w:pPr>
-      <w:r>
-        <w:rPr>
-          <w:rStyle w:val="ad"/>
-        </w:rPr>
-        <w:annotationRef/>
+        <w:t xml:space="preserve">Установите для заголовка раздела 5 выравнивание по центру без абзацного отступа, как у остальных заголовков разделов.</w:t>
       </w:r>
     </w:p>
   </w:comment>
@@ -23520,72 +23237,42 @@
 <file path=word/commentsExtended.xml><?xml version="1.0" encoding="utf-8"?>
 <w15:commentsEx xmlns:wpc="http://schemas.microsoft.com/office/word/2010/wordprocessingCanvas" xmlns:cx="http://schemas.microsoft.com/office/drawing/2014/chartex" xmlns:cx1="http://schemas.microsoft.com/office/drawing/2015/9/8/chartex" xmlns:cx2="http://schemas.microsoft.com/office/drawing/2015/10/21/chartex" xmlns:cx3="http://schemas.microsoft.com/office/drawing/2016/5/9/chartex" xmlns:cx4="http://schemas.microsoft.com/office/drawing/2016/5/10/chartex" xmlns:cx5="http://schemas.microsoft.com/office/drawing/2016/5/11/chartex" xmlns:cx6="http://schemas.microsoft.com/office/drawing/2016/5/12/chartex" xmlns:cx7="http://schemas.microsoft.com/office/drawing/2016/5/13/chartex" xmlns:cx8="http://schemas.microsoft.com/office/drawing/2016/5/14/chartex" xmlns:mc="http://schemas.openxmlformats.org/markup-compatibility/2006" xmlns:aink="http://schemas.microsoft.com/office/drawing/2016/ink" xmlns:am3d="http://schemas.microsoft.com/office/drawing/2017/model3d" xmlns:o="urn:schemas-microsoft-com:office:office" xmlns:oel="http://schemas.microsoft.com/office/2019/extlst" xmlns:r="http://schemas.openxmlformats.org/officeDocument/2006/relationships" xmlns:m="http://schemas.openxmlformats.org/officeDocument/2006/math" xmlns:v="urn:schemas-microsoft-com:vml" xmlns:wp14="http://schemas.microsoft.com/office/word/2010/wordprocessingDrawing" xmlns:wp="http://schemas.openxmlformats.org/drawingml/2006/wordprocessingDrawing" xmlns:w10="urn:schemas-microsoft-com:office:word" xmlns:w="http://schemas.openxmlformats.org/wordprocessingml/2006/main" xmlns:w14="http://schemas.microsoft.com/office/word/2010/wordml" xmlns:w15="http://schemas.microsoft.com/office/word/2012/wordml" xmlns:w16cex="http://schemas.microsoft.com/office/word/2018/wordml/cex" xmlns:w16cid="http://schemas.microsoft.com/office/word/2016/wordml/cid" xmlns:w16="http://schemas.microsoft.com/office/word/2018/wordml" xmlns:w16sdtdh="http://schemas.microsoft.com/office/word/2020/wordml/sdtdatahash" xmlns:w16se="http://schemas.microsoft.com/office/word/2015/wordml/symex" xmlns:wpg="http://schemas.microsoft.com/office/word/2010/wordprocessingGroup" xmlns:wpi="http://schemas.microsoft.com/office/word/2010/wordprocessingInk" xmlns:wne="http://schemas.microsoft.com/office/word/2006/wordml" xmlns:wps="http://schemas.microsoft.com/office/word/2010/wordprocessingShape" mc:Ignorable="w14 w15 w16se w16cid w16 w16cex w16sdtdh wp14">
   <w15:commentEx w15:paraId="3A4F0C82" w15:done="0"/>
-  <w15:commentEx w15:paraId="1451E865" w15:done="0"/>
-  <w15:commentEx w15:paraId="4CEC0F56" w15:paraIdParent="1451E865" w15:done="0"/>
-  <w15:commentEx w15:paraId="6880C474" w15:done="0"/>
-  <w15:commentEx w15:paraId="674BCC9B" w15:paraIdParent="6880C474" w15:done="0"/>
-  <w15:commentEx w15:paraId="0C3D41AC" w15:done="0"/>
-  <w15:commentEx w15:paraId="76E2E43D" w15:paraIdParent="0C3D41AC" w15:done="0"/>
-  <w15:commentEx w15:paraId="56EEC5C7" w15:done="0"/>
-  <w15:commentEx w15:paraId="1326F89B" w15:paraIdParent="56EEC5C7" w15:done="0"/>
-  <w15:commentEx w15:paraId="18D18BBC" w15:paraIdParent="56EEC5C7" w15:done="0"/>
-  <w15:commentEx w15:paraId="7E7BEAF5" w15:paraIdParent="56EEC5C7" w15:done="0"/>
-  <w15:commentEx w15:paraId="5771602B" w15:done="0"/>
-  <w15:commentEx w15:paraId="101C9297" w15:paraIdParent="5771602B" w15:done="0"/>
-  <w15:commentEx w15:paraId="7FFCDA52" w15:done="0"/>
-  <w15:commentEx w15:paraId="07539E51" w15:done="0"/>
-  <w15:commentEx w15:paraId="1B97FB50" w15:paraIdParent="07539E51" w15:done="0"/>
-  <w15:commentEx w15:paraId="6897DB12" w15:done="0"/>
-  <w15:commentEx w15:paraId="68822AC4" w15:paraIdParent="6897DB12" w15:done="0"/>
-  <w15:commentEx w15:paraId="30E3F0DD" w15:paraIdParent="6897DB12" w15:done="0"/>
+  <w15:commentEx w15:paraId="2DBF5FE5" w15:done="0"/>
+  <w15:commentEx w15:paraId="30D0E3F5" w15:done="0"/>
+  <w15:commentEx w15:paraId="57C1463B" w15:done="0"/>
+  <w15:commentEx w15:paraId="087874CC" w15:done="0"/>
+  <w15:commentEx w15:paraId="67EF5978" w15:done="0"/>
+  <w15:commentEx w15:paraId="2461899F" w15:done="0"/>
+  <w15:commentEx w15:paraId="6F2A1DD4" w15:done="0"/>
+  <w15:commentEx w15:paraId="668B4E58" w15:done="0"/>
 </w15:commentsEx>
 </file>
 
 <file path=word/commentsExtensible.xml><?xml version="1.0" encoding="utf-8"?>
 <w16cex:commentsExtensible xmlns:wpc="http://schemas.microsoft.com/office/word/2010/wordprocessingCanvas" xmlns:cx="http://schemas.microsoft.com/office/drawing/2014/chartex" xmlns:cx1="http://schemas.microsoft.com/office/drawing/2015/9/8/chartex" xmlns:cx2="http://schemas.microsoft.com/office/drawing/2015/10/21/chartex" xmlns:cx3="http://schemas.microsoft.com/office/drawing/2016/5/9/chartex" xmlns:cx4="http://schemas.microsoft.com/office/drawing/2016/5/10/chartex" xmlns:cx5="http://schemas.microsoft.com/office/drawing/2016/5/11/chartex" xmlns:cx6="http://schemas.microsoft.com/office/drawing/2016/5/12/chartex" xmlns:cx7="http://schemas.microsoft.com/office/drawing/2016/5/13/chartex" xmlns:cx8="http://schemas.microsoft.com/office/drawing/2016/5/14/chartex" xmlns:cr="http://schemas.microsoft.com/office/comments/2020/reactions" xmlns:mc="http://schemas.openxmlformats.org/markup-compatibility/2006" xmlns:aink="http://schemas.microsoft.com/office/drawing/2016/ink" xmlns:am3d="http://schemas.microsoft.com/office/drawing/2017/model3d" xmlns:o="urn:schemas-microsoft-com:office:office" xmlns:oel="http://schemas.microsoft.com/office/2019/extlst" xmlns:r="http://schemas.openxmlformats.org/officeDocument/2006/relationships" xmlns:m="http://schemas.openxmlformats.org/officeDocument/2006/math" xmlns:v="urn:schemas-microsoft-com:vml" xmlns:wp14="http://schemas.microsoft.com/office/word/2010/wordprocessingDrawing" xmlns:wp="http://schemas.openxmlformats.org/drawingml/2006/wordprocessingDrawing" xmlns:w10="urn:schemas-microsoft-com:office:word" xmlns:w="http://schemas.openxmlformats.org/wordprocessingml/2006/main" xmlns:w14="http://schemas.microsoft.com/office/word/2010/wordml" xmlns:w15="http://schemas.microsoft.com/office/word/2012/wordml" xmlns:w16cex="http://schemas.microsoft.com/office/word/2018/wordml/cex" xmlns:w16cid="http://schemas.microsoft.com/office/word/2016/wordml/cid" xmlns:w16="http://schemas.microsoft.com/office/word/2018/wordml" xmlns:w16sdtdh="http://schemas.microsoft.com/office/word/2020/wordml/sdtdatahash" xmlns:w16se="http://schemas.microsoft.com/office/word/2015/wordml/symex" xmlns:wpg="http://schemas.microsoft.com/office/word/2010/wordprocessingGroup" xmlns:wpi="http://schemas.microsoft.com/office/word/2010/wordprocessingInk" xmlns:wne="http://schemas.microsoft.com/office/word/2006/wordml" xmlns:wps="http://schemas.microsoft.com/office/word/2010/wordprocessingShape" mc:Ignorable="w14 w15 w16se w16cid w16 w16cex w16sdtdh cr wp14">
   <w16cex:commentExtensible w16cex:durableId="5E379157" w16cex:dateUtc="2026-09-23T03:03:00Z"/>
-  <w16cex:commentExtensible w16cex:durableId="4B8F3E10" w16cex:dateUtc="2026-09-23T03:03:00Z"/>
-  <w16cex:commentExtensible w16cex:durableId="101D2C4C" w16cex:dateUtc="2026-09-23T03:32:00Z"/>
-  <w16cex:commentExtensible w16cex:durableId="2309FEEA" w16cex:dateUtc="2026-09-16T03:09:00Z"/>
-  <w16cex:commentExtensible w16cex:durableId="143C35C0" w16cex:dateUtc="2026-09-22T13:54:00Z"/>
-  <w16cex:commentExtensible w16cex:durableId="3B23CBC3" w16cex:dateUtc="2026-09-23T03:03:00Z"/>
-  <w16cex:commentExtensible w16cex:durableId="5875E223" w16cex:dateUtc="2026-09-23T04:04:00Z"/>
-  <w16cex:commentExtensible w16cex:durableId="6B0A86A8" w16cex:dateUtc="2026-09-23T03:03:00Z"/>
-  <w16cex:commentExtensible w16cex:durableId="3342EA9A" w16cex:dateUtc="2026-09-23T04:32:00Z"/>
-  <w16cex:commentExtensible w16cex:durableId="29DE7C8C" w16cex:dateUtc="2026-09-23T04:34:00Z"/>
-  <w16cex:commentExtensible w16cex:durableId="017D50F6" w16cex:dateUtc="2026-10-07T03:08:00Z"/>
-  <w16cex:commentExtensible w16cex:durableId="093493C0" w16cex:dateUtc="2026-09-23T03:03:00Z"/>
-  <w16cex:commentExtensible w16cex:durableId="3BC10473" w16cex:dateUtc="2026-09-23T04:06:00Z"/>
-  <w16cex:commentExtensible w16cex:durableId="7AD905F4" w16cex:dateUtc="2026-09-23T03:03:00Z"/>
-  <w16cex:commentExtensible w16cex:durableId="6A56BC58" w16cex:dateUtc="2026-09-23T03:03:00Z"/>
-  <w16cex:commentExtensible w16cex:durableId="6C3FC3E0" w16cex:dateUtc="2026-09-23T03:25:00Z"/>
-  <w16cex:commentExtensible w16cex:durableId="7EE89493" w16cex:dateUtc="2026-09-23T03:03:00Z"/>
-  <w16cex:commentExtensible w16cex:durableId="79912EA9" w16cex:dateUtc="2026-09-23T04:20:00Z"/>
-  <w16cex:commentExtensible w16cex:durableId="7CEB418C" w16cex:dateUtc="2026-09-23T04:20:00Z"/>
+  <w16cex:commentExtensible w16cex:durableId="1B42ED3C" w16cex:dateUtc="2026-10-07T05:26:56Z"/>
+  <w16cex:commentExtensible w16cex:durableId="087B53EF" w16cex:dateUtc="2026-10-07T05:26:56Z"/>
+  <w16cex:commentExtensible w16cex:durableId="7F3DE070" w16cex:dateUtc="2026-10-07T05:26:56Z"/>
+  <w16cex:commentExtensible w16cex:durableId="34DFD91E" w16cex:dateUtc="2026-10-07T05:26:56Z"/>
+  <w16cex:commentExtensible w16cex:durableId="42B82C90" w16cex:dateUtc="2026-10-07T05:26:56Z"/>
+  <w16cex:commentExtensible w16cex:durableId="57F89B8C" w16cex:dateUtc="2026-10-07T05:26:56Z"/>
+  <w16cex:commentExtensible w16cex:durableId="1FA5A040" w16cex:dateUtc="2026-10-07T05:26:56Z"/>
+  <w16cex:commentExtensible w16cex:durableId="65E8766B" w16cex:dateUtc="2026-10-07T05:26:56Z"/>
 </w16cex:commentsExtensible>
 </file>
 
 <file path=word/commentsIds.xml><?xml version="1.0" encoding="utf-8"?>
 <w16cid:commentsIds xmlns:wpc="http://schemas.microsoft.com/office/word/2010/wordprocessingCanvas" xmlns:cx="http://schemas.microsoft.com/office/drawing/2014/chartex" xmlns:cx1="http://schemas.microsoft.com/office/drawing/2015/9/8/chartex" xmlns:cx2="http://schemas.microsoft.com/office/drawing/2015/10/21/chartex" xmlns:cx3="http://schemas.microsoft.com/office/drawing/2016/5/9/chartex" xmlns:cx4="http://schemas.microsoft.com/office/drawing/2016/5/10/chartex" xmlns:cx5="http://schemas.microsoft.com/office/drawing/2016/5/11/chartex" xmlns:cx6="http://schemas.microsoft.com/office/drawing/2016/5/12/chartex" xmlns:cx7="http://schemas.microsoft.com/office/drawing/2016/5/13/chartex" xmlns:cx8="http://schemas.microsoft.com/office/drawing/2016/5/14/chartex" xmlns:mc="http://schemas.openxmlformats.org/markup-compatibility/2006" xmlns:aink="http://schemas.microsoft.com/office/drawing/2016/ink" xmlns:am3d="http://schemas.microsoft.com/office/drawing/2017/model3d" xmlns:o="urn:schemas-microsoft-com:office:office" xmlns:oel="http://schemas.microsoft.com/office/2019/extlst" xmlns:r="http://schemas.openxmlformats.org/officeDocument/2006/relationships" xmlns:m="http://schemas.openxmlformats.org/officeDocument/2006/math" xmlns:v="urn:schemas-microsoft-com:vml" xmlns:wp14="http://schemas.microsoft.com/office/word/2010/wordprocessingDrawing" xmlns:wp="http://schemas.openxmlformats.org/drawingml/2006/wordprocessingDrawing" xmlns:w10="urn:schemas-microsoft-com:office:word" xmlns:w="http://schemas.openxmlformats.org/wordprocessingml/2006/main" xmlns:w14="http://schemas.microsoft.com/office/word/2010/wordml" xmlns:w15="http://schemas.microsoft.com/office/word/2012/wordml" xmlns:w16cex="http://schemas.microsoft.com/office/word/2018/wordml/cex" xmlns:w16cid="http://schemas.microsoft.com/office/word/2016/wordml/cid" xmlns:w16="http://schemas.microsoft.com/office/word/2018/wordml" xmlns:w16sdtdh="http://schemas.microsoft.com/office/word/2020/wordml/sdtdatahash" xmlns:w16se="http://schemas.microsoft.com/office/word/2015/wordml/symex" xmlns:wpg="http://schemas.microsoft.com/office/word/2010/wordprocessingGroup" xmlns:wpi="http://schemas.microsoft.com/office/word/2010/wordprocessingInk" xmlns:wne="http://schemas.microsoft.com/office/word/2006/wordml" xmlns:wps="http://schemas.microsoft.com/office/word/2010/wordprocessingShape" mc:Ignorable="w14 w15 w16se w16cid w16 w16cex w16sdtdh wp14">
   <w16cid:commentId w16cid:paraId="3A4F0C82" w16cid:durableId="5E379157"/>
-  <w16cid:commentId w16cid:paraId="1451E865" w16cid:durableId="4B8F3E10"/>
-  <w16cid:commentId w16cid:paraId="4CEC0F56" w16cid:durableId="101D2C4C"/>
-  <w16cid:commentId w16cid:paraId="6880C474" w16cid:durableId="2309FEEA"/>
-  <w16cid:commentId w16cid:paraId="674BCC9B" w16cid:durableId="143C35C0"/>
-  <w16cid:commentId w16cid:paraId="0C3D41AC" w16cid:durableId="3B23CBC3"/>
-  <w16cid:commentId w16cid:paraId="76E2E43D" w16cid:durableId="5875E223"/>
-  <w16cid:commentId w16cid:paraId="56EEC5C7" w16cid:durableId="6B0A86A8"/>
-  <w16cid:commentId w16cid:paraId="1326F89B" w16cid:durableId="3342EA9A"/>
-  <w16cid:commentId w16cid:paraId="18D18BBC" w16cid:durableId="29DE7C8C"/>
-  <w16cid:commentId w16cid:paraId="7E7BEAF5" w16cid:durableId="017D50F6"/>
-  <w16cid:commentId w16cid:paraId="5771602B" w16cid:durableId="093493C0"/>
-  <w16cid:commentId w16cid:paraId="101C9297" w16cid:durableId="3BC10473"/>
-  <w16cid:commentId w16cid:paraId="7FFCDA52" w16cid:durableId="7AD905F4"/>
-  <w16cid:commentId w16cid:paraId="07539E51" w16cid:durableId="6A56BC58"/>
-  <w16cid:commentId w16cid:paraId="1B97FB50" w16cid:durableId="6C3FC3E0"/>
-  <w16cid:commentId w16cid:paraId="6897DB12" w16cid:durableId="7EE89493"/>
-  <w16cid:commentId w16cid:paraId="68822AC4" w16cid:durableId="79912EA9"/>
-  <w16cid:commentId w16cid:paraId="30E3F0DD" w16cid:durableId="7CEB418C"/>
+  <w16cid:commentId w16cid:paraId="2DBF5FE5" w16cid:durableId="1B42ED3C"/>
+  <w16cid:commentId w16cid:paraId="30D0E3F5" w16cid:durableId="087B53EF"/>
+  <w16cid:commentId w16cid:paraId="57C1463B" w16cid:durableId="7F3DE070"/>
+  <w16cid:commentId w16cid:paraId="087874CC" w16cid:durableId="34DFD91E"/>
+  <w16cid:commentId w16cid:paraId="67EF5978" w16cid:durableId="42B82C90"/>
+  <w16cid:commentId w16cid:paraId="2461899F" w16cid:durableId="57F89B8C"/>
+  <w16cid:commentId w16cid:paraId="6F2A1DD4" w16cid:durableId="1FA5A040"/>
+  <w16cid:commentId w16cid:paraId="668B4E58" w16cid:durableId="65E8766B"/>
 </w16cid:commentsIds>
 </file>
 
